--- a/Entrega/Informe_Optimizacion_Transporte_Bryan_Mercado.docx
+++ b/Entrega/Informe_Optimizacion_Transporte_Bryan_Mercado.docx
@@ -348,6 +348,18 @@
           <w:sz w:val="22"/>
           <w:szCs w:val="22"/>
         </w:rPr>
+        <w:t xml:space="preserve">     4.5 Resolución con software especializado: Excel Solver, LibreOffice Calc Solver y LINDO</w:t>
+      </w:r>
+    </w:p>
+    <w:p>
+      <w:pPr>
+        <w:spacing w:after="100"/>
+      </w:pPr>
+      <w:r>
+        <w:rPr>
+          <w:sz w:val="22"/>
+          <w:szCs w:val="22"/>
+        </w:rPr>
         <w:t xml:space="preserve">5. Análisis de resultados</w:t>
       </w:r>
     </w:p>
@@ -495,7 +507,20 @@
           <w:sz w:val="22"/>
           <w:szCs w:val="22"/>
         </w:rPr>
-        <w:t xml:space="preserve">El desarrollo del trabajo sigue la secuencia solicitada en la guía de la actividad: planteamiento del problema, construcción del modelo matemático (variables de decisión, función objetivo y restricciones), resolución mediante los métodos propios del problema de transporte —método de la esquina noroeste para obtener una solución factible inicial y método MODI (multiplicadores u, v) para comprobar su optimalidad—, análisis de los resultados obtenidos, análisis de sensibilidad ante variaciones de oferta y demanda, y finalmente las conclusiones y recomendaciones para la empresa.</w:t>
+        <w:t xml:space="preserve">El desarrollo del trabajo sigue la secuencia solicitada en la guía de la actividad: planteamiento del problema, construcción del modelo matemático (variables de decisión, función objetivo y restricciones), resolución mediante los métodos propios del problema de transporte —método de la esquina noroeste para obtener una solución factible inicial y método MODI (multiplicadores u, v) para comprobar su optimalidad—, resolución y verificación del mismo modelo con software especializado de programación lineal (Excel Solver, LibreOffice Calc Solver y una formulación equivalente para LINDO), análisis de los resultados obtenidos —incluyendo la interpretación económica de los precios sombra—, análisis de sensibilidad ante variaciones de oferta y demanda, y finalmente las conclusiones y recomendaciones para la empresa.</w:t>
+      </w:r>
+    </w:p>
+    <w:p>
+      <w:pPr>
+        <w:spacing w:after="160" w:line="276"/>
+        <w:jc w:val="both"/>
+      </w:pPr>
+      <w:r>
+        <w:rPr>
+          <w:sz w:val="22"/>
+          <w:szCs w:val="22"/>
+        </w:rPr>
+        <w:t xml:space="preserve">A diferencia de un ejercicio puramente manual, este trabajo combina de manera deliberada tres vías de resolución independientes —cálculo a mano, hoja de cálculo con Solver y formulación en LINDO— precisamente para que el lector pueda contrastar los resultados y comprobar, por sí mismo, que el método elegido no afecta el costo mínimo obtenido. Esta triangulación metodológica es, además, una buena práctica profesional: en un entorno real de toma de decisiones logísticas, ningún analista se conformaría con un solo cálculo sin una verificación independiente antes de comprometer recursos de la empresa.</w:t>
       </w:r>
     </w:p>
     <w:p>
@@ -594,6 +619,7 @@
       </w:tblGrid>
       <w:tr>
         <w:trPr>
+          <w:cantSplit/>
           <w:tblHeader/>
         </w:trPr>
         <w:tc>
@@ -654,6 +680,9 @@
         </w:tc>
       </w:tr>
       <w:tr>
+        <w:trPr>
+          <w:cantSplit/>
+        </w:trPr>
         <w:tc>
           <w:tcPr>
             <w:tcW w:type="dxa" w:w="5400"/>
@@ -712,6 +741,9 @@
         </w:tc>
       </w:tr>
       <w:tr>
+        <w:trPr>
+          <w:cantSplit/>
+        </w:trPr>
         <w:tc>
           <w:tcPr>
             <w:tcW w:type="dxa" w:w="5400"/>
@@ -770,6 +802,9 @@
         </w:tc>
       </w:tr>
       <w:tr>
+        <w:trPr>
+          <w:cantSplit/>
+        </w:trPr>
         <w:tc>
           <w:tcPr>
             <w:tcW w:type="dxa" w:w="5400"/>
@@ -828,6 +863,9 @@
         </w:tc>
       </w:tr>
       <w:tr>
+        <w:trPr>
+          <w:cantSplit/>
+        </w:trPr>
         <w:tc>
           <w:tcPr>
             <w:tcW w:type="dxa" w:w="5400"/>
@@ -937,6 +975,7 @@
       </w:tblGrid>
       <w:tr>
         <w:trPr>
+          <w:cantSplit/>
           <w:tblHeader/>
         </w:trPr>
         <w:tc>
@@ -997,6 +1036,9 @@
         </w:tc>
       </w:tr>
       <w:tr>
+        <w:trPr>
+          <w:cantSplit/>
+        </w:trPr>
         <w:tc>
           <w:tcPr>
             <w:tcW w:type="dxa" w:w="5400"/>
@@ -1055,6 +1097,9 @@
         </w:tc>
       </w:tr>
       <w:tr>
+        <w:trPr>
+          <w:cantSplit/>
+        </w:trPr>
         <w:tc>
           <w:tcPr>
             <w:tcW w:type="dxa" w:w="5400"/>
@@ -1113,6 +1158,9 @@
         </w:tc>
       </w:tr>
       <w:tr>
+        <w:trPr>
+          <w:cantSplit/>
+        </w:trPr>
         <w:tc>
           <w:tcPr>
             <w:tcW w:type="dxa" w:w="5400"/>
@@ -1171,6 +1219,9 @@
         </w:tc>
       </w:tr>
       <w:tr>
+        <w:trPr>
+          <w:cantSplit/>
+        </w:trPr>
         <w:tc>
           <w:tcPr>
             <w:tcW w:type="dxa" w:w="5400"/>
@@ -1229,6 +1280,9 @@
         </w:tc>
       </w:tr>
       <w:tr>
+        <w:trPr>
+          <w:cantSplit/>
+        </w:trPr>
         <w:tc>
           <w:tcPr>
             <w:tcW w:type="dxa" w:w="5400"/>
@@ -1287,6 +1341,9 @@
         </w:tc>
       </w:tr>
       <w:tr>
+        <w:trPr>
+          <w:cantSplit/>
+        </w:trPr>
         <w:tc>
           <w:tcPr>
             <w:tcW w:type="dxa" w:w="5400"/>
@@ -1400,6 +1457,7 @@
       </w:tblGrid>
       <w:tr>
         <w:trPr>
+          <w:cantSplit/>
           <w:tblHeader/>
         </w:trPr>
         <w:tc>
@@ -1572,6 +1630,9 @@
         </w:tc>
       </w:tr>
       <w:tr>
+        <w:trPr>
+          <w:cantSplit/>
+        </w:trPr>
         <w:tc>
           <w:tcPr>
             <w:tcW w:type="dxa" w:w="2160"/>
@@ -1742,6 +1803,9 @@
         </w:tc>
       </w:tr>
       <w:tr>
+        <w:trPr>
+          <w:cantSplit/>
+        </w:trPr>
         <w:tc>
           <w:tcPr>
             <w:tcW w:type="dxa" w:w="2160"/>
@@ -1912,6 +1976,9 @@
         </w:tc>
       </w:tr>
       <w:tr>
+        <w:trPr>
+          <w:cantSplit/>
+        </w:trPr>
         <w:tc>
           <w:tcPr>
             <w:tcW w:type="dxa" w:w="2160"/>
@@ -2961,6 +3028,7 @@
       </w:tblGrid>
       <w:tr>
         <w:trPr>
+          <w:cantSplit/>
           <w:tblHeader/>
         </w:trPr>
         <w:tc>
@@ -3161,6 +3229,9 @@
         </w:tc>
       </w:tr>
       <w:tr>
+        <w:trPr>
+          <w:cantSplit/>
+        </w:trPr>
         <w:tc>
           <w:tcPr>
             <w:tcW w:type="dxa" w:w="2160"/>
@@ -3359,6 +3430,9 @@
         </w:tc>
       </w:tr>
       <w:tr>
+        <w:trPr>
+          <w:cantSplit/>
+        </w:trPr>
         <w:tc>
           <w:tcPr>
             <w:tcW w:type="dxa" w:w="2160"/>
@@ -3557,6 +3631,9 @@
         </w:tc>
       </w:tr>
       <w:tr>
+        <w:trPr>
+          <w:cantSplit/>
+        </w:trPr>
         <w:tc>
           <w:tcPr>
             <w:tcW w:type="dxa" w:w="2160"/>
@@ -3755,6 +3832,9 @@
         </w:tc>
       </w:tr>
       <w:tr>
+        <w:trPr>
+          <w:cantSplit/>
+        </w:trPr>
         <w:tc>
           <w:tcPr>
             <w:tcW w:type="dxa" w:w="2160"/>
@@ -4208,6 +4288,7 @@
       </w:tblGrid>
       <w:tr>
         <w:trPr>
+          <w:cantSplit/>
           <w:tblHeader/>
         </w:trPr>
         <w:tc>
@@ -4380,6 +4461,9 @@
         </w:tc>
       </w:tr>
       <w:tr>
+        <w:trPr>
+          <w:cantSplit/>
+        </w:trPr>
         <w:tc>
           <w:tcPr>
             <w:tcW w:type="dxa" w:w="2160"/>
@@ -4550,6 +4634,9 @@
         </w:tc>
       </w:tr>
       <w:tr>
+        <w:trPr>
+          <w:cantSplit/>
+        </w:trPr>
         <w:tc>
           <w:tcPr>
             <w:tcW w:type="dxa" w:w="2160"/>
@@ -4720,6 +4807,9 @@
         </w:tc>
       </w:tr>
       <w:tr>
+        <w:trPr>
+          <w:cantSplit/>
+        </w:trPr>
         <w:tc>
           <w:tcPr>
             <w:tcW w:type="dxa" w:w="2160"/>
@@ -5108,6 +5198,7 @@
       </w:tblGrid>
       <w:tr>
         <w:trPr>
+          <w:cantSplit/>
           <w:tblHeader/>
         </w:trPr>
         <w:tc>
@@ -5224,6 +5315,9 @@
         </w:tc>
       </w:tr>
       <w:tr>
+        <w:trPr>
+          <w:cantSplit/>
+        </w:trPr>
         <w:tc>
           <w:tcPr>
             <w:tcW w:type="dxa" w:w="2400"/>
@@ -5338,6 +5432,9 @@
         </w:tc>
       </w:tr>
       <w:tr>
+        <w:trPr>
+          <w:cantSplit/>
+        </w:trPr>
         <w:tc>
           <w:tcPr>
             <w:tcW w:type="dxa" w:w="2400"/>
@@ -5452,6 +5549,9 @@
         </w:tc>
       </w:tr>
       <w:tr>
+        <w:trPr>
+          <w:cantSplit/>
+        </w:trPr>
         <w:tc>
           <w:tcPr>
             <w:tcW w:type="dxa" w:w="2400"/>
@@ -5566,6 +5666,9 @@
         </w:tc>
       </w:tr>
       <w:tr>
+        <w:trPr>
+          <w:cantSplit/>
+        </w:trPr>
         <w:tc>
           <w:tcPr>
             <w:tcW w:type="dxa" w:w="2400"/>
@@ -5680,6 +5783,9 @@
         </w:tc>
       </w:tr>
       <w:tr>
+        <w:trPr>
+          <w:cantSplit/>
+        </w:trPr>
         <w:tc>
           <w:tcPr>
             <w:tcW w:type="dxa" w:w="2400"/>
@@ -5794,6 +5900,9 @@
         </w:tc>
       </w:tr>
       <w:tr>
+        <w:trPr>
+          <w:cantSplit/>
+        </w:trPr>
         <w:tc>
           <w:tcPr>
             <w:tcW w:type="dxa" w:w="2400"/>
@@ -5908,6 +6017,9 @@
         </w:tc>
       </w:tr>
       <w:tr>
+        <w:trPr>
+          <w:cantSplit/>
+        </w:trPr>
         <w:tc>
           <w:tcPr>
             <w:tcW w:type="dxa" w:w="2400"/>
@@ -6022,6 +6134,9 @@
         </w:tc>
       </w:tr>
       <w:tr>
+        <w:trPr>
+          <w:cantSplit/>
+        </w:trPr>
         <w:tc>
           <w:tcPr>
             <w:tcW w:type="dxa" w:w="2400"/>
@@ -6154,21 +6269,18 @@
     </w:p>
     <w:p>
       <w:pPr>
-        <w:pStyle w:val="Heading1"/>
-        <w:pBdr>
-          <w:bottom w:val="single" w:color="1F3864" w:sz="8" w:space="4"/>
-        </w:pBdr>
-        <w:spacing w:after="200" w:before="360"/>
+        <w:pStyle w:val="Heading2"/>
+        <w:spacing w:after="140" w:before="280"/>
       </w:pPr>
       <w:r>
         <w:rPr>
           <w:b/>
           <w:bCs/>
           <w:color w:val="1F3864"/>
-          <w:sz w:val="28"/>
-          <w:szCs w:val="28"/>
-        </w:rPr>
-        <w:t xml:space="preserve">5. Análisis de resultados</w:t>
+          <w:sz w:val="24"/>
+          <w:szCs w:val="24"/>
+        </w:rPr>
+        <w:t xml:space="preserve">4.5 Resolución con software especializado: Excel Solver y LibreOffice Calc Solver</w:t>
       </w:r>
     </w:p>
     <w:p>
@@ -6181,7 +6293,7 @@
           <w:sz w:val="22"/>
           <w:szCs w:val="22"/>
         </w:rPr>
-        <w:t xml:space="preserve">El costo total mínimo de transporte para satisfacer toda la demanda de la red de distribución es de 4 170 unidades monetarias por periodo. A continuación se interpretan los resultados obtenidos a la luz de las preguntas planteadas en la guía de la actividad.</w:t>
+        <w:t xml:space="preserve">La guía de la actividad solicita explícitamente resolver el modelo con un software de programación lineal (Excel Solver, LINDO u otro paquete especializado), de modo que la resolución manual de las secciones 4.2 a 4.4 se complementa y se verifica de forma independiente con dos herramientas de software: Excel Solver (descrito paso a paso, tal como se configuraría en Microsoft Excel) y LibreOffice Calc Solver (ejecutado realmente sobre el archivo del modelo, con el motor de programación lineal lp_solve). Ambas herramientas resuelven el mismo problema de programación lineal descrito en la sección 3.4 mediante el método Simplex, y ambas deben converger —como en efecto ocurre— al mismo óptimo obtenido manualmente: Z = 4 170.</w:t>
       </w:r>
     </w:p>
     <w:p>
@@ -6198,7 +6310,7 @@
           <w:sz w:val="22"/>
           <w:szCs w:val="22"/>
         </w:rPr>
-        <w:t xml:space="preserve">¿Se cumplen todas las demandas?</w:t>
+        <w:t xml:space="preserve">4.5.1 Construcción de la hoja de cálculo del modelo</w:t>
       </w:r>
     </w:p>
     <w:p>
@@ -6211,84 +6323,7 @@
           <w:sz w:val="22"/>
           <w:szCs w:val="22"/>
         </w:rPr>
-        <w:t xml:space="preserve">Sí. Las cinco restricciones de demanda se satisfacen exactamente: el punto de venta 1 recibe 80 unidades (100 % de A), el punto 2 recibe 90 unidades (20 de A + 70 de B), el punto 3 recibe 120 unidades (80 de B + 40 de C), el punto 4 recibe 60 unidades (100 % de C) y el punto 5 recibe 100 unidades (100 % de C). No queda ningún punto de venta desabastecido.</w:t>
-      </w:r>
-    </w:p>
-    <w:p>
-      <w:pPr>
-        <w:pStyle w:val="Heading3"/>
-        <w:spacing w:after="100" w:before="200"/>
-      </w:pPr>
-      <w:r>
-        <w:rPr>
-          <w:b/>
-          <w:bCs/>
-          <w:i/>
-          <w:iCs/>
-          <w:sz w:val="22"/>
-          <w:szCs w:val="22"/>
-        </w:rPr>
-        <w:t xml:space="preserve">¿Se han utilizado todos los recursos disponibles?</w:t>
-      </w:r>
-    </w:p>
-    <w:p>
-      <w:pPr>
-        <w:spacing w:after="160" w:line="276"/>
-        <w:jc w:val="both"/>
-      </w:pPr>
-      <w:r>
-        <w:rPr>
-          <w:sz w:val="22"/>
-          <w:szCs w:val="22"/>
-        </w:rPr>
-        <w:t xml:space="preserve">Sí. Al estar el problema balanceado (oferta total = demanda total = 450 unidades), la solución óptima agota completamente la disponibilidad de los tres centros: el centro A envía sus 100 unidades completas, el centro B envía sus 150 unidades completas y el centro C envía sus 200 unidades completas. No queda inventario ocioso en ningún centro de distribución.</w:t>
-      </w:r>
-    </w:p>
-    <w:p>
-      <w:pPr>
-        <w:pStyle w:val="Heading3"/>
-        <w:spacing w:after="100" w:before="200"/>
-      </w:pPr>
-      <w:r>
-        <w:rPr>
-          <w:b/>
-          <w:bCs/>
-          <w:i/>
-          <w:iCs/>
-          <w:sz w:val="22"/>
-          <w:szCs w:val="22"/>
-        </w:rPr>
-        <w:t xml:space="preserve">¿Cuál es el costo total de transporte?</w:t>
-      </w:r>
-    </w:p>
-    <w:p>
-      <w:pPr>
-        <w:spacing w:after="160" w:line="276"/>
-        <w:jc w:val="both"/>
-      </w:pPr>
-      <w:r>
-        <w:rPr>
-          <w:sz w:val="22"/>
-          <w:szCs w:val="22"/>
-        </w:rPr>
-        <w:t xml:space="preserve">El costo total óptimo es Z = 4 170 unidades monetarias. Este valor representa el mínimo costo posible de transporte dada la red de costos, ofertas y demandas del caso; cualquier otra asignación factible que cumpla oferta y demanda tendrá, como se demostró en la sección 4.4, el mismo costo (4 170) o uno mayor si se aparta de las condiciones de equilibrio.</w:t>
-      </w:r>
-    </w:p>
-    <w:p>
-      <w:pPr>
-        <w:pStyle w:val="Heading3"/>
-        <w:spacing w:after="100" w:before="200"/>
-      </w:pPr>
-      <w:r>
-        <w:rPr>
-          <w:b/>
-          <w:bCs/>
-          <w:i/>
-          <w:iCs/>
-          <w:sz w:val="22"/>
-          <w:szCs w:val="22"/>
-        </w:rPr>
-        <w:t xml:space="preserve">Lectura por centro de distribución</w:t>
+        <w:t xml:space="preserve">Se construyó una hoja de cálculo (archivo Modelo_Transporte_Solver.xlsx, incluido junto con este informe) que reproduce fielmente la estructura de datos necesaria para Solver:</w:t>
       </w:r>
     </w:p>
     <w:p>
@@ -6305,7 +6340,7 @@
           <w:sz w:val="22"/>
           <w:szCs w:val="22"/>
         </w:rPr>
-        <w:t xml:space="preserve">Centro A (el de menor costo base, a_A = 4): abastece íntegramente el punto de venta 1 y una parte del punto 2, es decir, se destina prioritariamente a las rutas más económicas.</w:t>
+        <w:t xml:space="preserve">Un bloque de 15 celdas (B4:F6) para las variables de decisión Xij, inicializadas en 0: estas son las «celdas de variables» (Changing Variable Cells) que Solver ajustará.</w:t>
       </w:r>
     </w:p>
     <w:p>
@@ -6322,7 +6357,7 @@
           <w:sz w:val="22"/>
           <w:szCs w:val="22"/>
         </w:rPr>
-        <w:t xml:space="preserve">Centro B (costo base intermedio, a_B = 5): completa el punto de venta 2 y una parte importante del punto 3, ocupando una posición intermedia en la red.</w:t>
+        <w:t xml:space="preserve">Una columna «Usado» (H4:H6) con la fórmula =SUMA() de cada fila, que se compara contra la disponibilidad de cada centro (columna «Disponibilidad», G4:G6).</w:t>
       </w:r>
     </w:p>
     <w:p>
@@ -6339,7 +6374,58 @@
           <w:sz w:val="22"/>
           <w:szCs w:val="22"/>
         </w:rPr>
-        <w:t xml:space="preserve">Centro C (el de mayor costo base, a_C = 6): atiende el resto del punto 3 y la totalidad de los puntos 4 y 5, que son los de mayor recargo por distancia (b_4 = 6, b_5 = 8).</w:t>
+        <w:t xml:space="preserve">Una fila «Recibido» (B8:F8) con la fórmula =SUMA() de cada columna, que se compara contra la demanda de cada punto de venta (fila «Demanda», B7:F7).</w:t>
+      </w:r>
+    </w:p>
+    <w:p>
+      <w:pPr>
+        <w:pStyle w:val="ListParagraph"/>
+        <w:numPr>
+          <w:ilvl w:val="0"/>
+          <w:numId w:val="2"/>
+        </w:numPr>
+        <w:spacing w:after="80"/>
+      </w:pPr>
+      <w:r>
+        <w:rPr>
+          <w:sz w:val="22"/>
+          <w:szCs w:val="22"/>
+        </w:rPr>
+        <w:t xml:space="preserve">Un bloque de costos unitarios (B12:F14), idéntico a la tabla 3, colocado aparte de las variables de decisión.</w:t>
+      </w:r>
+    </w:p>
+    <w:p>
+      <w:pPr>
+        <w:pStyle w:val="ListParagraph"/>
+        <w:numPr>
+          <w:ilvl w:val="0"/>
+          <w:numId w:val="2"/>
+        </w:numPr>
+        <w:spacing w:after="80"/>
+      </w:pPr>
+      <w:r>
+        <w:rPr>
+          <w:sz w:val="22"/>
+          <w:szCs w:val="22"/>
+        </w:rPr>
+        <w:t xml:space="preserve">Una celda objetivo (E17) con la fórmula =SUMPRODUCT(B4:F6,B12:F14), que calcula automáticamente el costo total de transporte para cualquier combinación de envíos.</w:t>
+      </w:r>
+    </w:p>
+    <w:p>
+      <w:pPr>
+        <w:pStyle w:val="Heading3"/>
+        <w:spacing w:after="100" w:before="200"/>
+      </w:pPr>
+      <w:r>
+        <w:rPr>
+          <w:b/>
+          <w:bCs/>
+          <w:i/>
+          <w:iCs/>
+          <w:sz w:val="22"/>
+          <w:szCs w:val="22"/>
+        </w:rPr>
+        <w:t xml:space="preserve">4.5.2 Configuración de los parámetros de Solver</w:t>
       </w:r>
     </w:p>
     <w:p>
@@ -6352,96 +6438,7 @@
           <w:sz w:val="22"/>
           <w:szCs w:val="22"/>
         </w:rPr>
-        <w:t xml:space="preserve">Este patrón confirma la lógica esperada de un problema de transporte con estructura de costos creciente: los centros más baratos se reservan, en la medida de lo posible, para las rutas de menor costo, mientras que los centros más caros absorben la demanda restante, incluyendo las rutas más costosas.</w:t>
-      </w:r>
-    </w:p>
-    <w:p>
-      <w:pPr>
-        <w:pStyle w:val="Heading1"/>
-        <w:pBdr>
-          <w:bottom w:val="single" w:color="1F3864" w:sz="8" w:space="4"/>
-        </w:pBdr>
-        <w:spacing w:after="200" w:before="360"/>
-      </w:pPr>
-      <w:r>
-        <w:rPr>
-          <w:b/>
-          <w:bCs/>
-          <w:color w:val="1F3864"/>
-          <w:sz w:val="28"/>
-          <w:szCs w:val="28"/>
-        </w:rPr>
-        <w:t xml:space="preserve">6. Análisis de sensibilidad y escenarios</w:t>
-      </w:r>
-    </w:p>
-    <w:p>
-      <w:pPr>
-        <w:spacing w:after="160" w:line="276"/>
-        <w:jc w:val="both"/>
-      </w:pPr>
-      <w:r>
-        <w:rPr>
-          <w:sz w:val="22"/>
-          <w:szCs w:val="22"/>
-        </w:rPr>
-        <w:t xml:space="preserve">El análisis de sensibilidad permite anticipar el impacto de cambios en la oferta o la demanda sobre el costo total de transporte, información clave para la planeación de la empresa. Se plantean a continuación tres escenarios: dos de sensibilidad pura sobre los datos originales y uno de evaluación costo-beneficio ante una decisión estratégica (abrir un nuevo centro de distribución).</w:t>
-      </w:r>
-    </w:p>
-    <w:p>
-      <w:pPr>
-        <w:pStyle w:val="Heading2"/>
-        <w:spacing w:after="140" w:before="280"/>
-      </w:pPr>
-      <w:r>
-        <w:rPr>
-          <w:b/>
-          <w:bCs/>
-          <w:color w:val="1F3864"/>
-          <w:sz w:val="24"/>
-          <w:szCs w:val="24"/>
-        </w:rPr>
-        <w:t xml:space="preserve">6.1 Escenario A: incremento de la demanda en el punto de venta 3</w:t>
-      </w:r>
-    </w:p>
-    <w:p>
-      <w:pPr>
-        <w:spacing w:after="160" w:line="276"/>
-        <w:jc w:val="both"/>
-      </w:pPr>
-      <w:r>
-        <w:rPr>
-          <w:sz w:val="22"/>
-          <w:szCs w:val="22"/>
-        </w:rPr>
-        <w:t xml:space="preserve">Se supone que, por una promoción comercial, la demanda del punto de venta 3 aumenta en 30 unidades (de 120 a 150). Para mantener el equilibrio oferta-demanda se asume que la empresa amplía en la misma cantidad la disponibilidad del centro B (de 150 a 180 unidades), por ser el centro con costo base más cercano al de A.</w:t>
-      </w:r>
-    </w:p>
-    <w:p>
-      <w:pPr>
-        <w:spacing w:after="160" w:line="276"/>
-        <w:jc w:val="both"/>
-      </w:pPr>
-      <w:r>
-        <w:rPr>
-          <w:sz w:val="22"/>
-          <w:szCs w:val="22"/>
-        </w:rPr>
-        <w:t xml:space="preserve">Aplicando la propiedad de separabilidad de costos demostrada en la sección 4.4 (Z = Σ a_i·Si + Σ b_j·Dj), el nuevo costo óptimo es:</w:t>
-      </w:r>
-    </w:p>
-    <w:p>
-      <w:pPr>
-        <w:spacing w:after="160" w:before="100"/>
-        <w:jc w:val="center"/>
-      </w:pPr>
-      <w:r>
-        <w:rPr>
-          <w:i/>
-          <w:iCs/>
-          <w:sz w:val="22"/>
-          <w:szCs w:val="22"/>
-        </w:rPr>
-        <w:t xml:space="preserve">Z = (4×100 + 5×180 + 6×200) + (0×80 + 2×90 + 4×150 + 6×60 + 8×100) = 2 500 + 1 940 = 4 440</w:t>
+        <w:t xml:space="preserve">En Microsoft Excel, la configuración se realiza desde la pestaña Datos → Solver (si el complemento no aparece, se activa en Archivo → Opciones → Complementos → Complementos de Excel → Solver). En LibreOffice Calc la ruta equivalente es Herramientas → Solver. En ambos casos los parámetros a definir son los siguientes:</w:t>
       </w:r>
     </w:p>
     <w:tbl>
@@ -6457,17 +6454,17 @@
         </w:tblBorders>
       </w:tblPr>
       <w:tblGrid>
-        <w:gridCol w:w="4200"/>
-        <w:gridCol w:w="2580"/>
-        <w:gridCol w:w="2580"/>
+        <w:gridCol w:w="4600"/>
+        <w:gridCol w:w="4760"/>
       </w:tblGrid>
       <w:tr>
         <w:trPr>
+          <w:cantSplit/>
           <w:tblHeader/>
         </w:trPr>
         <w:tc>
           <w:tcPr>
-            <w:tcW w:type="dxa" w:w="4200"/>
+            <w:tcW w:type="dxa" w:w="4600"/>
             <w:shd w:fill="1F3864" w:color="auto" w:val="clear"/>
             <w:tcMar>
               <w:top w:type="dxa" w:w="80"/>
@@ -6489,13 +6486,13 @@
                 <w:sz w:val="20"/>
                 <w:szCs w:val="20"/>
               </w:rPr>
-              <w:t xml:space="preserve">Concepto</w:t>
-            </w:r>
-          </w:p>
-        </w:tc>
-        <w:tc>
-          <w:tcPr>
-            <w:tcW w:type="dxa" w:w="2580"/>
+              <w:t xml:space="preserve">Parámetro de Solver</w:t>
+            </w:r>
+          </w:p>
+        </w:tc>
+        <w:tc>
+          <w:tcPr>
+            <w:tcW w:type="dxa" w:w="4760"/>
             <w:shd w:fill="1F3864" w:color="auto" w:val="clear"/>
             <w:tcMar>
               <w:top w:type="dxa" w:w="80"/>
@@ -6517,43 +6514,18 @@
                 <w:sz w:val="20"/>
                 <w:szCs w:val="20"/>
               </w:rPr>
-              <w:t xml:space="preserve">Valor base</w:t>
-            </w:r>
-          </w:p>
-        </w:tc>
-        <w:tc>
-          <w:tcPr>
-            <w:tcW w:type="dxa" w:w="2580"/>
-            <w:shd w:fill="1F3864" w:color="auto" w:val="clear"/>
-            <w:tcMar>
-              <w:top w:type="dxa" w:w="80"/>
-              <w:left w:type="dxa" w:w="100"/>
-              <w:bottom w:type="dxa" w:w="80"/>
-              <w:right w:type="dxa" w:w="100"/>
-            </w:tcMar>
-            <w:vAlign w:val="center"/>
-          </w:tcPr>
-          <w:p>
-            <w:pPr>
-              <w:jc w:val="center"/>
-            </w:pPr>
-            <w:r>
-              <w:rPr>
-                <w:b/>
-                <w:bCs/>
-                <w:color w:val="FFFFFF"/>
-                <w:sz w:val="20"/>
-                <w:szCs w:val="20"/>
-              </w:rPr>
-              <w:t xml:space="preserve">Escenario A</w:t>
+              <w:t xml:space="preserve">Valor utilizado en este modelo</w:t>
             </w:r>
           </w:p>
         </w:tc>
       </w:tr>
       <w:tr>
-        <w:tc>
-          <w:tcPr>
-            <w:tcW w:type="dxa" w:w="4200"/>
+        <w:trPr>
+          <w:cantSplit/>
+        </w:trPr>
+        <w:tc>
+          <w:tcPr>
+            <w:tcW w:type="dxa" w:w="4600"/>
             <w:shd w:fill="FFFFFF" w:color="auto" w:val="clear"/>
             <w:tcMar>
               <w:top w:type="dxa" w:w="80"/>
@@ -6575,13 +6547,13 @@
                 <w:sz w:val="20"/>
                 <w:szCs w:val="20"/>
               </w:rPr>
-              <w:t xml:space="preserve">Demanda punto 3</w:t>
-            </w:r>
-          </w:p>
-        </w:tc>
-        <w:tc>
-          <w:tcPr>
-            <w:tcW w:type="dxa" w:w="2580"/>
+              <w:t xml:space="preserve">Establecer objetivo (Set Objective)</w:t>
+            </w:r>
+          </w:p>
+        </w:tc>
+        <w:tc>
+          <w:tcPr>
+            <w:tcW w:type="dxa" w:w="4760"/>
             <w:shd w:fill="FFFFFF" w:color="auto" w:val="clear"/>
             <w:tcMar>
               <w:top w:type="dxa" w:w="80"/>
@@ -6603,43 +6575,18 @@
                 <w:sz w:val="20"/>
                 <w:szCs w:val="20"/>
               </w:rPr>
-              <w:t xml:space="preserve">120</w:t>
-            </w:r>
-          </w:p>
-        </w:tc>
-        <w:tc>
-          <w:tcPr>
-            <w:tcW w:type="dxa" w:w="2580"/>
-            <w:shd w:fill="FFFFFF" w:color="auto" w:val="clear"/>
-            <w:tcMar>
-              <w:top w:type="dxa" w:w="80"/>
-              <w:left w:type="dxa" w:w="100"/>
-              <w:bottom w:type="dxa" w:w="80"/>
-              <w:right w:type="dxa" w:w="100"/>
-            </w:tcMar>
-            <w:vAlign w:val="center"/>
-          </w:tcPr>
-          <w:p>
-            <w:pPr>
-              <w:jc w:val="center"/>
-            </w:pPr>
-            <w:r>
-              <w:rPr>
-                <w:b w:val="false"/>
-                <w:bCs w:val="false"/>
-                <w:color w:val="000000"/>
-                <w:sz w:val="20"/>
-                <w:szCs w:val="20"/>
-              </w:rPr>
-              <w:t xml:space="preserve">150 (+30)</w:t>
+              <w:t xml:space="preserve">Celda E17 (costo total de transporte)</w:t>
             </w:r>
           </w:p>
         </w:tc>
       </w:tr>
       <w:tr>
-        <w:tc>
-          <w:tcPr>
-            <w:tcW w:type="dxa" w:w="4200"/>
+        <w:trPr>
+          <w:cantSplit/>
+        </w:trPr>
+        <w:tc>
+          <w:tcPr>
+            <w:tcW w:type="dxa" w:w="4600"/>
             <w:shd w:fill="F2F2F2" w:color="auto" w:val="clear"/>
             <w:tcMar>
               <w:top w:type="dxa" w:w="80"/>
@@ -6661,13 +6608,13 @@
                 <w:sz w:val="20"/>
                 <w:szCs w:val="20"/>
               </w:rPr>
-              <w:t xml:space="preserve">Disponibilidad B</w:t>
-            </w:r>
-          </w:p>
-        </w:tc>
-        <w:tc>
-          <w:tcPr>
-            <w:tcW w:type="dxa" w:w="2580"/>
+              <w:t xml:space="preserve">Para (To)</w:t>
+            </w:r>
+          </w:p>
+        </w:tc>
+        <w:tc>
+          <w:tcPr>
+            <w:tcW w:type="dxa" w:w="4760"/>
             <w:shd w:fill="F2F2F2" w:color="auto" w:val="clear"/>
             <w:tcMar>
               <w:top w:type="dxa" w:w="80"/>
@@ -6689,43 +6636,18 @@
                 <w:sz w:val="20"/>
                 <w:szCs w:val="20"/>
               </w:rPr>
-              <w:t xml:space="preserve">150</w:t>
-            </w:r>
-          </w:p>
-        </w:tc>
-        <w:tc>
-          <w:tcPr>
-            <w:tcW w:type="dxa" w:w="2580"/>
-            <w:shd w:fill="F2F2F2" w:color="auto" w:val="clear"/>
-            <w:tcMar>
-              <w:top w:type="dxa" w:w="80"/>
-              <w:left w:type="dxa" w:w="100"/>
-              <w:bottom w:type="dxa" w:w="80"/>
-              <w:right w:type="dxa" w:w="100"/>
-            </w:tcMar>
-            <w:vAlign w:val="center"/>
-          </w:tcPr>
-          <w:p>
-            <w:pPr>
-              <w:jc w:val="center"/>
-            </w:pPr>
-            <w:r>
-              <w:rPr>
-                <w:b w:val="false"/>
-                <w:bCs w:val="false"/>
-                <w:color w:val="000000"/>
-                <w:sz w:val="20"/>
-                <w:szCs w:val="20"/>
-              </w:rPr>
-              <w:t xml:space="preserve">180 (+30, para compensar)</w:t>
+              <w:t xml:space="preserve">Mín. (Minimizar)</w:t>
             </w:r>
           </w:p>
         </w:tc>
       </w:tr>
       <w:tr>
-        <w:tc>
-          <w:tcPr>
-            <w:tcW w:type="dxa" w:w="4200"/>
+        <w:trPr>
+          <w:cantSplit/>
+        </w:trPr>
+        <w:tc>
+          <w:tcPr>
+            <w:tcW w:type="dxa" w:w="4600"/>
             <w:shd w:fill="FFFFFF" w:color="auto" w:val="clear"/>
             <w:tcMar>
               <w:top w:type="dxa" w:w="80"/>
@@ -6747,13 +6669,13 @@
                 <w:sz w:val="20"/>
                 <w:szCs w:val="20"/>
               </w:rPr>
-              <w:t xml:space="preserve">Costo total óptimo</w:t>
-            </w:r>
-          </w:p>
-        </w:tc>
-        <w:tc>
-          <w:tcPr>
-            <w:tcW w:type="dxa" w:w="2580"/>
+              <w:t xml:space="preserve">Cambiando las celdas de variables (By Changing Variable Cells)</w:t>
+            </w:r>
+          </w:p>
+        </w:tc>
+        <w:tc>
+          <w:tcPr>
+            <w:tcW w:type="dxa" w:w="4760"/>
             <w:shd w:fill="FFFFFF" w:color="auto" w:val="clear"/>
             <w:tcMar>
               <w:top w:type="dxa" w:w="80"/>
@@ -6775,43 +6697,18 @@
                 <w:sz w:val="20"/>
                 <w:szCs w:val="20"/>
               </w:rPr>
-              <w:t xml:space="preserve">4 170</w:t>
-            </w:r>
-          </w:p>
-        </w:tc>
-        <w:tc>
-          <w:tcPr>
-            <w:tcW w:type="dxa" w:w="2580"/>
-            <w:shd w:fill="FFFFFF" w:color="auto" w:val="clear"/>
-            <w:tcMar>
-              <w:top w:type="dxa" w:w="80"/>
-              <w:left w:type="dxa" w:w="100"/>
-              <w:bottom w:type="dxa" w:w="80"/>
-              <w:right w:type="dxa" w:w="100"/>
-            </w:tcMar>
-            <w:vAlign w:val="center"/>
-          </w:tcPr>
-          <w:p>
-            <w:pPr>
-              <w:jc w:val="center"/>
-            </w:pPr>
-            <w:r>
-              <w:rPr>
-                <w:b w:val="false"/>
-                <w:bCs w:val="false"/>
-                <w:color w:val="000000"/>
-                <w:sz w:val="20"/>
-                <w:szCs w:val="20"/>
-              </w:rPr>
-              <w:t xml:space="preserve">4 440</w:t>
+              <w:t xml:space="preserve">Rango B4:F6 (las 15 variables Xij)</w:t>
             </w:r>
           </w:p>
         </w:tc>
       </w:tr>
       <w:tr>
-        <w:tc>
-          <w:tcPr>
-            <w:tcW w:type="dxa" w:w="4200"/>
+        <w:trPr>
+          <w:cantSplit/>
+        </w:trPr>
+        <w:tc>
+          <w:tcPr>
+            <w:tcW w:type="dxa" w:w="4600"/>
             <w:shd w:fill="F2F2F2" w:color="auto" w:val="clear"/>
             <w:tcMar>
               <w:top w:type="dxa" w:w="80"/>
@@ -6833,13 +6730,13 @@
                 <w:sz w:val="20"/>
                 <w:szCs w:val="20"/>
               </w:rPr>
-              <w:t xml:space="preserve">Variación</w:t>
-            </w:r>
-          </w:p>
-        </w:tc>
-        <w:tc>
-          <w:tcPr>
-            <w:tcW w:type="dxa" w:w="2580"/>
+              <w:t xml:space="preserve">Restricción 1</w:t>
+            </w:r>
+          </w:p>
+        </w:tc>
+        <w:tc>
+          <w:tcPr>
+            <w:tcW w:type="dxa" w:w="4760"/>
             <w:shd w:fill="F2F2F2" w:color="auto" w:val="clear"/>
             <w:tcMar>
               <w:top w:type="dxa" w:w="80"/>
@@ -6861,13 +6758,79 @@
                 <w:sz w:val="20"/>
                 <w:szCs w:val="20"/>
               </w:rPr>
-              <w:t xml:space="preserve">—</w:t>
-            </w:r>
-          </w:p>
-        </w:tc>
-        <w:tc>
-          <w:tcPr>
-            <w:tcW w:type="dxa" w:w="2580"/>
+              <w:t xml:space="preserve">H4:H6 ≤ G4:G6  (disponibilidad de cada centro)</w:t>
+            </w:r>
+          </w:p>
+        </w:tc>
+      </w:tr>
+      <w:tr>
+        <w:trPr>
+          <w:cantSplit/>
+        </w:trPr>
+        <w:tc>
+          <w:tcPr>
+            <w:tcW w:type="dxa" w:w="4600"/>
+            <w:shd w:fill="FFFFFF" w:color="auto" w:val="clear"/>
+            <w:tcMar>
+              <w:top w:type="dxa" w:w="80"/>
+              <w:left w:type="dxa" w:w="100"/>
+              <w:bottom w:type="dxa" w:w="80"/>
+              <w:right w:type="dxa" w:w="100"/>
+            </w:tcMar>
+            <w:vAlign w:val="center"/>
+          </w:tcPr>
+          <w:p>
+            <w:pPr>
+              <w:jc w:val="center"/>
+            </w:pPr>
+            <w:r>
+              <w:rPr>
+                <w:b w:val="false"/>
+                <w:bCs w:val="false"/>
+                <w:color w:val="000000"/>
+                <w:sz w:val="20"/>
+                <w:szCs w:val="20"/>
+              </w:rPr>
+              <w:t xml:space="preserve">Restricción 2</w:t>
+            </w:r>
+          </w:p>
+        </w:tc>
+        <w:tc>
+          <w:tcPr>
+            <w:tcW w:type="dxa" w:w="4760"/>
+            <w:shd w:fill="FFFFFF" w:color="auto" w:val="clear"/>
+            <w:tcMar>
+              <w:top w:type="dxa" w:w="80"/>
+              <w:left w:type="dxa" w:w="100"/>
+              <w:bottom w:type="dxa" w:w="80"/>
+              <w:right w:type="dxa" w:w="100"/>
+            </w:tcMar>
+            <w:vAlign w:val="center"/>
+          </w:tcPr>
+          <w:p>
+            <w:pPr>
+              <w:jc w:val="center"/>
+            </w:pPr>
+            <w:r>
+              <w:rPr>
+                <w:b w:val="false"/>
+                <w:bCs w:val="false"/>
+                <w:color w:val="000000"/>
+                <w:sz w:val="20"/>
+                <w:szCs w:val="20"/>
+              </w:rPr>
+              <w:t xml:space="preserve">B8:F8 = B7:F7  (demanda de cada punto de venta)</w:t>
+            </w:r>
+          </w:p>
+        </w:tc>
+      </w:tr>
+      <w:tr>
+        <w:trPr>
+          <w:cantSplit/>
+        </w:trPr>
+        <w:tc>
+          <w:tcPr>
+            <w:tcW w:type="dxa" w:w="4600"/>
             <w:shd w:fill="F2F2F2" w:color="auto" w:val="clear"/>
             <w:tcMar>
               <w:top w:type="dxa" w:w="80"/>
@@ -6889,7 +6852,157 @@
                 <w:sz w:val="20"/>
                 <w:szCs w:val="20"/>
               </w:rPr>
-              <w:t xml:space="preserve">+270 (+6,5 %)</w:t>
+              <w:t xml:space="preserve">Restricción 3</w:t>
+            </w:r>
+          </w:p>
+        </w:tc>
+        <w:tc>
+          <w:tcPr>
+            <w:tcW w:type="dxa" w:w="4760"/>
+            <w:shd w:fill="F2F2F2" w:color="auto" w:val="clear"/>
+            <w:tcMar>
+              <w:top w:type="dxa" w:w="80"/>
+              <w:left w:type="dxa" w:w="100"/>
+              <w:bottom w:type="dxa" w:w="80"/>
+              <w:right w:type="dxa" w:w="100"/>
+            </w:tcMar>
+            <w:vAlign w:val="center"/>
+          </w:tcPr>
+          <w:p>
+            <w:pPr>
+              <w:jc w:val="center"/>
+            </w:pPr>
+            <w:r>
+              <w:rPr>
+                <w:b w:val="false"/>
+                <w:bCs w:val="false"/>
+                <w:color w:val="000000"/>
+                <w:sz w:val="20"/>
+                <w:szCs w:val="20"/>
+              </w:rPr>
+              <w:t xml:space="preserve">B4:F6 ≥ 0  (no negatividad)</w:t>
+            </w:r>
+          </w:p>
+        </w:tc>
+      </w:tr>
+      <w:tr>
+        <w:trPr>
+          <w:cantSplit/>
+        </w:trPr>
+        <w:tc>
+          <w:tcPr>
+            <w:tcW w:type="dxa" w:w="4600"/>
+            <w:shd w:fill="FFFFFF" w:color="auto" w:val="clear"/>
+            <w:tcMar>
+              <w:top w:type="dxa" w:w="80"/>
+              <w:left w:type="dxa" w:w="100"/>
+              <w:bottom w:type="dxa" w:w="80"/>
+              <w:right w:type="dxa" w:w="100"/>
+            </w:tcMar>
+            <w:vAlign w:val="center"/>
+          </w:tcPr>
+          <w:p>
+            <w:pPr>
+              <w:jc w:val="center"/>
+            </w:pPr>
+            <w:r>
+              <w:rPr>
+                <w:b w:val="false"/>
+                <w:bCs w:val="false"/>
+                <w:color w:val="000000"/>
+                <w:sz w:val="20"/>
+                <w:szCs w:val="20"/>
+              </w:rPr>
+              <w:t xml:space="preserve">Convertir variables sin restricciones en no negativas</w:t>
+            </w:r>
+          </w:p>
+        </w:tc>
+        <w:tc>
+          <w:tcPr>
+            <w:tcW w:type="dxa" w:w="4760"/>
+            <w:shd w:fill="FFFFFF" w:color="auto" w:val="clear"/>
+            <w:tcMar>
+              <w:top w:type="dxa" w:w="80"/>
+              <w:left w:type="dxa" w:w="100"/>
+              <w:bottom w:type="dxa" w:w="80"/>
+              <w:right w:type="dxa" w:w="100"/>
+            </w:tcMar>
+            <w:vAlign w:val="center"/>
+          </w:tcPr>
+          <w:p>
+            <w:pPr>
+              <w:jc w:val="center"/>
+            </w:pPr>
+            <w:r>
+              <w:rPr>
+                <w:b w:val="false"/>
+                <w:bCs w:val="false"/>
+                <w:color w:val="000000"/>
+                <w:sz w:val="20"/>
+                <w:szCs w:val="20"/>
+              </w:rPr>
+              <w:t xml:space="preserve">Activado</w:t>
+            </w:r>
+          </w:p>
+        </w:tc>
+      </w:tr>
+      <w:tr>
+        <w:trPr>
+          <w:cantSplit/>
+        </w:trPr>
+        <w:tc>
+          <w:tcPr>
+            <w:tcW w:type="dxa" w:w="4600"/>
+            <w:shd w:fill="F2F2F2" w:color="auto" w:val="clear"/>
+            <w:tcMar>
+              <w:top w:type="dxa" w:w="80"/>
+              <w:left w:type="dxa" w:w="100"/>
+              <w:bottom w:type="dxa" w:w="80"/>
+              <w:right w:type="dxa" w:w="100"/>
+            </w:tcMar>
+            <w:vAlign w:val="center"/>
+          </w:tcPr>
+          <w:p>
+            <w:pPr>
+              <w:jc w:val="center"/>
+            </w:pPr>
+            <w:r>
+              <w:rPr>
+                <w:b w:val="false"/>
+                <w:bCs w:val="false"/>
+                <w:color w:val="000000"/>
+                <w:sz w:val="20"/>
+                <w:szCs w:val="20"/>
+              </w:rPr>
+              <w:t xml:space="preserve">Seleccionar un método de resolución (Solving Method)</w:t>
+            </w:r>
+          </w:p>
+        </w:tc>
+        <w:tc>
+          <w:tcPr>
+            <w:tcW w:type="dxa" w:w="4760"/>
+            <w:shd w:fill="F2F2F2" w:color="auto" w:val="clear"/>
+            <w:tcMar>
+              <w:top w:type="dxa" w:w="80"/>
+              <w:left w:type="dxa" w:w="100"/>
+              <w:bottom w:type="dxa" w:w="80"/>
+              <w:right w:type="dxa" w:w="100"/>
+            </w:tcMar>
+            <w:vAlign w:val="center"/>
+          </w:tcPr>
+          <w:p>
+            <w:pPr>
+              <w:jc w:val="center"/>
+            </w:pPr>
+            <w:r>
+              <w:rPr>
+                <w:b w:val="false"/>
+                <w:bCs w:val="false"/>
+                <w:color w:val="000000"/>
+                <w:sz w:val="20"/>
+                <w:szCs w:val="20"/>
+              </w:rPr>
+              <w:t xml:space="preserve">Simplex LP (programación lineal)</w:t>
             </w:r>
           </w:p>
         </w:tc>
@@ -6908,7 +7021,7 @@
           <w:sz w:val="18"/>
           <w:szCs w:val="18"/>
         </w:rPr>
-        <w:t xml:space="preserve">Tabla 7. Escenario A — incremento de demanda en el punto de venta 3.</w:t>
+        <w:t xml:space="preserve">Tabla 7. Parámetros de Solver configurados para el modelo de transporte (equivalentes en Excel Solver y LibreOffice Calc Solver).</w:t>
       </w:r>
     </w:p>
     <w:p>
@@ -6921,23 +7034,24 @@
           <w:sz w:val="22"/>
           <w:szCs w:val="22"/>
         </w:rPr>
-        <w:t xml:space="preserve">El costo total aumenta en 270 unidades monetarias (+6,5 %) respecto del caso base. El incremento se explica porque atender más unidades en el punto 3 —que tiene un recargo de distancia relativamente alto (b_3 = 4)— exige movilizar más producto desde centros con mayor costo base.</w:t>
-      </w:r>
-    </w:p>
-    <w:p>
-      <w:pPr>
-        <w:pStyle w:val="Heading2"/>
-        <w:spacing w:after="140" w:before="280"/>
+        <w:t xml:space="preserve">Al presionar «Resolver» (Solve), el complemento aplica el método Simplex sobre las 15 variables y las 8 restricciones estructurales, y reporta si encontró una solución óptima, si el problema es no acotado o si es infactible. Adicionalmente, Excel Solver puede generar un «Informe de respuestas» (Answer Report) y un «Informe de sensibilidad» (Sensitivity Report); este último entrega, para cada restricción de oferta y demanda, un precio sombra (shadow price) que —como se muestra en la sección 5— coincide exactamente con los multiplicadores u_i y v_j obtenidos por el método MODI en la sección 4.3, ya que ambos son, matemáticamente, las variables duales del mismo problema de programación lineal.</w:t>
+      </w:r>
+    </w:p>
+    <w:p>
+      <w:pPr>
+        <w:pStyle w:val="Heading3"/>
+        <w:spacing w:after="100" w:before="200"/>
       </w:pPr>
       <w:r>
         <w:rPr>
           <w:b/>
           <w:bCs/>
-          <w:color w:val="1F3864"/>
-          <w:sz w:val="24"/>
-          <w:szCs w:val="24"/>
-        </w:rPr>
-        <w:t xml:space="preserve">6.2 Escenario B: traslado de disponibilidad del centro C al centro B</w:t>
+          <w:i/>
+          <w:iCs/>
+          <w:sz w:val="22"/>
+          <w:szCs w:val="22"/>
+        </w:rPr>
+        <w:t xml:space="preserve">4.5.3 Resolución efectiva con LibreOffice Calc Solver (motor lp_solve)</w:t>
       </w:r>
     </w:p>
     <w:p>
@@ -6950,1248 +7064,7 @@
           <w:sz w:val="22"/>
           <w:szCs w:val="22"/>
         </w:rPr>
-        <w:t xml:space="preserve">Se supone una disrupción parcial en el centro C (por ejemplo, mantenimiento de una línea de empaque) que reduce su disponibilidad de 200 a 150 unidades, compensada trasladando esa capacidad al centro B, que pasa de 150 a 200 unidades. La demanda total no cambia.</w:t>
-      </w:r>
-    </w:p>
-    <w:p>
-      <w:pPr>
-        <w:spacing w:after="160" w:before="100"/>
-        <w:jc w:val="center"/>
-      </w:pPr>
-      <w:r>
-        <w:rPr>
-          <w:i/>
-          <w:iCs/>
-          <w:sz w:val="22"/>
-          <w:szCs w:val="22"/>
-        </w:rPr>
-        <w:t xml:space="preserve">Z = (4×100 + 5×200 + 6×150) + (0×80 + 2×90 + 4×120 + 6×60 + 8×100) = 2 300 + 1 820 = 4 120</w:t>
-      </w:r>
-    </w:p>
-    <w:tbl>
-      <w:tblPr>
-        <w:tblW w:type="dxa" w:w="9360"/>
-        <w:tblBorders>
-          <w:top w:val="single" w:color="auto" w:sz="4"/>
-          <w:left w:val="single" w:color="auto" w:sz="4"/>
-          <w:bottom w:val="single" w:color="auto" w:sz="4"/>
-          <w:right w:val="single" w:color="auto" w:sz="4"/>
-          <w:insideH w:val="single" w:color="auto" w:sz="4"/>
-          <w:insideV w:val="single" w:color="auto" w:sz="4"/>
-        </w:tblBorders>
-      </w:tblPr>
-      <w:tblGrid>
-        <w:gridCol w:w="4200"/>
-        <w:gridCol w:w="2580"/>
-        <w:gridCol w:w="2580"/>
-      </w:tblGrid>
-      <w:tr>
-        <w:trPr>
-          <w:tblHeader/>
-        </w:trPr>
-        <w:tc>
-          <w:tcPr>
-            <w:tcW w:type="dxa" w:w="4200"/>
-            <w:shd w:fill="1F3864" w:color="auto" w:val="clear"/>
-            <w:tcMar>
-              <w:top w:type="dxa" w:w="80"/>
-              <w:left w:type="dxa" w:w="100"/>
-              <w:bottom w:type="dxa" w:w="80"/>
-              <w:right w:type="dxa" w:w="100"/>
-            </w:tcMar>
-            <w:vAlign w:val="center"/>
-          </w:tcPr>
-          <w:p>
-            <w:pPr>
-              <w:jc w:val="center"/>
-            </w:pPr>
-            <w:r>
-              <w:rPr>
-                <w:b/>
-                <w:bCs/>
-                <w:color w:val="FFFFFF"/>
-                <w:sz w:val="20"/>
-                <w:szCs w:val="20"/>
-              </w:rPr>
-              <w:t xml:space="preserve">Concepto</w:t>
-            </w:r>
-          </w:p>
-        </w:tc>
-        <w:tc>
-          <w:tcPr>
-            <w:tcW w:type="dxa" w:w="2580"/>
-            <w:shd w:fill="1F3864" w:color="auto" w:val="clear"/>
-            <w:tcMar>
-              <w:top w:type="dxa" w:w="80"/>
-              <w:left w:type="dxa" w:w="100"/>
-              <w:bottom w:type="dxa" w:w="80"/>
-              <w:right w:type="dxa" w:w="100"/>
-            </w:tcMar>
-            <w:vAlign w:val="center"/>
-          </w:tcPr>
-          <w:p>
-            <w:pPr>
-              <w:jc w:val="center"/>
-            </w:pPr>
-            <w:r>
-              <w:rPr>
-                <w:b/>
-                <w:bCs/>
-                <w:color w:val="FFFFFF"/>
-                <w:sz w:val="20"/>
-                <w:szCs w:val="20"/>
-              </w:rPr>
-              <w:t xml:space="preserve">Valor base</w:t>
-            </w:r>
-          </w:p>
-        </w:tc>
-        <w:tc>
-          <w:tcPr>
-            <w:tcW w:type="dxa" w:w="2580"/>
-            <w:shd w:fill="1F3864" w:color="auto" w:val="clear"/>
-            <w:tcMar>
-              <w:top w:type="dxa" w:w="80"/>
-              <w:left w:type="dxa" w:w="100"/>
-              <w:bottom w:type="dxa" w:w="80"/>
-              <w:right w:type="dxa" w:w="100"/>
-            </w:tcMar>
-            <w:vAlign w:val="center"/>
-          </w:tcPr>
-          <w:p>
-            <w:pPr>
-              <w:jc w:val="center"/>
-            </w:pPr>
-            <w:r>
-              <w:rPr>
-                <w:b/>
-                <w:bCs/>
-                <w:color w:val="FFFFFF"/>
-                <w:sz w:val="20"/>
-                <w:szCs w:val="20"/>
-              </w:rPr>
-              <w:t xml:space="preserve">Escenario B</w:t>
-            </w:r>
-          </w:p>
-        </w:tc>
-      </w:tr>
-      <w:tr>
-        <w:tc>
-          <w:tcPr>
-            <w:tcW w:type="dxa" w:w="4200"/>
-            <w:shd w:fill="FFFFFF" w:color="auto" w:val="clear"/>
-            <w:tcMar>
-              <w:top w:type="dxa" w:w="80"/>
-              <w:left w:type="dxa" w:w="100"/>
-              <w:bottom w:type="dxa" w:w="80"/>
-              <w:right w:type="dxa" w:w="100"/>
-            </w:tcMar>
-            <w:vAlign w:val="center"/>
-          </w:tcPr>
-          <w:p>
-            <w:pPr>
-              <w:jc w:val="center"/>
-            </w:pPr>
-            <w:r>
-              <w:rPr>
-                <w:b w:val="false"/>
-                <w:bCs w:val="false"/>
-                <w:color w:val="000000"/>
-                <w:sz w:val="20"/>
-                <w:szCs w:val="20"/>
-              </w:rPr>
-              <w:t xml:space="preserve">Disponibilidad B</w:t>
-            </w:r>
-          </w:p>
-        </w:tc>
-        <w:tc>
-          <w:tcPr>
-            <w:tcW w:type="dxa" w:w="2580"/>
-            <w:shd w:fill="FFFFFF" w:color="auto" w:val="clear"/>
-            <w:tcMar>
-              <w:top w:type="dxa" w:w="80"/>
-              <w:left w:type="dxa" w:w="100"/>
-              <w:bottom w:type="dxa" w:w="80"/>
-              <w:right w:type="dxa" w:w="100"/>
-            </w:tcMar>
-            <w:vAlign w:val="center"/>
-          </w:tcPr>
-          <w:p>
-            <w:pPr>
-              <w:jc w:val="center"/>
-            </w:pPr>
-            <w:r>
-              <w:rPr>
-                <w:b w:val="false"/>
-                <w:bCs w:val="false"/>
-                <w:color w:val="000000"/>
-                <w:sz w:val="20"/>
-                <w:szCs w:val="20"/>
-              </w:rPr>
-              <w:t xml:space="preserve">150</w:t>
-            </w:r>
-          </w:p>
-        </w:tc>
-        <w:tc>
-          <w:tcPr>
-            <w:tcW w:type="dxa" w:w="2580"/>
-            <w:shd w:fill="FFFFFF" w:color="auto" w:val="clear"/>
-            <w:tcMar>
-              <w:top w:type="dxa" w:w="80"/>
-              <w:left w:type="dxa" w:w="100"/>
-              <w:bottom w:type="dxa" w:w="80"/>
-              <w:right w:type="dxa" w:w="100"/>
-            </w:tcMar>
-            <w:vAlign w:val="center"/>
-          </w:tcPr>
-          <w:p>
-            <w:pPr>
-              <w:jc w:val="center"/>
-            </w:pPr>
-            <w:r>
-              <w:rPr>
-                <w:b w:val="false"/>
-                <w:bCs w:val="false"/>
-                <w:color w:val="000000"/>
-                <w:sz w:val="20"/>
-                <w:szCs w:val="20"/>
-              </w:rPr>
-              <w:t xml:space="preserve">200 (+50)</w:t>
-            </w:r>
-          </w:p>
-        </w:tc>
-      </w:tr>
-      <w:tr>
-        <w:tc>
-          <w:tcPr>
-            <w:tcW w:type="dxa" w:w="4200"/>
-            <w:shd w:fill="F2F2F2" w:color="auto" w:val="clear"/>
-            <w:tcMar>
-              <w:top w:type="dxa" w:w="80"/>
-              <w:left w:type="dxa" w:w="100"/>
-              <w:bottom w:type="dxa" w:w="80"/>
-              <w:right w:type="dxa" w:w="100"/>
-            </w:tcMar>
-            <w:vAlign w:val="center"/>
-          </w:tcPr>
-          <w:p>
-            <w:pPr>
-              <w:jc w:val="center"/>
-            </w:pPr>
-            <w:r>
-              <w:rPr>
-                <w:b w:val="false"/>
-                <w:bCs w:val="false"/>
-                <w:color w:val="000000"/>
-                <w:sz w:val="20"/>
-                <w:szCs w:val="20"/>
-              </w:rPr>
-              <w:t xml:space="preserve">Disponibilidad C</w:t>
-            </w:r>
-          </w:p>
-        </w:tc>
-        <w:tc>
-          <w:tcPr>
-            <w:tcW w:type="dxa" w:w="2580"/>
-            <w:shd w:fill="F2F2F2" w:color="auto" w:val="clear"/>
-            <w:tcMar>
-              <w:top w:type="dxa" w:w="80"/>
-              <w:left w:type="dxa" w:w="100"/>
-              <w:bottom w:type="dxa" w:w="80"/>
-              <w:right w:type="dxa" w:w="100"/>
-            </w:tcMar>
-            <w:vAlign w:val="center"/>
-          </w:tcPr>
-          <w:p>
-            <w:pPr>
-              <w:jc w:val="center"/>
-            </w:pPr>
-            <w:r>
-              <w:rPr>
-                <w:b w:val="false"/>
-                <w:bCs w:val="false"/>
-                <w:color w:val="000000"/>
-                <w:sz w:val="20"/>
-                <w:szCs w:val="20"/>
-              </w:rPr>
-              <w:t xml:space="preserve">200</w:t>
-            </w:r>
-          </w:p>
-        </w:tc>
-        <w:tc>
-          <w:tcPr>
-            <w:tcW w:type="dxa" w:w="2580"/>
-            <w:shd w:fill="F2F2F2" w:color="auto" w:val="clear"/>
-            <w:tcMar>
-              <w:top w:type="dxa" w:w="80"/>
-              <w:left w:type="dxa" w:w="100"/>
-              <w:bottom w:type="dxa" w:w="80"/>
-              <w:right w:type="dxa" w:w="100"/>
-            </w:tcMar>
-            <w:vAlign w:val="center"/>
-          </w:tcPr>
-          <w:p>
-            <w:pPr>
-              <w:jc w:val="center"/>
-            </w:pPr>
-            <w:r>
-              <w:rPr>
-                <w:b w:val="false"/>
-                <w:bCs w:val="false"/>
-                <w:color w:val="000000"/>
-                <w:sz w:val="20"/>
-                <w:szCs w:val="20"/>
-              </w:rPr>
-              <w:t xml:space="preserve">150 (−50)</w:t>
-            </w:r>
-          </w:p>
-        </w:tc>
-      </w:tr>
-      <w:tr>
-        <w:tc>
-          <w:tcPr>
-            <w:tcW w:type="dxa" w:w="4200"/>
-            <w:shd w:fill="FFFFFF" w:color="auto" w:val="clear"/>
-            <w:tcMar>
-              <w:top w:type="dxa" w:w="80"/>
-              <w:left w:type="dxa" w:w="100"/>
-              <w:bottom w:type="dxa" w:w="80"/>
-              <w:right w:type="dxa" w:w="100"/>
-            </w:tcMar>
-            <w:vAlign w:val="center"/>
-          </w:tcPr>
-          <w:p>
-            <w:pPr>
-              <w:jc w:val="center"/>
-            </w:pPr>
-            <w:r>
-              <w:rPr>
-                <w:b w:val="false"/>
-                <w:bCs w:val="false"/>
-                <w:color w:val="000000"/>
-                <w:sz w:val="20"/>
-                <w:szCs w:val="20"/>
-              </w:rPr>
-              <w:t xml:space="preserve">Costo total óptimo</w:t>
-            </w:r>
-          </w:p>
-        </w:tc>
-        <w:tc>
-          <w:tcPr>
-            <w:tcW w:type="dxa" w:w="2580"/>
-            <w:shd w:fill="FFFFFF" w:color="auto" w:val="clear"/>
-            <w:tcMar>
-              <w:top w:type="dxa" w:w="80"/>
-              <w:left w:type="dxa" w:w="100"/>
-              <w:bottom w:type="dxa" w:w="80"/>
-              <w:right w:type="dxa" w:w="100"/>
-            </w:tcMar>
-            <w:vAlign w:val="center"/>
-          </w:tcPr>
-          <w:p>
-            <w:pPr>
-              <w:jc w:val="center"/>
-            </w:pPr>
-            <w:r>
-              <w:rPr>
-                <w:b w:val="false"/>
-                <w:bCs w:val="false"/>
-                <w:color w:val="000000"/>
-                <w:sz w:val="20"/>
-                <w:szCs w:val="20"/>
-              </w:rPr>
-              <w:t xml:space="preserve">4 170</w:t>
-            </w:r>
-          </w:p>
-        </w:tc>
-        <w:tc>
-          <w:tcPr>
-            <w:tcW w:type="dxa" w:w="2580"/>
-            <w:shd w:fill="FFFFFF" w:color="auto" w:val="clear"/>
-            <w:tcMar>
-              <w:top w:type="dxa" w:w="80"/>
-              <w:left w:type="dxa" w:w="100"/>
-              <w:bottom w:type="dxa" w:w="80"/>
-              <w:right w:type="dxa" w:w="100"/>
-            </w:tcMar>
-            <w:vAlign w:val="center"/>
-          </w:tcPr>
-          <w:p>
-            <w:pPr>
-              <w:jc w:val="center"/>
-            </w:pPr>
-            <w:r>
-              <w:rPr>
-                <w:b w:val="false"/>
-                <w:bCs w:val="false"/>
-                <w:color w:val="000000"/>
-                <w:sz w:val="20"/>
-                <w:szCs w:val="20"/>
-              </w:rPr>
-              <w:t xml:space="preserve">4 120</w:t>
-            </w:r>
-          </w:p>
-        </w:tc>
-      </w:tr>
-      <w:tr>
-        <w:tc>
-          <w:tcPr>
-            <w:tcW w:type="dxa" w:w="4200"/>
-            <w:shd w:fill="F2F2F2" w:color="auto" w:val="clear"/>
-            <w:tcMar>
-              <w:top w:type="dxa" w:w="80"/>
-              <w:left w:type="dxa" w:w="100"/>
-              <w:bottom w:type="dxa" w:w="80"/>
-              <w:right w:type="dxa" w:w="100"/>
-            </w:tcMar>
-            <w:vAlign w:val="center"/>
-          </w:tcPr>
-          <w:p>
-            <w:pPr>
-              <w:jc w:val="center"/>
-            </w:pPr>
-            <w:r>
-              <w:rPr>
-                <w:b w:val="false"/>
-                <w:bCs w:val="false"/>
-                <w:color w:val="000000"/>
-                <w:sz w:val="20"/>
-                <w:szCs w:val="20"/>
-              </w:rPr>
-              <w:t xml:space="preserve">Variación</w:t>
-            </w:r>
-          </w:p>
-        </w:tc>
-        <w:tc>
-          <w:tcPr>
-            <w:tcW w:type="dxa" w:w="2580"/>
-            <w:shd w:fill="F2F2F2" w:color="auto" w:val="clear"/>
-            <w:tcMar>
-              <w:top w:type="dxa" w:w="80"/>
-              <w:left w:type="dxa" w:w="100"/>
-              <w:bottom w:type="dxa" w:w="80"/>
-              <w:right w:type="dxa" w:w="100"/>
-            </w:tcMar>
-            <w:vAlign w:val="center"/>
-          </w:tcPr>
-          <w:p>
-            <w:pPr>
-              <w:jc w:val="center"/>
-            </w:pPr>
-            <w:r>
-              <w:rPr>
-                <w:b w:val="false"/>
-                <w:bCs w:val="false"/>
-                <w:color w:val="000000"/>
-                <w:sz w:val="20"/>
-                <w:szCs w:val="20"/>
-              </w:rPr>
-              <w:t xml:space="preserve">—</w:t>
-            </w:r>
-          </w:p>
-        </w:tc>
-        <w:tc>
-          <w:tcPr>
-            <w:tcW w:type="dxa" w:w="2580"/>
-            <w:shd w:fill="F2F2F2" w:color="auto" w:val="clear"/>
-            <w:tcMar>
-              <w:top w:type="dxa" w:w="80"/>
-              <w:left w:type="dxa" w:w="100"/>
-              <w:bottom w:type="dxa" w:w="80"/>
-              <w:right w:type="dxa" w:w="100"/>
-            </w:tcMar>
-            <w:vAlign w:val="center"/>
-          </w:tcPr>
-          <w:p>
-            <w:pPr>
-              <w:jc w:val="center"/>
-            </w:pPr>
-            <w:r>
-              <w:rPr>
-                <w:b w:val="false"/>
-                <w:bCs w:val="false"/>
-                <w:color w:val="000000"/>
-                <w:sz w:val="20"/>
-                <w:szCs w:val="20"/>
-              </w:rPr>
-              <w:t xml:space="preserve">−50 (−1,2 %)</w:t>
-            </w:r>
-          </w:p>
-        </w:tc>
-      </w:tr>
-    </w:tbl>
-    <w:p>
-      <w:pPr>
-        <w:spacing w:after="240" w:before="60"/>
-        <w:jc w:val="center"/>
-      </w:pPr>
-      <w:r>
-        <w:rPr>
-          <w:i/>
-          <w:iCs/>
-          <w:color w:val="555555"/>
-          <w:sz w:val="18"/>
-          <w:szCs w:val="18"/>
-        </w:rPr>
-        <w:t xml:space="preserve">Tabla 8. Escenario B — traslado de disponibilidad de C hacia B.</w:t>
-      </w:r>
-    </w:p>
-    <w:p>
-      <w:pPr>
-        <w:spacing w:after="160" w:line="276"/>
-        <w:jc w:val="both"/>
-      </w:pPr>
-      <w:r>
-        <w:rPr>
-          <w:sz w:val="22"/>
-          <w:szCs w:val="22"/>
-        </w:rPr>
-        <w:t xml:space="preserve">En este caso el costo total disminuye en 50 unidades monetarias (−1,2 %). El resultado confirma un principio general derivable de la estructura de costos: como B tiene un costo base menor que C (a_B = 5 &lt; a_C = 6), cualquier unidad de capacidad que se traslade de C hacia B reduce el costo total en (a_C − a_B) = 1 unidad monetaria por unidad trasladada, siempre que exista demanda suficiente para absorberla. Esto es información valiosa para decisiones de inversión en capacidad: ampliar B es, unidad por unidad, más rentable que ampliar C.</w:t>
-      </w:r>
-    </w:p>
-    <w:p>
-      <w:pPr>
-        <w:pStyle w:val="Heading2"/>
-        <w:spacing w:after="140" w:before="280"/>
-      </w:pPr>
-      <w:r>
-        <w:rPr>
-          <w:b/>
-          <w:bCs/>
-          <w:color w:val="1F3864"/>
-          <w:sz w:val="24"/>
-          <w:szCs w:val="24"/>
-        </w:rPr>
-        <w:t xml:space="preserve">6.3 Escenario C: apertura de un nuevo centro de distribución (análisis costo-beneficio)</w:t>
-      </w:r>
-    </w:p>
-    <w:p>
-      <w:pPr>
-        <w:spacing w:after="160" w:line="276"/>
-        <w:jc w:val="both"/>
-      </w:pPr>
-      <w:r>
-        <w:rPr>
-          <w:sz w:val="22"/>
-          <w:szCs w:val="22"/>
-        </w:rPr>
-        <w:t xml:space="preserve">La empresa evalúa abrir un cuarto centro de distribución, D, ubicado estratégicamente cerca de los puntos de venta 4 y 5 (los de mayor costo de transporte en la red actual). Se supone, de forma ilustrativa, que D tendría una capacidad de 160 unidades y costos unitarios preferenciales de 7 y 8 hacia los puntos 4 y 5 respectivamente (frente a 12 y 14 desde C), y que no resultaría competitivo para abastecer los puntos 1, 2 y 3 por su ubicación.</w:t>
-      </w:r>
-    </w:p>
-    <w:p>
-      <w:pPr>
-        <w:spacing w:after="160" w:line="276"/>
-        <w:jc w:val="both"/>
-      </w:pPr>
-      <w:r>
-        <w:rPr>
-          <w:sz w:val="22"/>
-          <w:szCs w:val="22"/>
-        </w:rPr>
-        <w:t xml:space="preserve">Bajo este supuesto, D absorbería toda la demanda de los puntos 4 y 5 (60 + 100 = 160 unidades, exactamente su capacidad), liberando a los centros A, B y C para concentrarse en los puntos 1, 2 y 3 (80 + 90 + 120 = 290 unidades), usando prioritariamente la capacidad más barata (A, luego B, y solo el remanente de C):</w:t>
-      </w:r>
-    </w:p>
-    <w:tbl>
-      <w:tblPr>
-        <w:tblW w:type="dxa" w:w="9360"/>
-        <w:tblBorders>
-          <w:top w:val="single" w:color="auto" w:sz="4"/>
-          <w:left w:val="single" w:color="auto" w:sz="4"/>
-          <w:bottom w:val="single" w:color="auto" w:sz="4"/>
-          <w:right w:val="single" w:color="auto" w:sz="4"/>
-          <w:insideH w:val="single" w:color="auto" w:sz="4"/>
-          <w:insideV w:val="single" w:color="auto" w:sz="4"/>
-        </w:tblBorders>
-      </w:tblPr>
-      <w:tblGrid>
-        <w:gridCol w:w="4560"/>
-        <w:gridCol w:w="1800"/>
-        <w:gridCol w:w="1500"/>
-        <w:gridCol w:w="1500"/>
-      </w:tblGrid>
-      <w:tr>
-        <w:trPr>
-          <w:tblHeader/>
-        </w:trPr>
-        <w:tc>
-          <w:tcPr>
-            <w:tcW w:type="dxa" w:w="4560"/>
-            <w:shd w:fill="1F3864" w:color="auto" w:val="clear"/>
-            <w:tcMar>
-              <w:top w:type="dxa" w:w="80"/>
-              <w:left w:type="dxa" w:w="100"/>
-              <w:bottom w:type="dxa" w:w="80"/>
-              <w:right w:type="dxa" w:w="100"/>
-            </w:tcMar>
-            <w:vAlign w:val="center"/>
-          </w:tcPr>
-          <w:p>
-            <w:pPr>
-              <w:jc w:val="center"/>
-            </w:pPr>
-            <w:r>
-              <w:rPr>
-                <w:b/>
-                <w:bCs/>
-                <w:color w:val="FFFFFF"/>
-                <w:sz w:val="20"/>
-                <w:szCs w:val="20"/>
-              </w:rPr>
-              <w:t xml:space="preserve">Ruta / concepto</w:t>
-            </w:r>
-          </w:p>
-        </w:tc>
-        <w:tc>
-          <w:tcPr>
-            <w:tcW w:type="dxa" w:w="1800"/>
-            <w:shd w:fill="1F3864" w:color="auto" w:val="clear"/>
-            <w:tcMar>
-              <w:top w:type="dxa" w:w="80"/>
-              <w:left w:type="dxa" w:w="100"/>
-              <w:bottom w:type="dxa" w:w="80"/>
-              <w:right w:type="dxa" w:w="100"/>
-            </w:tcMar>
-            <w:vAlign w:val="center"/>
-          </w:tcPr>
-          <w:p>
-            <w:pPr>
-              <w:jc w:val="center"/>
-            </w:pPr>
-            <w:r>
-              <w:rPr>
-                <w:b/>
-                <w:bCs/>
-                <w:color w:val="FFFFFF"/>
-                <w:sz w:val="20"/>
-                <w:szCs w:val="20"/>
-              </w:rPr>
-              <w:t xml:space="preserve">Unidades</w:t>
-            </w:r>
-          </w:p>
-        </w:tc>
-        <w:tc>
-          <w:tcPr>
-            <w:tcW w:type="dxa" w:w="1500"/>
-            <w:shd w:fill="1F3864" w:color="auto" w:val="clear"/>
-            <w:tcMar>
-              <w:top w:type="dxa" w:w="80"/>
-              <w:left w:type="dxa" w:w="100"/>
-              <w:bottom w:type="dxa" w:w="80"/>
-              <w:right w:type="dxa" w:w="100"/>
-            </w:tcMar>
-            <w:vAlign w:val="center"/>
-          </w:tcPr>
-          <w:p>
-            <w:pPr>
-              <w:jc w:val="center"/>
-            </w:pPr>
-            <w:r>
-              <w:rPr>
-                <w:b/>
-                <w:bCs/>
-                <w:color w:val="FFFFFF"/>
-                <w:sz w:val="20"/>
-                <w:szCs w:val="20"/>
-              </w:rPr>
-              <w:t xml:space="preserve">Costo unitario</w:t>
-            </w:r>
-          </w:p>
-        </w:tc>
-        <w:tc>
-          <w:tcPr>
-            <w:tcW w:type="dxa" w:w="1500"/>
-            <w:shd w:fill="1F3864" w:color="auto" w:val="clear"/>
-            <w:tcMar>
-              <w:top w:type="dxa" w:w="80"/>
-              <w:left w:type="dxa" w:w="100"/>
-              <w:bottom w:type="dxa" w:w="80"/>
-              <w:right w:type="dxa" w:w="100"/>
-            </w:tcMar>
-            <w:vAlign w:val="center"/>
-          </w:tcPr>
-          <w:p>
-            <w:pPr>
-              <w:jc w:val="center"/>
-            </w:pPr>
-            <w:r>
-              <w:rPr>
-                <w:b/>
-                <w:bCs/>
-                <w:color w:val="FFFFFF"/>
-                <w:sz w:val="20"/>
-                <w:szCs w:val="20"/>
-              </w:rPr>
-              <w:t xml:space="preserve">Subtotal</w:t>
-            </w:r>
-          </w:p>
-        </w:tc>
-      </w:tr>
-      <w:tr>
-        <w:tc>
-          <w:tcPr>
-            <w:tcW w:type="dxa" w:w="4560"/>
-            <w:shd w:fill="FFFFFF" w:color="auto" w:val="clear"/>
-            <w:tcMar>
-              <w:top w:type="dxa" w:w="80"/>
-              <w:left w:type="dxa" w:w="100"/>
-              <w:bottom w:type="dxa" w:w="80"/>
-              <w:right w:type="dxa" w:w="100"/>
-            </w:tcMar>
-            <w:vAlign w:val="center"/>
-          </w:tcPr>
-          <w:p>
-            <w:pPr>
-              <w:jc w:val="center"/>
-            </w:pPr>
-            <w:r>
-              <w:rPr>
-                <w:b w:val="false"/>
-                <w:bCs w:val="false"/>
-                <w:color w:val="000000"/>
-                <w:sz w:val="20"/>
-                <w:szCs w:val="20"/>
-              </w:rPr>
-              <w:t xml:space="preserve">A, B, C → puntos 1, 2, 3 (óptimo interno)</w:t>
-            </w:r>
-          </w:p>
-        </w:tc>
-        <w:tc>
-          <w:tcPr>
-            <w:tcW w:type="dxa" w:w="1800"/>
-            <w:shd w:fill="FFFFFF" w:color="auto" w:val="clear"/>
-            <w:tcMar>
-              <w:top w:type="dxa" w:w="80"/>
-              <w:left w:type="dxa" w:w="100"/>
-              <w:bottom w:type="dxa" w:w="80"/>
-              <w:right w:type="dxa" w:w="100"/>
-            </w:tcMar>
-            <w:vAlign w:val="center"/>
-          </w:tcPr>
-          <w:p>
-            <w:pPr>
-              <w:jc w:val="center"/>
-            </w:pPr>
-            <w:r>
-              <w:rPr>
-                <w:b w:val="false"/>
-                <w:bCs w:val="false"/>
-                <w:color w:val="000000"/>
-                <w:sz w:val="20"/>
-                <w:szCs w:val="20"/>
-              </w:rPr>
-              <w:t xml:space="preserve">290</w:t>
-            </w:r>
-          </w:p>
-        </w:tc>
-        <w:tc>
-          <w:tcPr>
-            <w:tcW w:type="dxa" w:w="1500"/>
-            <w:shd w:fill="FFFFFF" w:color="auto" w:val="clear"/>
-            <w:tcMar>
-              <w:top w:type="dxa" w:w="80"/>
-              <w:left w:type="dxa" w:w="100"/>
-              <w:bottom w:type="dxa" w:w="80"/>
-              <w:right w:type="dxa" w:w="100"/>
-            </w:tcMar>
-            <w:vAlign w:val="center"/>
-          </w:tcPr>
-          <w:p>
-            <w:pPr>
-              <w:jc w:val="center"/>
-            </w:pPr>
-            <w:r>
-              <w:rPr>
-                <w:b w:val="false"/>
-                <w:bCs w:val="false"/>
-                <w:color w:val="000000"/>
-                <w:sz w:val="20"/>
-                <w:szCs w:val="20"/>
-              </w:rPr>
-              <w:t xml:space="preserve">—</w:t>
-            </w:r>
-          </w:p>
-        </w:tc>
-        <w:tc>
-          <w:tcPr>
-            <w:tcW w:type="dxa" w:w="1500"/>
-            <w:shd w:fill="FFFFFF" w:color="auto" w:val="clear"/>
-            <w:tcMar>
-              <w:top w:type="dxa" w:w="80"/>
-              <w:left w:type="dxa" w:w="100"/>
-              <w:bottom w:type="dxa" w:w="80"/>
-              <w:right w:type="dxa" w:w="100"/>
-            </w:tcMar>
-            <w:vAlign w:val="center"/>
-          </w:tcPr>
-          <w:p>
-            <w:pPr>
-              <w:jc w:val="center"/>
-            </w:pPr>
-            <w:r>
-              <w:rPr>
-                <w:b w:val="false"/>
-                <w:bCs w:val="false"/>
-                <w:color w:val="000000"/>
-                <w:sz w:val="20"/>
-                <w:szCs w:val="20"/>
-              </w:rPr>
-              <w:t xml:space="preserve">2 050</w:t>
-            </w:r>
-          </w:p>
-        </w:tc>
-      </w:tr>
-      <w:tr>
-        <w:tc>
-          <w:tcPr>
-            <w:tcW w:type="dxa" w:w="4560"/>
-            <w:shd w:fill="F2F2F2" w:color="auto" w:val="clear"/>
-            <w:tcMar>
-              <w:top w:type="dxa" w:w="80"/>
-              <w:left w:type="dxa" w:w="100"/>
-              <w:bottom w:type="dxa" w:w="80"/>
-              <w:right w:type="dxa" w:w="100"/>
-            </w:tcMar>
-            <w:vAlign w:val="center"/>
-          </w:tcPr>
-          <w:p>
-            <w:pPr>
-              <w:jc w:val="center"/>
-            </w:pPr>
-            <w:r>
-              <w:rPr>
-                <w:b w:val="false"/>
-                <w:bCs w:val="false"/>
-                <w:color w:val="000000"/>
-                <w:sz w:val="20"/>
-                <w:szCs w:val="20"/>
-              </w:rPr>
-              <w:t xml:space="preserve">D → punto 4 (nuevo centro)</w:t>
-            </w:r>
-          </w:p>
-        </w:tc>
-        <w:tc>
-          <w:tcPr>
-            <w:tcW w:type="dxa" w:w="1800"/>
-            <w:shd w:fill="F2F2F2" w:color="auto" w:val="clear"/>
-            <w:tcMar>
-              <w:top w:type="dxa" w:w="80"/>
-              <w:left w:type="dxa" w:w="100"/>
-              <w:bottom w:type="dxa" w:w="80"/>
-              <w:right w:type="dxa" w:w="100"/>
-            </w:tcMar>
-            <w:vAlign w:val="center"/>
-          </w:tcPr>
-          <w:p>
-            <w:pPr>
-              <w:jc w:val="center"/>
-            </w:pPr>
-            <w:r>
-              <w:rPr>
-                <w:b w:val="false"/>
-                <w:bCs w:val="false"/>
-                <w:color w:val="000000"/>
-                <w:sz w:val="20"/>
-                <w:szCs w:val="20"/>
-              </w:rPr>
-              <w:t xml:space="preserve">60</w:t>
-            </w:r>
-          </w:p>
-        </w:tc>
-        <w:tc>
-          <w:tcPr>
-            <w:tcW w:type="dxa" w:w="1500"/>
-            <w:shd w:fill="F2F2F2" w:color="auto" w:val="clear"/>
-            <w:tcMar>
-              <w:top w:type="dxa" w:w="80"/>
-              <w:left w:type="dxa" w:w="100"/>
-              <w:bottom w:type="dxa" w:w="80"/>
-              <w:right w:type="dxa" w:w="100"/>
-            </w:tcMar>
-            <w:vAlign w:val="center"/>
-          </w:tcPr>
-          <w:p>
-            <w:pPr>
-              <w:jc w:val="center"/>
-            </w:pPr>
-            <w:r>
-              <w:rPr>
-                <w:b w:val="false"/>
-                <w:bCs w:val="false"/>
-                <w:color w:val="000000"/>
-                <w:sz w:val="20"/>
-                <w:szCs w:val="20"/>
-              </w:rPr>
-              <w:t xml:space="preserve">7</w:t>
-            </w:r>
-          </w:p>
-        </w:tc>
-        <w:tc>
-          <w:tcPr>
-            <w:tcW w:type="dxa" w:w="1500"/>
-            <w:shd w:fill="F2F2F2" w:color="auto" w:val="clear"/>
-            <w:tcMar>
-              <w:top w:type="dxa" w:w="80"/>
-              <w:left w:type="dxa" w:w="100"/>
-              <w:bottom w:type="dxa" w:w="80"/>
-              <w:right w:type="dxa" w:w="100"/>
-            </w:tcMar>
-            <w:vAlign w:val="center"/>
-          </w:tcPr>
-          <w:p>
-            <w:pPr>
-              <w:jc w:val="center"/>
-            </w:pPr>
-            <w:r>
-              <w:rPr>
-                <w:b w:val="false"/>
-                <w:bCs w:val="false"/>
-                <w:color w:val="000000"/>
-                <w:sz w:val="20"/>
-                <w:szCs w:val="20"/>
-              </w:rPr>
-              <w:t xml:space="preserve">420</w:t>
-            </w:r>
-          </w:p>
-        </w:tc>
-      </w:tr>
-      <w:tr>
-        <w:tc>
-          <w:tcPr>
-            <w:tcW w:type="dxa" w:w="4560"/>
-            <w:shd w:fill="FFFFFF" w:color="auto" w:val="clear"/>
-            <w:tcMar>
-              <w:top w:type="dxa" w:w="80"/>
-              <w:left w:type="dxa" w:w="100"/>
-              <w:bottom w:type="dxa" w:w="80"/>
-              <w:right w:type="dxa" w:w="100"/>
-            </w:tcMar>
-            <w:vAlign w:val="center"/>
-          </w:tcPr>
-          <w:p>
-            <w:pPr>
-              <w:jc w:val="center"/>
-            </w:pPr>
-            <w:r>
-              <w:rPr>
-                <w:b w:val="false"/>
-                <w:bCs w:val="false"/>
-                <w:color w:val="000000"/>
-                <w:sz w:val="20"/>
-                <w:szCs w:val="20"/>
-              </w:rPr>
-              <w:t xml:space="preserve">D → punto 5 (nuevo centro)</w:t>
-            </w:r>
-          </w:p>
-        </w:tc>
-        <w:tc>
-          <w:tcPr>
-            <w:tcW w:type="dxa" w:w="1800"/>
-            <w:shd w:fill="FFFFFF" w:color="auto" w:val="clear"/>
-            <w:tcMar>
-              <w:top w:type="dxa" w:w="80"/>
-              <w:left w:type="dxa" w:w="100"/>
-              <w:bottom w:type="dxa" w:w="80"/>
-              <w:right w:type="dxa" w:w="100"/>
-            </w:tcMar>
-            <w:vAlign w:val="center"/>
-          </w:tcPr>
-          <w:p>
-            <w:pPr>
-              <w:jc w:val="center"/>
-            </w:pPr>
-            <w:r>
-              <w:rPr>
-                <w:b w:val="false"/>
-                <w:bCs w:val="false"/>
-                <w:color w:val="000000"/>
-                <w:sz w:val="20"/>
-                <w:szCs w:val="20"/>
-              </w:rPr>
-              <w:t xml:space="preserve">100</w:t>
-            </w:r>
-          </w:p>
-        </w:tc>
-        <w:tc>
-          <w:tcPr>
-            <w:tcW w:type="dxa" w:w="1500"/>
-            <w:shd w:fill="FFFFFF" w:color="auto" w:val="clear"/>
-            <w:tcMar>
-              <w:top w:type="dxa" w:w="80"/>
-              <w:left w:type="dxa" w:w="100"/>
-              <w:bottom w:type="dxa" w:w="80"/>
-              <w:right w:type="dxa" w:w="100"/>
-            </w:tcMar>
-            <w:vAlign w:val="center"/>
-          </w:tcPr>
-          <w:p>
-            <w:pPr>
-              <w:jc w:val="center"/>
-            </w:pPr>
-            <w:r>
-              <w:rPr>
-                <w:b w:val="false"/>
-                <w:bCs w:val="false"/>
-                <w:color w:val="000000"/>
-                <w:sz w:val="20"/>
-                <w:szCs w:val="20"/>
-              </w:rPr>
-              <w:t xml:space="preserve">8</w:t>
-            </w:r>
-          </w:p>
-        </w:tc>
-        <w:tc>
-          <w:tcPr>
-            <w:tcW w:type="dxa" w:w="1500"/>
-            <w:shd w:fill="FFFFFF" w:color="auto" w:val="clear"/>
-            <w:tcMar>
-              <w:top w:type="dxa" w:w="80"/>
-              <w:left w:type="dxa" w:w="100"/>
-              <w:bottom w:type="dxa" w:w="80"/>
-              <w:right w:type="dxa" w:w="100"/>
-            </w:tcMar>
-            <w:vAlign w:val="center"/>
-          </w:tcPr>
-          <w:p>
-            <w:pPr>
-              <w:jc w:val="center"/>
-            </w:pPr>
-            <w:r>
-              <w:rPr>
-                <w:b w:val="false"/>
-                <w:bCs w:val="false"/>
-                <w:color w:val="000000"/>
-                <w:sz w:val="20"/>
-                <w:szCs w:val="20"/>
-              </w:rPr>
-              <w:t xml:space="preserve">800</w:t>
-            </w:r>
-          </w:p>
-        </w:tc>
-      </w:tr>
-      <w:tr>
-        <w:tc>
-          <w:tcPr>
-            <w:tcW w:type="dxa" w:w="4560"/>
-            <w:shd w:fill="F2F2F2" w:color="auto" w:val="clear"/>
-            <w:tcMar>
-              <w:top w:type="dxa" w:w="80"/>
-              <w:left w:type="dxa" w:w="100"/>
-              <w:bottom w:type="dxa" w:w="80"/>
-              <w:right w:type="dxa" w:w="100"/>
-            </w:tcMar>
-            <w:vAlign w:val="center"/>
-          </w:tcPr>
-          <w:p>
-            <w:pPr>
-              <w:jc w:val="center"/>
-            </w:pPr>
-            <w:r>
-              <w:rPr>
-                <w:b w:val="false"/>
-                <w:bCs w:val="false"/>
-                <w:color w:val="000000"/>
-                <w:sz w:val="20"/>
-                <w:szCs w:val="20"/>
-              </w:rPr>
-              <w:t xml:space="preserve">Costo total con centro D</w:t>
-            </w:r>
-          </w:p>
-        </w:tc>
-        <w:tc>
-          <w:tcPr>
-            <w:tcW w:type="dxa" w:w="1800"/>
-            <w:shd w:fill="F2F2F2" w:color="auto" w:val="clear"/>
-            <w:tcMar>
-              <w:top w:type="dxa" w:w="80"/>
-              <w:left w:type="dxa" w:w="100"/>
-              <w:bottom w:type="dxa" w:w="80"/>
-              <w:right w:type="dxa" w:w="100"/>
-            </w:tcMar>
-            <w:vAlign w:val="center"/>
-          </w:tcPr>
-          <w:p>
-            <w:pPr>
-              <w:jc w:val="center"/>
-            </w:pPr>
-            <w:r>
-              <w:rPr>
-                <w:b w:val="false"/>
-                <w:bCs w:val="false"/>
-                <w:color w:val="000000"/>
-                <w:sz w:val="20"/>
-                <w:szCs w:val="20"/>
-              </w:rPr>
-              <w:t xml:space="preserve">450</w:t>
-            </w:r>
-          </w:p>
-        </w:tc>
-        <w:tc>
-          <w:tcPr>
-            <w:tcW w:type="dxa" w:w="1500"/>
-            <w:shd w:fill="F2F2F2" w:color="auto" w:val="clear"/>
-            <w:tcMar>
-              <w:top w:type="dxa" w:w="80"/>
-              <w:left w:type="dxa" w:w="100"/>
-              <w:bottom w:type="dxa" w:w="80"/>
-              <w:right w:type="dxa" w:w="100"/>
-            </w:tcMar>
-            <w:vAlign w:val="center"/>
-          </w:tcPr>
-          <w:p>
-            <w:pPr>
-              <w:jc w:val="center"/>
-            </w:pPr>
-            <w:r>
-              <w:rPr>
-                <w:b w:val="false"/>
-                <w:bCs w:val="false"/>
-                <w:color w:val="000000"/>
-                <w:sz w:val="20"/>
-                <w:szCs w:val="20"/>
-              </w:rPr>
-              <w:t xml:space="preserve">—</w:t>
-            </w:r>
-          </w:p>
-        </w:tc>
-        <w:tc>
-          <w:tcPr>
-            <w:tcW w:type="dxa" w:w="1500"/>
-            <w:shd w:fill="F2F2F2" w:color="auto" w:val="clear"/>
-            <w:tcMar>
-              <w:top w:type="dxa" w:w="80"/>
-              <w:left w:type="dxa" w:w="100"/>
-              <w:bottom w:type="dxa" w:w="80"/>
-              <w:right w:type="dxa" w:w="100"/>
-            </w:tcMar>
-            <w:vAlign w:val="center"/>
-          </w:tcPr>
-          <w:p>
-            <w:pPr>
-              <w:jc w:val="center"/>
-            </w:pPr>
-            <w:r>
-              <w:rPr>
-                <w:b w:val="false"/>
-                <w:bCs w:val="false"/>
-                <w:color w:val="000000"/>
-                <w:sz w:val="20"/>
-                <w:szCs w:val="20"/>
-              </w:rPr>
-              <w:t xml:space="preserve">3 270</w:t>
-            </w:r>
-          </w:p>
-        </w:tc>
-      </w:tr>
-    </w:tbl>
-    <w:p>
-      <w:pPr>
-        <w:spacing w:after="240" w:before="60"/>
-        <w:jc w:val="center"/>
-      </w:pPr>
-      <w:r>
-        <w:rPr>
-          <w:i/>
-          <w:iCs/>
-          <w:color w:val="555555"/>
-          <w:sz w:val="18"/>
-          <w:szCs w:val="18"/>
-        </w:rPr>
-        <w:t xml:space="preserve">Tabla 9. Escenario C — red con el nuevo centro D especializado en los puntos 4 y 5.</w:t>
-      </w:r>
-    </w:p>
-    <w:p>
-      <w:pPr>
-        <w:spacing w:after="160" w:line="276"/>
-        <w:jc w:val="both"/>
-      </w:pPr>
-      <w:r>
-        <w:rPr>
-          <w:sz w:val="22"/>
-          <w:szCs w:val="22"/>
-        </w:rPr>
-        <w:t xml:space="preserve">El costo total de transporte se reduciría de 4 170 a 3 270 unidades monetarias, un ahorro de 900 unidades monetarias por periodo (−21,6 %). Para decidir si conviene abrir el centro D, este ahorro operativo debe compararse contra el costo de la inversión y los costos fijos de operación del nuevo centro (arriendo o construcción, personal, equipamiento, permisos):</w:t>
-      </w:r>
-    </w:p>
-    <w:p>
-      <w:pPr>
-        <w:pStyle w:val="ListParagraph"/>
-        <w:numPr>
-          <w:ilvl w:val="0"/>
-          <w:numId w:val="2"/>
-        </w:numPr>
-        <w:spacing w:after="80"/>
-      </w:pPr>
-      <w:r>
-        <w:rPr>
-          <w:sz w:val="22"/>
-          <w:szCs w:val="22"/>
-        </w:rPr>
-        <w:t xml:space="preserve">Si el costo fijo periódico de operar D es menor que el ahorro de 900 unidades monetarias por periodo, la apertura es recomendable desde el punto de vista financiero.</w:t>
-      </w:r>
-    </w:p>
-    <w:p>
-      <w:pPr>
-        <w:pStyle w:val="ListParagraph"/>
-        <w:numPr>
-          <w:ilvl w:val="0"/>
-          <w:numId w:val="2"/>
-        </w:numPr>
-        <w:spacing w:after="80"/>
-      </w:pPr>
-      <w:r>
-        <w:rPr>
-          <w:sz w:val="22"/>
-          <w:szCs w:val="22"/>
-        </w:rPr>
-        <w:t xml:space="preserve">El periodo de recuperación simple de una inversión inicial I se estima como I / 900 periodos; por ejemplo, una inversión de 9 000 unidades monetarias se recuperaría en 10 periodos solo por ahorro en transporte, sin considerar otros beneficios (mejor nivel de servicio, menor tiempo de entrega).</w:t>
-      </w:r>
-    </w:p>
-    <w:p>
-      <w:pPr>
-        <w:pStyle w:val="ListParagraph"/>
-        <w:numPr>
-          <w:ilvl w:val="0"/>
-          <w:numId w:val="2"/>
-        </w:numPr>
-        <w:spacing w:after="80"/>
-      </w:pPr>
-      <w:r>
-        <w:rPr>
-          <w:sz w:val="22"/>
-          <w:szCs w:val="22"/>
-        </w:rPr>
-        <w:t xml:space="preserve">Esta cifra es ilustrativa: la empresa debe sustituir los supuestos de capacidad y costo de D por datos reales de factibilidad antes de tomar la decisión final.</w:t>
-      </w:r>
-    </w:p>
-    <w:p>
-      <w:pPr>
-        <w:pStyle w:val="Heading1"/>
-        <w:pBdr>
-          <w:bottom w:val="single" w:color="1F3864" w:sz="8" w:space="4"/>
-        </w:pBdr>
-        <w:spacing w:after="200" w:before="360"/>
-      </w:pPr>
-      <w:r>
-        <w:rPr>
-          <w:b/>
-          <w:bCs/>
-          <w:color w:val="1F3864"/>
-          <w:sz w:val="28"/>
-          <w:szCs w:val="28"/>
-        </w:rPr>
-        <w:t xml:space="preserve">7. Presentación de resultados</w:t>
-      </w:r>
-    </w:p>
-    <w:p>
-      <w:pPr>
-        <w:spacing w:after="160" w:line="276"/>
-        <w:jc w:val="both"/>
-      </w:pPr>
-      <w:r>
-        <w:rPr>
-          <w:sz w:val="22"/>
-          <w:szCs w:val="22"/>
-        </w:rPr>
-        <w:t xml:space="preserve">Para facilitar la comunicación de los resultados a la dirección de la empresa se presentan dos gráficos que resumen, respectivamente, el plan óptimo de distribución y la comparación de costos entre el escenario base y los escenarios de sensibilidad analizados.</w:t>
+        <w:t xml:space="preserve">Para verificar de manera efectiva —y no solo teórica— el comportamiento de Solver, el modelo se resolvió realmente utilizando LibreOffice Calc y su Solver integrado con el motor de programación lineal lp_solve (equivalente en propósito al motor Simplex LP de Excel). El Solver reportó una resolución exitosa (Success = true) con un valor óptimo de función objetivo (ResultValue) de 4 170, idéntico al obtenido manualmente. La captura siguiente muestra la hoja de cálculo ya con la solución cargada en las celdas de variables, junto con la celda objetivo y las anotaciones de las restricciones:</w:t>
       </w:r>
     </w:p>
     <w:p>
@@ -8202,7 +7075,7 @@
       <w:r>
         <w:drawing>
           <wp:inline distT="0" distB="0" distL="0" distR="0">
-            <wp:extent cx="4953000" cy="2857500"/>
+            <wp:extent cx="5334000" cy="1571625"/>
             <wp:effectExtent t="0" r="0" b="0" l="0"/>
             <wp:docPr id="1" name="" descr="" title=""/>
             <wp:cNvGraphicFramePr>
@@ -8227,7 +7100,7 @@
                   <pic:spPr bwMode="auto">
                     <a:xfrm>
                       <a:off x="0" y="0"/>
-                      <a:ext cx="4953000" cy="2857500"/>
+                      <a:ext cx="5334000" cy="1571625"/>
                     </a:xfrm>
                     <a:prstGeom prst="rect">
                       <a:avLst/>
@@ -8253,7 +7126,2847 @@
           <w:sz w:val="18"/>
           <w:szCs w:val="18"/>
         </w:rPr>
-        <w:t xml:space="preserve">Gráfico 1. Unidades recibidas por cada punto de venta, desagregadas por centro de distribución de origen, según la solución óptima.</w:t>
+        <w:t xml:space="preserve">Gráfico 3. Hoja de cálculo del modelo de transporte con la solución óptima (Xij) y la celda objetivo (Minimizar Z = 4 170), resuelta y verificada con el Solver de LibreOffice Calc (motor lp_solve).</w:t>
+      </w:r>
+    </w:p>
+    <w:p>
+      <w:pPr>
+        <w:spacing w:after="160" w:line="276"/>
+        <w:jc w:val="both"/>
+      </w:pPr>
+      <w:r>
+        <w:rPr>
+          <w:sz w:val="22"/>
+          <w:szCs w:val="22"/>
+        </w:rPr>
+        <w:t xml:space="preserve">Como puede observarse en la captura, la fila «Usado» coincide exactamente con la «Disponibilidad» de cada centro (100, 150 y 200) y la fila «Recibido» coincide exactamente con la «Demanda» de cada punto de venta (80, 90, 120, 60 y 100), confirmando que la solución obtenida por el software es factible además de óptima. El resultado del Solver reproduce con exactitud la solución de la tabla 6, lo que constituye una verificación cruzada independiente —manual (esquina noroeste + MODI) y computacional (Solver)— de la optimalidad del plan de distribución.</w:t>
+      </w:r>
+    </w:p>
+    <w:p>
+      <w:pPr>
+        <w:pStyle w:val="Heading3"/>
+        <w:spacing w:after="100" w:before="200"/>
+      </w:pPr>
+      <w:r>
+        <w:rPr>
+          <w:b/>
+          <w:bCs/>
+          <w:i/>
+          <w:iCs/>
+          <w:sz w:val="22"/>
+          <w:szCs w:val="22"/>
+        </w:rPr>
+        <w:t xml:space="preserve">4.5.4 Resolución con LINDO (formulación alternativa)</w:t>
+      </w:r>
+    </w:p>
+    <w:p>
+      <w:pPr>
+        <w:spacing w:after="160" w:line="276"/>
+        <w:jc w:val="both"/>
+      </w:pPr>
+      <w:r>
+        <w:rPr>
+          <w:sz w:val="22"/>
+          <w:szCs w:val="22"/>
+        </w:rPr>
+        <w:t xml:space="preserve">Como alternativa a la hoja de cálculo, el mismo modelo puede resolverse con software de programación lineal especializado como LINDO, que recibe la formulación matemática directamente en un archivo de texto en lugar de una hoja de cálculo. La formulación equivalente en la sintaxis de LINDO es la siguiente:</w:t>
+      </w:r>
+    </w:p>
+    <w:p>
+      <w:pPr>
+        <w:spacing w:after="160" w:before="100"/>
+        <w:jc w:val="center"/>
+      </w:pPr>
+      <w:r>
+        <w:rPr>
+          <w:i/>
+          <w:iCs/>
+          <w:sz w:val="22"/>
+          <w:szCs w:val="22"/>
+        </w:rPr>
+        <w:t xml:space="preserve">MIN 4 XA1 + 6 XA2 + 8 XA3 + 10 XA4 + 12 XA5 + 5 XB1 + 7 XB2 + 9 XB3 + 11 XB4 + 13 XB5</w:t>
+      </w:r>
+    </w:p>
+    <w:p>
+      <w:pPr>
+        <w:spacing w:after="160" w:before="100"/>
+        <w:jc w:val="center"/>
+      </w:pPr>
+      <w:r>
+        <w:rPr>
+          <w:i/>
+          <w:iCs/>
+          <w:sz w:val="22"/>
+          <w:szCs w:val="22"/>
+        </w:rPr>
+        <w:t xml:space="preserve">     + 6 XC1 + 8 XC2 + 10 XC3 + 12 XC4 + 14 XC5</w:t>
+      </w:r>
+    </w:p>
+    <w:p>
+      <w:pPr>
+        <w:spacing w:after="160" w:before="100"/>
+        <w:jc w:val="center"/>
+      </w:pPr>
+      <w:r>
+        <w:rPr>
+          <w:i/>
+          <w:iCs/>
+          <w:sz w:val="22"/>
+          <w:szCs w:val="22"/>
+        </w:rPr>
+        <w:t xml:space="preserve">SUJETO A</w:t>
+      </w:r>
+    </w:p>
+    <w:p>
+      <w:pPr>
+        <w:spacing w:after="160" w:before="100"/>
+        <w:jc w:val="center"/>
+      </w:pPr>
+      <w:r>
+        <w:rPr>
+          <w:i/>
+          <w:iCs/>
+          <w:sz w:val="22"/>
+          <w:szCs w:val="22"/>
+        </w:rPr>
+        <w:t xml:space="preserve">OFERTA_A) XA1 + XA2 + XA3 + XA4 + XA5 &lt;= 100</w:t>
+      </w:r>
+    </w:p>
+    <w:p>
+      <w:pPr>
+        <w:spacing w:after="160" w:before="100"/>
+        <w:jc w:val="center"/>
+      </w:pPr>
+      <w:r>
+        <w:rPr>
+          <w:i/>
+          <w:iCs/>
+          <w:sz w:val="22"/>
+          <w:szCs w:val="22"/>
+        </w:rPr>
+        <w:t xml:space="preserve">OFERTA_B) XB1 + XB2 + XB3 + XB4 + XB5 &lt;= 150</w:t>
+      </w:r>
+    </w:p>
+    <w:p>
+      <w:pPr>
+        <w:spacing w:after="160" w:before="100"/>
+        <w:jc w:val="center"/>
+      </w:pPr>
+      <w:r>
+        <w:rPr>
+          <w:i/>
+          <w:iCs/>
+          <w:sz w:val="22"/>
+          <w:szCs w:val="22"/>
+        </w:rPr>
+        <w:t xml:space="preserve">OFERTA_C) XC1 + XC2 + XC3 + XC4 + XC5 &lt;= 200</w:t>
+      </w:r>
+    </w:p>
+    <w:p>
+      <w:pPr>
+        <w:spacing w:after="160" w:before="100"/>
+        <w:jc w:val="center"/>
+      </w:pPr>
+      <w:r>
+        <w:rPr>
+          <w:i/>
+          <w:iCs/>
+          <w:sz w:val="22"/>
+          <w:szCs w:val="22"/>
+        </w:rPr>
+        <w:t xml:space="preserve">DEM_1)    XA1 + XB1 + XC1 = 80</w:t>
+      </w:r>
+    </w:p>
+    <w:p>
+      <w:pPr>
+        <w:spacing w:after="160" w:before="100"/>
+        <w:jc w:val="center"/>
+      </w:pPr>
+      <w:r>
+        <w:rPr>
+          <w:i/>
+          <w:iCs/>
+          <w:sz w:val="22"/>
+          <w:szCs w:val="22"/>
+        </w:rPr>
+        <w:t xml:space="preserve">DEM_2)    XA2 + XB2 + XC2 = 90</w:t>
+      </w:r>
+    </w:p>
+    <w:p>
+      <w:pPr>
+        <w:spacing w:after="160" w:before="100"/>
+        <w:jc w:val="center"/>
+      </w:pPr>
+      <w:r>
+        <w:rPr>
+          <w:i/>
+          <w:iCs/>
+          <w:sz w:val="22"/>
+          <w:szCs w:val="22"/>
+        </w:rPr>
+        <w:t xml:space="preserve">DEM_3)    XA3 + XB3 + XC3 = 120</w:t>
+      </w:r>
+    </w:p>
+    <w:p>
+      <w:pPr>
+        <w:spacing w:after="160" w:before="100"/>
+        <w:jc w:val="center"/>
+      </w:pPr>
+      <w:r>
+        <w:rPr>
+          <w:i/>
+          <w:iCs/>
+          <w:sz w:val="22"/>
+          <w:szCs w:val="22"/>
+        </w:rPr>
+        <w:t xml:space="preserve">DEM_4)    XA4 + XB4 + XC4 = 60</w:t>
+      </w:r>
+    </w:p>
+    <w:p>
+      <w:pPr>
+        <w:spacing w:after="160" w:before="100"/>
+        <w:jc w:val="center"/>
+      </w:pPr>
+      <w:r>
+        <w:rPr>
+          <w:i/>
+          <w:iCs/>
+          <w:sz w:val="22"/>
+          <w:szCs w:val="22"/>
+        </w:rPr>
+        <w:t xml:space="preserve">DEM_5)    XA5 + XB5 + XC5 = 100</w:t>
+      </w:r>
+    </w:p>
+    <w:p>
+      <w:pPr>
+        <w:spacing w:after="160" w:before="100"/>
+        <w:jc w:val="center"/>
+      </w:pPr>
+      <w:r>
+        <w:rPr>
+          <w:i/>
+          <w:iCs/>
+          <w:sz w:val="22"/>
+          <w:szCs w:val="22"/>
+        </w:rPr>
+        <w:t xml:space="preserve">END</w:t>
+      </w:r>
+    </w:p>
+    <w:p>
+      <w:pPr>
+        <w:spacing w:after="160" w:line="276"/>
+        <w:jc w:val="both"/>
+      </w:pPr>
+      <w:r>
+        <w:rPr>
+          <w:sz w:val="22"/>
+          <w:szCs w:val="22"/>
+        </w:rPr>
+        <w:t xml:space="preserve">Al resolver este modelo, LINDO reporta —al igual que Excel Solver y LibreOffice Calc Solver— un valor óptimo de función objetivo de 4 170, junto con los valores de cada variable Xij (idénticos a los de la tabla 6), el «costo reducido» (reduced cost) de cada variable no básica (que, según lo verificado en la sección 4.4, es 0 para las ocho rutas no utilizadas) y el «precio dual» (dual price) de cada restricción, equivalente a los multiplicadores u_i y v_j calculados por MODI. Esta triple verificación —método manual, hoja de cálculo con Solver y formulación en LINDO— confirma que la solución de la tabla 6 es efectivamente la solución óptima del problema, independientemente del método o software utilizado para obtenerla.</w:t>
+      </w:r>
+    </w:p>
+    <w:p>
+      <w:pPr>
+        <w:pStyle w:val="Heading1"/>
+        <w:pBdr>
+          <w:bottom w:val="single" w:color="1F3864" w:sz="8" w:space="4"/>
+        </w:pBdr>
+        <w:spacing w:after="200" w:before="360"/>
+      </w:pPr>
+      <w:r>
+        <w:rPr>
+          <w:b/>
+          <w:bCs/>
+          <w:color w:val="1F3864"/>
+          <w:sz w:val="28"/>
+          <w:szCs w:val="28"/>
+        </w:rPr>
+        <w:t xml:space="preserve">5. Análisis de resultados</w:t>
+      </w:r>
+    </w:p>
+    <w:p>
+      <w:pPr>
+        <w:spacing w:after="160" w:line="276"/>
+        <w:jc w:val="both"/>
+      </w:pPr>
+      <w:r>
+        <w:rPr>
+          <w:sz w:val="22"/>
+          <w:szCs w:val="22"/>
+        </w:rPr>
+        <w:t xml:space="preserve">El costo total mínimo de transporte para satisfacer toda la demanda de la red de distribución es de 4 170 unidades monetarias por periodo. A continuación se interpretan los resultados obtenidos a la luz de las preguntas planteadas en la guía de la actividad.</w:t>
+      </w:r>
+    </w:p>
+    <w:p>
+      <w:pPr>
+        <w:pStyle w:val="Heading3"/>
+        <w:spacing w:after="100" w:before="200"/>
+      </w:pPr>
+      <w:r>
+        <w:rPr>
+          <w:b/>
+          <w:bCs/>
+          <w:i/>
+          <w:iCs/>
+          <w:sz w:val="22"/>
+          <w:szCs w:val="22"/>
+        </w:rPr>
+        <w:t xml:space="preserve">¿Se cumplen todas las demandas?</w:t>
+      </w:r>
+    </w:p>
+    <w:p>
+      <w:pPr>
+        <w:spacing w:after="160" w:line="276"/>
+        <w:jc w:val="both"/>
+      </w:pPr>
+      <w:r>
+        <w:rPr>
+          <w:sz w:val="22"/>
+          <w:szCs w:val="22"/>
+        </w:rPr>
+        <w:t xml:space="preserve">Sí. Las cinco restricciones de demanda se satisfacen exactamente: el punto de venta 1 recibe 80 unidades (100 % de A), el punto 2 recibe 90 unidades (20 de A + 70 de B), el punto 3 recibe 120 unidades (80 de B + 40 de C), el punto 4 recibe 60 unidades (100 % de C) y el punto 5 recibe 100 unidades (100 % de C). No queda ningún punto de venta desabastecido.</w:t>
+      </w:r>
+    </w:p>
+    <w:p>
+      <w:pPr>
+        <w:pStyle w:val="Heading3"/>
+        <w:spacing w:after="100" w:before="200"/>
+      </w:pPr>
+      <w:r>
+        <w:rPr>
+          <w:b/>
+          <w:bCs/>
+          <w:i/>
+          <w:iCs/>
+          <w:sz w:val="22"/>
+          <w:szCs w:val="22"/>
+        </w:rPr>
+        <w:t xml:space="preserve">¿Se han utilizado todos los recursos disponibles?</w:t>
+      </w:r>
+    </w:p>
+    <w:p>
+      <w:pPr>
+        <w:spacing w:after="160" w:line="276"/>
+        <w:jc w:val="both"/>
+      </w:pPr>
+      <w:r>
+        <w:rPr>
+          <w:sz w:val="22"/>
+          <w:szCs w:val="22"/>
+        </w:rPr>
+        <w:t xml:space="preserve">Sí. Al estar el problema balanceado (oferta total = demanda total = 450 unidades), la solución óptima agota completamente la disponibilidad de los tres centros: el centro A envía sus 100 unidades completas, el centro B envía sus 150 unidades completas y el centro C envía sus 200 unidades completas. No queda inventario ocioso en ningún centro de distribución.</w:t>
+      </w:r>
+    </w:p>
+    <w:p>
+      <w:pPr>
+        <w:pStyle w:val="Heading3"/>
+        <w:spacing w:after="100" w:before="200"/>
+      </w:pPr>
+      <w:r>
+        <w:rPr>
+          <w:b/>
+          <w:bCs/>
+          <w:i/>
+          <w:iCs/>
+          <w:sz w:val="22"/>
+          <w:szCs w:val="22"/>
+        </w:rPr>
+        <w:t xml:space="preserve">¿Cuál es el costo total de transporte?</w:t>
+      </w:r>
+    </w:p>
+    <w:p>
+      <w:pPr>
+        <w:spacing w:after="160" w:line="276"/>
+        <w:jc w:val="both"/>
+      </w:pPr>
+      <w:r>
+        <w:rPr>
+          <w:sz w:val="22"/>
+          <w:szCs w:val="22"/>
+        </w:rPr>
+        <w:t xml:space="preserve">El costo total óptimo es Z = 4 170 unidades monetarias. Este valor representa el mínimo costo posible de transporte dada la red de costos, ofertas y demandas del caso; cualquier otra asignación factible que cumpla oferta y demanda tendrá, como se demostró en la sección 4.4, el mismo costo (4 170) o uno mayor si se aparta de las condiciones de equilibrio.</w:t>
+      </w:r>
+    </w:p>
+    <w:p>
+      <w:pPr>
+        <w:pStyle w:val="Heading3"/>
+        <w:spacing w:after="100" w:before="200"/>
+      </w:pPr>
+      <w:r>
+        <w:rPr>
+          <w:b/>
+          <w:bCs/>
+          <w:i/>
+          <w:iCs/>
+          <w:sz w:val="22"/>
+          <w:szCs w:val="22"/>
+        </w:rPr>
+        <w:t xml:space="preserve">Lectura por centro de distribución</w:t>
+      </w:r>
+    </w:p>
+    <w:p>
+      <w:pPr>
+        <w:pStyle w:val="ListParagraph"/>
+        <w:numPr>
+          <w:ilvl w:val="0"/>
+          <w:numId w:val="2"/>
+        </w:numPr>
+        <w:spacing w:after="80"/>
+      </w:pPr>
+      <w:r>
+        <w:rPr>
+          <w:sz w:val="22"/>
+          <w:szCs w:val="22"/>
+        </w:rPr>
+        <w:t xml:space="preserve">Centro A (el de menor costo base, a_A = 4): abastece íntegramente el punto de venta 1 y una parte del punto 2, es decir, se destina prioritariamente a las rutas más económicas.</w:t>
+      </w:r>
+    </w:p>
+    <w:p>
+      <w:pPr>
+        <w:pStyle w:val="ListParagraph"/>
+        <w:numPr>
+          <w:ilvl w:val="0"/>
+          <w:numId w:val="2"/>
+        </w:numPr>
+        <w:spacing w:after="80"/>
+      </w:pPr>
+      <w:r>
+        <w:rPr>
+          <w:sz w:val="22"/>
+          <w:szCs w:val="22"/>
+        </w:rPr>
+        <w:t xml:space="preserve">Centro B (costo base intermedio, a_B = 5): completa el punto de venta 2 y una parte importante del punto 3, ocupando una posición intermedia en la red.</w:t>
+      </w:r>
+    </w:p>
+    <w:p>
+      <w:pPr>
+        <w:pStyle w:val="ListParagraph"/>
+        <w:numPr>
+          <w:ilvl w:val="0"/>
+          <w:numId w:val="2"/>
+        </w:numPr>
+        <w:spacing w:after="80"/>
+      </w:pPr>
+      <w:r>
+        <w:rPr>
+          <w:sz w:val="22"/>
+          <w:szCs w:val="22"/>
+        </w:rPr>
+        <w:t xml:space="preserve">Centro C (el de mayor costo base, a_C = 6): atiende el resto del punto 3 y la totalidad de los puntos 4 y 5, que son los de mayor recargo por distancia (b_4 = 6, b_5 = 8).</w:t>
+      </w:r>
+    </w:p>
+    <w:p>
+      <w:pPr>
+        <w:spacing w:after="160" w:line="276"/>
+        <w:jc w:val="both"/>
+      </w:pPr>
+      <w:r>
+        <w:rPr>
+          <w:sz w:val="22"/>
+          <w:szCs w:val="22"/>
+        </w:rPr>
+        <w:t xml:space="preserve">Este patrón confirma la lógica esperada de un problema de transporte con estructura de costos creciente: los centros más baratos se reservan, en la medida de lo posible, para las rutas de menor costo, mientras que los centros más caros absorben la demanda restante, incluyendo las rutas más costosas.</w:t>
+      </w:r>
+    </w:p>
+    <w:p>
+      <w:pPr>
+        <w:pStyle w:val="Heading3"/>
+        <w:spacing w:after="100" w:before="200"/>
+      </w:pPr>
+      <w:r>
+        <w:rPr>
+          <w:b/>
+          <w:bCs/>
+          <w:i/>
+          <w:iCs/>
+          <w:sz w:val="22"/>
+          <w:szCs w:val="22"/>
+        </w:rPr>
+        <w:t xml:space="preserve">Interpretación económica de los precios sombra (u_i, v_j)</w:t>
+      </w:r>
+    </w:p>
+    <w:p>
+      <w:pPr>
+        <w:spacing w:after="160" w:line="276"/>
+        <w:jc w:val="both"/>
+      </w:pPr>
+      <w:r>
+        <w:rPr>
+          <w:sz w:val="22"/>
+          <w:szCs w:val="22"/>
+        </w:rPr>
+        <w:t xml:space="preserve">Un aporte adicional del método MODI, que suele pasar inadvertido si solo se busca el costo mínimo, es que los multiplicadores u_i y v_j calculados en la sección 4.3 no son un simple artificio algebraico: son, formalmente, los precios sombra (shadow prices) o variables duales de las restricciones de oferta y demanda del modelo de programación lineal. Este mismo valor es el que reportaría el «Informe de sensibilidad» de Excel Solver o el «Dual Price» de LINDO para cada restricción, tal como se señaló en la sección 4.5.2.</w:t>
+      </w:r>
+    </w:p>
+    <w:tbl>
+      <w:tblPr>
+        <w:tblW w:type="dxa" w:w="9360"/>
+        <w:tblBorders>
+          <w:top w:val="single" w:color="auto" w:sz="4"/>
+          <w:left w:val="single" w:color="auto" w:sz="4"/>
+          <w:bottom w:val="single" w:color="auto" w:sz="4"/>
+          <w:right w:val="single" w:color="auto" w:sz="4"/>
+          <w:insideH w:val="single" w:color="auto" w:sz="4"/>
+          <w:insideV w:val="single" w:color="auto" w:sz="4"/>
+        </w:tblBorders>
+      </w:tblPr>
+      <w:tblGrid>
+        <w:gridCol w:w="1800"/>
+        <w:gridCol w:w="1400"/>
+        <w:gridCol w:w="6160"/>
+      </w:tblGrid>
+      <w:tr>
+        <w:trPr>
+          <w:cantSplit/>
+          <w:tblHeader/>
+        </w:trPr>
+        <w:tc>
+          <w:tcPr>
+            <w:tcW w:type="dxa" w:w="1800"/>
+            <w:shd w:fill="1F3864" w:color="auto" w:val="clear"/>
+            <w:tcMar>
+              <w:top w:type="dxa" w:w="80"/>
+              <w:left w:type="dxa" w:w="100"/>
+              <w:bottom w:type="dxa" w:w="80"/>
+              <w:right w:type="dxa" w:w="100"/>
+            </w:tcMar>
+            <w:vAlign w:val="center"/>
+          </w:tcPr>
+          <w:p>
+            <w:pPr>
+              <w:jc w:val="center"/>
+            </w:pPr>
+            <w:r>
+              <w:rPr>
+                <w:b/>
+                <w:bCs/>
+                <w:color w:val="FFFFFF"/>
+                <w:sz w:val="20"/>
+                <w:szCs w:val="20"/>
+              </w:rPr>
+              <w:t xml:space="preserve">Multiplicador</w:t>
+            </w:r>
+          </w:p>
+        </w:tc>
+        <w:tc>
+          <w:tcPr>
+            <w:tcW w:type="dxa" w:w="1400"/>
+            <w:shd w:fill="1F3864" w:color="auto" w:val="clear"/>
+            <w:tcMar>
+              <w:top w:type="dxa" w:w="80"/>
+              <w:left w:type="dxa" w:w="100"/>
+              <w:bottom w:type="dxa" w:w="80"/>
+              <w:right w:type="dxa" w:w="100"/>
+            </w:tcMar>
+            <w:vAlign w:val="center"/>
+          </w:tcPr>
+          <w:p>
+            <w:pPr>
+              <w:jc w:val="center"/>
+            </w:pPr>
+            <w:r>
+              <w:rPr>
+                <w:b/>
+                <w:bCs/>
+                <w:color w:val="FFFFFF"/>
+                <w:sz w:val="20"/>
+                <w:szCs w:val="20"/>
+              </w:rPr>
+              <w:t xml:space="preserve">Valor</w:t>
+            </w:r>
+          </w:p>
+        </w:tc>
+        <w:tc>
+          <w:tcPr>
+            <w:tcW w:type="dxa" w:w="6160"/>
+            <w:shd w:fill="1F3864" w:color="auto" w:val="clear"/>
+            <w:tcMar>
+              <w:top w:type="dxa" w:w="80"/>
+              <w:left w:type="dxa" w:w="100"/>
+              <w:bottom w:type="dxa" w:w="80"/>
+              <w:right w:type="dxa" w:w="100"/>
+            </w:tcMar>
+            <w:vAlign w:val="center"/>
+          </w:tcPr>
+          <w:p>
+            <w:pPr>
+              <w:jc w:val="center"/>
+            </w:pPr>
+            <w:r>
+              <w:rPr>
+                <w:b/>
+                <w:bCs/>
+                <w:color w:val="FFFFFF"/>
+                <w:sz w:val="20"/>
+                <w:szCs w:val="20"/>
+              </w:rPr>
+              <w:t xml:space="preserve">Interpretación económica</w:t>
+            </w:r>
+          </w:p>
+        </w:tc>
+      </w:tr>
+      <w:tr>
+        <w:trPr>
+          <w:cantSplit/>
+        </w:trPr>
+        <w:tc>
+          <w:tcPr>
+            <w:tcW w:type="dxa" w:w="1800"/>
+            <w:shd w:fill="FFFFFF" w:color="auto" w:val="clear"/>
+            <w:tcMar>
+              <w:top w:type="dxa" w:w="80"/>
+              <w:left w:type="dxa" w:w="100"/>
+              <w:bottom w:type="dxa" w:w="80"/>
+              <w:right w:type="dxa" w:w="100"/>
+            </w:tcMar>
+            <w:vAlign w:val="center"/>
+          </w:tcPr>
+          <w:p>
+            <w:pPr>
+              <w:jc w:val="center"/>
+            </w:pPr>
+            <w:r>
+              <w:rPr>
+                <w:b w:val="false"/>
+                <w:bCs w:val="false"/>
+                <w:color w:val="000000"/>
+                <w:sz w:val="20"/>
+                <w:szCs w:val="20"/>
+              </w:rPr>
+              <w:t xml:space="preserve">u_A</w:t>
+            </w:r>
+          </w:p>
+        </w:tc>
+        <w:tc>
+          <w:tcPr>
+            <w:tcW w:type="dxa" w:w="1400"/>
+            <w:shd w:fill="FFFFFF" w:color="auto" w:val="clear"/>
+            <w:tcMar>
+              <w:top w:type="dxa" w:w="80"/>
+              <w:left w:type="dxa" w:w="100"/>
+              <w:bottom w:type="dxa" w:w="80"/>
+              <w:right w:type="dxa" w:w="100"/>
+            </w:tcMar>
+            <w:vAlign w:val="center"/>
+          </w:tcPr>
+          <w:p>
+            <w:pPr>
+              <w:jc w:val="center"/>
+            </w:pPr>
+            <w:r>
+              <w:rPr>
+                <w:b w:val="false"/>
+                <w:bCs w:val="false"/>
+                <w:color w:val="000000"/>
+                <w:sz w:val="20"/>
+                <w:szCs w:val="20"/>
+              </w:rPr>
+              <w:t xml:space="preserve">0</w:t>
+            </w:r>
+          </w:p>
+        </w:tc>
+        <w:tc>
+          <w:tcPr>
+            <w:tcW w:type="dxa" w:w="6160"/>
+            <w:shd w:fill="FFFFFF" w:color="auto" w:val="clear"/>
+            <w:tcMar>
+              <w:top w:type="dxa" w:w="80"/>
+              <w:left w:type="dxa" w:w="100"/>
+              <w:bottom w:type="dxa" w:w="80"/>
+              <w:right w:type="dxa" w:w="100"/>
+            </w:tcMar>
+            <w:vAlign w:val="center"/>
+          </w:tcPr>
+          <w:p>
+            <w:pPr>
+              <w:jc w:val="center"/>
+            </w:pPr>
+            <w:r>
+              <w:rPr>
+                <w:b w:val="false"/>
+                <w:bCs w:val="false"/>
+                <w:color w:val="000000"/>
+                <w:sz w:val="20"/>
+                <w:szCs w:val="20"/>
+              </w:rPr>
+              <w:t xml:space="preserve">Costo de oportunidad de referencia (se fija en 0 por convención); una unidad adicional de disponibilidad en A no reduce más el costo porque A ya se usa por completo y es el centro más barato.</w:t>
+            </w:r>
+          </w:p>
+        </w:tc>
+      </w:tr>
+      <w:tr>
+        <w:trPr>
+          <w:cantSplit/>
+        </w:trPr>
+        <w:tc>
+          <w:tcPr>
+            <w:tcW w:type="dxa" w:w="1800"/>
+            <w:shd w:fill="F2F2F2" w:color="auto" w:val="clear"/>
+            <w:tcMar>
+              <w:top w:type="dxa" w:w="80"/>
+              <w:left w:type="dxa" w:w="100"/>
+              <w:bottom w:type="dxa" w:w="80"/>
+              <w:right w:type="dxa" w:w="100"/>
+            </w:tcMar>
+            <w:vAlign w:val="center"/>
+          </w:tcPr>
+          <w:p>
+            <w:pPr>
+              <w:jc w:val="center"/>
+            </w:pPr>
+            <w:r>
+              <w:rPr>
+                <w:b w:val="false"/>
+                <w:bCs w:val="false"/>
+                <w:color w:val="000000"/>
+                <w:sz w:val="20"/>
+                <w:szCs w:val="20"/>
+              </w:rPr>
+              <w:t xml:space="preserve">u_B</w:t>
+            </w:r>
+          </w:p>
+        </w:tc>
+        <w:tc>
+          <w:tcPr>
+            <w:tcW w:type="dxa" w:w="1400"/>
+            <w:shd w:fill="F2F2F2" w:color="auto" w:val="clear"/>
+            <w:tcMar>
+              <w:top w:type="dxa" w:w="80"/>
+              <w:left w:type="dxa" w:w="100"/>
+              <w:bottom w:type="dxa" w:w="80"/>
+              <w:right w:type="dxa" w:w="100"/>
+            </w:tcMar>
+            <w:vAlign w:val="center"/>
+          </w:tcPr>
+          <w:p>
+            <w:pPr>
+              <w:jc w:val="center"/>
+            </w:pPr>
+            <w:r>
+              <w:rPr>
+                <w:b w:val="false"/>
+                <w:bCs w:val="false"/>
+                <w:color w:val="000000"/>
+                <w:sz w:val="20"/>
+                <w:szCs w:val="20"/>
+              </w:rPr>
+              <w:t xml:space="preserve">1</w:t>
+            </w:r>
+          </w:p>
+        </w:tc>
+        <w:tc>
+          <w:tcPr>
+            <w:tcW w:type="dxa" w:w="6160"/>
+            <w:shd w:fill="F2F2F2" w:color="auto" w:val="clear"/>
+            <w:tcMar>
+              <w:top w:type="dxa" w:w="80"/>
+              <w:left w:type="dxa" w:w="100"/>
+              <w:bottom w:type="dxa" w:w="80"/>
+              <w:right w:type="dxa" w:w="100"/>
+            </w:tcMar>
+            <w:vAlign w:val="center"/>
+          </w:tcPr>
+          <w:p>
+            <w:pPr>
+              <w:jc w:val="center"/>
+            </w:pPr>
+            <w:r>
+              <w:rPr>
+                <w:b w:val="false"/>
+                <w:bCs w:val="false"/>
+                <w:color w:val="000000"/>
+                <w:sz w:val="20"/>
+                <w:szCs w:val="20"/>
+              </w:rPr>
+              <w:t xml:space="preserve">Cada unidad adicional de disponibilidad en el centro B, manteniendo todo lo demás igual, incrementaría el costo total en 1 unidad monetaria por unidad, relativo a A.</w:t>
+            </w:r>
+          </w:p>
+        </w:tc>
+      </w:tr>
+      <w:tr>
+        <w:trPr>
+          <w:cantSplit/>
+        </w:trPr>
+        <w:tc>
+          <w:tcPr>
+            <w:tcW w:type="dxa" w:w="1800"/>
+            <w:shd w:fill="FFFFFF" w:color="auto" w:val="clear"/>
+            <w:tcMar>
+              <w:top w:type="dxa" w:w="80"/>
+              <w:left w:type="dxa" w:w="100"/>
+              <w:bottom w:type="dxa" w:w="80"/>
+              <w:right w:type="dxa" w:w="100"/>
+            </w:tcMar>
+            <w:vAlign w:val="center"/>
+          </w:tcPr>
+          <w:p>
+            <w:pPr>
+              <w:jc w:val="center"/>
+            </w:pPr>
+            <w:r>
+              <w:rPr>
+                <w:b w:val="false"/>
+                <w:bCs w:val="false"/>
+                <w:color w:val="000000"/>
+                <w:sz w:val="20"/>
+                <w:szCs w:val="20"/>
+              </w:rPr>
+              <w:t xml:space="preserve">u_C</w:t>
+            </w:r>
+          </w:p>
+        </w:tc>
+        <w:tc>
+          <w:tcPr>
+            <w:tcW w:type="dxa" w:w="1400"/>
+            <w:shd w:fill="FFFFFF" w:color="auto" w:val="clear"/>
+            <w:tcMar>
+              <w:top w:type="dxa" w:w="80"/>
+              <w:left w:type="dxa" w:w="100"/>
+              <w:bottom w:type="dxa" w:w="80"/>
+              <w:right w:type="dxa" w:w="100"/>
+            </w:tcMar>
+            <w:vAlign w:val="center"/>
+          </w:tcPr>
+          <w:p>
+            <w:pPr>
+              <w:jc w:val="center"/>
+            </w:pPr>
+            <w:r>
+              <w:rPr>
+                <w:b w:val="false"/>
+                <w:bCs w:val="false"/>
+                <w:color w:val="000000"/>
+                <w:sz w:val="20"/>
+                <w:szCs w:val="20"/>
+              </w:rPr>
+              <w:t xml:space="preserve">2</w:t>
+            </w:r>
+          </w:p>
+        </w:tc>
+        <w:tc>
+          <w:tcPr>
+            <w:tcW w:type="dxa" w:w="6160"/>
+            <w:shd w:fill="FFFFFF" w:color="auto" w:val="clear"/>
+            <w:tcMar>
+              <w:top w:type="dxa" w:w="80"/>
+              <w:left w:type="dxa" w:w="100"/>
+              <w:bottom w:type="dxa" w:w="80"/>
+              <w:right w:type="dxa" w:w="100"/>
+            </w:tcMar>
+            <w:vAlign w:val="center"/>
+          </w:tcPr>
+          <w:p>
+            <w:pPr>
+              <w:jc w:val="center"/>
+            </w:pPr>
+            <w:r>
+              <w:rPr>
+                <w:b w:val="false"/>
+                <w:bCs w:val="false"/>
+                <w:color w:val="000000"/>
+                <w:sz w:val="20"/>
+                <w:szCs w:val="20"/>
+              </w:rPr>
+              <w:t xml:space="preserve">Cada unidad adicional de disponibilidad en el centro C incrementaría el costo total en 2 unidades monetarias por unidad, relativo a A; por eso el escenario B (sección 6.2), que traslada disponibilidad de C hacia B, reduce el costo en (u_C − u_B) = 1 por unidad trasladada.</w:t>
+            </w:r>
+          </w:p>
+        </w:tc>
+      </w:tr>
+      <w:tr>
+        <w:trPr>
+          <w:cantSplit/>
+        </w:trPr>
+        <w:tc>
+          <w:tcPr>
+            <w:tcW w:type="dxa" w:w="1800"/>
+            <w:shd w:fill="F2F2F2" w:color="auto" w:val="clear"/>
+            <w:tcMar>
+              <w:top w:type="dxa" w:w="80"/>
+              <w:left w:type="dxa" w:w="100"/>
+              <w:bottom w:type="dxa" w:w="80"/>
+              <w:right w:type="dxa" w:w="100"/>
+            </w:tcMar>
+            <w:vAlign w:val="center"/>
+          </w:tcPr>
+          <w:p>
+            <w:pPr>
+              <w:jc w:val="center"/>
+            </w:pPr>
+            <w:r>
+              <w:rPr>
+                <w:b w:val="false"/>
+                <w:bCs w:val="false"/>
+                <w:color w:val="000000"/>
+                <w:sz w:val="20"/>
+                <w:szCs w:val="20"/>
+              </w:rPr>
+              <w:t xml:space="preserve">v_1 … v_5</w:t>
+            </w:r>
+          </w:p>
+        </w:tc>
+        <w:tc>
+          <w:tcPr>
+            <w:tcW w:type="dxa" w:w="1400"/>
+            <w:shd w:fill="F2F2F2" w:color="auto" w:val="clear"/>
+            <w:tcMar>
+              <w:top w:type="dxa" w:w="80"/>
+              <w:left w:type="dxa" w:w="100"/>
+              <w:bottom w:type="dxa" w:w="80"/>
+              <w:right w:type="dxa" w:w="100"/>
+            </w:tcMar>
+            <w:vAlign w:val="center"/>
+          </w:tcPr>
+          <w:p>
+            <w:pPr>
+              <w:jc w:val="center"/>
+            </w:pPr>
+            <w:r>
+              <w:rPr>
+                <w:b w:val="false"/>
+                <w:bCs w:val="false"/>
+                <w:color w:val="000000"/>
+                <w:sz w:val="20"/>
+                <w:szCs w:val="20"/>
+              </w:rPr>
+              <w:t xml:space="preserve">4, 6, 8, 10, 12</w:t>
+            </w:r>
+          </w:p>
+        </w:tc>
+        <w:tc>
+          <w:tcPr>
+            <w:tcW w:type="dxa" w:w="6160"/>
+            <w:shd w:fill="F2F2F2" w:color="auto" w:val="clear"/>
+            <w:tcMar>
+              <w:top w:type="dxa" w:w="80"/>
+              <w:left w:type="dxa" w:w="100"/>
+              <w:bottom w:type="dxa" w:w="80"/>
+              <w:right w:type="dxa" w:w="100"/>
+            </w:tcMar>
+            <w:vAlign w:val="center"/>
+          </w:tcPr>
+          <w:p>
+            <w:pPr>
+              <w:jc w:val="center"/>
+            </w:pPr>
+            <w:r>
+              <w:rPr>
+                <w:b w:val="false"/>
+                <w:bCs w:val="false"/>
+                <w:color w:val="000000"/>
+                <w:sz w:val="20"/>
+                <w:szCs w:val="20"/>
+              </w:rPr>
+              <w:t xml:space="preserve">Costo marginal de servir una unidad adicional de demanda en cada punto de venta, dado el centro más barato disponible; crece de forma constante (2 unidades monetarias) por cada punto de venta más alejado, reflejando la estructura de recargos por distancia.</w:t>
+            </w:r>
+          </w:p>
+        </w:tc>
+      </w:tr>
+    </w:tbl>
+    <w:p>
+      <w:pPr>
+        <w:spacing w:after="240" w:before="60"/>
+        <w:jc w:val="center"/>
+      </w:pPr>
+      <w:r>
+        <w:rPr>
+          <w:i/>
+          <w:iCs/>
+          <w:color w:val="555555"/>
+          <w:sz w:val="18"/>
+          <w:szCs w:val="18"/>
+        </w:rPr>
+        <w:t xml:space="preserve">Tabla 6-bis. Interpretación económica de los multiplicadores u_i, v_j como precios sombra de las restricciones de oferta y demanda.</w:t>
+      </w:r>
+    </w:p>
+    <w:p>
+      <w:pPr>
+        <w:spacing w:after="160" w:line="276"/>
+        <w:jc w:val="both"/>
+      </w:pPr>
+      <w:r>
+        <w:rPr>
+          <w:sz w:val="22"/>
+          <w:szCs w:val="22"/>
+        </w:rPr>
+        <w:t xml:space="preserve">Esta lectura económica es la que un software especializado como Excel Solver o LINDO entrega automáticamente en su reporte de sensibilidad, y es la que sustenta, con rigor matemático y no solo intuitivo, los resultados de los tres escenarios de sensibilidad que se desarrollan en la sección 6: el signo y la magnitud de la variación del costo total ante un cambio en la oferta o la demanda de una unidad puede anticiparse directamente a partir de estos precios sombra, sin necesidad de resolver el modelo completo nuevamente, siempre que el cambio sea suficientemente pequeño como para no alterar la base óptima actual.</w:t>
+      </w:r>
+    </w:p>
+    <w:p>
+      <w:pPr>
+        <w:pStyle w:val="Heading1"/>
+        <w:pBdr>
+          <w:bottom w:val="single" w:color="1F3864" w:sz="8" w:space="4"/>
+        </w:pBdr>
+        <w:spacing w:after="200" w:before="360"/>
+      </w:pPr>
+      <w:r>
+        <w:rPr>
+          <w:b/>
+          <w:bCs/>
+          <w:color w:val="1F3864"/>
+          <w:sz w:val="28"/>
+          <w:szCs w:val="28"/>
+        </w:rPr>
+        <w:t xml:space="preserve">6. Análisis de sensibilidad y escenarios</w:t>
+      </w:r>
+    </w:p>
+    <w:p>
+      <w:pPr>
+        <w:spacing w:after="160" w:line="276"/>
+        <w:jc w:val="both"/>
+      </w:pPr>
+      <w:r>
+        <w:rPr>
+          <w:sz w:val="22"/>
+          <w:szCs w:val="22"/>
+        </w:rPr>
+        <w:t xml:space="preserve">El análisis de sensibilidad permite anticipar el impacto de cambios en la oferta o la demanda sobre el costo total de transporte, información clave para la planeación de la empresa. Se plantean a continuación tres escenarios: dos de sensibilidad pura sobre los datos originales y uno de evaluación costo-beneficio ante una decisión estratégica (abrir un nuevo centro de distribución).</w:t>
+      </w:r>
+    </w:p>
+    <w:p>
+      <w:pPr>
+        <w:pStyle w:val="Heading2"/>
+        <w:spacing w:after="140" w:before="280"/>
+      </w:pPr>
+      <w:r>
+        <w:rPr>
+          <w:b/>
+          <w:bCs/>
+          <w:color w:val="1F3864"/>
+          <w:sz w:val="24"/>
+          <w:szCs w:val="24"/>
+        </w:rPr>
+        <w:t xml:space="preserve">6.1 Escenario A: incremento de la demanda en el punto de venta 3</w:t>
+      </w:r>
+    </w:p>
+    <w:p>
+      <w:pPr>
+        <w:spacing w:after="160" w:line="276"/>
+        <w:jc w:val="both"/>
+      </w:pPr>
+      <w:r>
+        <w:rPr>
+          <w:sz w:val="22"/>
+          <w:szCs w:val="22"/>
+        </w:rPr>
+        <w:t xml:space="preserve">Se supone que, por una promoción comercial, la demanda del punto de venta 3 aumenta en 30 unidades (de 120 a 150). Para mantener el equilibrio oferta-demanda se asume que la empresa amplía en la misma cantidad la disponibilidad del centro B (de 150 a 180 unidades), por ser el centro con costo base más cercano al de A.</w:t>
+      </w:r>
+    </w:p>
+    <w:p>
+      <w:pPr>
+        <w:spacing w:after="160" w:line="276"/>
+        <w:jc w:val="both"/>
+      </w:pPr>
+      <w:r>
+        <w:rPr>
+          <w:sz w:val="22"/>
+          <w:szCs w:val="22"/>
+        </w:rPr>
+        <w:t xml:space="preserve">Aplicando la propiedad de separabilidad de costos demostrada en la sección 4.4 (Z = Σ a_i·Si + Σ b_j·Dj), el nuevo costo óptimo es:</w:t>
+      </w:r>
+    </w:p>
+    <w:p>
+      <w:pPr>
+        <w:spacing w:after="160" w:before="100"/>
+        <w:jc w:val="center"/>
+      </w:pPr>
+      <w:r>
+        <w:rPr>
+          <w:i/>
+          <w:iCs/>
+          <w:sz w:val="22"/>
+          <w:szCs w:val="22"/>
+        </w:rPr>
+        <w:t xml:space="preserve">Z = (4×100 + 5×180 + 6×200) + (0×80 + 2×90 + 4×150 + 6×60 + 8×100) = 2 500 + 1 940 = 4 440</w:t>
+      </w:r>
+    </w:p>
+    <w:tbl>
+      <w:tblPr>
+        <w:tblW w:type="dxa" w:w="9360"/>
+        <w:tblBorders>
+          <w:top w:val="single" w:color="auto" w:sz="4"/>
+          <w:left w:val="single" w:color="auto" w:sz="4"/>
+          <w:bottom w:val="single" w:color="auto" w:sz="4"/>
+          <w:right w:val="single" w:color="auto" w:sz="4"/>
+          <w:insideH w:val="single" w:color="auto" w:sz="4"/>
+          <w:insideV w:val="single" w:color="auto" w:sz="4"/>
+        </w:tblBorders>
+      </w:tblPr>
+      <w:tblGrid>
+        <w:gridCol w:w="4200"/>
+        <w:gridCol w:w="2580"/>
+        <w:gridCol w:w="2580"/>
+      </w:tblGrid>
+      <w:tr>
+        <w:trPr>
+          <w:cantSplit/>
+          <w:tblHeader/>
+        </w:trPr>
+        <w:tc>
+          <w:tcPr>
+            <w:tcW w:type="dxa" w:w="4200"/>
+            <w:shd w:fill="1F3864" w:color="auto" w:val="clear"/>
+            <w:tcMar>
+              <w:top w:type="dxa" w:w="80"/>
+              <w:left w:type="dxa" w:w="100"/>
+              <w:bottom w:type="dxa" w:w="80"/>
+              <w:right w:type="dxa" w:w="100"/>
+            </w:tcMar>
+            <w:vAlign w:val="center"/>
+          </w:tcPr>
+          <w:p>
+            <w:pPr>
+              <w:jc w:val="center"/>
+            </w:pPr>
+            <w:r>
+              <w:rPr>
+                <w:b/>
+                <w:bCs/>
+                <w:color w:val="FFFFFF"/>
+                <w:sz w:val="20"/>
+                <w:szCs w:val="20"/>
+              </w:rPr>
+              <w:t xml:space="preserve">Concepto</w:t>
+            </w:r>
+          </w:p>
+        </w:tc>
+        <w:tc>
+          <w:tcPr>
+            <w:tcW w:type="dxa" w:w="2580"/>
+            <w:shd w:fill="1F3864" w:color="auto" w:val="clear"/>
+            <w:tcMar>
+              <w:top w:type="dxa" w:w="80"/>
+              <w:left w:type="dxa" w:w="100"/>
+              <w:bottom w:type="dxa" w:w="80"/>
+              <w:right w:type="dxa" w:w="100"/>
+            </w:tcMar>
+            <w:vAlign w:val="center"/>
+          </w:tcPr>
+          <w:p>
+            <w:pPr>
+              <w:jc w:val="center"/>
+            </w:pPr>
+            <w:r>
+              <w:rPr>
+                <w:b/>
+                <w:bCs/>
+                <w:color w:val="FFFFFF"/>
+                <w:sz w:val="20"/>
+                <w:szCs w:val="20"/>
+              </w:rPr>
+              <w:t xml:space="preserve">Valor base</w:t>
+            </w:r>
+          </w:p>
+        </w:tc>
+        <w:tc>
+          <w:tcPr>
+            <w:tcW w:type="dxa" w:w="2580"/>
+            <w:shd w:fill="1F3864" w:color="auto" w:val="clear"/>
+            <w:tcMar>
+              <w:top w:type="dxa" w:w="80"/>
+              <w:left w:type="dxa" w:w="100"/>
+              <w:bottom w:type="dxa" w:w="80"/>
+              <w:right w:type="dxa" w:w="100"/>
+            </w:tcMar>
+            <w:vAlign w:val="center"/>
+          </w:tcPr>
+          <w:p>
+            <w:pPr>
+              <w:jc w:val="center"/>
+            </w:pPr>
+            <w:r>
+              <w:rPr>
+                <w:b/>
+                <w:bCs/>
+                <w:color w:val="FFFFFF"/>
+                <w:sz w:val="20"/>
+                <w:szCs w:val="20"/>
+              </w:rPr>
+              <w:t xml:space="preserve">Escenario A</w:t>
+            </w:r>
+          </w:p>
+        </w:tc>
+      </w:tr>
+      <w:tr>
+        <w:trPr>
+          <w:cantSplit/>
+        </w:trPr>
+        <w:tc>
+          <w:tcPr>
+            <w:tcW w:type="dxa" w:w="4200"/>
+            <w:shd w:fill="FFFFFF" w:color="auto" w:val="clear"/>
+            <w:tcMar>
+              <w:top w:type="dxa" w:w="80"/>
+              <w:left w:type="dxa" w:w="100"/>
+              <w:bottom w:type="dxa" w:w="80"/>
+              <w:right w:type="dxa" w:w="100"/>
+            </w:tcMar>
+            <w:vAlign w:val="center"/>
+          </w:tcPr>
+          <w:p>
+            <w:pPr>
+              <w:jc w:val="center"/>
+            </w:pPr>
+            <w:r>
+              <w:rPr>
+                <w:b w:val="false"/>
+                <w:bCs w:val="false"/>
+                <w:color w:val="000000"/>
+                <w:sz w:val="20"/>
+                <w:szCs w:val="20"/>
+              </w:rPr>
+              <w:t xml:space="preserve">Demanda punto 3</w:t>
+            </w:r>
+          </w:p>
+        </w:tc>
+        <w:tc>
+          <w:tcPr>
+            <w:tcW w:type="dxa" w:w="2580"/>
+            <w:shd w:fill="FFFFFF" w:color="auto" w:val="clear"/>
+            <w:tcMar>
+              <w:top w:type="dxa" w:w="80"/>
+              <w:left w:type="dxa" w:w="100"/>
+              <w:bottom w:type="dxa" w:w="80"/>
+              <w:right w:type="dxa" w:w="100"/>
+            </w:tcMar>
+            <w:vAlign w:val="center"/>
+          </w:tcPr>
+          <w:p>
+            <w:pPr>
+              <w:jc w:val="center"/>
+            </w:pPr>
+            <w:r>
+              <w:rPr>
+                <w:b w:val="false"/>
+                <w:bCs w:val="false"/>
+                <w:color w:val="000000"/>
+                <w:sz w:val="20"/>
+                <w:szCs w:val="20"/>
+              </w:rPr>
+              <w:t xml:space="preserve">120</w:t>
+            </w:r>
+          </w:p>
+        </w:tc>
+        <w:tc>
+          <w:tcPr>
+            <w:tcW w:type="dxa" w:w="2580"/>
+            <w:shd w:fill="FFFFFF" w:color="auto" w:val="clear"/>
+            <w:tcMar>
+              <w:top w:type="dxa" w:w="80"/>
+              <w:left w:type="dxa" w:w="100"/>
+              <w:bottom w:type="dxa" w:w="80"/>
+              <w:right w:type="dxa" w:w="100"/>
+            </w:tcMar>
+            <w:vAlign w:val="center"/>
+          </w:tcPr>
+          <w:p>
+            <w:pPr>
+              <w:jc w:val="center"/>
+            </w:pPr>
+            <w:r>
+              <w:rPr>
+                <w:b w:val="false"/>
+                <w:bCs w:val="false"/>
+                <w:color w:val="000000"/>
+                <w:sz w:val="20"/>
+                <w:szCs w:val="20"/>
+              </w:rPr>
+              <w:t xml:space="preserve">150 (+30)</w:t>
+            </w:r>
+          </w:p>
+        </w:tc>
+      </w:tr>
+      <w:tr>
+        <w:trPr>
+          <w:cantSplit/>
+        </w:trPr>
+        <w:tc>
+          <w:tcPr>
+            <w:tcW w:type="dxa" w:w="4200"/>
+            <w:shd w:fill="F2F2F2" w:color="auto" w:val="clear"/>
+            <w:tcMar>
+              <w:top w:type="dxa" w:w="80"/>
+              <w:left w:type="dxa" w:w="100"/>
+              <w:bottom w:type="dxa" w:w="80"/>
+              <w:right w:type="dxa" w:w="100"/>
+            </w:tcMar>
+            <w:vAlign w:val="center"/>
+          </w:tcPr>
+          <w:p>
+            <w:pPr>
+              <w:jc w:val="center"/>
+            </w:pPr>
+            <w:r>
+              <w:rPr>
+                <w:b w:val="false"/>
+                <w:bCs w:val="false"/>
+                <w:color w:val="000000"/>
+                <w:sz w:val="20"/>
+                <w:szCs w:val="20"/>
+              </w:rPr>
+              <w:t xml:space="preserve">Disponibilidad B</w:t>
+            </w:r>
+          </w:p>
+        </w:tc>
+        <w:tc>
+          <w:tcPr>
+            <w:tcW w:type="dxa" w:w="2580"/>
+            <w:shd w:fill="F2F2F2" w:color="auto" w:val="clear"/>
+            <w:tcMar>
+              <w:top w:type="dxa" w:w="80"/>
+              <w:left w:type="dxa" w:w="100"/>
+              <w:bottom w:type="dxa" w:w="80"/>
+              <w:right w:type="dxa" w:w="100"/>
+            </w:tcMar>
+            <w:vAlign w:val="center"/>
+          </w:tcPr>
+          <w:p>
+            <w:pPr>
+              <w:jc w:val="center"/>
+            </w:pPr>
+            <w:r>
+              <w:rPr>
+                <w:b w:val="false"/>
+                <w:bCs w:val="false"/>
+                <w:color w:val="000000"/>
+                <w:sz w:val="20"/>
+                <w:szCs w:val="20"/>
+              </w:rPr>
+              <w:t xml:space="preserve">150</w:t>
+            </w:r>
+          </w:p>
+        </w:tc>
+        <w:tc>
+          <w:tcPr>
+            <w:tcW w:type="dxa" w:w="2580"/>
+            <w:shd w:fill="F2F2F2" w:color="auto" w:val="clear"/>
+            <w:tcMar>
+              <w:top w:type="dxa" w:w="80"/>
+              <w:left w:type="dxa" w:w="100"/>
+              <w:bottom w:type="dxa" w:w="80"/>
+              <w:right w:type="dxa" w:w="100"/>
+            </w:tcMar>
+            <w:vAlign w:val="center"/>
+          </w:tcPr>
+          <w:p>
+            <w:pPr>
+              <w:jc w:val="center"/>
+            </w:pPr>
+            <w:r>
+              <w:rPr>
+                <w:b w:val="false"/>
+                <w:bCs w:val="false"/>
+                <w:color w:val="000000"/>
+                <w:sz w:val="20"/>
+                <w:szCs w:val="20"/>
+              </w:rPr>
+              <w:t xml:space="preserve">180 (+30, para compensar)</w:t>
+            </w:r>
+          </w:p>
+        </w:tc>
+      </w:tr>
+      <w:tr>
+        <w:trPr>
+          <w:cantSplit/>
+        </w:trPr>
+        <w:tc>
+          <w:tcPr>
+            <w:tcW w:type="dxa" w:w="4200"/>
+            <w:shd w:fill="FFFFFF" w:color="auto" w:val="clear"/>
+            <w:tcMar>
+              <w:top w:type="dxa" w:w="80"/>
+              <w:left w:type="dxa" w:w="100"/>
+              <w:bottom w:type="dxa" w:w="80"/>
+              <w:right w:type="dxa" w:w="100"/>
+            </w:tcMar>
+            <w:vAlign w:val="center"/>
+          </w:tcPr>
+          <w:p>
+            <w:pPr>
+              <w:jc w:val="center"/>
+            </w:pPr>
+            <w:r>
+              <w:rPr>
+                <w:b w:val="false"/>
+                <w:bCs w:val="false"/>
+                <w:color w:val="000000"/>
+                <w:sz w:val="20"/>
+                <w:szCs w:val="20"/>
+              </w:rPr>
+              <w:t xml:space="preserve">Costo total óptimo</w:t>
+            </w:r>
+          </w:p>
+        </w:tc>
+        <w:tc>
+          <w:tcPr>
+            <w:tcW w:type="dxa" w:w="2580"/>
+            <w:shd w:fill="FFFFFF" w:color="auto" w:val="clear"/>
+            <w:tcMar>
+              <w:top w:type="dxa" w:w="80"/>
+              <w:left w:type="dxa" w:w="100"/>
+              <w:bottom w:type="dxa" w:w="80"/>
+              <w:right w:type="dxa" w:w="100"/>
+            </w:tcMar>
+            <w:vAlign w:val="center"/>
+          </w:tcPr>
+          <w:p>
+            <w:pPr>
+              <w:jc w:val="center"/>
+            </w:pPr>
+            <w:r>
+              <w:rPr>
+                <w:b w:val="false"/>
+                <w:bCs w:val="false"/>
+                <w:color w:val="000000"/>
+                <w:sz w:val="20"/>
+                <w:szCs w:val="20"/>
+              </w:rPr>
+              <w:t xml:space="preserve">4 170</w:t>
+            </w:r>
+          </w:p>
+        </w:tc>
+        <w:tc>
+          <w:tcPr>
+            <w:tcW w:type="dxa" w:w="2580"/>
+            <w:shd w:fill="FFFFFF" w:color="auto" w:val="clear"/>
+            <w:tcMar>
+              <w:top w:type="dxa" w:w="80"/>
+              <w:left w:type="dxa" w:w="100"/>
+              <w:bottom w:type="dxa" w:w="80"/>
+              <w:right w:type="dxa" w:w="100"/>
+            </w:tcMar>
+            <w:vAlign w:val="center"/>
+          </w:tcPr>
+          <w:p>
+            <w:pPr>
+              <w:jc w:val="center"/>
+            </w:pPr>
+            <w:r>
+              <w:rPr>
+                <w:b w:val="false"/>
+                <w:bCs w:val="false"/>
+                <w:color w:val="000000"/>
+                <w:sz w:val="20"/>
+                <w:szCs w:val="20"/>
+              </w:rPr>
+              <w:t xml:space="preserve">4 440</w:t>
+            </w:r>
+          </w:p>
+        </w:tc>
+      </w:tr>
+      <w:tr>
+        <w:trPr>
+          <w:cantSplit/>
+        </w:trPr>
+        <w:tc>
+          <w:tcPr>
+            <w:tcW w:type="dxa" w:w="4200"/>
+            <w:shd w:fill="F2F2F2" w:color="auto" w:val="clear"/>
+            <w:tcMar>
+              <w:top w:type="dxa" w:w="80"/>
+              <w:left w:type="dxa" w:w="100"/>
+              <w:bottom w:type="dxa" w:w="80"/>
+              <w:right w:type="dxa" w:w="100"/>
+            </w:tcMar>
+            <w:vAlign w:val="center"/>
+          </w:tcPr>
+          <w:p>
+            <w:pPr>
+              <w:jc w:val="center"/>
+            </w:pPr>
+            <w:r>
+              <w:rPr>
+                <w:b w:val="false"/>
+                <w:bCs w:val="false"/>
+                <w:color w:val="000000"/>
+                <w:sz w:val="20"/>
+                <w:szCs w:val="20"/>
+              </w:rPr>
+              <w:t xml:space="preserve">Variación</w:t>
+            </w:r>
+          </w:p>
+        </w:tc>
+        <w:tc>
+          <w:tcPr>
+            <w:tcW w:type="dxa" w:w="2580"/>
+            <w:shd w:fill="F2F2F2" w:color="auto" w:val="clear"/>
+            <w:tcMar>
+              <w:top w:type="dxa" w:w="80"/>
+              <w:left w:type="dxa" w:w="100"/>
+              <w:bottom w:type="dxa" w:w="80"/>
+              <w:right w:type="dxa" w:w="100"/>
+            </w:tcMar>
+            <w:vAlign w:val="center"/>
+          </w:tcPr>
+          <w:p>
+            <w:pPr>
+              <w:jc w:val="center"/>
+            </w:pPr>
+            <w:r>
+              <w:rPr>
+                <w:b w:val="false"/>
+                <w:bCs w:val="false"/>
+                <w:color w:val="000000"/>
+                <w:sz w:val="20"/>
+                <w:szCs w:val="20"/>
+              </w:rPr>
+              <w:t xml:space="preserve">—</w:t>
+            </w:r>
+          </w:p>
+        </w:tc>
+        <w:tc>
+          <w:tcPr>
+            <w:tcW w:type="dxa" w:w="2580"/>
+            <w:shd w:fill="F2F2F2" w:color="auto" w:val="clear"/>
+            <w:tcMar>
+              <w:top w:type="dxa" w:w="80"/>
+              <w:left w:type="dxa" w:w="100"/>
+              <w:bottom w:type="dxa" w:w="80"/>
+              <w:right w:type="dxa" w:w="100"/>
+            </w:tcMar>
+            <w:vAlign w:val="center"/>
+          </w:tcPr>
+          <w:p>
+            <w:pPr>
+              <w:jc w:val="center"/>
+            </w:pPr>
+            <w:r>
+              <w:rPr>
+                <w:b w:val="false"/>
+                <w:bCs w:val="false"/>
+                <w:color w:val="000000"/>
+                <w:sz w:val="20"/>
+                <w:szCs w:val="20"/>
+              </w:rPr>
+              <w:t xml:space="preserve">+270 (+6,5 %)</w:t>
+            </w:r>
+          </w:p>
+        </w:tc>
+      </w:tr>
+    </w:tbl>
+    <w:p>
+      <w:pPr>
+        <w:spacing w:after="240" w:before="60"/>
+        <w:jc w:val="center"/>
+      </w:pPr>
+      <w:r>
+        <w:rPr>
+          <w:i/>
+          <w:iCs/>
+          <w:color w:val="555555"/>
+          <w:sz w:val="18"/>
+          <w:szCs w:val="18"/>
+        </w:rPr>
+        <w:t xml:space="preserve">Tabla 7. Escenario A — incremento de demanda en el punto de venta 3.</w:t>
+      </w:r>
+    </w:p>
+    <w:p>
+      <w:pPr>
+        <w:spacing w:after="160" w:line="276"/>
+        <w:jc w:val="both"/>
+      </w:pPr>
+      <w:r>
+        <w:rPr>
+          <w:sz w:val="22"/>
+          <w:szCs w:val="22"/>
+        </w:rPr>
+        <w:t xml:space="preserve">El costo total aumenta en 270 unidades monetarias (+6,5 %) respecto del caso base. El incremento se explica porque atender más unidades en el punto 3 —que tiene un recargo de distancia relativamente alto (b_3 = 4)— exige movilizar más producto desde centros con mayor costo base.</w:t>
+      </w:r>
+    </w:p>
+    <w:p>
+      <w:pPr>
+        <w:pStyle w:val="Heading2"/>
+        <w:spacing w:after="140" w:before="280"/>
+      </w:pPr>
+      <w:r>
+        <w:rPr>
+          <w:b/>
+          <w:bCs/>
+          <w:color w:val="1F3864"/>
+          <w:sz w:val="24"/>
+          <w:szCs w:val="24"/>
+        </w:rPr>
+        <w:t xml:space="preserve">6.2 Escenario B: traslado de disponibilidad del centro C al centro B</w:t>
+      </w:r>
+    </w:p>
+    <w:p>
+      <w:pPr>
+        <w:spacing w:after="160" w:line="276"/>
+        <w:jc w:val="both"/>
+      </w:pPr>
+      <w:r>
+        <w:rPr>
+          <w:sz w:val="22"/>
+          <w:szCs w:val="22"/>
+        </w:rPr>
+        <w:t xml:space="preserve">Se supone una disrupción parcial en el centro C (por ejemplo, mantenimiento de una línea de empaque) que reduce su disponibilidad de 200 a 150 unidades, compensada trasladando esa capacidad al centro B, que pasa de 150 a 200 unidades. La demanda total no cambia.</w:t>
+      </w:r>
+    </w:p>
+    <w:p>
+      <w:pPr>
+        <w:spacing w:after="160" w:before="100"/>
+        <w:jc w:val="center"/>
+      </w:pPr>
+      <w:r>
+        <w:rPr>
+          <w:i/>
+          <w:iCs/>
+          <w:sz w:val="22"/>
+          <w:szCs w:val="22"/>
+        </w:rPr>
+        <w:t xml:space="preserve">Z = (4×100 + 5×200 + 6×150) + (0×80 + 2×90 + 4×120 + 6×60 + 8×100) = 2 300 + 1 820 = 4 120</w:t>
+      </w:r>
+    </w:p>
+    <w:tbl>
+      <w:tblPr>
+        <w:tblW w:type="dxa" w:w="9360"/>
+        <w:tblBorders>
+          <w:top w:val="single" w:color="auto" w:sz="4"/>
+          <w:left w:val="single" w:color="auto" w:sz="4"/>
+          <w:bottom w:val="single" w:color="auto" w:sz="4"/>
+          <w:right w:val="single" w:color="auto" w:sz="4"/>
+          <w:insideH w:val="single" w:color="auto" w:sz="4"/>
+          <w:insideV w:val="single" w:color="auto" w:sz="4"/>
+        </w:tblBorders>
+      </w:tblPr>
+      <w:tblGrid>
+        <w:gridCol w:w="4200"/>
+        <w:gridCol w:w="2580"/>
+        <w:gridCol w:w="2580"/>
+      </w:tblGrid>
+      <w:tr>
+        <w:trPr>
+          <w:cantSplit/>
+          <w:tblHeader/>
+        </w:trPr>
+        <w:tc>
+          <w:tcPr>
+            <w:tcW w:type="dxa" w:w="4200"/>
+            <w:shd w:fill="1F3864" w:color="auto" w:val="clear"/>
+            <w:tcMar>
+              <w:top w:type="dxa" w:w="80"/>
+              <w:left w:type="dxa" w:w="100"/>
+              <w:bottom w:type="dxa" w:w="80"/>
+              <w:right w:type="dxa" w:w="100"/>
+            </w:tcMar>
+            <w:vAlign w:val="center"/>
+          </w:tcPr>
+          <w:p>
+            <w:pPr>
+              <w:jc w:val="center"/>
+            </w:pPr>
+            <w:r>
+              <w:rPr>
+                <w:b/>
+                <w:bCs/>
+                <w:color w:val="FFFFFF"/>
+                <w:sz w:val="20"/>
+                <w:szCs w:val="20"/>
+              </w:rPr>
+              <w:t xml:space="preserve">Concepto</w:t>
+            </w:r>
+          </w:p>
+        </w:tc>
+        <w:tc>
+          <w:tcPr>
+            <w:tcW w:type="dxa" w:w="2580"/>
+            <w:shd w:fill="1F3864" w:color="auto" w:val="clear"/>
+            <w:tcMar>
+              <w:top w:type="dxa" w:w="80"/>
+              <w:left w:type="dxa" w:w="100"/>
+              <w:bottom w:type="dxa" w:w="80"/>
+              <w:right w:type="dxa" w:w="100"/>
+            </w:tcMar>
+            <w:vAlign w:val="center"/>
+          </w:tcPr>
+          <w:p>
+            <w:pPr>
+              <w:jc w:val="center"/>
+            </w:pPr>
+            <w:r>
+              <w:rPr>
+                <w:b/>
+                <w:bCs/>
+                <w:color w:val="FFFFFF"/>
+                <w:sz w:val="20"/>
+                <w:szCs w:val="20"/>
+              </w:rPr>
+              <w:t xml:space="preserve">Valor base</w:t>
+            </w:r>
+          </w:p>
+        </w:tc>
+        <w:tc>
+          <w:tcPr>
+            <w:tcW w:type="dxa" w:w="2580"/>
+            <w:shd w:fill="1F3864" w:color="auto" w:val="clear"/>
+            <w:tcMar>
+              <w:top w:type="dxa" w:w="80"/>
+              <w:left w:type="dxa" w:w="100"/>
+              <w:bottom w:type="dxa" w:w="80"/>
+              <w:right w:type="dxa" w:w="100"/>
+            </w:tcMar>
+            <w:vAlign w:val="center"/>
+          </w:tcPr>
+          <w:p>
+            <w:pPr>
+              <w:jc w:val="center"/>
+            </w:pPr>
+            <w:r>
+              <w:rPr>
+                <w:b/>
+                <w:bCs/>
+                <w:color w:val="FFFFFF"/>
+                <w:sz w:val="20"/>
+                <w:szCs w:val="20"/>
+              </w:rPr>
+              <w:t xml:space="preserve">Escenario B</w:t>
+            </w:r>
+          </w:p>
+        </w:tc>
+      </w:tr>
+      <w:tr>
+        <w:trPr>
+          <w:cantSplit/>
+        </w:trPr>
+        <w:tc>
+          <w:tcPr>
+            <w:tcW w:type="dxa" w:w="4200"/>
+            <w:shd w:fill="FFFFFF" w:color="auto" w:val="clear"/>
+            <w:tcMar>
+              <w:top w:type="dxa" w:w="80"/>
+              <w:left w:type="dxa" w:w="100"/>
+              <w:bottom w:type="dxa" w:w="80"/>
+              <w:right w:type="dxa" w:w="100"/>
+            </w:tcMar>
+            <w:vAlign w:val="center"/>
+          </w:tcPr>
+          <w:p>
+            <w:pPr>
+              <w:jc w:val="center"/>
+            </w:pPr>
+            <w:r>
+              <w:rPr>
+                <w:b w:val="false"/>
+                <w:bCs w:val="false"/>
+                <w:color w:val="000000"/>
+                <w:sz w:val="20"/>
+                <w:szCs w:val="20"/>
+              </w:rPr>
+              <w:t xml:space="preserve">Disponibilidad B</w:t>
+            </w:r>
+          </w:p>
+        </w:tc>
+        <w:tc>
+          <w:tcPr>
+            <w:tcW w:type="dxa" w:w="2580"/>
+            <w:shd w:fill="FFFFFF" w:color="auto" w:val="clear"/>
+            <w:tcMar>
+              <w:top w:type="dxa" w:w="80"/>
+              <w:left w:type="dxa" w:w="100"/>
+              <w:bottom w:type="dxa" w:w="80"/>
+              <w:right w:type="dxa" w:w="100"/>
+            </w:tcMar>
+            <w:vAlign w:val="center"/>
+          </w:tcPr>
+          <w:p>
+            <w:pPr>
+              <w:jc w:val="center"/>
+            </w:pPr>
+            <w:r>
+              <w:rPr>
+                <w:b w:val="false"/>
+                <w:bCs w:val="false"/>
+                <w:color w:val="000000"/>
+                <w:sz w:val="20"/>
+                <w:szCs w:val="20"/>
+              </w:rPr>
+              <w:t xml:space="preserve">150</w:t>
+            </w:r>
+          </w:p>
+        </w:tc>
+        <w:tc>
+          <w:tcPr>
+            <w:tcW w:type="dxa" w:w="2580"/>
+            <w:shd w:fill="FFFFFF" w:color="auto" w:val="clear"/>
+            <w:tcMar>
+              <w:top w:type="dxa" w:w="80"/>
+              <w:left w:type="dxa" w:w="100"/>
+              <w:bottom w:type="dxa" w:w="80"/>
+              <w:right w:type="dxa" w:w="100"/>
+            </w:tcMar>
+            <w:vAlign w:val="center"/>
+          </w:tcPr>
+          <w:p>
+            <w:pPr>
+              <w:jc w:val="center"/>
+            </w:pPr>
+            <w:r>
+              <w:rPr>
+                <w:b w:val="false"/>
+                <w:bCs w:val="false"/>
+                <w:color w:val="000000"/>
+                <w:sz w:val="20"/>
+                <w:szCs w:val="20"/>
+              </w:rPr>
+              <w:t xml:space="preserve">200 (+50)</w:t>
+            </w:r>
+          </w:p>
+        </w:tc>
+      </w:tr>
+      <w:tr>
+        <w:trPr>
+          <w:cantSplit/>
+        </w:trPr>
+        <w:tc>
+          <w:tcPr>
+            <w:tcW w:type="dxa" w:w="4200"/>
+            <w:shd w:fill="F2F2F2" w:color="auto" w:val="clear"/>
+            <w:tcMar>
+              <w:top w:type="dxa" w:w="80"/>
+              <w:left w:type="dxa" w:w="100"/>
+              <w:bottom w:type="dxa" w:w="80"/>
+              <w:right w:type="dxa" w:w="100"/>
+            </w:tcMar>
+            <w:vAlign w:val="center"/>
+          </w:tcPr>
+          <w:p>
+            <w:pPr>
+              <w:jc w:val="center"/>
+            </w:pPr>
+            <w:r>
+              <w:rPr>
+                <w:b w:val="false"/>
+                <w:bCs w:val="false"/>
+                <w:color w:val="000000"/>
+                <w:sz w:val="20"/>
+                <w:szCs w:val="20"/>
+              </w:rPr>
+              <w:t xml:space="preserve">Disponibilidad C</w:t>
+            </w:r>
+          </w:p>
+        </w:tc>
+        <w:tc>
+          <w:tcPr>
+            <w:tcW w:type="dxa" w:w="2580"/>
+            <w:shd w:fill="F2F2F2" w:color="auto" w:val="clear"/>
+            <w:tcMar>
+              <w:top w:type="dxa" w:w="80"/>
+              <w:left w:type="dxa" w:w="100"/>
+              <w:bottom w:type="dxa" w:w="80"/>
+              <w:right w:type="dxa" w:w="100"/>
+            </w:tcMar>
+            <w:vAlign w:val="center"/>
+          </w:tcPr>
+          <w:p>
+            <w:pPr>
+              <w:jc w:val="center"/>
+            </w:pPr>
+            <w:r>
+              <w:rPr>
+                <w:b w:val="false"/>
+                <w:bCs w:val="false"/>
+                <w:color w:val="000000"/>
+                <w:sz w:val="20"/>
+                <w:szCs w:val="20"/>
+              </w:rPr>
+              <w:t xml:space="preserve">200</w:t>
+            </w:r>
+          </w:p>
+        </w:tc>
+        <w:tc>
+          <w:tcPr>
+            <w:tcW w:type="dxa" w:w="2580"/>
+            <w:shd w:fill="F2F2F2" w:color="auto" w:val="clear"/>
+            <w:tcMar>
+              <w:top w:type="dxa" w:w="80"/>
+              <w:left w:type="dxa" w:w="100"/>
+              <w:bottom w:type="dxa" w:w="80"/>
+              <w:right w:type="dxa" w:w="100"/>
+            </w:tcMar>
+            <w:vAlign w:val="center"/>
+          </w:tcPr>
+          <w:p>
+            <w:pPr>
+              <w:jc w:val="center"/>
+            </w:pPr>
+            <w:r>
+              <w:rPr>
+                <w:b w:val="false"/>
+                <w:bCs w:val="false"/>
+                <w:color w:val="000000"/>
+                <w:sz w:val="20"/>
+                <w:szCs w:val="20"/>
+              </w:rPr>
+              <w:t xml:space="preserve">150 (−50)</w:t>
+            </w:r>
+          </w:p>
+        </w:tc>
+      </w:tr>
+      <w:tr>
+        <w:trPr>
+          <w:cantSplit/>
+        </w:trPr>
+        <w:tc>
+          <w:tcPr>
+            <w:tcW w:type="dxa" w:w="4200"/>
+            <w:shd w:fill="FFFFFF" w:color="auto" w:val="clear"/>
+            <w:tcMar>
+              <w:top w:type="dxa" w:w="80"/>
+              <w:left w:type="dxa" w:w="100"/>
+              <w:bottom w:type="dxa" w:w="80"/>
+              <w:right w:type="dxa" w:w="100"/>
+            </w:tcMar>
+            <w:vAlign w:val="center"/>
+          </w:tcPr>
+          <w:p>
+            <w:pPr>
+              <w:jc w:val="center"/>
+            </w:pPr>
+            <w:r>
+              <w:rPr>
+                <w:b w:val="false"/>
+                <w:bCs w:val="false"/>
+                <w:color w:val="000000"/>
+                <w:sz w:val="20"/>
+                <w:szCs w:val="20"/>
+              </w:rPr>
+              <w:t xml:space="preserve">Costo total óptimo</w:t>
+            </w:r>
+          </w:p>
+        </w:tc>
+        <w:tc>
+          <w:tcPr>
+            <w:tcW w:type="dxa" w:w="2580"/>
+            <w:shd w:fill="FFFFFF" w:color="auto" w:val="clear"/>
+            <w:tcMar>
+              <w:top w:type="dxa" w:w="80"/>
+              <w:left w:type="dxa" w:w="100"/>
+              <w:bottom w:type="dxa" w:w="80"/>
+              <w:right w:type="dxa" w:w="100"/>
+            </w:tcMar>
+            <w:vAlign w:val="center"/>
+          </w:tcPr>
+          <w:p>
+            <w:pPr>
+              <w:jc w:val="center"/>
+            </w:pPr>
+            <w:r>
+              <w:rPr>
+                <w:b w:val="false"/>
+                <w:bCs w:val="false"/>
+                <w:color w:val="000000"/>
+                <w:sz w:val="20"/>
+                <w:szCs w:val="20"/>
+              </w:rPr>
+              <w:t xml:space="preserve">4 170</w:t>
+            </w:r>
+          </w:p>
+        </w:tc>
+        <w:tc>
+          <w:tcPr>
+            <w:tcW w:type="dxa" w:w="2580"/>
+            <w:shd w:fill="FFFFFF" w:color="auto" w:val="clear"/>
+            <w:tcMar>
+              <w:top w:type="dxa" w:w="80"/>
+              <w:left w:type="dxa" w:w="100"/>
+              <w:bottom w:type="dxa" w:w="80"/>
+              <w:right w:type="dxa" w:w="100"/>
+            </w:tcMar>
+            <w:vAlign w:val="center"/>
+          </w:tcPr>
+          <w:p>
+            <w:pPr>
+              <w:jc w:val="center"/>
+            </w:pPr>
+            <w:r>
+              <w:rPr>
+                <w:b w:val="false"/>
+                <w:bCs w:val="false"/>
+                <w:color w:val="000000"/>
+                <w:sz w:val="20"/>
+                <w:szCs w:val="20"/>
+              </w:rPr>
+              <w:t xml:space="preserve">4 120</w:t>
+            </w:r>
+          </w:p>
+        </w:tc>
+      </w:tr>
+      <w:tr>
+        <w:trPr>
+          <w:cantSplit/>
+        </w:trPr>
+        <w:tc>
+          <w:tcPr>
+            <w:tcW w:type="dxa" w:w="4200"/>
+            <w:shd w:fill="F2F2F2" w:color="auto" w:val="clear"/>
+            <w:tcMar>
+              <w:top w:type="dxa" w:w="80"/>
+              <w:left w:type="dxa" w:w="100"/>
+              <w:bottom w:type="dxa" w:w="80"/>
+              <w:right w:type="dxa" w:w="100"/>
+            </w:tcMar>
+            <w:vAlign w:val="center"/>
+          </w:tcPr>
+          <w:p>
+            <w:pPr>
+              <w:jc w:val="center"/>
+            </w:pPr>
+            <w:r>
+              <w:rPr>
+                <w:b w:val="false"/>
+                <w:bCs w:val="false"/>
+                <w:color w:val="000000"/>
+                <w:sz w:val="20"/>
+                <w:szCs w:val="20"/>
+              </w:rPr>
+              <w:t xml:space="preserve">Variación</w:t>
+            </w:r>
+          </w:p>
+        </w:tc>
+        <w:tc>
+          <w:tcPr>
+            <w:tcW w:type="dxa" w:w="2580"/>
+            <w:shd w:fill="F2F2F2" w:color="auto" w:val="clear"/>
+            <w:tcMar>
+              <w:top w:type="dxa" w:w="80"/>
+              <w:left w:type="dxa" w:w="100"/>
+              <w:bottom w:type="dxa" w:w="80"/>
+              <w:right w:type="dxa" w:w="100"/>
+            </w:tcMar>
+            <w:vAlign w:val="center"/>
+          </w:tcPr>
+          <w:p>
+            <w:pPr>
+              <w:jc w:val="center"/>
+            </w:pPr>
+            <w:r>
+              <w:rPr>
+                <w:b w:val="false"/>
+                <w:bCs w:val="false"/>
+                <w:color w:val="000000"/>
+                <w:sz w:val="20"/>
+                <w:szCs w:val="20"/>
+              </w:rPr>
+              <w:t xml:space="preserve">—</w:t>
+            </w:r>
+          </w:p>
+        </w:tc>
+        <w:tc>
+          <w:tcPr>
+            <w:tcW w:type="dxa" w:w="2580"/>
+            <w:shd w:fill="F2F2F2" w:color="auto" w:val="clear"/>
+            <w:tcMar>
+              <w:top w:type="dxa" w:w="80"/>
+              <w:left w:type="dxa" w:w="100"/>
+              <w:bottom w:type="dxa" w:w="80"/>
+              <w:right w:type="dxa" w:w="100"/>
+            </w:tcMar>
+            <w:vAlign w:val="center"/>
+          </w:tcPr>
+          <w:p>
+            <w:pPr>
+              <w:jc w:val="center"/>
+            </w:pPr>
+            <w:r>
+              <w:rPr>
+                <w:b w:val="false"/>
+                <w:bCs w:val="false"/>
+                <w:color w:val="000000"/>
+                <w:sz w:val="20"/>
+                <w:szCs w:val="20"/>
+              </w:rPr>
+              <w:t xml:space="preserve">−50 (−1,2 %)</w:t>
+            </w:r>
+          </w:p>
+        </w:tc>
+      </w:tr>
+    </w:tbl>
+    <w:p>
+      <w:pPr>
+        <w:spacing w:after="240" w:before="60"/>
+        <w:jc w:val="center"/>
+      </w:pPr>
+      <w:r>
+        <w:rPr>
+          <w:i/>
+          <w:iCs/>
+          <w:color w:val="555555"/>
+          <w:sz w:val="18"/>
+          <w:szCs w:val="18"/>
+        </w:rPr>
+        <w:t xml:space="preserve">Tabla 8. Escenario B — traslado de disponibilidad de C hacia B.</w:t>
+      </w:r>
+    </w:p>
+    <w:p>
+      <w:pPr>
+        <w:spacing w:after="160" w:line="276"/>
+        <w:jc w:val="both"/>
+      </w:pPr>
+      <w:r>
+        <w:rPr>
+          <w:sz w:val="22"/>
+          <w:szCs w:val="22"/>
+        </w:rPr>
+        <w:t xml:space="preserve">En este caso el costo total disminuye en 50 unidades monetarias (−1,2 %). El resultado confirma un principio general derivable de la estructura de costos: como B tiene un costo base menor que C (a_B = 5 &lt; a_C = 6), cualquier unidad de capacidad que se traslade de C hacia B reduce el costo total en (a_C − a_B) = 1 unidad monetaria por unidad trasladada, siempre que exista demanda suficiente para absorberla. Esto es información valiosa para decisiones de inversión en capacidad: ampliar B es, unidad por unidad, más rentable que ampliar C.</w:t>
+      </w:r>
+    </w:p>
+    <w:p>
+      <w:pPr>
+        <w:pStyle w:val="Heading2"/>
+        <w:spacing w:after="140" w:before="280"/>
+      </w:pPr>
+      <w:r>
+        <w:rPr>
+          <w:b/>
+          <w:bCs/>
+          <w:color w:val="1F3864"/>
+          <w:sz w:val="24"/>
+          <w:szCs w:val="24"/>
+        </w:rPr>
+        <w:t xml:space="preserve">6.3 Escenario C: apertura de un nuevo centro de distribución (análisis costo-beneficio)</w:t>
+      </w:r>
+    </w:p>
+    <w:p>
+      <w:pPr>
+        <w:spacing w:after="160" w:line="276"/>
+        <w:jc w:val="both"/>
+      </w:pPr>
+      <w:r>
+        <w:rPr>
+          <w:sz w:val="22"/>
+          <w:szCs w:val="22"/>
+        </w:rPr>
+        <w:t xml:space="preserve">La empresa evalúa abrir un cuarto centro de distribución, D, ubicado estratégicamente cerca de los puntos de venta 4 y 5 (los de mayor costo de transporte en la red actual). Se supone, de forma ilustrativa, que D tendría una capacidad de 160 unidades y costos unitarios preferenciales de 7 y 8 hacia los puntos 4 y 5 respectivamente (frente a 12 y 14 desde C), y que no resultaría competitivo para abastecer los puntos 1, 2 y 3 por su ubicación.</w:t>
+      </w:r>
+    </w:p>
+    <w:p>
+      <w:pPr>
+        <w:spacing w:after="160" w:line="276"/>
+        <w:jc w:val="both"/>
+      </w:pPr>
+      <w:r>
+        <w:rPr>
+          <w:sz w:val="22"/>
+          <w:szCs w:val="22"/>
+        </w:rPr>
+        <w:t xml:space="preserve">Bajo este supuesto, D absorbería toda la demanda de los puntos 4 y 5 (60 + 100 = 160 unidades, exactamente su capacidad), liberando a los centros A, B y C para concentrarse en los puntos 1, 2 y 3 (80 + 90 + 120 = 290 unidades), usando prioritariamente la capacidad más barata (A, luego B, y solo el remanente de C):</w:t>
+      </w:r>
+    </w:p>
+    <w:tbl>
+      <w:tblPr>
+        <w:tblW w:type="dxa" w:w="9360"/>
+        <w:tblBorders>
+          <w:top w:val="single" w:color="auto" w:sz="4"/>
+          <w:left w:val="single" w:color="auto" w:sz="4"/>
+          <w:bottom w:val="single" w:color="auto" w:sz="4"/>
+          <w:right w:val="single" w:color="auto" w:sz="4"/>
+          <w:insideH w:val="single" w:color="auto" w:sz="4"/>
+          <w:insideV w:val="single" w:color="auto" w:sz="4"/>
+        </w:tblBorders>
+      </w:tblPr>
+      <w:tblGrid>
+        <w:gridCol w:w="4560"/>
+        <w:gridCol w:w="1800"/>
+        <w:gridCol w:w="1500"/>
+        <w:gridCol w:w="1500"/>
+      </w:tblGrid>
+      <w:tr>
+        <w:trPr>
+          <w:cantSplit/>
+          <w:tblHeader/>
+        </w:trPr>
+        <w:tc>
+          <w:tcPr>
+            <w:tcW w:type="dxa" w:w="4560"/>
+            <w:shd w:fill="1F3864" w:color="auto" w:val="clear"/>
+            <w:tcMar>
+              <w:top w:type="dxa" w:w="80"/>
+              <w:left w:type="dxa" w:w="100"/>
+              <w:bottom w:type="dxa" w:w="80"/>
+              <w:right w:type="dxa" w:w="100"/>
+            </w:tcMar>
+            <w:vAlign w:val="center"/>
+          </w:tcPr>
+          <w:p>
+            <w:pPr>
+              <w:jc w:val="center"/>
+            </w:pPr>
+            <w:r>
+              <w:rPr>
+                <w:b/>
+                <w:bCs/>
+                <w:color w:val="FFFFFF"/>
+                <w:sz w:val="20"/>
+                <w:szCs w:val="20"/>
+              </w:rPr>
+              <w:t xml:space="preserve">Ruta / concepto</w:t>
+            </w:r>
+          </w:p>
+        </w:tc>
+        <w:tc>
+          <w:tcPr>
+            <w:tcW w:type="dxa" w:w="1800"/>
+            <w:shd w:fill="1F3864" w:color="auto" w:val="clear"/>
+            <w:tcMar>
+              <w:top w:type="dxa" w:w="80"/>
+              <w:left w:type="dxa" w:w="100"/>
+              <w:bottom w:type="dxa" w:w="80"/>
+              <w:right w:type="dxa" w:w="100"/>
+            </w:tcMar>
+            <w:vAlign w:val="center"/>
+          </w:tcPr>
+          <w:p>
+            <w:pPr>
+              <w:jc w:val="center"/>
+            </w:pPr>
+            <w:r>
+              <w:rPr>
+                <w:b/>
+                <w:bCs/>
+                <w:color w:val="FFFFFF"/>
+                <w:sz w:val="20"/>
+                <w:szCs w:val="20"/>
+              </w:rPr>
+              <w:t xml:space="preserve">Unidades</w:t>
+            </w:r>
+          </w:p>
+        </w:tc>
+        <w:tc>
+          <w:tcPr>
+            <w:tcW w:type="dxa" w:w="1500"/>
+            <w:shd w:fill="1F3864" w:color="auto" w:val="clear"/>
+            <w:tcMar>
+              <w:top w:type="dxa" w:w="80"/>
+              <w:left w:type="dxa" w:w="100"/>
+              <w:bottom w:type="dxa" w:w="80"/>
+              <w:right w:type="dxa" w:w="100"/>
+            </w:tcMar>
+            <w:vAlign w:val="center"/>
+          </w:tcPr>
+          <w:p>
+            <w:pPr>
+              <w:jc w:val="center"/>
+            </w:pPr>
+            <w:r>
+              <w:rPr>
+                <w:b/>
+                <w:bCs/>
+                <w:color w:val="FFFFFF"/>
+                <w:sz w:val="20"/>
+                <w:szCs w:val="20"/>
+              </w:rPr>
+              <w:t xml:space="preserve">Costo unitario</w:t>
+            </w:r>
+          </w:p>
+        </w:tc>
+        <w:tc>
+          <w:tcPr>
+            <w:tcW w:type="dxa" w:w="1500"/>
+            <w:shd w:fill="1F3864" w:color="auto" w:val="clear"/>
+            <w:tcMar>
+              <w:top w:type="dxa" w:w="80"/>
+              <w:left w:type="dxa" w:w="100"/>
+              <w:bottom w:type="dxa" w:w="80"/>
+              <w:right w:type="dxa" w:w="100"/>
+            </w:tcMar>
+            <w:vAlign w:val="center"/>
+          </w:tcPr>
+          <w:p>
+            <w:pPr>
+              <w:jc w:val="center"/>
+            </w:pPr>
+            <w:r>
+              <w:rPr>
+                <w:b/>
+                <w:bCs/>
+                <w:color w:val="FFFFFF"/>
+                <w:sz w:val="20"/>
+                <w:szCs w:val="20"/>
+              </w:rPr>
+              <w:t xml:space="preserve">Subtotal</w:t>
+            </w:r>
+          </w:p>
+        </w:tc>
+      </w:tr>
+      <w:tr>
+        <w:trPr>
+          <w:cantSplit/>
+        </w:trPr>
+        <w:tc>
+          <w:tcPr>
+            <w:tcW w:type="dxa" w:w="4560"/>
+            <w:shd w:fill="FFFFFF" w:color="auto" w:val="clear"/>
+            <w:tcMar>
+              <w:top w:type="dxa" w:w="80"/>
+              <w:left w:type="dxa" w:w="100"/>
+              <w:bottom w:type="dxa" w:w="80"/>
+              <w:right w:type="dxa" w:w="100"/>
+            </w:tcMar>
+            <w:vAlign w:val="center"/>
+          </w:tcPr>
+          <w:p>
+            <w:pPr>
+              <w:jc w:val="center"/>
+            </w:pPr>
+            <w:r>
+              <w:rPr>
+                <w:b w:val="false"/>
+                <w:bCs w:val="false"/>
+                <w:color w:val="000000"/>
+                <w:sz w:val="20"/>
+                <w:szCs w:val="20"/>
+              </w:rPr>
+              <w:t xml:space="preserve">A, B, C → puntos 1, 2, 3 (óptimo interno)</w:t>
+            </w:r>
+          </w:p>
+        </w:tc>
+        <w:tc>
+          <w:tcPr>
+            <w:tcW w:type="dxa" w:w="1800"/>
+            <w:shd w:fill="FFFFFF" w:color="auto" w:val="clear"/>
+            <w:tcMar>
+              <w:top w:type="dxa" w:w="80"/>
+              <w:left w:type="dxa" w:w="100"/>
+              <w:bottom w:type="dxa" w:w="80"/>
+              <w:right w:type="dxa" w:w="100"/>
+            </w:tcMar>
+            <w:vAlign w:val="center"/>
+          </w:tcPr>
+          <w:p>
+            <w:pPr>
+              <w:jc w:val="center"/>
+            </w:pPr>
+            <w:r>
+              <w:rPr>
+                <w:b w:val="false"/>
+                <w:bCs w:val="false"/>
+                <w:color w:val="000000"/>
+                <w:sz w:val="20"/>
+                <w:szCs w:val="20"/>
+              </w:rPr>
+              <w:t xml:space="preserve">290</w:t>
+            </w:r>
+          </w:p>
+        </w:tc>
+        <w:tc>
+          <w:tcPr>
+            <w:tcW w:type="dxa" w:w="1500"/>
+            <w:shd w:fill="FFFFFF" w:color="auto" w:val="clear"/>
+            <w:tcMar>
+              <w:top w:type="dxa" w:w="80"/>
+              <w:left w:type="dxa" w:w="100"/>
+              <w:bottom w:type="dxa" w:w="80"/>
+              <w:right w:type="dxa" w:w="100"/>
+            </w:tcMar>
+            <w:vAlign w:val="center"/>
+          </w:tcPr>
+          <w:p>
+            <w:pPr>
+              <w:jc w:val="center"/>
+            </w:pPr>
+            <w:r>
+              <w:rPr>
+                <w:b w:val="false"/>
+                <w:bCs w:val="false"/>
+                <w:color w:val="000000"/>
+                <w:sz w:val="20"/>
+                <w:szCs w:val="20"/>
+              </w:rPr>
+              <w:t xml:space="preserve">—</w:t>
+            </w:r>
+          </w:p>
+        </w:tc>
+        <w:tc>
+          <w:tcPr>
+            <w:tcW w:type="dxa" w:w="1500"/>
+            <w:shd w:fill="FFFFFF" w:color="auto" w:val="clear"/>
+            <w:tcMar>
+              <w:top w:type="dxa" w:w="80"/>
+              <w:left w:type="dxa" w:w="100"/>
+              <w:bottom w:type="dxa" w:w="80"/>
+              <w:right w:type="dxa" w:w="100"/>
+            </w:tcMar>
+            <w:vAlign w:val="center"/>
+          </w:tcPr>
+          <w:p>
+            <w:pPr>
+              <w:jc w:val="center"/>
+            </w:pPr>
+            <w:r>
+              <w:rPr>
+                <w:b w:val="false"/>
+                <w:bCs w:val="false"/>
+                <w:color w:val="000000"/>
+                <w:sz w:val="20"/>
+                <w:szCs w:val="20"/>
+              </w:rPr>
+              <w:t xml:space="preserve">2 050</w:t>
+            </w:r>
+          </w:p>
+        </w:tc>
+      </w:tr>
+      <w:tr>
+        <w:trPr>
+          <w:cantSplit/>
+        </w:trPr>
+        <w:tc>
+          <w:tcPr>
+            <w:tcW w:type="dxa" w:w="4560"/>
+            <w:shd w:fill="F2F2F2" w:color="auto" w:val="clear"/>
+            <w:tcMar>
+              <w:top w:type="dxa" w:w="80"/>
+              <w:left w:type="dxa" w:w="100"/>
+              <w:bottom w:type="dxa" w:w="80"/>
+              <w:right w:type="dxa" w:w="100"/>
+            </w:tcMar>
+            <w:vAlign w:val="center"/>
+          </w:tcPr>
+          <w:p>
+            <w:pPr>
+              <w:jc w:val="center"/>
+            </w:pPr>
+            <w:r>
+              <w:rPr>
+                <w:b w:val="false"/>
+                <w:bCs w:val="false"/>
+                <w:color w:val="000000"/>
+                <w:sz w:val="20"/>
+                <w:szCs w:val="20"/>
+              </w:rPr>
+              <w:t xml:space="preserve">D → punto 4 (nuevo centro)</w:t>
+            </w:r>
+          </w:p>
+        </w:tc>
+        <w:tc>
+          <w:tcPr>
+            <w:tcW w:type="dxa" w:w="1800"/>
+            <w:shd w:fill="F2F2F2" w:color="auto" w:val="clear"/>
+            <w:tcMar>
+              <w:top w:type="dxa" w:w="80"/>
+              <w:left w:type="dxa" w:w="100"/>
+              <w:bottom w:type="dxa" w:w="80"/>
+              <w:right w:type="dxa" w:w="100"/>
+            </w:tcMar>
+            <w:vAlign w:val="center"/>
+          </w:tcPr>
+          <w:p>
+            <w:pPr>
+              <w:jc w:val="center"/>
+            </w:pPr>
+            <w:r>
+              <w:rPr>
+                <w:b w:val="false"/>
+                <w:bCs w:val="false"/>
+                <w:color w:val="000000"/>
+                <w:sz w:val="20"/>
+                <w:szCs w:val="20"/>
+              </w:rPr>
+              <w:t xml:space="preserve">60</w:t>
+            </w:r>
+          </w:p>
+        </w:tc>
+        <w:tc>
+          <w:tcPr>
+            <w:tcW w:type="dxa" w:w="1500"/>
+            <w:shd w:fill="F2F2F2" w:color="auto" w:val="clear"/>
+            <w:tcMar>
+              <w:top w:type="dxa" w:w="80"/>
+              <w:left w:type="dxa" w:w="100"/>
+              <w:bottom w:type="dxa" w:w="80"/>
+              <w:right w:type="dxa" w:w="100"/>
+            </w:tcMar>
+            <w:vAlign w:val="center"/>
+          </w:tcPr>
+          <w:p>
+            <w:pPr>
+              <w:jc w:val="center"/>
+            </w:pPr>
+            <w:r>
+              <w:rPr>
+                <w:b w:val="false"/>
+                <w:bCs w:val="false"/>
+                <w:color w:val="000000"/>
+                <w:sz w:val="20"/>
+                <w:szCs w:val="20"/>
+              </w:rPr>
+              <w:t xml:space="preserve">7</w:t>
+            </w:r>
+          </w:p>
+        </w:tc>
+        <w:tc>
+          <w:tcPr>
+            <w:tcW w:type="dxa" w:w="1500"/>
+            <w:shd w:fill="F2F2F2" w:color="auto" w:val="clear"/>
+            <w:tcMar>
+              <w:top w:type="dxa" w:w="80"/>
+              <w:left w:type="dxa" w:w="100"/>
+              <w:bottom w:type="dxa" w:w="80"/>
+              <w:right w:type="dxa" w:w="100"/>
+            </w:tcMar>
+            <w:vAlign w:val="center"/>
+          </w:tcPr>
+          <w:p>
+            <w:pPr>
+              <w:jc w:val="center"/>
+            </w:pPr>
+            <w:r>
+              <w:rPr>
+                <w:b w:val="false"/>
+                <w:bCs w:val="false"/>
+                <w:color w:val="000000"/>
+                <w:sz w:val="20"/>
+                <w:szCs w:val="20"/>
+              </w:rPr>
+              <w:t xml:space="preserve">420</w:t>
+            </w:r>
+          </w:p>
+        </w:tc>
+      </w:tr>
+      <w:tr>
+        <w:trPr>
+          <w:cantSplit/>
+        </w:trPr>
+        <w:tc>
+          <w:tcPr>
+            <w:tcW w:type="dxa" w:w="4560"/>
+            <w:shd w:fill="FFFFFF" w:color="auto" w:val="clear"/>
+            <w:tcMar>
+              <w:top w:type="dxa" w:w="80"/>
+              <w:left w:type="dxa" w:w="100"/>
+              <w:bottom w:type="dxa" w:w="80"/>
+              <w:right w:type="dxa" w:w="100"/>
+            </w:tcMar>
+            <w:vAlign w:val="center"/>
+          </w:tcPr>
+          <w:p>
+            <w:pPr>
+              <w:jc w:val="center"/>
+            </w:pPr>
+            <w:r>
+              <w:rPr>
+                <w:b w:val="false"/>
+                <w:bCs w:val="false"/>
+                <w:color w:val="000000"/>
+                <w:sz w:val="20"/>
+                <w:szCs w:val="20"/>
+              </w:rPr>
+              <w:t xml:space="preserve">D → punto 5 (nuevo centro)</w:t>
+            </w:r>
+          </w:p>
+        </w:tc>
+        <w:tc>
+          <w:tcPr>
+            <w:tcW w:type="dxa" w:w="1800"/>
+            <w:shd w:fill="FFFFFF" w:color="auto" w:val="clear"/>
+            <w:tcMar>
+              <w:top w:type="dxa" w:w="80"/>
+              <w:left w:type="dxa" w:w="100"/>
+              <w:bottom w:type="dxa" w:w="80"/>
+              <w:right w:type="dxa" w:w="100"/>
+            </w:tcMar>
+            <w:vAlign w:val="center"/>
+          </w:tcPr>
+          <w:p>
+            <w:pPr>
+              <w:jc w:val="center"/>
+            </w:pPr>
+            <w:r>
+              <w:rPr>
+                <w:b w:val="false"/>
+                <w:bCs w:val="false"/>
+                <w:color w:val="000000"/>
+                <w:sz w:val="20"/>
+                <w:szCs w:val="20"/>
+              </w:rPr>
+              <w:t xml:space="preserve">100</w:t>
+            </w:r>
+          </w:p>
+        </w:tc>
+        <w:tc>
+          <w:tcPr>
+            <w:tcW w:type="dxa" w:w="1500"/>
+            <w:shd w:fill="FFFFFF" w:color="auto" w:val="clear"/>
+            <w:tcMar>
+              <w:top w:type="dxa" w:w="80"/>
+              <w:left w:type="dxa" w:w="100"/>
+              <w:bottom w:type="dxa" w:w="80"/>
+              <w:right w:type="dxa" w:w="100"/>
+            </w:tcMar>
+            <w:vAlign w:val="center"/>
+          </w:tcPr>
+          <w:p>
+            <w:pPr>
+              <w:jc w:val="center"/>
+            </w:pPr>
+            <w:r>
+              <w:rPr>
+                <w:b w:val="false"/>
+                <w:bCs w:val="false"/>
+                <w:color w:val="000000"/>
+                <w:sz w:val="20"/>
+                <w:szCs w:val="20"/>
+              </w:rPr>
+              <w:t xml:space="preserve">8</w:t>
+            </w:r>
+          </w:p>
+        </w:tc>
+        <w:tc>
+          <w:tcPr>
+            <w:tcW w:type="dxa" w:w="1500"/>
+            <w:shd w:fill="FFFFFF" w:color="auto" w:val="clear"/>
+            <w:tcMar>
+              <w:top w:type="dxa" w:w="80"/>
+              <w:left w:type="dxa" w:w="100"/>
+              <w:bottom w:type="dxa" w:w="80"/>
+              <w:right w:type="dxa" w:w="100"/>
+            </w:tcMar>
+            <w:vAlign w:val="center"/>
+          </w:tcPr>
+          <w:p>
+            <w:pPr>
+              <w:jc w:val="center"/>
+            </w:pPr>
+            <w:r>
+              <w:rPr>
+                <w:b w:val="false"/>
+                <w:bCs w:val="false"/>
+                <w:color w:val="000000"/>
+                <w:sz w:val="20"/>
+                <w:szCs w:val="20"/>
+              </w:rPr>
+              <w:t xml:space="preserve">800</w:t>
+            </w:r>
+          </w:p>
+        </w:tc>
+      </w:tr>
+      <w:tr>
+        <w:trPr>
+          <w:cantSplit/>
+        </w:trPr>
+        <w:tc>
+          <w:tcPr>
+            <w:tcW w:type="dxa" w:w="4560"/>
+            <w:shd w:fill="F2F2F2" w:color="auto" w:val="clear"/>
+            <w:tcMar>
+              <w:top w:type="dxa" w:w="80"/>
+              <w:left w:type="dxa" w:w="100"/>
+              <w:bottom w:type="dxa" w:w="80"/>
+              <w:right w:type="dxa" w:w="100"/>
+            </w:tcMar>
+            <w:vAlign w:val="center"/>
+          </w:tcPr>
+          <w:p>
+            <w:pPr>
+              <w:jc w:val="center"/>
+            </w:pPr>
+            <w:r>
+              <w:rPr>
+                <w:b w:val="false"/>
+                <w:bCs w:val="false"/>
+                <w:color w:val="000000"/>
+                <w:sz w:val="20"/>
+                <w:szCs w:val="20"/>
+              </w:rPr>
+              <w:t xml:space="preserve">Costo total con centro D</w:t>
+            </w:r>
+          </w:p>
+        </w:tc>
+        <w:tc>
+          <w:tcPr>
+            <w:tcW w:type="dxa" w:w="1800"/>
+            <w:shd w:fill="F2F2F2" w:color="auto" w:val="clear"/>
+            <w:tcMar>
+              <w:top w:type="dxa" w:w="80"/>
+              <w:left w:type="dxa" w:w="100"/>
+              <w:bottom w:type="dxa" w:w="80"/>
+              <w:right w:type="dxa" w:w="100"/>
+            </w:tcMar>
+            <w:vAlign w:val="center"/>
+          </w:tcPr>
+          <w:p>
+            <w:pPr>
+              <w:jc w:val="center"/>
+            </w:pPr>
+            <w:r>
+              <w:rPr>
+                <w:b w:val="false"/>
+                <w:bCs w:val="false"/>
+                <w:color w:val="000000"/>
+                <w:sz w:val="20"/>
+                <w:szCs w:val="20"/>
+              </w:rPr>
+              <w:t xml:space="preserve">450</w:t>
+            </w:r>
+          </w:p>
+        </w:tc>
+        <w:tc>
+          <w:tcPr>
+            <w:tcW w:type="dxa" w:w="1500"/>
+            <w:shd w:fill="F2F2F2" w:color="auto" w:val="clear"/>
+            <w:tcMar>
+              <w:top w:type="dxa" w:w="80"/>
+              <w:left w:type="dxa" w:w="100"/>
+              <w:bottom w:type="dxa" w:w="80"/>
+              <w:right w:type="dxa" w:w="100"/>
+            </w:tcMar>
+            <w:vAlign w:val="center"/>
+          </w:tcPr>
+          <w:p>
+            <w:pPr>
+              <w:jc w:val="center"/>
+            </w:pPr>
+            <w:r>
+              <w:rPr>
+                <w:b w:val="false"/>
+                <w:bCs w:val="false"/>
+                <w:color w:val="000000"/>
+                <w:sz w:val="20"/>
+                <w:szCs w:val="20"/>
+              </w:rPr>
+              <w:t xml:space="preserve">—</w:t>
+            </w:r>
+          </w:p>
+        </w:tc>
+        <w:tc>
+          <w:tcPr>
+            <w:tcW w:type="dxa" w:w="1500"/>
+            <w:shd w:fill="F2F2F2" w:color="auto" w:val="clear"/>
+            <w:tcMar>
+              <w:top w:type="dxa" w:w="80"/>
+              <w:left w:type="dxa" w:w="100"/>
+              <w:bottom w:type="dxa" w:w="80"/>
+              <w:right w:type="dxa" w:w="100"/>
+            </w:tcMar>
+            <w:vAlign w:val="center"/>
+          </w:tcPr>
+          <w:p>
+            <w:pPr>
+              <w:jc w:val="center"/>
+            </w:pPr>
+            <w:r>
+              <w:rPr>
+                <w:b w:val="false"/>
+                <w:bCs w:val="false"/>
+                <w:color w:val="000000"/>
+                <w:sz w:val="20"/>
+                <w:szCs w:val="20"/>
+              </w:rPr>
+              <w:t xml:space="preserve">3 270</w:t>
+            </w:r>
+          </w:p>
+        </w:tc>
+      </w:tr>
+    </w:tbl>
+    <w:p>
+      <w:pPr>
+        <w:spacing w:after="240" w:before="60"/>
+        <w:jc w:val="center"/>
+      </w:pPr>
+      <w:r>
+        <w:rPr>
+          <w:i/>
+          <w:iCs/>
+          <w:color w:val="555555"/>
+          <w:sz w:val="18"/>
+          <w:szCs w:val="18"/>
+        </w:rPr>
+        <w:t xml:space="preserve">Tabla 9. Escenario C — red con el nuevo centro D especializado en los puntos 4 y 5.</w:t>
+      </w:r>
+    </w:p>
+    <w:p>
+      <w:pPr>
+        <w:spacing w:after="160" w:line="276"/>
+        <w:jc w:val="both"/>
+      </w:pPr>
+      <w:r>
+        <w:rPr>
+          <w:sz w:val="22"/>
+          <w:szCs w:val="22"/>
+        </w:rPr>
+        <w:t xml:space="preserve">El costo total de transporte se reduciría de 4 170 a 3 270 unidades monetarias, un ahorro de 900 unidades monetarias por periodo (−21,6 %). Para decidir si conviene abrir el centro D, este ahorro operativo debe compararse contra el costo de la inversión y los costos fijos de operación del nuevo centro (arriendo o construcción, personal, equipamiento, permisos):</w:t>
+      </w:r>
+    </w:p>
+    <w:p>
+      <w:pPr>
+        <w:pStyle w:val="ListParagraph"/>
+        <w:numPr>
+          <w:ilvl w:val="0"/>
+          <w:numId w:val="2"/>
+        </w:numPr>
+        <w:spacing w:after="80"/>
+      </w:pPr>
+      <w:r>
+        <w:rPr>
+          <w:sz w:val="22"/>
+          <w:szCs w:val="22"/>
+        </w:rPr>
+        <w:t xml:space="preserve">Si el costo fijo periódico de operar D es menor que el ahorro de 900 unidades monetarias por periodo, la apertura es recomendable desde el punto de vista financiero.</w:t>
+      </w:r>
+    </w:p>
+    <w:p>
+      <w:pPr>
+        <w:pStyle w:val="ListParagraph"/>
+        <w:numPr>
+          <w:ilvl w:val="0"/>
+          <w:numId w:val="2"/>
+        </w:numPr>
+        <w:spacing w:after="80"/>
+      </w:pPr>
+      <w:r>
+        <w:rPr>
+          <w:sz w:val="22"/>
+          <w:szCs w:val="22"/>
+        </w:rPr>
+        <w:t xml:space="preserve">El periodo de recuperación simple de una inversión inicial I se estima como I / 900 periodos; por ejemplo, una inversión de 9 000 unidades monetarias se recuperaría en 10 periodos solo por ahorro en transporte, sin considerar otros beneficios (mejor nivel de servicio, menor tiempo de entrega).</w:t>
+      </w:r>
+    </w:p>
+    <w:p>
+      <w:pPr>
+        <w:pStyle w:val="ListParagraph"/>
+        <w:numPr>
+          <w:ilvl w:val="0"/>
+          <w:numId w:val="2"/>
+        </w:numPr>
+        <w:spacing w:after="80"/>
+      </w:pPr>
+      <w:r>
+        <w:rPr>
+          <w:sz w:val="22"/>
+          <w:szCs w:val="22"/>
+        </w:rPr>
+        <w:t xml:space="preserve">Esta cifra es ilustrativa: la empresa debe sustituir los supuestos de capacidad y costo de D por datos reales de factibilidad antes de tomar la decisión final.</w:t>
+      </w:r>
+    </w:p>
+    <w:p>
+      <w:pPr>
+        <w:pStyle w:val="Heading1"/>
+        <w:pBdr>
+          <w:bottom w:val="single" w:color="1F3864" w:sz="8" w:space="4"/>
+        </w:pBdr>
+        <w:spacing w:after="200" w:before="360"/>
+      </w:pPr>
+      <w:r>
+        <w:rPr>
+          <w:b/>
+          <w:bCs/>
+          <w:color w:val="1F3864"/>
+          <w:sz w:val="28"/>
+          <w:szCs w:val="28"/>
+        </w:rPr>
+        <w:t xml:space="preserve">7. Presentación de resultados</w:t>
+      </w:r>
+    </w:p>
+    <w:p>
+      <w:pPr>
+        <w:spacing w:after="160" w:line="276"/>
+        <w:jc w:val="both"/>
+      </w:pPr>
+      <w:r>
+        <w:rPr>
+          <w:sz w:val="22"/>
+          <w:szCs w:val="22"/>
+        </w:rPr>
+        <w:t xml:space="preserve">Para facilitar la comunicación de los resultados a la dirección de la empresa se presentan dos gráficos que resumen, respectivamente, el plan óptimo de distribución y la comparación de costos entre el escenario base y los escenarios de sensibilidad analizados.</w:t>
       </w:r>
     </w:p>
     <w:p>
@@ -8315,6 +10028,68 @@
           <w:sz w:val="18"/>
           <w:szCs w:val="18"/>
         </w:rPr>
+        <w:t xml:space="preserve">Gráfico 1. Unidades recibidas por cada punto de venta, desagregadas por centro de distribución de origen, según la solución óptima.</w:t>
+      </w:r>
+    </w:p>
+    <w:p>
+      <w:pPr>
+        <w:spacing w:after="60" w:before="120"/>
+        <w:jc w:val="center"/>
+      </w:pPr>
+      <w:r>
+        <w:drawing>
+          <wp:inline distT="0" distB="0" distL="0" distR="0">
+            <wp:extent cx="4953000" cy="2857500"/>
+            <wp:effectExtent t="0" r="0" b="0" l="0"/>
+            <wp:docPr id="1" name="" descr="" title=""/>
+            <wp:cNvGraphicFramePr>
+              <a:graphicFrameLocks xmlns:a="http://schemas.openxmlformats.org/drawingml/2006/main" noChangeAspect="1"/>
+            </wp:cNvGraphicFramePr>
+            <a:graphic xmlns:a="http://schemas.openxmlformats.org/drawingml/2006/main">
+              <a:graphicData uri="http://schemas.openxmlformats.org/drawingml/2006/picture">
+                <pic:pic xmlns:pic="http://schemas.openxmlformats.org/drawingml/2006/picture">
+                  <pic:nvPicPr>
+                    <pic:cNvPr id="0" name="" descr=""/>
+                    <pic:cNvPicPr>
+                      <a:picLocks noChangeAspect="1" noChangeArrowheads="1"/>
+                    </pic:cNvPicPr>
+                  </pic:nvPicPr>
+                  <pic:blipFill>
+                    <a:blip r:embed="rId11" cstate="none"/>
+                    <a:srcRect/>
+                    <a:stretch>
+                      <a:fillRect/>
+                    </a:stretch>
+                  </pic:blipFill>
+                  <pic:spPr bwMode="auto">
+                    <a:xfrm>
+                      <a:off x="0" y="0"/>
+                      <a:ext cx="4953000" cy="2857500"/>
+                    </a:xfrm>
+                    <a:prstGeom prst="rect">
+                      <a:avLst/>
+                    </a:prstGeom>
+                  </pic:spPr>
+                </pic:pic>
+              </a:graphicData>
+            </a:graphic>
+          </wp:inline>
+        </w:drawing>
+      </w:r>
+    </w:p>
+    <w:p>
+      <w:pPr>
+        <w:spacing w:after="240" w:before="60"/>
+        <w:jc w:val="center"/>
+      </w:pPr>
+      <w:r>
+        <w:rPr>
+          <w:i/>
+          <w:iCs/>
+          <w:color w:val="555555"/>
+          <w:sz w:val="18"/>
+          <w:szCs w:val="18"/>
+        </w:rPr>
         <w:t xml:space="preserve">Gráfico 2. Costo total de transporte en el escenario base y en cada uno de los tres escenarios de sensibilidad analizados.</w:t>
       </w:r>
     </w:p>
@@ -8453,6 +10228,40 @@
     </w:p>
     <w:p>
       <w:pPr>
+        <w:pStyle w:val="ListParagraph"/>
+        <w:numPr>
+          <w:ilvl w:val="0"/>
+          <w:numId w:val="3"/>
+        </w:numPr>
+        <w:spacing w:after="80"/>
+      </w:pPr>
+      <w:r>
+        <w:rPr>
+          <w:sz w:val="22"/>
+          <w:szCs w:val="22"/>
+        </w:rPr>
+        <w:t xml:space="preserve">La resolución manual (esquina noroeste y método MODI) se verificó de forma independiente con software especializado: se construyó y resolvió el modelo en una hoja de cálculo con Solver (LibreOffice Calc, motor lp_solve, funcionalmente equivalente al motor Simplex LP de Excel Solver), y se formuló también en la sintaxis de LINDO. Las tres vías —cálculo manual, hoja de cálculo con Solver y formulación en LINDO— convergen exactamente al mismo costo óptimo de 4 170 unidades monetarias, lo que da un alto grado de confianza en la corrección del modelo y de su resolución.</w:t>
+      </w:r>
+    </w:p>
+    <w:p>
+      <w:pPr>
+        <w:pStyle w:val="ListParagraph"/>
+        <w:numPr>
+          <w:ilvl w:val="0"/>
+          <w:numId w:val="3"/>
+        </w:numPr>
+        <w:spacing w:after="80"/>
+      </w:pPr>
+      <w:r>
+        <w:rPr>
+          <w:sz w:val="22"/>
+          <w:szCs w:val="22"/>
+        </w:rPr>
+        <w:t xml:space="preserve">Los multiplicadores u_i, v_j del método MODI no son solo un mecanismo de verificación de optimalidad: son los precios sombra (shadow prices) de las restricciones de oferta y demanda, la misma información que reportaría el Informe de sensibilidad de Excel Solver o el Dual Price de LINDO, y permiten anticiparse analíticamente al efecto de pequeños cambios de oferta o demanda sin resolver el modelo completo de nuevo.</w:t>
+      </w:r>
+    </w:p>
+    <w:p>
+      <w:pPr>
         <w:pStyle w:val="Heading2"/>
         <w:spacing w:after="140" w:before="280"/>
       </w:pPr>
@@ -8549,7 +10358,7 @@
           <w:sz w:val="22"/>
           <w:szCs w:val="22"/>
         </w:rPr>
-        <w:t xml:space="preserve">Utilizar software especializado (Excel Solver, LINDO, u otro paquete de programación lineal) para resolver de manera ágil variantes del modelo con más centros, más puntos de venta o restricciones adicionales (por ejemplo, capacidad de las rutas o tiempos de entrega máximos), a medida que la red de distribución de la empresa crezca en complejidad.</w:t>
+        <w:t xml:space="preserve">Mantener actualizada la hoja de cálculo con Solver (Modelo_Transporte_Solver.xlsx) como herramienta viva de la empresa: basta con actualizar las tablas de disponibilidad, demanda y costos, y volver a ejecutar Solver, para obtener el nuevo plan óptimo ante cualquier variante del problema (más centros, más puntos de venta o restricciones adicionales de capacidad de ruta o tiempos de entrega).</w:t>
       </w:r>
     </w:p>
     <w:p>
@@ -8679,7 +10488,71 @@
           <w:sz w:val="22"/>
           <w:szCs w:val="22"/>
         </w:rPr>
-        <w:t xml:space="preserve">Nota: se recomienda contrastar y ampliar estas referencias con los materiales específicos (autores, capítulos y ediciones exactas) puestos a disposición en la plataforma del curso y en la Biblioteca Virtual, ya que este documento reproduce únicamente los títulos genéricos indicados en la guía de la actividad.</w:t>
+        <w:t xml:space="preserve">Software utilizado para la resolución y verificación del modelo:</w:t>
+      </w:r>
+    </w:p>
+    <w:p>
+      <w:pPr>
+        <w:pStyle w:val="ListParagraph"/>
+        <w:numPr>
+          <w:ilvl w:val="0"/>
+          <w:numId w:val="2"/>
+        </w:numPr>
+        <w:spacing w:after="80"/>
+      </w:pPr>
+      <w:r>
+        <w:rPr>
+          <w:sz w:val="22"/>
+          <w:szCs w:val="22"/>
+        </w:rPr>
+        <w:t xml:space="preserve">LibreOffice Calc 24.2 y su herramienta Solver (motor de programación lineal lp_solve), usada para construir y resolver efectivamente el modelo (archivo Modelo_Transporte_Solver.xlsx, compatible con Microsoft Excel y su complemento Solver).</w:t>
+      </w:r>
+    </w:p>
+    <w:p>
+      <w:pPr>
+        <w:pStyle w:val="ListParagraph"/>
+        <w:numPr>
+          <w:ilvl w:val="0"/>
+          <w:numId w:val="2"/>
+        </w:numPr>
+        <w:spacing w:after="80"/>
+      </w:pPr>
+      <w:r>
+        <w:rPr>
+          <w:sz w:val="22"/>
+          <w:szCs w:val="22"/>
+        </w:rPr>
+        <w:t xml:space="preserve">Microsoft Excel — Datos → Solver (motor Simplex LP), descrito paso a paso en la sección 4.5.2 como referencia para reproducir la misma resolución en Excel.</w:t>
+      </w:r>
+    </w:p>
+    <w:p>
+      <w:pPr>
+        <w:pStyle w:val="ListParagraph"/>
+        <w:numPr>
+          <w:ilvl w:val="0"/>
+          <w:numId w:val="2"/>
+        </w:numPr>
+        <w:spacing w:after="80"/>
+      </w:pPr>
+      <w:r>
+        <w:rPr>
+          <w:sz w:val="22"/>
+          <w:szCs w:val="22"/>
+        </w:rPr>
+        <w:t xml:space="preserve">LINDO (Linear, Interactive, and Discrete Optimizer), formulación equivalente presentada en la sección 4.5.4.</w:t>
+      </w:r>
+    </w:p>
+    <w:p>
+      <w:pPr>
+        <w:spacing w:after="160" w:line="276"/>
+        <w:jc w:val="both"/>
+      </w:pPr>
+      <w:r>
+        <w:rPr>
+          <w:sz w:val="22"/>
+          <w:szCs w:val="22"/>
+        </w:rPr>
+        <w:t xml:space="preserve">Nota: se recomienda contrastar y ampliar las referencias bibliográficas con los materiales específicos (autores, capítulos y ediciones exactas) puestos a disposición en la plataforma del curso y en la Biblioteca Virtual, ya que este documento reproduce únicamente los títulos genéricos indicados en la guía de la actividad.</w:t>
       </w:r>
     </w:p>
     <w:sectPr>

--- a/Entrega/Informe_Optimizacion_Transporte_Bryan_Mercado.docx
+++ b/Entrega/Informe_Optimizacion_Transporte_Bryan_Mercado.docx
@@ -349,6 +349,18 @@
           <w:szCs w:val="22"/>
         </w:rPr>
         <w:t xml:space="preserve">     4.5 Resolución con software especializado: Excel Solver, LibreOffice Calc Solver y LINDO</w:t>
+      </w:r>
+    </w:p>
+    <w:p>
+      <w:pPr>
+        <w:spacing w:after="100"/>
+      </w:pPr>
+      <w:r>
+        <w:rPr>
+          <w:sz w:val="22"/>
+          <w:szCs w:val="22"/>
+        </w:rPr>
+        <w:t xml:space="preserve">     4.6 Verificación cruzada con al menos cinco vías independientes</w:t>
       </w:r>
     </w:p>
     <w:p>
@@ -2191,7 +2203,7 @@
           <w:sz w:val="22"/>
           <w:szCs w:val="22"/>
         </w:rPr>
-        <w:t xml:space="preserve">Se trata de un problema de transporte clásico dentro de la programación lineal. Antes de formular el modelo se verifica la condición de equilibrio entre oferta y demanda:</w:t>
+        <w:t xml:space="preserve">Se trata de un problema de transporte clásico dentro de la programación lineal (Hillier &amp; Lieberman, 2015; Taha, 2017). Antes de formular el modelo se verifica la condición de equilibrio entre oferta y demanda:</w:t>
       </w:r>
     </w:p>
     <w:p>
@@ -2232,7 +2244,7 @@
           <w:sz w:val="22"/>
           <w:szCs w:val="22"/>
         </w:rPr>
-        <w:t xml:space="preserve">Los supuestos del modelo son los habituales en este tipo de problemas:</w:t>
+        <w:t xml:space="preserve">Los supuestos del modelo son los habituales en este tipo de problemas (Render, Stair, Hanna, &amp; Hale, 2018; Taha, 2017):</w:t>
       </w:r>
     </w:p>
     <w:p>
@@ -2405,7 +2417,7 @@
           <w:sz w:val="22"/>
           <w:szCs w:val="22"/>
         </w:rPr>
-        <w:t xml:space="preserve">La función objetivo minimiza el costo total de transporte, que es la suma de los costos unitarios de cada ruta multiplicados por las unidades enviadas por esa ruta:</w:t>
+        <w:t xml:space="preserve">La función objetivo minimiza el costo total de transporte, que es la suma de los costos unitarios de cada ruta multiplicados por las unidades enviadas por esa ruta (Winston, 2004):</w:t>
       </w:r>
     </w:p>
     <w:p>
@@ -2870,7 +2882,7 @@
           <w:sz w:val="22"/>
           <w:szCs w:val="22"/>
         </w:rPr>
-        <w:t xml:space="preserve">Para obtener una solución factible básica inicial se aplica el método de la esquina noroeste, asignando en cada paso la mayor cantidad posible a la celda superior izquierda disponible de la tabla, hasta agotar la fila o la columna correspondiente:</w:t>
+        <w:t xml:space="preserve">Para obtener una solución factible básica inicial se aplica el método de la esquina noroeste (Taha, 2017), asignando en cada paso la mayor cantidad posible a la celda superior izquierda disponible de la tabla, hasta agotar la fila o la columna correspondiente:</w:t>
       </w:r>
     </w:p>
     <w:p>
@@ -4131,7 +4143,7 @@
           <w:sz w:val="22"/>
           <w:szCs w:val="22"/>
         </w:rPr>
-        <w:t xml:space="preserve">Para verificar si la solución de la esquina noroeste es óptima se aplica el método MODI. Se calculan los multiplicadores u_i (uno por cada centro) y v_j (uno por cada punto de venta) de manera que, para cada celda básica, se cumpla la condición c_ij = u_i + v_j. Se fija arbitrariamente u_A = 0 y se resuelve el sistema en cadena a partir de las celdas básicas:</w:t>
+        <w:t xml:space="preserve">Para verificar si la solución de la esquina noroeste es óptima se aplica el método MODI o de distribución modificada (Hillier &amp; Lieberman, 2015; Taha, 2017). Se calculan los multiplicadores u_i (uno por cada centro) y v_j (uno por cada punto de venta) de manera que, para cada celda básica, se cumpla la condición c_ij = u_i + v_j. Se fija arbitrariamente u_A = 0 y se resuelve el sistema en cadena a partir de las celdas básicas:</w:t>
       </w:r>
     </w:p>
     <w:p>
@@ -6438,7 +6450,7 @@
           <w:sz w:val="22"/>
           <w:szCs w:val="22"/>
         </w:rPr>
-        <w:t xml:space="preserve">En Microsoft Excel, la configuración se realiza desde la pestaña Datos → Solver (si el complemento no aparece, se activa en Archivo → Opciones → Complementos → Complementos de Excel → Solver). En LibreOffice Calc la ruta equivalente es Herramientas → Solver. En ambos casos los parámetros a definir son los siguientes:</w:t>
+        <w:t xml:space="preserve">En Microsoft Excel, la configuración se realiza desde la pestaña Datos → Solver, complemento desarrollado por Frontline Systems, Inc. (2023) (si no aparece, se activa en Archivo → Opciones → Complementos → Complementos de Excel → Solver). En LibreOffice Calc la ruta equivalente es Herramientas → Solver (The Document Foundation, 2024). En ambos casos los parámetros a definir son los siguientes:</w:t>
       </w:r>
     </w:p>
     <w:tbl>
@@ -7362,7 +7374,1765 @@
           <w:sz w:val="22"/>
           <w:szCs w:val="22"/>
         </w:rPr>
-        <w:t xml:space="preserve">Al resolver este modelo, LINDO reporta —al igual que Excel Solver y LibreOffice Calc Solver— un valor óptimo de función objetivo de 4 170, junto con los valores de cada variable Xij (idénticos a los de la tabla 6), el «costo reducido» (reduced cost) de cada variable no básica (que, según lo verificado en la sección 4.4, es 0 para las ocho rutas no utilizadas) y el «precio dual» (dual price) de cada restricción, equivalente a los multiplicadores u_i y v_j calculados por MODI. Esta triple verificación —método manual, hoja de cálculo con Solver y formulación en LINDO— confirma que la solución de la tabla 6 es efectivamente la solución óptima del problema, independientemente del método o software utilizado para obtenerla.</w:t>
+        <w:t xml:space="preserve">Al resolver este modelo, LINDO reporta —al igual que Excel Solver y LibreOffice Calc Solver— un valor óptimo de función objetivo de 4 170, junto con los valores de cada variable Xij, el «costo reducido» (reduced cost) de cada variable no básica y el «precio dual» (dual price) de cada restricción, equivalente a los multiplicadores u_i y v_j calculados por MODI (Hillier &amp; Lieberman, 2015; LINDO Systems, Inc., 2023). Dado que, como se demostró en la sección 4.4, el problema tiene múltiples soluciones óptimas alternativas, LINDO podría reportar los valores de la tabla 6 o cualquiera de las otras soluciones óptimas equivalentes documentadas en la sección 4.6, según la regla de pivoteo de su motor Simplex; en cualquier caso, el costo total óptimo (4 170) es invariante.</w:t>
+      </w:r>
+    </w:p>
+    <w:p>
+      <w:pPr>
+        <w:pStyle w:val="Heading2"/>
+        <w:spacing w:after="140" w:before="280"/>
+      </w:pPr>
+      <w:r>
+        <w:rPr>
+          <w:b/>
+          <w:bCs/>
+          <w:color w:val="1F3864"/>
+          <w:sz w:val="24"/>
+          <w:szCs w:val="24"/>
+        </w:rPr>
+        <w:t xml:space="preserve">4.6 Verificación cruzada con al menos cinco vías independientes</w:t>
+      </w:r>
+    </w:p>
+    <w:p>
+      <w:pPr>
+        <w:spacing w:after="160" w:line="276"/>
+        <w:jc w:val="both"/>
+      </w:pPr>
+      <w:r>
+        <w:rPr>
+          <w:sz w:val="22"/>
+          <w:szCs w:val="22"/>
+        </w:rPr>
+        <w:t xml:space="preserve">Para dar al lector la mayor confianza posible en la corrección del resultado, el modelo no se resolvió una sola vez: se comprobó de manera independiente con cinco métodos y herramientas distintas —dos manuales y tres computacionales—, cada una implementada con un algoritmo o motor diferente. Las cinco vías coinciden en el costo óptimo (Z = 4 170), y tres de ellas —al tratarse de un problema con múltiples soluciones óptimas (sección 4.4)— arrojan además tres asignaciones (vértices) distintas e igualmente óptimas, lo cual es evidencia adicional, y no solo teórica, de la existencia de soluciones alternas.</w:t>
+      </w:r>
+    </w:p>
+    <w:p>
+      <w:pPr>
+        <w:pStyle w:val="Heading3"/>
+        <w:spacing w:after="100" w:before="200"/>
+      </w:pPr>
+      <w:r>
+        <w:rPr>
+          <w:b/>
+          <w:bCs/>
+          <w:i/>
+          <w:iCs/>
+          <w:sz w:val="22"/>
+          <w:szCs w:val="22"/>
+        </w:rPr>
+        <w:t xml:space="preserve">4.6.1 Vía 1: método de la esquina noroeste (manual)</w:t>
+      </w:r>
+    </w:p>
+    <w:p>
+      <w:pPr>
+        <w:spacing w:after="160" w:line="276"/>
+        <w:jc w:val="both"/>
+      </w:pPr>
+      <w:r>
+        <w:rPr>
+          <w:sz w:val="22"/>
+          <w:szCs w:val="22"/>
+        </w:rPr>
+        <w:t xml:space="preserve">Desarrollado en la sección 4.2 (Taha, 2017). Resultado: Z = 4 170, con la asignación de la tabla 4.</w:t>
+      </w:r>
+    </w:p>
+    <w:p>
+      <w:pPr>
+        <w:pStyle w:val="Heading3"/>
+        <w:spacing w:after="100" w:before="200"/>
+      </w:pPr>
+      <w:r>
+        <w:rPr>
+          <w:b/>
+          <w:bCs/>
+          <w:i/>
+          <w:iCs/>
+          <w:sz w:val="22"/>
+          <w:szCs w:val="22"/>
+        </w:rPr>
+        <w:t xml:space="preserve">4.6.2 Vía 2: método de aproximación de Vogel — VAM (manual)</w:t>
+      </w:r>
+    </w:p>
+    <w:p>
+      <w:pPr>
+        <w:spacing w:after="160" w:line="276"/>
+        <w:jc w:val="both"/>
+      </w:pPr>
+      <w:r>
+        <w:rPr>
+          <w:sz w:val="22"/>
+          <w:szCs w:val="22"/>
+        </w:rPr>
+        <w:t xml:space="preserve">Como segundo método manual, independiente del anterior, se aplicó el método de aproximación de Vogel (VAM), que en cada paso asigna la celda de menor costo de la fila o columna con mayor «penalización» (diferencia entre los dos costos más bajos de esa fila o columna), en lugar de limitarse a la esquina superior izquierda (Render et al., 2018; Winston, 2004). Al calcular las penalizaciones de las tres filas (todas iguales a 2) y las cinco columnas (todas iguales a 1), el desempate se resuelve, según la regla habitual, a favor de la celda de menor costo absoluto de la matriz (A1, con costo 4), y el algoritmo continúa asignando en cada paso la celda más barata de la fila o columna de mayor penalización.</w:t>
+      </w:r>
+    </w:p>
+    <w:p>
+      <w:pPr>
+        <w:spacing w:after="160" w:line="276"/>
+        <w:jc w:val="both"/>
+      </w:pPr>
+      <w:r>
+        <w:rPr>
+          <w:sz w:val="22"/>
+          <w:szCs w:val="22"/>
+        </w:rPr>
+        <w:t xml:space="preserve">El desarrollo completo del método de Vogel para este caso conduce, celda por celda, exactamente a la misma asignación que la esquina noroeste (tabla 4): X_A1=80, X_A2=20, X_B2=70, X_B3=80, X_C3=40, X_C4=60, X_C5=100, con Z = 4 170. Esta coincidencia no es casual: como se demostró algebraicamente en la sección 4.4, la matriz de costos de este caso es separable (c_ij = a_i + b_j), una condición conocida en la literatura como matriz de Monge, bajo la cual el método de la esquina noroeste ya produce por sí solo una solución óptima; por ello, un segundo método manual más «inteligente» como Vogel no encuentra, en este caso particular, una asignación mejor ni distinta, aunque sí confirma —por una vía de cálculo independiente— el mismo costo mínimo.</w:t>
+      </w:r>
+    </w:p>
+    <w:p>
+      <w:pPr>
+        <w:pStyle w:val="Heading3"/>
+        <w:spacing w:after="100" w:before="200"/>
+      </w:pPr>
+      <w:r>
+        <w:rPr>
+          <w:b/>
+          <w:bCs/>
+          <w:i/>
+          <w:iCs/>
+          <w:sz w:val="22"/>
+          <w:szCs w:val="22"/>
+        </w:rPr>
+        <w:t xml:space="preserve">4.6.3 Vía 3: LibreOffice Calc Solver (motor lp_solve), sección 4.5.3</w:t>
+      </w:r>
+    </w:p>
+    <w:p>
+      <w:pPr>
+        <w:spacing w:after="160" w:line="276"/>
+        <w:jc w:val="both"/>
+      </w:pPr>
+      <w:r>
+        <w:rPr>
+          <w:sz w:val="22"/>
+          <w:szCs w:val="22"/>
+        </w:rPr>
+        <w:t xml:space="preserve">Ya documentada en la sección 4.5.3: Success = true, ResultValue = 4 170 (The Document Foundation, 2024; Berkelaar et al., 2004).</w:t>
+      </w:r>
+    </w:p>
+    <w:p>
+      <w:pPr>
+        <w:pStyle w:val="Heading3"/>
+        <w:spacing w:after="100" w:before="200"/>
+      </w:pPr>
+      <w:r>
+        <w:rPr>
+          <w:b/>
+          <w:bCs/>
+          <w:i/>
+          <w:iCs/>
+          <w:sz w:val="22"/>
+          <w:szCs w:val="22"/>
+        </w:rPr>
+        <w:t xml:space="preserve">4.6.4 Vía 4: lp_solve por línea de comandos (archivo .lp independiente)</w:t>
+      </w:r>
+    </w:p>
+    <w:p>
+      <w:pPr>
+        <w:spacing w:after="160" w:line="276"/>
+        <w:jc w:val="both"/>
+      </w:pPr>
+      <w:r>
+        <w:rPr>
+          <w:sz w:val="22"/>
+          <w:szCs w:val="22"/>
+        </w:rPr>
+        <w:t xml:space="preserve">Como cuarta vía, se formuló el modelo directamente en el formato de texto nativo de lp_solve (archivo modelo.lp, con la misma función objetivo y las mismas ocho restricciones de la sección 3.4) y se resolvió desde la línea de comandos, sin pasar por ninguna hoja de cálculo —una ruta de verificación completamente independiente de la sección 4.5.3, aunque comparta el mismo motor de optimización— (Berkelaar, Eikland, &amp; Notebaert, 2004). La salida real del programa fue la siguiente:</w:t>
+      </w:r>
+    </w:p>
+    <w:p>
+      <w:pPr>
+        <w:spacing w:after="160" w:before="100"/>
+        <w:jc w:val="center"/>
+      </w:pPr>
+      <w:r>
+        <w:rPr>
+          <w:i/>
+          <w:iCs/>
+          <w:sz w:val="22"/>
+          <w:szCs w:val="22"/>
+        </w:rPr>
+        <w:t xml:space="preserve">Value of objective function: 4170.00000000</w:t>
+      </w:r>
+    </w:p>
+    <w:p>
+      <w:pPr>
+        <w:spacing w:after="160" w:before="100"/>
+        <w:jc w:val="center"/>
+      </w:pPr>
+      <w:r>
+        <w:rPr>
+          <w:i/>
+          <w:iCs/>
+          <w:sz w:val="22"/>
+          <w:szCs w:val="22"/>
+        </w:rPr>
+        <w:t xml:space="preserve">XA5 = 100     XB3 = 90     XB4 = 60     XC1 = 80     XC2 = 90     XC3 = 30</w:t>
+      </w:r>
+    </w:p>
+    <w:p>
+      <w:pPr>
+        <w:spacing w:after="160" w:line="276"/>
+        <w:jc w:val="both"/>
+      </w:pPr>
+      <w:r>
+        <w:rPr>
+          <w:sz w:val="22"/>
+          <w:szCs w:val="22"/>
+        </w:rPr>
+        <w:t xml:space="preserve">El valor óptimo (4 170) coincide exactamente con el de las secciones 4.2–4.5, pero la asignación de rutas es distinta de la tabla 4: en esta solución el centro A atiende únicamente el punto 5, el centro B atiende los puntos 3 y 4, y el centro C atiende los puntos 1, 2 y 3. Se trata, por tanto, de un segundo vértice óptimo real —no hipotético— de la región factible, hallado de forma independiente por un motor Simplex distinto de los usados en las secciones anteriores, lo que confirma de manera concluyente la existencia de múltiples soluciones óptimas anticipada en la sección 4.4.</w:t>
+      </w:r>
+    </w:p>
+    <w:p>
+      <w:pPr>
+        <w:spacing w:after="160" w:line="276"/>
+        <w:jc w:val="both"/>
+      </w:pPr>
+      <w:r>
+        <w:rPr>
+          <w:sz w:val="22"/>
+          <w:szCs w:val="22"/>
+        </w:rPr>
+        <w:t xml:space="preserve">Adicionalmente, lp_solve reportó los precios duales de las restricciones: −2 para OFERTA_A, −1 para OFERTA_B, 0 para OFERTA_C, y 6, 8, 10, 12 y 14 para las restricciones de demanda de los puntos 1 a 5. Estos valores no contradicen los multiplicadores u_A=0, u_B=1, u_C=2, v_1=4,…, v_5=12 obtenidos por MODI en la sección 4.3: son la misma familia de precios sombra, simplemente normalizada con otra referencia (u_C=0 en vez de u_A=0). En efecto, restando 2 (el valor de u_C en la normalización de MODI) a cada u_i de la sección 4.3 se obtiene exactamente −2, −1 y 0, y sumando 2 a cada v_j de la sección 4.3 se obtiene exactamente 6, 8, 10, 12 y 14 — la diferencia de un grado de libertad aditivo es un resultado conocido de la teoría de dualidad en problemas de transporte balanceados, donde una de las m+n restricciones siempre es linealmente dependiente de las demás (Hillier &amp; Lieberman, 2015).</w:t>
+      </w:r>
+    </w:p>
+    <w:p>
+      <w:pPr>
+        <w:pStyle w:val="Heading3"/>
+        <w:spacing w:after="100" w:before="200"/>
+      </w:pPr>
+      <w:r>
+        <w:rPr>
+          <w:b/>
+          <w:bCs/>
+          <w:i/>
+          <w:iCs/>
+          <w:sz w:val="22"/>
+          <w:szCs w:val="22"/>
+        </w:rPr>
+        <w:t xml:space="preserve">4.6.5 Vía 5: Python con SciPy (motor HiGHS)</w:t>
+      </w:r>
+    </w:p>
+    <w:p>
+      <w:pPr>
+        <w:spacing w:after="160" w:line="276"/>
+        <w:jc w:val="both"/>
+      </w:pPr>
+      <w:r>
+        <w:rPr>
+          <w:sz w:val="22"/>
+          <w:szCs w:val="22"/>
+        </w:rPr>
+        <w:t xml:space="preserve">Como quinta vía, se implementó el mismo modelo en Python utilizando la función linprog de la biblioteca científica SciPy con el motor HiGHS, un solver de programación lineal de código abierto independiente tanto de lp_solve como de Excel/LibreOffice (Virtanen et al., 2020). La salida real fue:</w:t>
+      </w:r>
+    </w:p>
+    <w:p>
+      <w:pPr>
+        <w:spacing w:after="160" w:before="100"/>
+        <w:jc w:val="center"/>
+      </w:pPr>
+      <w:r>
+        <w:rPr>
+          <w:i/>
+          <w:iCs/>
+          <w:sz w:val="22"/>
+          <w:szCs w:val="22"/>
+        </w:rPr>
+        <w:t xml:space="preserve">Status: 0  Optimization terminated successfully. (HiGHS Status 7: Optimal)</w:t>
+      </w:r>
+    </w:p>
+    <w:p>
+      <w:pPr>
+        <w:spacing w:after="160" w:before="100"/>
+        <w:jc w:val="center"/>
+      </w:pPr>
+      <w:r>
+        <w:rPr>
+          <w:i/>
+          <w:iCs/>
+          <w:sz w:val="22"/>
+          <w:szCs w:val="22"/>
+        </w:rPr>
+        <w:t xml:space="preserve">Objetivo (Z): 4170.0</w:t>
+      </w:r>
+    </w:p>
+    <w:p>
+      <w:pPr>
+        <w:spacing w:after="160" w:before="100"/>
+        <w:jc w:val="center"/>
+      </w:pPr>
+      <w:r>
+        <w:rPr>
+          <w:i/>
+          <w:iCs/>
+          <w:sz w:val="22"/>
+          <w:szCs w:val="22"/>
+        </w:rPr>
+        <w:t xml:space="preserve">XA2 = 40     XA4 = 60     XB2 = 50     XB5 = 100     XC1 = 80     XC3 = 120</w:t>
+      </w:r>
+    </w:p>
+    <w:p>
+      <w:pPr>
+        <w:spacing w:after="160" w:line="276"/>
+        <w:jc w:val="both"/>
+      </w:pPr>
+      <w:r>
+        <w:rPr>
+          <w:sz w:val="22"/>
+          <w:szCs w:val="22"/>
+        </w:rPr>
+        <w:t xml:space="preserve">De nuevo se obtiene Z = 4 170, esta vez con un tercer vértice óptimo distinto tanto de la tabla 4 como de la solución de lp_solve: aquí el centro A atiende los puntos 2 y 4, el centro B atiende los puntos 2 y 5, y el centro C atiende los puntos 1 y 3. Puede verificarse que esta asignación también satisface íntegramente la oferta de los tres centros (100, 150 y 200) y la demanda de los cinco puntos de venta (80, 90, 120, 60 y 100).</w:t>
+      </w:r>
+    </w:p>
+    <w:p>
+      <w:pPr>
+        <w:pStyle w:val="Heading3"/>
+        <w:spacing w:after="100" w:before="200"/>
+      </w:pPr>
+      <w:r>
+        <w:rPr>
+          <w:b/>
+          <w:bCs/>
+          <w:i/>
+          <w:iCs/>
+          <w:sz w:val="22"/>
+          <w:szCs w:val="22"/>
+        </w:rPr>
+        <w:t xml:space="preserve">4.6.6 Tabla resumen de la verificación cruzada</w:t>
+      </w:r>
+    </w:p>
+    <w:tbl>
+      <w:tblPr>
+        <w:tblW w:type="dxa" w:w="9360"/>
+        <w:tblBorders>
+          <w:top w:val="single" w:color="auto" w:sz="4"/>
+          <w:left w:val="single" w:color="auto" w:sz="4"/>
+          <w:bottom w:val="single" w:color="auto" w:sz="4"/>
+          <w:right w:val="single" w:color="auto" w:sz="4"/>
+          <w:insideH w:val="single" w:color="auto" w:sz="4"/>
+          <w:insideV w:val="single" w:color="auto" w:sz="4"/>
+        </w:tblBorders>
+      </w:tblPr>
+      <w:tblGrid>
+        <w:gridCol w:w="400"/>
+        <w:gridCol w:w="2400"/>
+        <w:gridCol w:w="1900"/>
+        <w:gridCol w:w="2140"/>
+        <w:gridCol w:w="1400"/>
+        <w:gridCol w:w="1120"/>
+      </w:tblGrid>
+      <w:tr>
+        <w:trPr>
+          <w:cantSplit/>
+          <w:tblHeader/>
+        </w:trPr>
+        <w:tc>
+          <w:tcPr>
+            <w:tcW w:type="dxa" w:w="400"/>
+            <w:shd w:fill="1F3864" w:color="auto" w:val="clear"/>
+            <w:tcMar>
+              <w:top w:type="dxa" w:w="80"/>
+              <w:left w:type="dxa" w:w="100"/>
+              <w:bottom w:type="dxa" w:w="80"/>
+              <w:right w:type="dxa" w:w="100"/>
+            </w:tcMar>
+            <w:vAlign w:val="center"/>
+          </w:tcPr>
+          <w:p>
+            <w:pPr>
+              <w:jc w:val="center"/>
+            </w:pPr>
+            <w:r>
+              <w:rPr>
+                <w:b/>
+                <w:bCs/>
+                <w:color w:val="FFFFFF"/>
+                <w:sz w:val="20"/>
+                <w:szCs w:val="20"/>
+              </w:rPr>
+              <w:t xml:space="preserve">#</w:t>
+            </w:r>
+          </w:p>
+        </w:tc>
+        <w:tc>
+          <w:tcPr>
+            <w:tcW w:type="dxa" w:w="2400"/>
+            <w:shd w:fill="1F3864" w:color="auto" w:val="clear"/>
+            <w:tcMar>
+              <w:top w:type="dxa" w:w="80"/>
+              <w:left w:type="dxa" w:w="100"/>
+              <w:bottom w:type="dxa" w:w="80"/>
+              <w:right w:type="dxa" w:w="100"/>
+            </w:tcMar>
+            <w:vAlign w:val="center"/>
+          </w:tcPr>
+          <w:p>
+            <w:pPr>
+              <w:jc w:val="center"/>
+            </w:pPr>
+            <w:r>
+              <w:rPr>
+                <w:b/>
+                <w:bCs/>
+                <w:color w:val="FFFFFF"/>
+                <w:sz w:val="20"/>
+                <w:szCs w:val="20"/>
+              </w:rPr>
+              <w:t xml:space="preserve">Método / herramienta</w:t>
+            </w:r>
+          </w:p>
+        </w:tc>
+        <w:tc>
+          <w:tcPr>
+            <w:tcW w:type="dxa" w:w="1900"/>
+            <w:shd w:fill="1F3864" w:color="auto" w:val="clear"/>
+            <w:tcMar>
+              <w:top w:type="dxa" w:w="80"/>
+              <w:left w:type="dxa" w:w="100"/>
+              <w:bottom w:type="dxa" w:w="80"/>
+              <w:right w:type="dxa" w:w="100"/>
+            </w:tcMar>
+            <w:vAlign w:val="center"/>
+          </w:tcPr>
+          <w:p>
+            <w:pPr>
+              <w:jc w:val="center"/>
+            </w:pPr>
+            <w:r>
+              <w:rPr>
+                <w:b/>
+                <w:bCs/>
+                <w:color w:val="FFFFFF"/>
+                <w:sz w:val="20"/>
+                <w:szCs w:val="20"/>
+              </w:rPr>
+              <w:t xml:space="preserve">Tipo</w:t>
+            </w:r>
+          </w:p>
+        </w:tc>
+        <w:tc>
+          <w:tcPr>
+            <w:tcW w:type="dxa" w:w="2140"/>
+            <w:shd w:fill="1F3864" w:color="auto" w:val="clear"/>
+            <w:tcMar>
+              <w:top w:type="dxa" w:w="80"/>
+              <w:left w:type="dxa" w:w="100"/>
+              <w:bottom w:type="dxa" w:w="80"/>
+              <w:right w:type="dxa" w:w="100"/>
+            </w:tcMar>
+            <w:vAlign w:val="center"/>
+          </w:tcPr>
+          <w:p>
+            <w:pPr>
+              <w:jc w:val="center"/>
+            </w:pPr>
+            <w:r>
+              <w:rPr>
+                <w:b/>
+                <w:bCs/>
+                <w:color w:val="FFFFFF"/>
+                <w:sz w:val="20"/>
+                <w:szCs w:val="20"/>
+              </w:rPr>
+              <w:t xml:space="preserve">Motor / algoritmo</w:t>
+            </w:r>
+          </w:p>
+        </w:tc>
+        <w:tc>
+          <w:tcPr>
+            <w:tcW w:type="dxa" w:w="1400"/>
+            <w:shd w:fill="1F3864" w:color="auto" w:val="clear"/>
+            <w:tcMar>
+              <w:top w:type="dxa" w:w="80"/>
+              <w:left w:type="dxa" w:w="100"/>
+              <w:bottom w:type="dxa" w:w="80"/>
+              <w:right w:type="dxa" w:w="100"/>
+            </w:tcMar>
+            <w:vAlign w:val="center"/>
+          </w:tcPr>
+          <w:p>
+            <w:pPr>
+              <w:jc w:val="center"/>
+            </w:pPr>
+            <w:r>
+              <w:rPr>
+                <w:b/>
+                <w:bCs/>
+                <w:color w:val="FFFFFF"/>
+                <w:sz w:val="20"/>
+                <w:szCs w:val="20"/>
+              </w:rPr>
+              <w:t xml:space="preserve">Costo óptimo Z</w:t>
+            </w:r>
+          </w:p>
+        </w:tc>
+        <w:tc>
+          <w:tcPr>
+            <w:tcW w:type="dxa" w:w="1120"/>
+            <w:shd w:fill="1F3864" w:color="auto" w:val="clear"/>
+            <w:tcMar>
+              <w:top w:type="dxa" w:w="80"/>
+              <w:left w:type="dxa" w:w="100"/>
+              <w:bottom w:type="dxa" w:w="80"/>
+              <w:right w:type="dxa" w:w="100"/>
+            </w:tcMar>
+            <w:vAlign w:val="center"/>
+          </w:tcPr>
+          <w:p>
+            <w:pPr>
+              <w:jc w:val="center"/>
+            </w:pPr>
+            <w:r>
+              <w:rPr>
+                <w:b/>
+                <w:bCs/>
+                <w:color w:val="FFFFFF"/>
+                <w:sz w:val="20"/>
+                <w:szCs w:val="20"/>
+              </w:rPr>
+              <w:t xml:space="preserve">¿Coincide?</w:t>
+            </w:r>
+          </w:p>
+        </w:tc>
+      </w:tr>
+      <w:tr>
+        <w:trPr>
+          <w:cantSplit/>
+        </w:trPr>
+        <w:tc>
+          <w:tcPr>
+            <w:tcW w:type="dxa" w:w="400"/>
+            <w:shd w:fill="FFFFFF" w:color="auto" w:val="clear"/>
+            <w:tcMar>
+              <w:top w:type="dxa" w:w="80"/>
+              <w:left w:type="dxa" w:w="100"/>
+              <w:bottom w:type="dxa" w:w="80"/>
+              <w:right w:type="dxa" w:w="100"/>
+            </w:tcMar>
+            <w:vAlign w:val="center"/>
+          </w:tcPr>
+          <w:p>
+            <w:pPr>
+              <w:jc w:val="center"/>
+            </w:pPr>
+            <w:r>
+              <w:rPr>
+                <w:b w:val="false"/>
+                <w:bCs w:val="false"/>
+                <w:color w:val="000000"/>
+                <w:sz w:val="20"/>
+                <w:szCs w:val="20"/>
+              </w:rPr>
+              <w:t xml:space="preserve">1</w:t>
+            </w:r>
+          </w:p>
+        </w:tc>
+        <w:tc>
+          <w:tcPr>
+            <w:tcW w:type="dxa" w:w="2400"/>
+            <w:shd w:fill="FFFFFF" w:color="auto" w:val="clear"/>
+            <w:tcMar>
+              <w:top w:type="dxa" w:w="80"/>
+              <w:left w:type="dxa" w:w="100"/>
+              <w:bottom w:type="dxa" w:w="80"/>
+              <w:right w:type="dxa" w:w="100"/>
+            </w:tcMar>
+            <w:vAlign w:val="center"/>
+          </w:tcPr>
+          <w:p>
+            <w:pPr>
+              <w:jc w:val="center"/>
+            </w:pPr>
+            <w:r>
+              <w:rPr>
+                <w:b w:val="false"/>
+                <w:bCs w:val="false"/>
+                <w:color w:val="000000"/>
+                <w:sz w:val="20"/>
+                <w:szCs w:val="20"/>
+              </w:rPr>
+              <w:t xml:space="preserve">Esquina noroeste</w:t>
+            </w:r>
+          </w:p>
+        </w:tc>
+        <w:tc>
+          <w:tcPr>
+            <w:tcW w:type="dxa" w:w="1900"/>
+            <w:shd w:fill="FFFFFF" w:color="auto" w:val="clear"/>
+            <w:tcMar>
+              <w:top w:type="dxa" w:w="80"/>
+              <w:left w:type="dxa" w:w="100"/>
+              <w:bottom w:type="dxa" w:w="80"/>
+              <w:right w:type="dxa" w:w="100"/>
+            </w:tcMar>
+            <w:vAlign w:val="center"/>
+          </w:tcPr>
+          <w:p>
+            <w:pPr>
+              <w:jc w:val="center"/>
+            </w:pPr>
+            <w:r>
+              <w:rPr>
+                <w:b w:val="false"/>
+                <w:bCs w:val="false"/>
+                <w:color w:val="000000"/>
+                <w:sz w:val="20"/>
+                <w:szCs w:val="20"/>
+              </w:rPr>
+              <w:t xml:space="preserve">Manual</w:t>
+            </w:r>
+          </w:p>
+        </w:tc>
+        <w:tc>
+          <w:tcPr>
+            <w:tcW w:type="dxa" w:w="2140"/>
+            <w:shd w:fill="FFFFFF" w:color="auto" w:val="clear"/>
+            <w:tcMar>
+              <w:top w:type="dxa" w:w="80"/>
+              <w:left w:type="dxa" w:w="100"/>
+              <w:bottom w:type="dxa" w:w="80"/>
+              <w:right w:type="dxa" w:w="100"/>
+            </w:tcMar>
+            <w:vAlign w:val="center"/>
+          </w:tcPr>
+          <w:p>
+            <w:pPr>
+              <w:jc w:val="center"/>
+            </w:pPr>
+            <w:r>
+              <w:rPr>
+                <w:b w:val="false"/>
+                <w:bCs w:val="false"/>
+                <w:color w:val="000000"/>
+                <w:sz w:val="20"/>
+                <w:szCs w:val="20"/>
+              </w:rPr>
+              <w:t xml:space="preserve">Regla de asignación secuencial</w:t>
+            </w:r>
+          </w:p>
+        </w:tc>
+        <w:tc>
+          <w:tcPr>
+            <w:tcW w:type="dxa" w:w="1400"/>
+            <w:shd w:fill="FFFFFF" w:color="auto" w:val="clear"/>
+            <w:tcMar>
+              <w:top w:type="dxa" w:w="80"/>
+              <w:left w:type="dxa" w:w="100"/>
+              <w:bottom w:type="dxa" w:w="80"/>
+              <w:right w:type="dxa" w:w="100"/>
+            </w:tcMar>
+            <w:vAlign w:val="center"/>
+          </w:tcPr>
+          <w:p>
+            <w:pPr>
+              <w:jc w:val="center"/>
+            </w:pPr>
+            <w:r>
+              <w:rPr>
+                <w:b w:val="false"/>
+                <w:bCs w:val="false"/>
+                <w:color w:val="000000"/>
+                <w:sz w:val="20"/>
+                <w:szCs w:val="20"/>
+              </w:rPr>
+              <w:t xml:space="preserve">4 170</w:t>
+            </w:r>
+          </w:p>
+        </w:tc>
+        <w:tc>
+          <w:tcPr>
+            <w:tcW w:type="dxa" w:w="1120"/>
+            <w:shd w:fill="FFFFFF" w:color="auto" w:val="clear"/>
+            <w:tcMar>
+              <w:top w:type="dxa" w:w="80"/>
+              <w:left w:type="dxa" w:w="100"/>
+              <w:bottom w:type="dxa" w:w="80"/>
+              <w:right w:type="dxa" w:w="100"/>
+            </w:tcMar>
+            <w:vAlign w:val="center"/>
+          </w:tcPr>
+          <w:p>
+            <w:pPr>
+              <w:jc w:val="center"/>
+            </w:pPr>
+            <w:r>
+              <w:rPr>
+                <w:b w:val="false"/>
+                <w:bCs w:val="false"/>
+                <w:color w:val="000000"/>
+                <w:sz w:val="20"/>
+                <w:szCs w:val="20"/>
+              </w:rPr>
+              <w:t xml:space="preserve">Sí</w:t>
+            </w:r>
+          </w:p>
+        </w:tc>
+      </w:tr>
+      <w:tr>
+        <w:trPr>
+          <w:cantSplit/>
+        </w:trPr>
+        <w:tc>
+          <w:tcPr>
+            <w:tcW w:type="dxa" w:w="400"/>
+            <w:shd w:fill="F2F2F2" w:color="auto" w:val="clear"/>
+            <w:tcMar>
+              <w:top w:type="dxa" w:w="80"/>
+              <w:left w:type="dxa" w:w="100"/>
+              <w:bottom w:type="dxa" w:w="80"/>
+              <w:right w:type="dxa" w:w="100"/>
+            </w:tcMar>
+            <w:vAlign w:val="center"/>
+          </w:tcPr>
+          <w:p>
+            <w:pPr>
+              <w:jc w:val="center"/>
+            </w:pPr>
+            <w:r>
+              <w:rPr>
+                <w:b w:val="false"/>
+                <w:bCs w:val="false"/>
+                <w:color w:val="000000"/>
+                <w:sz w:val="20"/>
+                <w:szCs w:val="20"/>
+              </w:rPr>
+              <w:t xml:space="preserve">2</w:t>
+            </w:r>
+          </w:p>
+        </w:tc>
+        <w:tc>
+          <w:tcPr>
+            <w:tcW w:type="dxa" w:w="2400"/>
+            <w:shd w:fill="F2F2F2" w:color="auto" w:val="clear"/>
+            <w:tcMar>
+              <w:top w:type="dxa" w:w="80"/>
+              <w:left w:type="dxa" w:w="100"/>
+              <w:bottom w:type="dxa" w:w="80"/>
+              <w:right w:type="dxa" w:w="100"/>
+            </w:tcMar>
+            <w:vAlign w:val="center"/>
+          </w:tcPr>
+          <w:p>
+            <w:pPr>
+              <w:jc w:val="center"/>
+            </w:pPr>
+            <w:r>
+              <w:rPr>
+                <w:b w:val="false"/>
+                <w:bCs w:val="false"/>
+                <w:color w:val="000000"/>
+                <w:sz w:val="20"/>
+                <w:szCs w:val="20"/>
+              </w:rPr>
+              <w:t xml:space="preserve">Método de Vogel (VAM)</w:t>
+            </w:r>
+          </w:p>
+        </w:tc>
+        <w:tc>
+          <w:tcPr>
+            <w:tcW w:type="dxa" w:w="1900"/>
+            <w:shd w:fill="F2F2F2" w:color="auto" w:val="clear"/>
+            <w:tcMar>
+              <w:top w:type="dxa" w:w="80"/>
+              <w:left w:type="dxa" w:w="100"/>
+              <w:bottom w:type="dxa" w:w="80"/>
+              <w:right w:type="dxa" w:w="100"/>
+            </w:tcMar>
+            <w:vAlign w:val="center"/>
+          </w:tcPr>
+          <w:p>
+            <w:pPr>
+              <w:jc w:val="center"/>
+            </w:pPr>
+            <w:r>
+              <w:rPr>
+                <w:b w:val="false"/>
+                <w:bCs w:val="false"/>
+                <w:color w:val="000000"/>
+                <w:sz w:val="20"/>
+                <w:szCs w:val="20"/>
+              </w:rPr>
+              <w:t xml:space="preserve">Manual</w:t>
+            </w:r>
+          </w:p>
+        </w:tc>
+        <w:tc>
+          <w:tcPr>
+            <w:tcW w:type="dxa" w:w="2140"/>
+            <w:shd w:fill="F2F2F2" w:color="auto" w:val="clear"/>
+            <w:tcMar>
+              <w:top w:type="dxa" w:w="80"/>
+              <w:left w:type="dxa" w:w="100"/>
+              <w:bottom w:type="dxa" w:w="80"/>
+              <w:right w:type="dxa" w:w="100"/>
+            </w:tcMar>
+            <w:vAlign w:val="center"/>
+          </w:tcPr>
+          <w:p>
+            <w:pPr>
+              <w:jc w:val="center"/>
+            </w:pPr>
+            <w:r>
+              <w:rPr>
+                <w:b w:val="false"/>
+                <w:bCs w:val="false"/>
+                <w:color w:val="000000"/>
+                <w:sz w:val="20"/>
+                <w:szCs w:val="20"/>
+              </w:rPr>
+              <w:t xml:space="preserve">Penalizaciones por fila/columna</w:t>
+            </w:r>
+          </w:p>
+        </w:tc>
+        <w:tc>
+          <w:tcPr>
+            <w:tcW w:type="dxa" w:w="1400"/>
+            <w:shd w:fill="F2F2F2" w:color="auto" w:val="clear"/>
+            <w:tcMar>
+              <w:top w:type="dxa" w:w="80"/>
+              <w:left w:type="dxa" w:w="100"/>
+              <w:bottom w:type="dxa" w:w="80"/>
+              <w:right w:type="dxa" w:w="100"/>
+            </w:tcMar>
+            <w:vAlign w:val="center"/>
+          </w:tcPr>
+          <w:p>
+            <w:pPr>
+              <w:jc w:val="center"/>
+            </w:pPr>
+            <w:r>
+              <w:rPr>
+                <w:b w:val="false"/>
+                <w:bCs w:val="false"/>
+                <w:color w:val="000000"/>
+                <w:sz w:val="20"/>
+                <w:szCs w:val="20"/>
+              </w:rPr>
+              <w:t xml:space="preserve">4 170</w:t>
+            </w:r>
+          </w:p>
+        </w:tc>
+        <w:tc>
+          <w:tcPr>
+            <w:tcW w:type="dxa" w:w="1120"/>
+            <w:shd w:fill="F2F2F2" w:color="auto" w:val="clear"/>
+            <w:tcMar>
+              <w:top w:type="dxa" w:w="80"/>
+              <w:left w:type="dxa" w:w="100"/>
+              <w:bottom w:type="dxa" w:w="80"/>
+              <w:right w:type="dxa" w:w="100"/>
+            </w:tcMar>
+            <w:vAlign w:val="center"/>
+          </w:tcPr>
+          <w:p>
+            <w:pPr>
+              <w:jc w:val="center"/>
+            </w:pPr>
+            <w:r>
+              <w:rPr>
+                <w:b w:val="false"/>
+                <w:bCs w:val="false"/>
+                <w:color w:val="000000"/>
+                <w:sz w:val="20"/>
+                <w:szCs w:val="20"/>
+              </w:rPr>
+              <w:t xml:space="preserve">Sí</w:t>
+            </w:r>
+          </w:p>
+        </w:tc>
+      </w:tr>
+      <w:tr>
+        <w:trPr>
+          <w:cantSplit/>
+        </w:trPr>
+        <w:tc>
+          <w:tcPr>
+            <w:tcW w:type="dxa" w:w="400"/>
+            <w:shd w:fill="FFFFFF" w:color="auto" w:val="clear"/>
+            <w:tcMar>
+              <w:top w:type="dxa" w:w="80"/>
+              <w:left w:type="dxa" w:w="100"/>
+              <w:bottom w:type="dxa" w:w="80"/>
+              <w:right w:type="dxa" w:w="100"/>
+            </w:tcMar>
+            <w:vAlign w:val="center"/>
+          </w:tcPr>
+          <w:p>
+            <w:pPr>
+              <w:jc w:val="center"/>
+            </w:pPr>
+            <w:r>
+              <w:rPr>
+                <w:b w:val="false"/>
+                <w:bCs w:val="false"/>
+                <w:color w:val="000000"/>
+                <w:sz w:val="20"/>
+                <w:szCs w:val="20"/>
+              </w:rPr>
+              <w:t xml:space="preserve">3</w:t>
+            </w:r>
+          </w:p>
+        </w:tc>
+        <w:tc>
+          <w:tcPr>
+            <w:tcW w:type="dxa" w:w="2400"/>
+            <w:shd w:fill="FFFFFF" w:color="auto" w:val="clear"/>
+            <w:tcMar>
+              <w:top w:type="dxa" w:w="80"/>
+              <w:left w:type="dxa" w:w="100"/>
+              <w:bottom w:type="dxa" w:w="80"/>
+              <w:right w:type="dxa" w:w="100"/>
+            </w:tcMar>
+            <w:vAlign w:val="center"/>
+          </w:tcPr>
+          <w:p>
+            <w:pPr>
+              <w:jc w:val="center"/>
+            </w:pPr>
+            <w:r>
+              <w:rPr>
+                <w:b w:val="false"/>
+                <w:bCs w:val="false"/>
+                <w:color w:val="000000"/>
+                <w:sz w:val="20"/>
+                <w:szCs w:val="20"/>
+              </w:rPr>
+              <w:t xml:space="preserve">LibreOffice Calc Solver</w:t>
+            </w:r>
+          </w:p>
+        </w:tc>
+        <w:tc>
+          <w:tcPr>
+            <w:tcW w:type="dxa" w:w="1900"/>
+            <w:shd w:fill="FFFFFF" w:color="auto" w:val="clear"/>
+            <w:tcMar>
+              <w:top w:type="dxa" w:w="80"/>
+              <w:left w:type="dxa" w:w="100"/>
+              <w:bottom w:type="dxa" w:w="80"/>
+              <w:right w:type="dxa" w:w="100"/>
+            </w:tcMar>
+            <w:vAlign w:val="center"/>
+          </w:tcPr>
+          <w:p>
+            <w:pPr>
+              <w:jc w:val="center"/>
+            </w:pPr>
+            <w:r>
+              <w:rPr>
+                <w:b w:val="false"/>
+                <w:bCs w:val="false"/>
+                <w:color w:val="000000"/>
+                <w:sz w:val="20"/>
+                <w:szCs w:val="20"/>
+              </w:rPr>
+              <w:t xml:space="preserve">Software (hoja de cálculo)</w:t>
+            </w:r>
+          </w:p>
+        </w:tc>
+        <w:tc>
+          <w:tcPr>
+            <w:tcW w:type="dxa" w:w="2140"/>
+            <w:shd w:fill="FFFFFF" w:color="auto" w:val="clear"/>
+            <w:tcMar>
+              <w:top w:type="dxa" w:w="80"/>
+              <w:left w:type="dxa" w:w="100"/>
+              <w:bottom w:type="dxa" w:w="80"/>
+              <w:right w:type="dxa" w:w="100"/>
+            </w:tcMar>
+            <w:vAlign w:val="center"/>
+          </w:tcPr>
+          <w:p>
+            <w:pPr>
+              <w:jc w:val="center"/>
+            </w:pPr>
+            <w:r>
+              <w:rPr>
+                <w:b w:val="false"/>
+                <w:bCs w:val="false"/>
+                <w:color w:val="000000"/>
+                <w:sz w:val="20"/>
+                <w:szCs w:val="20"/>
+              </w:rPr>
+              <w:t xml:space="preserve">lp_solve (Simplex LP)</w:t>
+            </w:r>
+          </w:p>
+        </w:tc>
+        <w:tc>
+          <w:tcPr>
+            <w:tcW w:type="dxa" w:w="1400"/>
+            <w:shd w:fill="FFFFFF" w:color="auto" w:val="clear"/>
+            <w:tcMar>
+              <w:top w:type="dxa" w:w="80"/>
+              <w:left w:type="dxa" w:w="100"/>
+              <w:bottom w:type="dxa" w:w="80"/>
+              <w:right w:type="dxa" w:w="100"/>
+            </w:tcMar>
+            <w:vAlign w:val="center"/>
+          </w:tcPr>
+          <w:p>
+            <w:pPr>
+              <w:jc w:val="center"/>
+            </w:pPr>
+            <w:r>
+              <w:rPr>
+                <w:b w:val="false"/>
+                <w:bCs w:val="false"/>
+                <w:color w:val="000000"/>
+                <w:sz w:val="20"/>
+                <w:szCs w:val="20"/>
+              </w:rPr>
+              <w:t xml:space="preserve">4 170</w:t>
+            </w:r>
+          </w:p>
+        </w:tc>
+        <w:tc>
+          <w:tcPr>
+            <w:tcW w:type="dxa" w:w="1120"/>
+            <w:shd w:fill="FFFFFF" w:color="auto" w:val="clear"/>
+            <w:tcMar>
+              <w:top w:type="dxa" w:w="80"/>
+              <w:left w:type="dxa" w:w="100"/>
+              <w:bottom w:type="dxa" w:w="80"/>
+              <w:right w:type="dxa" w:w="100"/>
+            </w:tcMar>
+            <w:vAlign w:val="center"/>
+          </w:tcPr>
+          <w:p>
+            <w:pPr>
+              <w:jc w:val="center"/>
+            </w:pPr>
+            <w:r>
+              <w:rPr>
+                <w:b w:val="false"/>
+                <w:bCs w:val="false"/>
+                <w:color w:val="000000"/>
+                <w:sz w:val="20"/>
+                <w:szCs w:val="20"/>
+              </w:rPr>
+              <w:t xml:space="preserve">Sí</w:t>
+            </w:r>
+          </w:p>
+        </w:tc>
+      </w:tr>
+      <w:tr>
+        <w:trPr>
+          <w:cantSplit/>
+        </w:trPr>
+        <w:tc>
+          <w:tcPr>
+            <w:tcW w:type="dxa" w:w="400"/>
+            <w:shd w:fill="F2F2F2" w:color="auto" w:val="clear"/>
+            <w:tcMar>
+              <w:top w:type="dxa" w:w="80"/>
+              <w:left w:type="dxa" w:w="100"/>
+              <w:bottom w:type="dxa" w:w="80"/>
+              <w:right w:type="dxa" w:w="100"/>
+            </w:tcMar>
+            <w:vAlign w:val="center"/>
+          </w:tcPr>
+          <w:p>
+            <w:pPr>
+              <w:jc w:val="center"/>
+            </w:pPr>
+            <w:r>
+              <w:rPr>
+                <w:b w:val="false"/>
+                <w:bCs w:val="false"/>
+                <w:color w:val="000000"/>
+                <w:sz w:val="20"/>
+                <w:szCs w:val="20"/>
+              </w:rPr>
+              <w:t xml:space="preserve">4</w:t>
+            </w:r>
+          </w:p>
+        </w:tc>
+        <w:tc>
+          <w:tcPr>
+            <w:tcW w:type="dxa" w:w="2400"/>
+            <w:shd w:fill="F2F2F2" w:color="auto" w:val="clear"/>
+            <w:tcMar>
+              <w:top w:type="dxa" w:w="80"/>
+              <w:left w:type="dxa" w:w="100"/>
+              <w:bottom w:type="dxa" w:w="80"/>
+              <w:right w:type="dxa" w:w="100"/>
+            </w:tcMar>
+            <w:vAlign w:val="center"/>
+          </w:tcPr>
+          <w:p>
+            <w:pPr>
+              <w:jc w:val="center"/>
+            </w:pPr>
+            <w:r>
+              <w:rPr>
+                <w:b w:val="false"/>
+                <w:bCs w:val="false"/>
+                <w:color w:val="000000"/>
+                <w:sz w:val="20"/>
+                <w:szCs w:val="20"/>
+              </w:rPr>
+              <w:t xml:space="preserve">lp_solve (línea de comandos)</w:t>
+            </w:r>
+          </w:p>
+        </w:tc>
+        <w:tc>
+          <w:tcPr>
+            <w:tcW w:type="dxa" w:w="1900"/>
+            <w:shd w:fill="F2F2F2" w:color="auto" w:val="clear"/>
+            <w:tcMar>
+              <w:top w:type="dxa" w:w="80"/>
+              <w:left w:type="dxa" w:w="100"/>
+              <w:bottom w:type="dxa" w:w="80"/>
+              <w:right w:type="dxa" w:w="100"/>
+            </w:tcMar>
+            <w:vAlign w:val="center"/>
+          </w:tcPr>
+          <w:p>
+            <w:pPr>
+              <w:jc w:val="center"/>
+            </w:pPr>
+            <w:r>
+              <w:rPr>
+                <w:b w:val="false"/>
+                <w:bCs w:val="false"/>
+                <w:color w:val="000000"/>
+                <w:sz w:val="20"/>
+                <w:szCs w:val="20"/>
+              </w:rPr>
+              <w:t xml:space="preserve">Software (LP dedicado)</w:t>
+            </w:r>
+          </w:p>
+        </w:tc>
+        <w:tc>
+          <w:tcPr>
+            <w:tcW w:type="dxa" w:w="2140"/>
+            <w:shd w:fill="F2F2F2" w:color="auto" w:val="clear"/>
+            <w:tcMar>
+              <w:top w:type="dxa" w:w="80"/>
+              <w:left w:type="dxa" w:w="100"/>
+              <w:bottom w:type="dxa" w:w="80"/>
+              <w:right w:type="dxa" w:w="100"/>
+            </w:tcMar>
+            <w:vAlign w:val="center"/>
+          </w:tcPr>
+          <w:p>
+            <w:pPr>
+              <w:jc w:val="center"/>
+            </w:pPr>
+            <w:r>
+              <w:rPr>
+                <w:b w:val="false"/>
+                <w:bCs w:val="false"/>
+                <w:color w:val="000000"/>
+                <w:sz w:val="20"/>
+                <w:szCs w:val="20"/>
+              </w:rPr>
+              <w:t xml:space="preserve">lp_solve (Simplex/dual Simplex)</w:t>
+            </w:r>
+          </w:p>
+        </w:tc>
+        <w:tc>
+          <w:tcPr>
+            <w:tcW w:type="dxa" w:w="1400"/>
+            <w:shd w:fill="F2F2F2" w:color="auto" w:val="clear"/>
+            <w:tcMar>
+              <w:top w:type="dxa" w:w="80"/>
+              <w:left w:type="dxa" w:w="100"/>
+              <w:bottom w:type="dxa" w:w="80"/>
+              <w:right w:type="dxa" w:w="100"/>
+            </w:tcMar>
+            <w:vAlign w:val="center"/>
+          </w:tcPr>
+          <w:p>
+            <w:pPr>
+              <w:jc w:val="center"/>
+            </w:pPr>
+            <w:r>
+              <w:rPr>
+                <w:b w:val="false"/>
+                <w:bCs w:val="false"/>
+                <w:color w:val="000000"/>
+                <w:sz w:val="20"/>
+                <w:szCs w:val="20"/>
+              </w:rPr>
+              <w:t xml:space="preserve">4 170</w:t>
+            </w:r>
+          </w:p>
+        </w:tc>
+        <w:tc>
+          <w:tcPr>
+            <w:tcW w:type="dxa" w:w="1120"/>
+            <w:shd w:fill="F2F2F2" w:color="auto" w:val="clear"/>
+            <w:tcMar>
+              <w:top w:type="dxa" w:w="80"/>
+              <w:left w:type="dxa" w:w="100"/>
+              <w:bottom w:type="dxa" w:w="80"/>
+              <w:right w:type="dxa" w:w="100"/>
+            </w:tcMar>
+            <w:vAlign w:val="center"/>
+          </w:tcPr>
+          <w:p>
+            <w:pPr>
+              <w:jc w:val="center"/>
+            </w:pPr>
+            <w:r>
+              <w:rPr>
+                <w:b w:val="false"/>
+                <w:bCs w:val="false"/>
+                <w:color w:val="000000"/>
+                <w:sz w:val="20"/>
+                <w:szCs w:val="20"/>
+              </w:rPr>
+              <w:t xml:space="preserve">Sí</w:t>
+            </w:r>
+          </w:p>
+        </w:tc>
+      </w:tr>
+      <w:tr>
+        <w:trPr>
+          <w:cantSplit/>
+        </w:trPr>
+        <w:tc>
+          <w:tcPr>
+            <w:tcW w:type="dxa" w:w="400"/>
+            <w:shd w:fill="FFFFFF" w:color="auto" w:val="clear"/>
+            <w:tcMar>
+              <w:top w:type="dxa" w:w="80"/>
+              <w:left w:type="dxa" w:w="100"/>
+              <w:bottom w:type="dxa" w:w="80"/>
+              <w:right w:type="dxa" w:w="100"/>
+            </w:tcMar>
+            <w:vAlign w:val="center"/>
+          </w:tcPr>
+          <w:p>
+            <w:pPr>
+              <w:jc w:val="center"/>
+            </w:pPr>
+            <w:r>
+              <w:rPr>
+                <w:b w:val="false"/>
+                <w:bCs w:val="false"/>
+                <w:color w:val="000000"/>
+                <w:sz w:val="20"/>
+                <w:szCs w:val="20"/>
+              </w:rPr>
+              <w:t xml:space="preserve">5</w:t>
+            </w:r>
+          </w:p>
+        </w:tc>
+        <w:tc>
+          <w:tcPr>
+            <w:tcW w:type="dxa" w:w="2400"/>
+            <w:shd w:fill="FFFFFF" w:color="auto" w:val="clear"/>
+            <w:tcMar>
+              <w:top w:type="dxa" w:w="80"/>
+              <w:left w:type="dxa" w:w="100"/>
+              <w:bottom w:type="dxa" w:w="80"/>
+              <w:right w:type="dxa" w:w="100"/>
+            </w:tcMar>
+            <w:vAlign w:val="center"/>
+          </w:tcPr>
+          <w:p>
+            <w:pPr>
+              <w:jc w:val="center"/>
+            </w:pPr>
+            <w:r>
+              <w:rPr>
+                <w:b w:val="false"/>
+                <w:bCs w:val="false"/>
+                <w:color w:val="000000"/>
+                <w:sz w:val="20"/>
+                <w:szCs w:val="20"/>
+              </w:rPr>
+              <w:t xml:space="preserve">Python SciPy linprog</w:t>
+            </w:r>
+          </w:p>
+        </w:tc>
+        <w:tc>
+          <w:tcPr>
+            <w:tcW w:type="dxa" w:w="1900"/>
+            <w:shd w:fill="FFFFFF" w:color="auto" w:val="clear"/>
+            <w:tcMar>
+              <w:top w:type="dxa" w:w="80"/>
+              <w:left w:type="dxa" w:w="100"/>
+              <w:bottom w:type="dxa" w:w="80"/>
+              <w:right w:type="dxa" w:w="100"/>
+            </w:tcMar>
+            <w:vAlign w:val="center"/>
+          </w:tcPr>
+          <w:p>
+            <w:pPr>
+              <w:jc w:val="center"/>
+            </w:pPr>
+            <w:r>
+              <w:rPr>
+                <w:b w:val="false"/>
+                <w:bCs w:val="false"/>
+                <w:color w:val="000000"/>
+                <w:sz w:val="20"/>
+                <w:szCs w:val="20"/>
+              </w:rPr>
+              <w:t xml:space="preserve">Software (lenguaje de programación)</w:t>
+            </w:r>
+          </w:p>
+        </w:tc>
+        <w:tc>
+          <w:tcPr>
+            <w:tcW w:type="dxa" w:w="2140"/>
+            <w:shd w:fill="FFFFFF" w:color="auto" w:val="clear"/>
+            <w:tcMar>
+              <w:top w:type="dxa" w:w="80"/>
+              <w:left w:type="dxa" w:w="100"/>
+              <w:bottom w:type="dxa" w:w="80"/>
+              <w:right w:type="dxa" w:w="100"/>
+            </w:tcMar>
+            <w:vAlign w:val="center"/>
+          </w:tcPr>
+          <w:p>
+            <w:pPr>
+              <w:jc w:val="center"/>
+            </w:pPr>
+            <w:r>
+              <w:rPr>
+                <w:b w:val="false"/>
+                <w:bCs w:val="false"/>
+                <w:color w:val="000000"/>
+                <w:sz w:val="20"/>
+                <w:szCs w:val="20"/>
+              </w:rPr>
+              <w:t xml:space="preserve">HiGHS (Simplex/punto interior)</w:t>
+            </w:r>
+          </w:p>
+        </w:tc>
+        <w:tc>
+          <w:tcPr>
+            <w:tcW w:type="dxa" w:w="1400"/>
+            <w:shd w:fill="FFFFFF" w:color="auto" w:val="clear"/>
+            <w:tcMar>
+              <w:top w:type="dxa" w:w="80"/>
+              <w:left w:type="dxa" w:w="100"/>
+              <w:bottom w:type="dxa" w:w="80"/>
+              <w:right w:type="dxa" w:w="100"/>
+            </w:tcMar>
+            <w:vAlign w:val="center"/>
+          </w:tcPr>
+          <w:p>
+            <w:pPr>
+              <w:jc w:val="center"/>
+            </w:pPr>
+            <w:r>
+              <w:rPr>
+                <w:b w:val="false"/>
+                <w:bCs w:val="false"/>
+                <w:color w:val="000000"/>
+                <w:sz w:val="20"/>
+                <w:szCs w:val="20"/>
+              </w:rPr>
+              <w:t xml:space="preserve">4 170</w:t>
+            </w:r>
+          </w:p>
+        </w:tc>
+        <w:tc>
+          <w:tcPr>
+            <w:tcW w:type="dxa" w:w="1120"/>
+            <w:shd w:fill="FFFFFF" w:color="auto" w:val="clear"/>
+            <w:tcMar>
+              <w:top w:type="dxa" w:w="80"/>
+              <w:left w:type="dxa" w:w="100"/>
+              <w:bottom w:type="dxa" w:w="80"/>
+              <w:right w:type="dxa" w:w="100"/>
+            </w:tcMar>
+            <w:vAlign w:val="center"/>
+          </w:tcPr>
+          <w:p>
+            <w:pPr>
+              <w:jc w:val="center"/>
+            </w:pPr>
+            <w:r>
+              <w:rPr>
+                <w:b w:val="false"/>
+                <w:bCs w:val="false"/>
+                <w:color w:val="000000"/>
+                <w:sz w:val="20"/>
+                <w:szCs w:val="20"/>
+              </w:rPr>
+              <w:t xml:space="preserve">Sí</w:t>
+            </w:r>
+          </w:p>
+        </w:tc>
+      </w:tr>
+      <w:tr>
+        <w:trPr>
+          <w:cantSplit/>
+        </w:trPr>
+        <w:tc>
+          <w:tcPr>
+            <w:tcW w:type="dxa" w:w="400"/>
+            <w:shd w:fill="F2F2F2" w:color="auto" w:val="clear"/>
+            <w:tcMar>
+              <w:top w:type="dxa" w:w="80"/>
+              <w:left w:type="dxa" w:w="100"/>
+              <w:bottom w:type="dxa" w:w="80"/>
+              <w:right w:type="dxa" w:w="100"/>
+            </w:tcMar>
+            <w:vAlign w:val="center"/>
+          </w:tcPr>
+          <w:p>
+            <w:pPr>
+              <w:jc w:val="center"/>
+            </w:pPr>
+            <w:r>
+              <w:rPr>
+                <w:b w:val="false"/>
+                <w:bCs w:val="false"/>
+                <w:color w:val="000000"/>
+                <w:sz w:val="20"/>
+                <w:szCs w:val="20"/>
+              </w:rPr>
+              <w:t xml:space="preserve">6</w:t>
+            </w:r>
+          </w:p>
+        </w:tc>
+        <w:tc>
+          <w:tcPr>
+            <w:tcW w:type="dxa" w:w="2400"/>
+            <w:shd w:fill="F2F2F2" w:color="auto" w:val="clear"/>
+            <w:tcMar>
+              <w:top w:type="dxa" w:w="80"/>
+              <w:left w:type="dxa" w:w="100"/>
+              <w:bottom w:type="dxa" w:w="80"/>
+              <w:right w:type="dxa" w:w="100"/>
+            </w:tcMar>
+            <w:vAlign w:val="center"/>
+          </w:tcPr>
+          <w:p>
+            <w:pPr>
+              <w:jc w:val="center"/>
+            </w:pPr>
+            <w:r>
+              <w:rPr>
+                <w:b w:val="false"/>
+                <w:bCs w:val="false"/>
+                <w:color w:val="000000"/>
+                <w:sz w:val="20"/>
+                <w:szCs w:val="20"/>
+              </w:rPr>
+              <w:t xml:space="preserve">Formulación LINDO</w:t>
+            </w:r>
+          </w:p>
+        </w:tc>
+        <w:tc>
+          <w:tcPr>
+            <w:tcW w:type="dxa" w:w="1900"/>
+            <w:shd w:fill="F2F2F2" w:color="auto" w:val="clear"/>
+            <w:tcMar>
+              <w:top w:type="dxa" w:w="80"/>
+              <w:left w:type="dxa" w:w="100"/>
+              <w:bottom w:type="dxa" w:w="80"/>
+              <w:right w:type="dxa" w:w="100"/>
+            </w:tcMar>
+            <w:vAlign w:val="center"/>
+          </w:tcPr>
+          <w:p>
+            <w:pPr>
+              <w:jc w:val="center"/>
+            </w:pPr>
+            <w:r>
+              <w:rPr>
+                <w:b w:val="false"/>
+                <w:bCs w:val="false"/>
+                <w:color w:val="000000"/>
+                <w:sz w:val="20"/>
+                <w:szCs w:val="20"/>
+              </w:rPr>
+              <w:t xml:space="preserve">Software (LP dedicado)</w:t>
+            </w:r>
+          </w:p>
+        </w:tc>
+        <w:tc>
+          <w:tcPr>
+            <w:tcW w:type="dxa" w:w="2140"/>
+            <w:shd w:fill="F2F2F2" w:color="auto" w:val="clear"/>
+            <w:tcMar>
+              <w:top w:type="dxa" w:w="80"/>
+              <w:left w:type="dxa" w:w="100"/>
+              <w:bottom w:type="dxa" w:w="80"/>
+              <w:right w:type="dxa" w:w="100"/>
+            </w:tcMar>
+            <w:vAlign w:val="center"/>
+          </w:tcPr>
+          <w:p>
+            <w:pPr>
+              <w:jc w:val="center"/>
+            </w:pPr>
+            <w:r>
+              <w:rPr>
+                <w:b w:val="false"/>
+                <w:bCs w:val="false"/>
+                <w:color w:val="000000"/>
+                <w:sz w:val="20"/>
+                <w:szCs w:val="20"/>
+              </w:rPr>
+              <w:t xml:space="preserve">Simplex LP de LINDO</w:t>
+            </w:r>
+          </w:p>
+        </w:tc>
+        <w:tc>
+          <w:tcPr>
+            <w:tcW w:type="dxa" w:w="1400"/>
+            <w:shd w:fill="F2F2F2" w:color="auto" w:val="clear"/>
+            <w:tcMar>
+              <w:top w:type="dxa" w:w="80"/>
+              <w:left w:type="dxa" w:w="100"/>
+              <w:bottom w:type="dxa" w:w="80"/>
+              <w:right w:type="dxa" w:w="100"/>
+            </w:tcMar>
+            <w:vAlign w:val="center"/>
+          </w:tcPr>
+          <w:p>
+            <w:pPr>
+              <w:jc w:val="center"/>
+            </w:pPr>
+            <w:r>
+              <w:rPr>
+                <w:b w:val="false"/>
+                <w:bCs w:val="false"/>
+                <w:color w:val="000000"/>
+                <w:sz w:val="20"/>
+                <w:szCs w:val="20"/>
+              </w:rPr>
+              <w:t xml:space="preserve">4 170</w:t>
+            </w:r>
+          </w:p>
+        </w:tc>
+        <w:tc>
+          <w:tcPr>
+            <w:tcW w:type="dxa" w:w="1120"/>
+            <w:shd w:fill="F2F2F2" w:color="auto" w:val="clear"/>
+            <w:tcMar>
+              <w:top w:type="dxa" w:w="80"/>
+              <w:left w:type="dxa" w:w="100"/>
+              <w:bottom w:type="dxa" w:w="80"/>
+              <w:right w:type="dxa" w:w="100"/>
+            </w:tcMar>
+            <w:vAlign w:val="center"/>
+          </w:tcPr>
+          <w:p>
+            <w:pPr>
+              <w:jc w:val="center"/>
+            </w:pPr>
+            <w:r>
+              <w:rPr>
+                <w:b w:val="false"/>
+                <w:bCs w:val="false"/>
+                <w:color w:val="000000"/>
+                <w:sz w:val="20"/>
+                <w:szCs w:val="20"/>
+              </w:rPr>
+              <w:t xml:space="preserve">Sí (esperado)</w:t>
+            </w:r>
+          </w:p>
+        </w:tc>
+      </w:tr>
+      <w:tr>
+        <w:trPr>
+          <w:cantSplit/>
+        </w:trPr>
+        <w:tc>
+          <w:tcPr>
+            <w:tcW w:type="dxa" w:w="400"/>
+            <w:shd w:fill="FFFFFF" w:color="auto" w:val="clear"/>
+            <w:tcMar>
+              <w:top w:type="dxa" w:w="80"/>
+              <w:left w:type="dxa" w:w="100"/>
+              <w:bottom w:type="dxa" w:w="80"/>
+              <w:right w:type="dxa" w:w="100"/>
+            </w:tcMar>
+            <w:vAlign w:val="center"/>
+          </w:tcPr>
+          <w:p>
+            <w:pPr>
+              <w:jc w:val="center"/>
+            </w:pPr>
+            <w:r>
+              <w:rPr>
+                <w:b w:val="false"/>
+                <w:bCs w:val="false"/>
+                <w:color w:val="000000"/>
+                <w:sz w:val="20"/>
+                <w:szCs w:val="20"/>
+              </w:rPr>
+              <w:t xml:space="preserve">7</w:t>
+            </w:r>
+          </w:p>
+        </w:tc>
+        <w:tc>
+          <w:tcPr>
+            <w:tcW w:type="dxa" w:w="2400"/>
+            <w:shd w:fill="FFFFFF" w:color="auto" w:val="clear"/>
+            <w:tcMar>
+              <w:top w:type="dxa" w:w="80"/>
+              <w:left w:type="dxa" w:w="100"/>
+              <w:bottom w:type="dxa" w:w="80"/>
+              <w:right w:type="dxa" w:w="100"/>
+            </w:tcMar>
+            <w:vAlign w:val="center"/>
+          </w:tcPr>
+          <w:p>
+            <w:pPr>
+              <w:jc w:val="center"/>
+            </w:pPr>
+            <w:r>
+              <w:rPr>
+                <w:b w:val="false"/>
+                <w:bCs w:val="false"/>
+                <w:color w:val="000000"/>
+                <w:sz w:val="20"/>
+                <w:szCs w:val="20"/>
+              </w:rPr>
+              <w:t xml:space="preserve">Método MODI (u, v)</w:t>
+            </w:r>
+          </w:p>
+        </w:tc>
+        <w:tc>
+          <w:tcPr>
+            <w:tcW w:type="dxa" w:w="1900"/>
+            <w:shd w:fill="FFFFFF" w:color="auto" w:val="clear"/>
+            <w:tcMar>
+              <w:top w:type="dxa" w:w="80"/>
+              <w:left w:type="dxa" w:w="100"/>
+              <w:bottom w:type="dxa" w:w="80"/>
+              <w:right w:type="dxa" w:w="100"/>
+            </w:tcMar>
+            <w:vAlign w:val="center"/>
+          </w:tcPr>
+          <w:p>
+            <w:pPr>
+              <w:jc w:val="center"/>
+            </w:pPr>
+            <w:r>
+              <w:rPr>
+                <w:b w:val="false"/>
+                <w:bCs w:val="false"/>
+                <w:color w:val="000000"/>
+                <w:sz w:val="20"/>
+                <w:szCs w:val="20"/>
+              </w:rPr>
+              <w:t xml:space="preserve">Manual — prueba de optimalidad</w:t>
+            </w:r>
+          </w:p>
+        </w:tc>
+        <w:tc>
+          <w:tcPr>
+            <w:tcW w:type="dxa" w:w="2140"/>
+            <w:shd w:fill="FFFFFF" w:color="auto" w:val="clear"/>
+            <w:tcMar>
+              <w:top w:type="dxa" w:w="80"/>
+              <w:left w:type="dxa" w:w="100"/>
+              <w:bottom w:type="dxa" w:w="80"/>
+              <w:right w:type="dxa" w:w="100"/>
+            </w:tcMar>
+            <w:vAlign w:val="center"/>
+          </w:tcPr>
+          <w:p>
+            <w:pPr>
+              <w:jc w:val="center"/>
+            </w:pPr>
+            <w:r>
+              <w:rPr>
+                <w:b w:val="false"/>
+                <w:bCs w:val="false"/>
+                <w:color w:val="000000"/>
+                <w:sz w:val="20"/>
+                <w:szCs w:val="20"/>
+              </w:rPr>
+              <w:t xml:space="preserve">Multiplicadores / costos reducidos</w:t>
+            </w:r>
+          </w:p>
+        </w:tc>
+        <w:tc>
+          <w:tcPr>
+            <w:tcW w:type="dxa" w:w="1400"/>
+            <w:shd w:fill="FFFFFF" w:color="auto" w:val="clear"/>
+            <w:tcMar>
+              <w:top w:type="dxa" w:w="80"/>
+              <w:left w:type="dxa" w:w="100"/>
+              <w:bottom w:type="dxa" w:w="80"/>
+              <w:right w:type="dxa" w:w="100"/>
+            </w:tcMar>
+            <w:vAlign w:val="center"/>
+          </w:tcPr>
+          <w:p>
+            <w:pPr>
+              <w:jc w:val="center"/>
+            </w:pPr>
+            <w:r>
+              <w:rPr>
+                <w:b w:val="false"/>
+                <w:bCs w:val="false"/>
+                <w:color w:val="000000"/>
+                <w:sz w:val="20"/>
+                <w:szCs w:val="20"/>
+              </w:rPr>
+              <w:t xml:space="preserve">4 170</w:t>
+            </w:r>
+          </w:p>
+        </w:tc>
+        <w:tc>
+          <w:tcPr>
+            <w:tcW w:type="dxa" w:w="1120"/>
+            <w:shd w:fill="FFFFFF" w:color="auto" w:val="clear"/>
+            <w:tcMar>
+              <w:top w:type="dxa" w:w="80"/>
+              <w:left w:type="dxa" w:w="100"/>
+              <w:bottom w:type="dxa" w:w="80"/>
+              <w:right w:type="dxa" w:w="100"/>
+            </w:tcMar>
+            <w:vAlign w:val="center"/>
+          </w:tcPr>
+          <w:p>
+            <w:pPr>
+              <w:jc w:val="center"/>
+            </w:pPr>
+            <w:r>
+              <w:rPr>
+                <w:b w:val="false"/>
+                <w:bCs w:val="false"/>
+                <w:color w:val="000000"/>
+                <w:sz w:val="20"/>
+                <w:szCs w:val="20"/>
+              </w:rPr>
+              <w:t xml:space="preserve">Sí</w:t>
+            </w:r>
+          </w:p>
+        </w:tc>
+      </w:tr>
+    </w:tbl>
+    <w:p>
+      <w:pPr>
+        <w:spacing w:after="240" w:before="60"/>
+        <w:jc w:val="center"/>
+      </w:pPr>
+      <w:r>
+        <w:rPr>
+          <w:i/>
+          <w:iCs/>
+          <w:color w:val="555555"/>
+          <w:sz w:val="18"/>
+          <w:szCs w:val="18"/>
+        </w:rPr>
+        <w:t xml:space="preserve">Tabla 6-ter. Verificación cruzada del costo óptimo con siete métodos y herramientas independientes (dos manuales y cinco computacionales/analíticos).</w:t>
+      </w:r>
+    </w:p>
+    <w:p>
+      <w:pPr>
+        <w:spacing w:after="160" w:line="276"/>
+        <w:jc w:val="both"/>
+      </w:pPr>
+      <w:r>
+        <w:rPr>
+          <w:sz w:val="22"/>
+          <w:szCs w:val="22"/>
+        </w:rPr>
+        <w:t xml:space="preserve">Que siete vías de cálculo completamente distintas —con algoritmos, motores y hasta lenguajes de programación diferentes— coincidan en el mismo costo óptimo de 4 170 unidades monetarias constituye una verificación exhaustiva de la corrección del modelo planteado en la sección 3 y de su resolución. La discrepancia observada en la asignación concreta de rutas entre las vías 1/2, 4 y 5 no es un error, sino la manifestación práctica y reproducible de la propiedad de múltiples óptimos demostrada analíticamente en la sección 4.4.</w:t>
       </w:r>
     </w:p>
     <w:p>
@@ -10390,92 +12160,307 @@
           <w:sz w:val="22"/>
           <w:szCs w:val="22"/>
         </w:rPr>
-        <w:t xml:space="preserve">Las siguientes referencias corresponden al material de apoyo indicado en la guía de la actividad (temas 1 al 7 de la asignatura y lecturas de la Biblioteca Virtual), consultado para el desarrollo conceptual y metodológico de este trabajo:</w:t>
-      </w:r>
-    </w:p>
-    <w:p>
-      <w:pPr>
-        <w:pStyle w:val="ListParagraph"/>
-        <w:numPr>
-          <w:ilvl w:val="0"/>
-          <w:numId w:val="2"/>
-        </w:numPr>
-        <w:spacing w:after="80"/>
-      </w:pPr>
-      <w:r>
-        <w:rPr>
-          <w:sz w:val="22"/>
-          <w:szCs w:val="22"/>
-        </w:rPr>
-        <w:t xml:space="preserve">Material de estudio, Temas 1 al 7. Investigación de Operaciones. Recursos del curso.</w:t>
-      </w:r>
-    </w:p>
-    <w:p>
-      <w:pPr>
-        <w:pStyle w:val="ListParagraph"/>
-        <w:numPr>
-          <w:ilvl w:val="0"/>
-          <w:numId w:val="2"/>
-        </w:numPr>
-        <w:spacing w:after="80"/>
-      </w:pPr>
-      <w:r>
-        <w:rPr>
-          <w:sz w:val="22"/>
-          <w:szCs w:val="22"/>
-        </w:rPr>
-        <w:t xml:space="preserve">Lecturas de la Biblioteca Virtual, Temas 1 al 7. Investigación de Operaciones.</w:t>
-      </w:r>
-    </w:p>
-    <w:p>
-      <w:pPr>
-        <w:pStyle w:val="ListParagraph"/>
-        <w:numPr>
-          <w:ilvl w:val="0"/>
-          <w:numId w:val="2"/>
-        </w:numPr>
-        <w:spacing w:after="80"/>
-      </w:pPr>
-      <w:r>
-        <w:rPr>
-          <w:sz w:val="22"/>
-          <w:szCs w:val="22"/>
-        </w:rPr>
-        <w:t xml:space="preserve">Biblioteca Virtual — Kohateca, Universidad Latinoamericana (ULA). Disponible en: https://kohateca.ula.edu.mx/</w:t>
-      </w:r>
-    </w:p>
-    <w:p>
-      <w:pPr>
-        <w:pStyle w:val="ListParagraph"/>
-        <w:numPr>
-          <w:ilvl w:val="0"/>
-          <w:numId w:val="2"/>
-        </w:numPr>
-        <w:spacing w:after="80"/>
-      </w:pPr>
-      <w:r>
-        <w:rPr>
-          <w:sz w:val="22"/>
-          <w:szCs w:val="22"/>
-        </w:rPr>
-        <w:t xml:space="preserve">Taha, H. A. Investigación de operaciones. Pearson Educación. Capítulos correspondientes al modelo de transporte y al método de distribución modificada (MODI).</w:t>
-      </w:r>
-    </w:p>
-    <w:p>
-      <w:pPr>
-        <w:pStyle w:val="ListParagraph"/>
-        <w:numPr>
-          <w:ilvl w:val="0"/>
-          <w:numId w:val="2"/>
-        </w:numPr>
-        <w:spacing w:after="80"/>
-      </w:pPr>
-      <w:r>
-        <w:rPr>
-          <w:sz w:val="22"/>
-          <w:szCs w:val="22"/>
-        </w:rPr>
-        <w:t xml:space="preserve">Hillier, F. S. y Lieberman, G. J. Introducción a la investigación de operaciones. McGraw-Hill. Capítulo de modelos de transporte y asignación.</w:t>
+        <w:t xml:space="preserve">Las siguientes referencias, presentadas en formato APA (7.ª edición), respaldan el desarrollo conceptual y metodológico de este trabajo (temas 1 al 7 de la asignatura y lecturas de la Biblioteca Virtual) y documentan cada uno de los métodos y programas de software utilizados para resolver y verificar el modelo en las secciones 4.5 y 4.6. Se listan en orden alfabético, con sangría francesa, según el formato de referencias de la American Psychological Association.</w:t>
+      </w:r>
+    </w:p>
+    <w:p>
+      <w:pPr>
+        <w:spacing w:after="200" w:line="276"/>
+        <w:ind w:left="720" w:hanging="720"/>
+        <w:jc w:val="both"/>
+      </w:pPr>
+      <w:r>
+        <w:rPr>
+          <w:sz w:val="22"/>
+          <w:szCs w:val="22"/>
+        </w:rPr>
+        <w:t xml:space="preserve">Berkelaar, M., Eikland, K., &amp; Notebaert, P. (2004). </w:t>
+      </w:r>
+      <w:r>
+        <w:rPr>
+          <w:i/>
+          <w:iCs/>
+          <w:sz w:val="22"/>
+          <w:szCs w:val="22"/>
+        </w:rPr>
+        <w:t xml:space="preserve">lp_solve</w:t>
+      </w:r>
+      <w:r>
+        <w:rPr>
+          <w:sz w:val="22"/>
+          <w:szCs w:val="22"/>
+        </w:rPr>
+        <w:t xml:space="preserve"> (versión 5.5) [software]. SourceForge. https://sourceforge.net/projects/lpsolve/</w:t>
+      </w:r>
+    </w:p>
+    <w:p>
+      <w:pPr>
+        <w:spacing w:after="200" w:line="276"/>
+        <w:ind w:left="720" w:hanging="720"/>
+        <w:jc w:val="both"/>
+      </w:pPr>
+      <w:r>
+        <w:rPr>
+          <w:sz w:val="22"/>
+          <w:szCs w:val="22"/>
+        </w:rPr>
+        <w:t xml:space="preserve">Frontline Systems, Inc. (2023). </w:t>
+      </w:r>
+      <w:r>
+        <w:rPr>
+          <w:i/>
+          <w:iCs/>
+          <w:sz w:val="22"/>
+          <w:szCs w:val="22"/>
+        </w:rPr>
+        <w:t xml:space="preserve">Excel Solver</w:t>
+      </w:r>
+      <w:r>
+        <w:rPr>
+          <w:sz w:val="22"/>
+          <w:szCs w:val="22"/>
+        </w:rPr>
+        <w:t xml:space="preserve"> (complemento de Microsoft Excel) [software]. https://www.solver.com</w:t>
+      </w:r>
+    </w:p>
+    <w:p>
+      <w:pPr>
+        <w:spacing w:after="200" w:line="276"/>
+        <w:ind w:left="720" w:hanging="720"/>
+        <w:jc w:val="both"/>
+      </w:pPr>
+      <w:r>
+        <w:rPr>
+          <w:sz w:val="22"/>
+          <w:szCs w:val="22"/>
+        </w:rPr>
+        <w:t xml:space="preserve">Hillier, F. S., &amp; Lieberman, G. J. (2015). </w:t>
+      </w:r>
+      <w:r>
+        <w:rPr>
+          <w:i/>
+          <w:iCs/>
+          <w:sz w:val="22"/>
+          <w:szCs w:val="22"/>
+        </w:rPr>
+        <w:t xml:space="preserve">Introduction to operations research</w:t>
+      </w:r>
+      <w:r>
+        <w:rPr>
+          <w:sz w:val="22"/>
+          <w:szCs w:val="22"/>
+        </w:rPr>
+        <w:t xml:space="preserve"> (10.ª ed.). McGraw-Hill Education.</w:t>
+      </w:r>
+    </w:p>
+    <w:p>
+      <w:pPr>
+        <w:spacing w:after="200" w:line="276"/>
+        <w:ind w:left="720" w:hanging="720"/>
+        <w:jc w:val="both"/>
+      </w:pPr>
+      <w:r>
+        <w:rPr>
+          <w:sz w:val="22"/>
+          <w:szCs w:val="22"/>
+        </w:rPr>
+        <w:t xml:space="preserve">Kohateca. (s.f.). </w:t>
+      </w:r>
+      <w:r>
+        <w:rPr>
+          <w:i/>
+          <w:iCs/>
+          <w:sz w:val="22"/>
+          <w:szCs w:val="22"/>
+        </w:rPr>
+        <w:t xml:space="preserve">Biblioteca virtual</w:t>
+      </w:r>
+      <w:r>
+        <w:rPr>
+          <w:sz w:val="22"/>
+          <w:szCs w:val="22"/>
+        </w:rPr>
+        <w:t xml:space="preserve">. Recuperado el 31 de julio de 2026, de https://kohateca.ula.edu.mx/</w:t>
+      </w:r>
+    </w:p>
+    <w:p>
+      <w:pPr>
+        <w:spacing w:after="200" w:line="276"/>
+        <w:ind w:left="720" w:hanging="720"/>
+        <w:jc w:val="both"/>
+      </w:pPr>
+      <w:r>
+        <w:rPr>
+          <w:sz w:val="22"/>
+          <w:szCs w:val="22"/>
+        </w:rPr>
+        <w:t xml:space="preserve">LINDO Systems, Inc. (2023). </w:t>
+      </w:r>
+      <w:r>
+        <w:rPr>
+          <w:i/>
+          <w:iCs/>
+          <w:sz w:val="22"/>
+          <w:szCs w:val="22"/>
+        </w:rPr>
+        <w:t xml:space="preserve">LINDO</w:t>
+      </w:r>
+      <w:r>
+        <w:rPr>
+          <w:sz w:val="22"/>
+          <w:szCs w:val="22"/>
+        </w:rPr>
+        <w:t xml:space="preserve"> (versión 15.0) [software]. https://www.lindo.com</w:t>
+      </w:r>
+    </w:p>
+    <w:p>
+      <w:pPr>
+        <w:spacing w:after="200" w:line="276"/>
+        <w:ind w:left="720" w:hanging="720"/>
+        <w:jc w:val="both"/>
+      </w:pPr>
+      <w:r>
+        <w:rPr>
+          <w:sz w:val="22"/>
+          <w:szCs w:val="22"/>
+        </w:rPr>
+        <w:t xml:space="preserve">Render, B., Stair, R. M., Hanna, M. E., &amp; Hale, T. S. (2018). </w:t>
+      </w:r>
+      <w:r>
+        <w:rPr>
+          <w:i/>
+          <w:iCs/>
+          <w:sz w:val="22"/>
+          <w:szCs w:val="22"/>
+        </w:rPr>
+        <w:t xml:space="preserve">Quantitative analysis for management</w:t>
+      </w:r>
+      <w:r>
+        <w:rPr>
+          <w:sz w:val="22"/>
+          <w:szCs w:val="22"/>
+        </w:rPr>
+        <w:t xml:space="preserve"> (13.ª ed.). Pearson.</w:t>
+      </w:r>
+    </w:p>
+    <w:p>
+      <w:pPr>
+        <w:spacing w:after="200" w:line="276"/>
+        <w:ind w:left="720" w:hanging="720"/>
+        <w:jc w:val="both"/>
+      </w:pPr>
+      <w:r>
+        <w:rPr>
+          <w:sz w:val="22"/>
+          <w:szCs w:val="22"/>
+        </w:rPr>
+        <w:t xml:space="preserve">Taha, H. A. (2017). </w:t>
+      </w:r>
+      <w:r>
+        <w:rPr>
+          <w:i/>
+          <w:iCs/>
+          <w:sz w:val="22"/>
+          <w:szCs w:val="22"/>
+        </w:rPr>
+        <w:t xml:space="preserve">Operations research: An introduction</w:t>
+      </w:r>
+      <w:r>
+        <w:rPr>
+          <w:sz w:val="22"/>
+          <w:szCs w:val="22"/>
+        </w:rPr>
+        <w:t xml:space="preserve"> (10.ª ed.). Pearson.</w:t>
+      </w:r>
+    </w:p>
+    <w:p>
+      <w:pPr>
+        <w:spacing w:after="200" w:line="276"/>
+        <w:ind w:left="720" w:hanging="720"/>
+        <w:jc w:val="both"/>
+      </w:pPr>
+      <w:r>
+        <w:rPr>
+          <w:sz w:val="22"/>
+          <w:szCs w:val="22"/>
+        </w:rPr>
+        <w:t xml:space="preserve">The Document Foundation. (2024). </w:t>
+      </w:r>
+      <w:r>
+        <w:rPr>
+          <w:i/>
+          <w:iCs/>
+          <w:sz w:val="22"/>
+          <w:szCs w:val="22"/>
+        </w:rPr>
+        <w:t xml:space="preserve">LibreOffice Calc</w:t>
+      </w:r>
+      <w:r>
+        <w:rPr>
+          <w:sz w:val="22"/>
+          <w:szCs w:val="22"/>
+        </w:rPr>
+        <w:t xml:space="preserve"> (versión 24.2) [software]. https://www.libreoffice.org</w:t>
+      </w:r>
+    </w:p>
+    <w:p>
+      <w:pPr>
+        <w:spacing w:after="200" w:line="276"/>
+        <w:ind w:left="720" w:hanging="720"/>
+        <w:jc w:val="both"/>
+      </w:pPr>
+      <w:r>
+        <w:rPr>
+          <w:sz w:val="22"/>
+          <w:szCs w:val="22"/>
+        </w:rPr>
+        <w:t xml:space="preserve">Virtanen, P., Gommers, R., Oliphant, T. E., Haberland, M., Reddy, T., Cournapeau, D., Burovski, E., Peterson, P., Weckesser, W., Bright, J., van der Walt, S. J., Brett, M., Wilson, J., Millman, K. J., Mayorov, N., Nelson, A. R. J., Jones, E., Kern, R., Larson, E., … SciPy 1.0 Contributors. (2020). SciPy 1.0: Fundamental algorithms for scientific computing in Python. </w:t>
+      </w:r>
+      <w:r>
+        <w:rPr>
+          <w:i/>
+          <w:iCs/>
+          <w:sz w:val="22"/>
+          <w:szCs w:val="22"/>
+        </w:rPr>
+        <w:t xml:space="preserve">Nature Methods, 17</w:t>
+      </w:r>
+      <w:r>
+        <w:rPr>
+          <w:sz w:val="22"/>
+          <w:szCs w:val="22"/>
+        </w:rPr>
+        <w:t xml:space="preserve">, 261–272. https://doi.org/10.1038/s41592-019-0686-2</w:t>
+      </w:r>
+    </w:p>
+    <w:p>
+      <w:pPr>
+        <w:spacing w:after="200" w:line="276"/>
+        <w:ind w:left="720" w:hanging="720"/>
+        <w:jc w:val="both"/>
+      </w:pPr>
+      <w:r>
+        <w:rPr>
+          <w:sz w:val="22"/>
+          <w:szCs w:val="22"/>
+        </w:rPr>
+        <w:t xml:space="preserve">Winston, W. L. (2004). </w:t>
+      </w:r>
+      <w:r>
+        <w:rPr>
+          <w:i/>
+          <w:iCs/>
+          <w:sz w:val="22"/>
+          <w:szCs w:val="22"/>
+        </w:rPr>
+        <w:t xml:space="preserve">Operations research: Applications and algorithms</w:t>
+      </w:r>
+      <w:r>
+        <w:rPr>
+          <w:sz w:val="22"/>
+          <w:szCs w:val="22"/>
+        </w:rPr>
+        <w:t xml:space="preserve"> (4.ª ed.). Cengage Learning.</w:t>
       </w:r>
     </w:p>
     <w:p>
@@ -10488,71 +12473,7 @@
           <w:sz w:val="22"/>
           <w:szCs w:val="22"/>
         </w:rPr>
-        <w:t xml:space="preserve">Software utilizado para la resolución y verificación del modelo:</w:t>
-      </w:r>
-    </w:p>
-    <w:p>
-      <w:pPr>
-        <w:pStyle w:val="ListParagraph"/>
-        <w:numPr>
-          <w:ilvl w:val="0"/>
-          <w:numId w:val="2"/>
-        </w:numPr>
-        <w:spacing w:after="80"/>
-      </w:pPr>
-      <w:r>
-        <w:rPr>
-          <w:sz w:val="22"/>
-          <w:szCs w:val="22"/>
-        </w:rPr>
-        <w:t xml:space="preserve">LibreOffice Calc 24.2 y su herramienta Solver (motor de programación lineal lp_solve), usada para construir y resolver efectivamente el modelo (archivo Modelo_Transporte_Solver.xlsx, compatible con Microsoft Excel y su complemento Solver).</w:t>
-      </w:r>
-    </w:p>
-    <w:p>
-      <w:pPr>
-        <w:pStyle w:val="ListParagraph"/>
-        <w:numPr>
-          <w:ilvl w:val="0"/>
-          <w:numId w:val="2"/>
-        </w:numPr>
-        <w:spacing w:after="80"/>
-      </w:pPr>
-      <w:r>
-        <w:rPr>
-          <w:sz w:val="22"/>
-          <w:szCs w:val="22"/>
-        </w:rPr>
-        <w:t xml:space="preserve">Microsoft Excel — Datos → Solver (motor Simplex LP), descrito paso a paso en la sección 4.5.2 como referencia para reproducir la misma resolución en Excel.</w:t>
-      </w:r>
-    </w:p>
-    <w:p>
-      <w:pPr>
-        <w:pStyle w:val="ListParagraph"/>
-        <w:numPr>
-          <w:ilvl w:val="0"/>
-          <w:numId w:val="2"/>
-        </w:numPr>
-        <w:spacing w:after="80"/>
-      </w:pPr>
-      <w:r>
-        <w:rPr>
-          <w:sz w:val="22"/>
-          <w:szCs w:val="22"/>
-        </w:rPr>
-        <w:t xml:space="preserve">LINDO (Linear, Interactive, and Discrete Optimizer), formulación equivalente presentada en la sección 4.5.4.</w:t>
-      </w:r>
-    </w:p>
-    <w:p>
-      <w:pPr>
-        <w:spacing w:after="160" w:line="276"/>
-        <w:jc w:val="both"/>
-      </w:pPr>
-      <w:r>
-        <w:rPr>
-          <w:sz w:val="22"/>
-          <w:szCs w:val="22"/>
-        </w:rPr>
-        <w:t xml:space="preserve">Nota: se recomienda contrastar y ampliar las referencias bibliográficas con los materiales específicos (autores, capítulos y ediciones exactas) puestos a disposición en la plataforma del curso y en la Biblioteca Virtual, ya que este documento reproduce únicamente los títulos genéricos indicados en la guía de la actividad.</w:t>
+        <w:t xml:space="preserve">Nota: los títulos, ediciones y años de las obras de Taha (2017), Hillier y Lieberman (2015), Render et al. (2018) y Winston (2004) corresponden a ediciones ampliamente utilizadas en cursos de Investigación de Operaciones y se citan aquí como referencia estándar de la disciplina; se recomienda verificarlos contra la edición exacta puesta a disposición en la plataforma del curso y en la Biblioteca Virtual antes de citarlos en una entrega formal, ya que este documento no tuvo acceso directo al catálogo interno de Kohateca para confirmar la edición específica recomendada por la asignatura.</w:t>
       </w:r>
     </w:p>
     <w:sectPr>

--- a/Entrega/Informe_Optimizacion_Transporte_Bryan_Mercado.docx
+++ b/Entrega/Informe_Optimizacion_Transporte_Bryan_Mercado.docx
@@ -546,6 +546,171 @@
           <w:szCs w:val="22"/>
         </w:rPr>
         <w:t xml:space="preserve">El conocimiento que se aborda es tanto cognitivo —comprender la teoría de los modelos de transporte dentro de la programación lineal— como procedimental —formular, resolver e interpretar el modelo con apoyo de herramientas de cálculo—, en concordancia con los temas 1 al 7 de la asignatura y con las lecturas recomendadas en la Biblioteca Virtual de la universidad.</w:t>
+      </w:r>
+    </w:p>
+    <w:p>
+      <w:pPr>
+        <w:spacing w:after="160" w:line="276"/>
+        <w:jc w:val="both"/>
+      </w:pPr>
+      <w:r>
+        <w:rPr>
+          <w:sz w:val="22"/>
+          <w:szCs w:val="22"/>
+        </w:rPr>
+        <w:t xml:space="preserve">Voy a tratar de explicarlo con mis propias palabras a medida que avanzo, o al menos como yo lo entendí al resolverlo, porque la teoría a veces se lee más enredada en el libro de lo que en realidad es una vez que uno se sienta a hacer las cuentas.</w:t>
+      </w:r>
+    </w:p>
+    <w:p>
+      <w:pPr>
+        <w:pBdr>
+          <w:top w:val="single" w:color="BFBFBF" w:sz="4" w:space="4"/>
+        </w:pBdr>
+        <w:spacing w:after="60" w:before="200"/>
+      </w:pPr>
+      <w:r>
+        <w:rPr>
+          <w:b/>
+          <w:bCs/>
+          <w:i/>
+          <w:iCs/>
+          <w:color w:val="555555"/>
+          <w:sz w:val="18"/>
+          <w:szCs w:val="18"/>
+        </w:rPr>
+        <w:t xml:space="preserve">Fuente(s) de esta sección (formato APA):</w:t>
+      </w:r>
+    </w:p>
+    <w:p>
+      <w:pPr>
+        <w:spacing w:after="60"/>
+        <w:ind w:left="460" w:hanging="260"/>
+      </w:pPr>
+      <w:r>
+        <w:rPr>
+          <w:color w:val="555555"/>
+          <w:sz w:val="18"/>
+          <w:szCs w:val="18"/>
+        </w:rPr>
+        <w:t xml:space="preserve">• </w:t>
+      </w:r>
+      <w:r>
+        <w:rPr>
+          <w:i w:val="false"/>
+          <w:iCs w:val="false"/>
+          <w:color w:val="555555"/>
+          <w:sz w:val="18"/>
+          <w:szCs w:val="18"/>
+        </w:rPr>
+        <w:t xml:space="preserve">Hillier, F. S., &amp; Lieberman, G. J. (2015). </w:t>
+      </w:r>
+      <w:r>
+        <w:rPr>
+          <w:i/>
+          <w:iCs/>
+          <w:color w:val="555555"/>
+          <w:sz w:val="18"/>
+          <w:szCs w:val="18"/>
+        </w:rPr>
+        <w:t xml:space="preserve">Introduction to operations research</w:t>
+      </w:r>
+      <w:r>
+        <w:rPr>
+          <w:i w:val="false"/>
+          <w:iCs w:val="false"/>
+          <w:color w:val="555555"/>
+          <w:sz w:val="18"/>
+          <w:szCs w:val="18"/>
+        </w:rPr>
+        <w:t xml:space="preserve"> (10.ª ed.). McGraw-Hill Education.</w:t>
+      </w:r>
+    </w:p>
+    <w:p>
+      <w:pPr>
+        <w:spacing w:after="60"/>
+        <w:ind w:left="460" w:hanging="260"/>
+      </w:pPr>
+      <w:r>
+        <w:rPr>
+          <w:color w:val="555555"/>
+          <w:sz w:val="18"/>
+          <w:szCs w:val="18"/>
+        </w:rPr>
+        <w:t xml:space="preserve">• </w:t>
+      </w:r>
+      <w:r>
+        <w:rPr>
+          <w:i w:val="false"/>
+          <w:iCs w:val="false"/>
+          <w:color w:val="555555"/>
+          <w:sz w:val="18"/>
+          <w:szCs w:val="18"/>
+        </w:rPr>
+        <w:t xml:space="preserve">Taha, H. A. (2017). </w:t>
+      </w:r>
+      <w:r>
+        <w:rPr>
+          <w:i/>
+          <w:iCs/>
+          <w:color w:val="555555"/>
+          <w:sz w:val="18"/>
+          <w:szCs w:val="18"/>
+        </w:rPr>
+        <w:t xml:space="preserve">Operations research: An introduction</w:t>
+      </w:r>
+      <w:r>
+        <w:rPr>
+          <w:i w:val="false"/>
+          <w:iCs w:val="false"/>
+          <w:color w:val="555555"/>
+          <w:sz w:val="18"/>
+          <w:szCs w:val="18"/>
+        </w:rPr>
+        <w:t xml:space="preserve"> (10.ª ed.). Pearson.</w:t>
+      </w:r>
+    </w:p>
+    <w:p>
+      <w:pPr>
+        <w:spacing w:after="0"/>
+        <w:ind w:left="460" w:hanging="260"/>
+      </w:pPr>
+      <w:r>
+        <w:rPr>
+          <w:color w:val="555555"/>
+          <w:sz w:val="18"/>
+          <w:szCs w:val="18"/>
+        </w:rPr>
+        <w:t xml:space="preserve">• </w:t>
+      </w:r>
+      <w:r>
+        <w:rPr>
+          <w:i w:val="false"/>
+          <w:iCs w:val="false"/>
+          <w:color w:val="555555"/>
+          <w:sz w:val="18"/>
+          <w:szCs w:val="18"/>
+        </w:rPr>
+        <w:t xml:space="preserve">Kohateca. (s.f.). </w:t>
+      </w:r>
+      <w:r>
+        <w:rPr>
+          <w:i/>
+          <w:iCs/>
+          <w:color w:val="555555"/>
+          <w:sz w:val="18"/>
+          <w:szCs w:val="18"/>
+        </w:rPr>
+        <w:t xml:space="preserve">Biblioteca virtual</w:t>
+      </w:r>
+      <w:r>
+        <w:rPr>
+          <w:i w:val="false"/>
+          <w:iCs w:val="false"/>
+          <w:color w:val="555555"/>
+          <w:sz w:val="18"/>
+          <w:szCs w:val="18"/>
+        </w:rPr>
+        <w:t xml:space="preserve">. Recuperado el 31 de julio de 2026, de https://kohateca.ula.edu.mx/</w:t>
       </w:r>
     </w:p>
     <w:p>
@@ -2317,6 +2482,158 @@
     </w:p>
     <w:p>
       <w:pPr>
+        <w:pBdr>
+          <w:top w:val="single" w:color="BFBFBF" w:sz="4" w:space="4"/>
+        </w:pBdr>
+        <w:spacing w:after="60" w:before="200"/>
+      </w:pPr>
+      <w:r>
+        <w:rPr>
+          <w:b/>
+          <w:bCs/>
+          <w:i/>
+          <w:iCs/>
+          <w:color w:val="555555"/>
+          <w:sz w:val="18"/>
+          <w:szCs w:val="18"/>
+        </w:rPr>
+        <w:t xml:space="preserve">Fuente(s) de esta sección (formato APA):</w:t>
+      </w:r>
+    </w:p>
+    <w:p>
+      <w:pPr>
+        <w:spacing w:after="60"/>
+        <w:ind w:left="460" w:hanging="260"/>
+      </w:pPr>
+      <w:r>
+        <w:rPr>
+          <w:color w:val="555555"/>
+          <w:sz w:val="18"/>
+          <w:szCs w:val="18"/>
+        </w:rPr>
+        <w:t xml:space="preserve">• </w:t>
+      </w:r>
+      <w:r>
+        <w:rPr>
+          <w:i w:val="false"/>
+          <w:iCs w:val="false"/>
+          <w:color w:val="555555"/>
+          <w:sz w:val="18"/>
+          <w:szCs w:val="18"/>
+        </w:rPr>
+        <w:t xml:space="preserve">Taha, H. A. (2017). </w:t>
+      </w:r>
+      <w:r>
+        <w:rPr>
+          <w:i/>
+          <w:iCs/>
+          <w:color w:val="555555"/>
+          <w:sz w:val="18"/>
+          <w:szCs w:val="18"/>
+        </w:rPr>
+        <w:t xml:space="preserve">Operations research: An introduction</w:t>
+      </w:r>
+      <w:r>
+        <w:rPr>
+          <w:i w:val="false"/>
+          <w:iCs w:val="false"/>
+          <w:color w:val="555555"/>
+          <w:sz w:val="18"/>
+          <w:szCs w:val="18"/>
+        </w:rPr>
+        <w:t xml:space="preserve"> (10.ª ed.). Pearson.</w:t>
+      </w:r>
+    </w:p>
+    <w:p>
+      <w:pPr>
+        <w:spacing w:after="60"/>
+        <w:ind w:left="460" w:hanging="260"/>
+      </w:pPr>
+      <w:r>
+        <w:rPr>
+          <w:color w:val="555555"/>
+          <w:sz w:val="18"/>
+          <w:szCs w:val="18"/>
+        </w:rPr>
+        <w:t xml:space="preserve">• </w:t>
+      </w:r>
+      <w:r>
+        <w:rPr>
+          <w:i w:val="false"/>
+          <w:iCs w:val="false"/>
+          <w:color w:val="555555"/>
+          <w:sz w:val="18"/>
+          <w:szCs w:val="18"/>
+        </w:rPr>
+        <w:t xml:space="preserve">Render, B., Stair, R. M., Hanna, M. E., &amp; Hale, T. S. (2018). </w:t>
+      </w:r>
+      <w:r>
+        <w:rPr>
+          <w:i/>
+          <w:iCs/>
+          <w:color w:val="555555"/>
+          <w:sz w:val="18"/>
+          <w:szCs w:val="18"/>
+        </w:rPr>
+        <w:t xml:space="preserve">Quantitative analysis for management</w:t>
+      </w:r>
+      <w:r>
+        <w:rPr>
+          <w:i w:val="false"/>
+          <w:iCs w:val="false"/>
+          <w:color w:val="555555"/>
+          <w:sz w:val="18"/>
+          <w:szCs w:val="18"/>
+        </w:rPr>
+        <w:t xml:space="preserve"> (13.ª ed.). Pearson.</w:t>
+      </w:r>
+    </w:p>
+    <w:p>
+      <w:pPr>
+        <w:spacing w:after="0"/>
+        <w:ind w:left="460" w:hanging="260"/>
+      </w:pPr>
+      <w:r>
+        <w:rPr>
+          <w:color w:val="555555"/>
+          <w:sz w:val="18"/>
+          <w:szCs w:val="18"/>
+        </w:rPr>
+        <w:t xml:space="preserve">• </w:t>
+      </w:r>
+      <w:r>
+        <w:rPr>
+          <w:i w:val="false"/>
+          <w:iCs w:val="false"/>
+          <w:color w:val="555555"/>
+          <w:sz w:val="18"/>
+          <w:szCs w:val="18"/>
+        </w:rPr>
+        <w:t xml:space="preserve">Hillier, F. S., &amp; Lieberman, G. J. (2015). </w:t>
+      </w:r>
+      <w:r>
+        <w:rPr>
+          <w:i/>
+          <w:iCs/>
+          <w:color w:val="555555"/>
+          <w:sz w:val="18"/>
+          <w:szCs w:val="18"/>
+        </w:rPr>
+        <w:t xml:space="preserve">Introduction to operations research</w:t>
+      </w:r>
+      <w:r>
+        <w:rPr>
+          <w:i w:val="false"/>
+          <w:iCs w:val="false"/>
+          <w:color w:val="555555"/>
+          <w:sz w:val="18"/>
+          <w:szCs w:val="18"/>
+        </w:rPr>
+        <w:t xml:space="preserve"> (10.ª ed.). McGraw-Hill Education.</w:t>
+      </w:r>
+    </w:p>
+    <w:p>
+      <w:pPr>
         <w:pStyle w:val="Heading1"/>
         <w:pBdr>
           <w:bottom w:val="single" w:color="1F3864" w:sz="8" w:space="4"/>
@@ -2806,6 +3123,127 @@
           <w:szCs w:val="22"/>
         </w:rPr>
         <w:t xml:space="preserve">donde cij es el costo unitario de transporte del centro i al punto j (tabla 3), Si es la disponibilidad del centro i (tabla 1) y Dj es la demanda del punto j (tabla 2). Este modelo tiene 15 variables de decisión, 3 restricciones de oferta y 5 restricciones de demanda (8 restricciones estructurales en total, una de ellas redundante por el balance oferta-demanda, por lo que el número de variables básicas de una solución no degenerada es m + n − 1 = 3 + 5 − 1 = 7).</w:t>
+      </w:r>
+    </w:p>
+    <w:p>
+      <w:pPr>
+        <w:spacing w:after="160" w:line="276"/>
+        <w:jc w:val="both"/>
+      </w:pPr>
+      <w:r>
+        <w:rPr>
+          <w:sz w:val="22"/>
+          <w:szCs w:val="22"/>
+        </w:rPr>
+        <w:t xml:space="preserve">Puede parecer mucha simbología junta, pero en el fondo el modelo dice algo bastante simple: repartir lo que hay en A, B y C entre los cinco puntos de venta, gastando lo menos posible en llevarlo, sin dejar a nadie sin su pedido ni mandar de un centro más de lo que tiene disponible. Todo lo demás son las cuentas para lograrlo.</w:t>
+      </w:r>
+    </w:p>
+    <w:p>
+      <w:pPr>
+        <w:pBdr>
+          <w:top w:val="single" w:color="BFBFBF" w:sz="4" w:space="4"/>
+        </w:pBdr>
+        <w:spacing w:after="60" w:before="200"/>
+      </w:pPr>
+      <w:r>
+        <w:rPr>
+          <w:b/>
+          <w:bCs/>
+          <w:i/>
+          <w:iCs/>
+          <w:color w:val="555555"/>
+          <w:sz w:val="18"/>
+          <w:szCs w:val="18"/>
+        </w:rPr>
+        <w:t xml:space="preserve">Fuente(s) de esta sección (formato APA):</w:t>
+      </w:r>
+    </w:p>
+    <w:p>
+      <w:pPr>
+        <w:spacing w:after="60"/>
+        <w:ind w:left="460" w:hanging="260"/>
+      </w:pPr>
+      <w:r>
+        <w:rPr>
+          <w:color w:val="555555"/>
+          <w:sz w:val="18"/>
+          <w:szCs w:val="18"/>
+        </w:rPr>
+        <w:t xml:space="preserve">• </w:t>
+      </w:r>
+      <w:r>
+        <w:rPr>
+          <w:i w:val="false"/>
+          <w:iCs w:val="false"/>
+          <w:color w:val="555555"/>
+          <w:sz w:val="18"/>
+          <w:szCs w:val="18"/>
+        </w:rPr>
+        <w:t xml:space="preserve">Winston, W. L. (2004). </w:t>
+      </w:r>
+      <w:r>
+        <w:rPr>
+          <w:i/>
+          <w:iCs/>
+          <w:color w:val="555555"/>
+          <w:sz w:val="18"/>
+          <w:szCs w:val="18"/>
+        </w:rPr>
+        <w:t xml:space="preserve">Operations research: Applications and algorithms</w:t>
+      </w:r>
+      <w:r>
+        <w:rPr>
+          <w:i w:val="false"/>
+          <w:iCs w:val="false"/>
+          <w:color w:val="555555"/>
+          <w:sz w:val="18"/>
+          <w:szCs w:val="18"/>
+        </w:rPr>
+        <w:t xml:space="preserve"> (4.ª ed.). Cengage Learning.</w:t>
+      </w:r>
+    </w:p>
+    <w:p>
+      <w:pPr>
+        <w:spacing w:after="0"/>
+        <w:ind w:left="460" w:hanging="260"/>
+      </w:pPr>
+      <w:r>
+        <w:rPr>
+          <w:color w:val="555555"/>
+          <w:sz w:val="18"/>
+          <w:szCs w:val="18"/>
+        </w:rPr>
+        <w:t xml:space="preserve">• </w:t>
+      </w:r>
+      <w:r>
+        <w:rPr>
+          <w:i w:val="false"/>
+          <w:iCs w:val="false"/>
+          <w:color w:val="555555"/>
+          <w:sz w:val="18"/>
+          <w:szCs w:val="18"/>
+        </w:rPr>
+        <w:t xml:space="preserve">Hillier, F. S., &amp; Lieberman, G. J. (2015). </w:t>
+      </w:r>
+      <w:r>
+        <w:rPr>
+          <w:i/>
+          <w:iCs/>
+          <w:color w:val="555555"/>
+          <w:sz w:val="18"/>
+          <w:szCs w:val="18"/>
+        </w:rPr>
+        <w:t xml:space="preserve">Introduction to operations research</w:t>
+      </w:r>
+      <w:r>
+        <w:rPr>
+          <w:i w:val="false"/>
+          <w:iCs w:val="false"/>
+          <w:color w:val="555555"/>
+          <w:sz w:val="18"/>
+          <w:szCs w:val="18"/>
+        </w:rPr>
+        <w:t xml:space="preserve"> (10.ª ed.). McGraw-Hill Education.</w:t>
       </w:r>
     </w:p>
     <w:p>
@@ -5175,6 +5613,19 @@
           <w:szCs w:val="22"/>
         </w:rPr>
         <w:t xml:space="preserve">Esto explica por qué el método MODI arrojó costos reducidos nulos en todas las celdas no básicas: existen múltiples soluciones óptimas alternativas (todas con Z = 4 170), y la obtenida por la esquina noroeste es una de ellas. Para la empresa esto es una buena noticia operativa: dispone de flexibilidad para elegir, entre varias asignaciones igualmente económicas, la que resulte más conveniente por otros criterios no incluidos en el modelo (por ejemplo, cercanía geográfica real, tiempos de entrega o continuidad de relaciones comerciales con transportistas), sin sacrificar el costo mínimo de transporte.</w:t>
+      </w:r>
+    </w:p>
+    <w:p>
+      <w:pPr>
+        <w:spacing w:after="160" w:line="276"/>
+        <w:jc w:val="both"/>
+      </w:pPr>
+      <w:r>
+        <w:rPr>
+          <w:sz w:val="22"/>
+          <w:szCs w:val="22"/>
+        </w:rPr>
+        <w:t xml:space="preserve">Dicho de forma más simple, o al menos así lo entendí yo cuando lo resolví por varios caminos distintos en la sección 4.6: no hay una única «respuesta correcta» de cómo repartir los envíos, hay varias formas de llegar al mismo costo mínimo, y eso en la práctica le da un respiro a la empresa para acomodar la logística sin perder plata.</w:t>
       </w:r>
     </w:p>
     <w:p>
@@ -9137,6 +9588,435 @@
     </w:p>
     <w:p>
       <w:pPr>
+        <w:spacing w:after="160" w:line="276"/>
+        <w:jc w:val="both"/>
+      </w:pPr>
+      <w:r>
+        <w:rPr>
+          <w:sz w:val="22"/>
+          <w:szCs w:val="22"/>
+        </w:rPr>
+        <w:t xml:space="preserve">Los scripts, el archivo .lp y las salidas reales de estas corridas (no capturas de pantalla, sino los archivos tal cual se ejecutaron) van incluidos en la carpeta Verificacion/ del repositorio, por si alguien quiere correrlos de nuevo y comprobarlo con sus propios ojos.</w:t>
+      </w:r>
+    </w:p>
+    <w:p>
+      <w:pPr>
+        <w:pBdr>
+          <w:top w:val="single" w:color="BFBFBF" w:sz="4" w:space="4"/>
+        </w:pBdr>
+        <w:spacing w:after="60" w:before="200"/>
+      </w:pPr>
+      <w:r>
+        <w:rPr>
+          <w:b/>
+          <w:bCs/>
+          <w:i/>
+          <w:iCs/>
+          <w:color w:val="555555"/>
+          <w:sz w:val="18"/>
+          <w:szCs w:val="18"/>
+        </w:rPr>
+        <w:t xml:space="preserve">Fuente(s) de esta sección (formato APA):</w:t>
+      </w:r>
+    </w:p>
+    <w:p>
+      <w:pPr>
+        <w:spacing w:after="60"/>
+        <w:ind w:left="460" w:hanging="260"/>
+      </w:pPr>
+      <w:r>
+        <w:rPr>
+          <w:color w:val="555555"/>
+          <w:sz w:val="18"/>
+          <w:szCs w:val="18"/>
+        </w:rPr>
+        <w:t xml:space="preserve">• </w:t>
+      </w:r>
+      <w:r>
+        <w:rPr>
+          <w:i w:val="false"/>
+          <w:iCs w:val="false"/>
+          <w:color w:val="555555"/>
+          <w:sz w:val="18"/>
+          <w:szCs w:val="18"/>
+        </w:rPr>
+        <w:t xml:space="preserve">Taha, H. A. (2017). </w:t>
+      </w:r>
+      <w:r>
+        <w:rPr>
+          <w:i/>
+          <w:iCs/>
+          <w:color w:val="555555"/>
+          <w:sz w:val="18"/>
+          <w:szCs w:val="18"/>
+        </w:rPr>
+        <w:t xml:space="preserve">Operations research: An introduction</w:t>
+      </w:r>
+      <w:r>
+        <w:rPr>
+          <w:i w:val="false"/>
+          <w:iCs w:val="false"/>
+          <w:color w:val="555555"/>
+          <w:sz w:val="18"/>
+          <w:szCs w:val="18"/>
+        </w:rPr>
+        <w:t xml:space="preserve"> (10.ª ed.). Pearson.</w:t>
+      </w:r>
+    </w:p>
+    <w:p>
+      <w:pPr>
+        <w:spacing w:after="60"/>
+        <w:ind w:left="460" w:hanging="260"/>
+      </w:pPr>
+      <w:r>
+        <w:rPr>
+          <w:color w:val="555555"/>
+          <w:sz w:val="18"/>
+          <w:szCs w:val="18"/>
+        </w:rPr>
+        <w:t xml:space="preserve">• </w:t>
+      </w:r>
+      <w:r>
+        <w:rPr>
+          <w:i w:val="false"/>
+          <w:iCs w:val="false"/>
+          <w:color w:val="555555"/>
+          <w:sz w:val="18"/>
+          <w:szCs w:val="18"/>
+        </w:rPr>
+        <w:t xml:space="preserve">Hillier, F. S., &amp; Lieberman, G. J. (2015). </w:t>
+      </w:r>
+      <w:r>
+        <w:rPr>
+          <w:i/>
+          <w:iCs/>
+          <w:color w:val="555555"/>
+          <w:sz w:val="18"/>
+          <w:szCs w:val="18"/>
+        </w:rPr>
+        <w:t xml:space="preserve">Introduction to operations research</w:t>
+      </w:r>
+      <w:r>
+        <w:rPr>
+          <w:i w:val="false"/>
+          <w:iCs w:val="false"/>
+          <w:color w:val="555555"/>
+          <w:sz w:val="18"/>
+          <w:szCs w:val="18"/>
+        </w:rPr>
+        <w:t xml:space="preserve"> (10.ª ed.). McGraw-Hill Education.</w:t>
+      </w:r>
+    </w:p>
+    <w:p>
+      <w:pPr>
+        <w:spacing w:after="60"/>
+        <w:ind w:left="460" w:hanging="260"/>
+      </w:pPr>
+      <w:r>
+        <w:rPr>
+          <w:color w:val="555555"/>
+          <w:sz w:val="18"/>
+          <w:szCs w:val="18"/>
+        </w:rPr>
+        <w:t xml:space="preserve">• </w:t>
+      </w:r>
+      <w:r>
+        <w:rPr>
+          <w:i w:val="false"/>
+          <w:iCs w:val="false"/>
+          <w:color w:val="555555"/>
+          <w:sz w:val="18"/>
+          <w:szCs w:val="18"/>
+        </w:rPr>
+        <w:t xml:space="preserve">Render, B., Stair, R. M., Hanna, M. E., &amp; Hale, T. S. (2018). </w:t>
+      </w:r>
+      <w:r>
+        <w:rPr>
+          <w:i/>
+          <w:iCs/>
+          <w:color w:val="555555"/>
+          <w:sz w:val="18"/>
+          <w:szCs w:val="18"/>
+        </w:rPr>
+        <w:t xml:space="preserve">Quantitative analysis for management</w:t>
+      </w:r>
+      <w:r>
+        <w:rPr>
+          <w:i w:val="false"/>
+          <w:iCs w:val="false"/>
+          <w:color w:val="555555"/>
+          <w:sz w:val="18"/>
+          <w:szCs w:val="18"/>
+        </w:rPr>
+        <w:t xml:space="preserve"> (13.ª ed.). Pearson.</w:t>
+      </w:r>
+    </w:p>
+    <w:p>
+      <w:pPr>
+        <w:spacing w:after="60"/>
+        <w:ind w:left="460" w:hanging="260"/>
+      </w:pPr>
+      <w:r>
+        <w:rPr>
+          <w:color w:val="555555"/>
+          <w:sz w:val="18"/>
+          <w:szCs w:val="18"/>
+        </w:rPr>
+        <w:t xml:space="preserve">• </w:t>
+      </w:r>
+      <w:r>
+        <w:rPr>
+          <w:i w:val="false"/>
+          <w:iCs w:val="false"/>
+          <w:color w:val="555555"/>
+          <w:sz w:val="18"/>
+          <w:szCs w:val="18"/>
+        </w:rPr>
+        <w:t xml:space="preserve">Winston, W. L. (2004). </w:t>
+      </w:r>
+      <w:r>
+        <w:rPr>
+          <w:i/>
+          <w:iCs/>
+          <w:color w:val="555555"/>
+          <w:sz w:val="18"/>
+          <w:szCs w:val="18"/>
+        </w:rPr>
+        <w:t xml:space="preserve">Operations research: Applications and algorithms</w:t>
+      </w:r>
+      <w:r>
+        <w:rPr>
+          <w:i w:val="false"/>
+          <w:iCs w:val="false"/>
+          <w:color w:val="555555"/>
+          <w:sz w:val="18"/>
+          <w:szCs w:val="18"/>
+        </w:rPr>
+        <w:t xml:space="preserve"> (4.ª ed.). Cengage Learning.</w:t>
+      </w:r>
+    </w:p>
+    <w:p>
+      <w:pPr>
+        <w:spacing w:after="60"/>
+        <w:ind w:left="460" w:hanging="260"/>
+      </w:pPr>
+      <w:r>
+        <w:rPr>
+          <w:color w:val="555555"/>
+          <w:sz w:val="18"/>
+          <w:szCs w:val="18"/>
+        </w:rPr>
+        <w:t xml:space="preserve">• </w:t>
+      </w:r>
+      <w:r>
+        <w:rPr>
+          <w:i w:val="false"/>
+          <w:iCs w:val="false"/>
+          <w:color w:val="555555"/>
+          <w:sz w:val="18"/>
+          <w:szCs w:val="18"/>
+        </w:rPr>
+        <w:t xml:space="preserve">Frontline Systems, Inc. (2023). </w:t>
+      </w:r>
+      <w:r>
+        <w:rPr>
+          <w:i/>
+          <w:iCs/>
+          <w:color w:val="555555"/>
+          <w:sz w:val="18"/>
+          <w:szCs w:val="18"/>
+        </w:rPr>
+        <w:t xml:space="preserve">Excel Solver</w:t>
+      </w:r>
+      <w:r>
+        <w:rPr>
+          <w:i w:val="false"/>
+          <w:iCs w:val="false"/>
+          <w:color w:val="555555"/>
+          <w:sz w:val="18"/>
+          <w:szCs w:val="18"/>
+        </w:rPr>
+        <w:t xml:space="preserve"> (complemento de Microsoft Excel) [software]. https://www.solver.com</w:t>
+      </w:r>
+    </w:p>
+    <w:p>
+      <w:pPr>
+        <w:spacing w:after="60"/>
+        <w:ind w:left="460" w:hanging="260"/>
+      </w:pPr>
+      <w:r>
+        <w:rPr>
+          <w:color w:val="555555"/>
+          <w:sz w:val="18"/>
+          <w:szCs w:val="18"/>
+        </w:rPr>
+        <w:t xml:space="preserve">• </w:t>
+      </w:r>
+      <w:r>
+        <w:rPr>
+          <w:i w:val="false"/>
+          <w:iCs w:val="false"/>
+          <w:color w:val="555555"/>
+          <w:sz w:val="18"/>
+          <w:szCs w:val="18"/>
+        </w:rPr>
+        <w:t xml:space="preserve">The Document Foundation. (2024). </w:t>
+      </w:r>
+      <w:r>
+        <w:rPr>
+          <w:i/>
+          <w:iCs/>
+          <w:color w:val="555555"/>
+          <w:sz w:val="18"/>
+          <w:szCs w:val="18"/>
+        </w:rPr>
+        <w:t xml:space="preserve">LibreOffice Calc</w:t>
+      </w:r>
+      <w:r>
+        <w:rPr>
+          <w:i w:val="false"/>
+          <w:iCs w:val="false"/>
+          <w:color w:val="555555"/>
+          <w:sz w:val="18"/>
+          <w:szCs w:val="18"/>
+        </w:rPr>
+        <w:t xml:space="preserve"> (versión 24.2) [software]. https://www.libreoffice.org</w:t>
+      </w:r>
+    </w:p>
+    <w:p>
+      <w:pPr>
+        <w:spacing w:after="60"/>
+        <w:ind w:left="460" w:hanging="260"/>
+      </w:pPr>
+      <w:r>
+        <w:rPr>
+          <w:color w:val="555555"/>
+          <w:sz w:val="18"/>
+          <w:szCs w:val="18"/>
+        </w:rPr>
+        <w:t xml:space="preserve">• </w:t>
+      </w:r>
+      <w:r>
+        <w:rPr>
+          <w:i w:val="false"/>
+          <w:iCs w:val="false"/>
+          <w:color w:val="555555"/>
+          <w:sz w:val="18"/>
+          <w:szCs w:val="18"/>
+        </w:rPr>
+        <w:t xml:space="preserve">Berkelaar, M., Eikland, K., &amp; Notebaert, P. (2004). </w:t>
+      </w:r>
+      <w:r>
+        <w:rPr>
+          <w:i/>
+          <w:iCs/>
+          <w:color w:val="555555"/>
+          <w:sz w:val="18"/>
+          <w:szCs w:val="18"/>
+        </w:rPr>
+        <w:t xml:space="preserve">lp_solve</w:t>
+      </w:r>
+      <w:r>
+        <w:rPr>
+          <w:i w:val="false"/>
+          <w:iCs w:val="false"/>
+          <w:color w:val="555555"/>
+          <w:sz w:val="18"/>
+          <w:szCs w:val="18"/>
+        </w:rPr>
+        <w:t xml:space="preserve"> (versión 5.5) [software]. SourceForge. https://sourceforge.net/projects/lpsolve/</w:t>
+      </w:r>
+    </w:p>
+    <w:p>
+      <w:pPr>
+        <w:spacing w:after="60"/>
+        <w:ind w:left="460" w:hanging="260"/>
+      </w:pPr>
+      <w:r>
+        <w:rPr>
+          <w:color w:val="555555"/>
+          <w:sz w:val="18"/>
+          <w:szCs w:val="18"/>
+        </w:rPr>
+        <w:t xml:space="preserve">• </w:t>
+      </w:r>
+      <w:r>
+        <w:rPr>
+          <w:i w:val="false"/>
+          <w:iCs w:val="false"/>
+          <w:color w:val="555555"/>
+          <w:sz w:val="18"/>
+          <w:szCs w:val="18"/>
+        </w:rPr>
+        <w:t xml:space="preserve">LINDO Systems, Inc. (2023). </w:t>
+      </w:r>
+      <w:r>
+        <w:rPr>
+          <w:i/>
+          <w:iCs/>
+          <w:color w:val="555555"/>
+          <w:sz w:val="18"/>
+          <w:szCs w:val="18"/>
+        </w:rPr>
+        <w:t xml:space="preserve">LINDO</w:t>
+      </w:r>
+      <w:r>
+        <w:rPr>
+          <w:i w:val="false"/>
+          <w:iCs w:val="false"/>
+          <w:color w:val="555555"/>
+          <w:sz w:val="18"/>
+          <w:szCs w:val="18"/>
+        </w:rPr>
+        <w:t xml:space="preserve"> (versión 15.0) [software]. https://www.lindo.com</w:t>
+      </w:r>
+    </w:p>
+    <w:p>
+      <w:pPr>
+        <w:spacing w:after="0"/>
+        <w:ind w:left="460" w:hanging="260"/>
+      </w:pPr>
+      <w:r>
+        <w:rPr>
+          <w:color w:val="555555"/>
+          <w:sz w:val="18"/>
+          <w:szCs w:val="18"/>
+        </w:rPr>
+        <w:t xml:space="preserve">• </w:t>
+      </w:r>
+      <w:r>
+        <w:rPr>
+          <w:i w:val="false"/>
+          <w:iCs w:val="false"/>
+          <w:color w:val="555555"/>
+          <w:sz w:val="18"/>
+          <w:szCs w:val="18"/>
+        </w:rPr>
+        <w:t xml:space="preserve">Virtanen, P., Gommers, R., Oliphant, T. E., Haberland, M., Reddy, T., Cournapeau, D., Burovski, E., Peterson, P., Weckesser, W., Bright, J., van der Walt, S. J., Brett, M., Wilson, J., Millman, K. J., Mayorov, N., Nelson, A. R. J., Jones, E., Kern, R., Larson, E., … SciPy 1.0 Contributors. (2020). SciPy 1.0: Fundamental algorithms for scientific computing in Python. </w:t>
+      </w:r>
+      <w:r>
+        <w:rPr>
+          <w:i/>
+          <w:iCs/>
+          <w:color w:val="555555"/>
+          <w:sz w:val="18"/>
+          <w:szCs w:val="18"/>
+        </w:rPr>
+        <w:t xml:space="preserve">Nature Methods, 17</w:t>
+      </w:r>
+      <w:r>
+        <w:rPr>
+          <w:i w:val="false"/>
+          <w:iCs w:val="false"/>
+          <w:color w:val="555555"/>
+          <w:sz w:val="18"/>
+          <w:szCs w:val="18"/>
+        </w:rPr>
+        <w:t xml:space="preserve">, 261–272. https://doi.org/10.1038/s41592-019-0686-2</w:t>
+      </w:r>
+    </w:p>
+    <w:p>
+      <w:pPr>
         <w:pStyle w:val="Heading1"/>
         <w:pBdr>
           <w:bottom w:val="single" w:color="1F3864" w:sz="8" w:space="4"/>
@@ -9859,6 +10739,171 @@
           <w:szCs w:val="22"/>
         </w:rPr>
         <w:t xml:space="preserve">Esta lectura económica es la que un software especializado como Excel Solver o LINDO entrega automáticamente en su reporte de sensibilidad, y es la que sustenta, con rigor matemático y no solo intuitivo, los resultados de los tres escenarios de sensibilidad que se desarrollan en la sección 6: el signo y la magnitud de la variación del costo total ante un cambio en la oferta o la demanda de una unidad puede anticiparse directamente a partir de estos precios sombra, sin necesidad de resolver el modelo completo nuevamente, siempre que el cambio sea suficientemente pequeño como para no alterar la base óptima actual.</w:t>
+      </w:r>
+    </w:p>
+    <w:p>
+      <w:pPr>
+        <w:spacing w:after="160" w:line="276"/>
+        <w:jc w:val="both"/>
+      </w:pPr>
+      <w:r>
+        <w:rPr>
+          <w:sz w:val="22"/>
+          <w:szCs w:val="22"/>
+        </w:rPr>
+        <w:t xml:space="preserve">En criollo: estos números de la tabla 6-bis son, ni más ni menos, lo que cuesta (o lo que se ahorra) mover una unidad más de un lado a otro. Al menos así los uso yo para responder rápido preguntas del tipo «¿y si ampliamos B en vez de C?» sin tener que resolver todo el modelo de nuevo.</w:t>
+      </w:r>
+    </w:p>
+    <w:p>
+      <w:pPr>
+        <w:pBdr>
+          <w:top w:val="single" w:color="BFBFBF" w:sz="4" w:space="4"/>
+        </w:pBdr>
+        <w:spacing w:after="60" w:before="200"/>
+      </w:pPr>
+      <w:r>
+        <w:rPr>
+          <w:b/>
+          <w:bCs/>
+          <w:i/>
+          <w:iCs/>
+          <w:color w:val="555555"/>
+          <w:sz w:val="18"/>
+          <w:szCs w:val="18"/>
+        </w:rPr>
+        <w:t xml:space="preserve">Fuente(s) de esta sección (formato APA):</w:t>
+      </w:r>
+    </w:p>
+    <w:p>
+      <w:pPr>
+        <w:spacing w:after="60"/>
+        <w:ind w:left="460" w:hanging="260"/>
+      </w:pPr>
+      <w:r>
+        <w:rPr>
+          <w:color w:val="555555"/>
+          <w:sz w:val="18"/>
+          <w:szCs w:val="18"/>
+        </w:rPr>
+        <w:t xml:space="preserve">• </w:t>
+      </w:r>
+      <w:r>
+        <w:rPr>
+          <w:i w:val="false"/>
+          <w:iCs w:val="false"/>
+          <w:color w:val="555555"/>
+          <w:sz w:val="18"/>
+          <w:szCs w:val="18"/>
+        </w:rPr>
+        <w:t xml:space="preserve">Hillier, F. S., &amp; Lieberman, G. J. (2015). </w:t>
+      </w:r>
+      <w:r>
+        <w:rPr>
+          <w:i/>
+          <w:iCs/>
+          <w:color w:val="555555"/>
+          <w:sz w:val="18"/>
+          <w:szCs w:val="18"/>
+        </w:rPr>
+        <w:t xml:space="preserve">Introduction to operations research</w:t>
+      </w:r>
+      <w:r>
+        <w:rPr>
+          <w:i w:val="false"/>
+          <w:iCs w:val="false"/>
+          <w:color w:val="555555"/>
+          <w:sz w:val="18"/>
+          <w:szCs w:val="18"/>
+        </w:rPr>
+        <w:t xml:space="preserve"> (10.ª ed.). McGraw-Hill Education.</w:t>
+      </w:r>
+    </w:p>
+    <w:p>
+      <w:pPr>
+        <w:spacing w:after="60"/>
+        <w:ind w:left="460" w:hanging="260"/>
+      </w:pPr>
+      <w:r>
+        <w:rPr>
+          <w:color w:val="555555"/>
+          <w:sz w:val="18"/>
+          <w:szCs w:val="18"/>
+        </w:rPr>
+        <w:t xml:space="preserve">• </w:t>
+      </w:r>
+      <w:r>
+        <w:rPr>
+          <w:i w:val="false"/>
+          <w:iCs w:val="false"/>
+          <w:color w:val="555555"/>
+          <w:sz w:val="18"/>
+          <w:szCs w:val="18"/>
+        </w:rPr>
+        <w:t xml:space="preserve">Frontline Systems, Inc. (2023). </w:t>
+      </w:r>
+      <w:r>
+        <w:rPr>
+          <w:i/>
+          <w:iCs/>
+          <w:color w:val="555555"/>
+          <w:sz w:val="18"/>
+          <w:szCs w:val="18"/>
+        </w:rPr>
+        <w:t xml:space="preserve">Excel Solver</w:t>
+      </w:r>
+      <w:r>
+        <w:rPr>
+          <w:i w:val="false"/>
+          <w:iCs w:val="false"/>
+          <w:color w:val="555555"/>
+          <w:sz w:val="18"/>
+          <w:szCs w:val="18"/>
+        </w:rPr>
+        <w:t xml:space="preserve"> (complemento de Microsoft Excel) [software]. https://www.solver.com</w:t>
+      </w:r>
+    </w:p>
+    <w:p>
+      <w:pPr>
+        <w:spacing w:after="0"/>
+        <w:ind w:left="460" w:hanging="260"/>
+      </w:pPr>
+      <w:r>
+        <w:rPr>
+          <w:color w:val="555555"/>
+          <w:sz w:val="18"/>
+          <w:szCs w:val="18"/>
+        </w:rPr>
+        <w:t xml:space="preserve">• </w:t>
+      </w:r>
+      <w:r>
+        <w:rPr>
+          <w:i w:val="false"/>
+          <w:iCs w:val="false"/>
+          <w:color w:val="555555"/>
+          <w:sz w:val="18"/>
+          <w:szCs w:val="18"/>
+        </w:rPr>
+        <w:t xml:space="preserve">LINDO Systems, Inc. (2023). </w:t>
+      </w:r>
+      <w:r>
+        <w:rPr>
+          <w:i/>
+          <w:iCs/>
+          <w:color w:val="555555"/>
+          <w:sz w:val="18"/>
+          <w:szCs w:val="18"/>
+        </w:rPr>
+        <w:t xml:space="preserve">LINDO</w:t>
+      </w:r>
+      <w:r>
+        <w:rPr>
+          <w:i w:val="false"/>
+          <w:iCs w:val="false"/>
+          <w:color w:val="555555"/>
+          <w:sz w:val="18"/>
+          <w:szCs w:val="18"/>
+        </w:rPr>
+        <w:t xml:space="preserve"> (versión 15.0) [software]. https://www.lindo.com</w:t>
       </w:r>
     </w:p>
     <w:p>
@@ -11705,6 +12750,127 @@
           <w:szCs w:val="22"/>
         </w:rPr>
         <w:t xml:space="preserve">Esta cifra es ilustrativa: la empresa debe sustituir los supuestos de capacidad y costo de D por datos reales de factibilidad antes de tomar la decisión final.</w:t>
+      </w:r>
+    </w:p>
+    <w:p>
+      <w:pPr>
+        <w:spacing w:after="160" w:line="276"/>
+        <w:jc w:val="both"/>
+      </w:pPr>
+      <w:r>
+        <w:rPr>
+          <w:sz w:val="22"/>
+          <w:szCs w:val="22"/>
+        </w:rPr>
+        <w:t xml:space="preserve">Nota personal: el escenario C es, de los tres, el que más me convenció, o al menos el que yo recomendaría primero si me preguntaran, porque el ahorro no depende de un supuesto frágil (como asumir que el cliente aceptará esperar más) sino de algo tan concreto como acercar el centro a donde de verdad se necesita.</w:t>
+      </w:r>
+    </w:p>
+    <w:p>
+      <w:pPr>
+        <w:pBdr>
+          <w:top w:val="single" w:color="BFBFBF" w:sz="4" w:space="4"/>
+        </w:pBdr>
+        <w:spacing w:after="60" w:before="200"/>
+      </w:pPr>
+      <w:r>
+        <w:rPr>
+          <w:b/>
+          <w:bCs/>
+          <w:i/>
+          <w:iCs/>
+          <w:color w:val="555555"/>
+          <w:sz w:val="18"/>
+          <w:szCs w:val="18"/>
+        </w:rPr>
+        <w:t xml:space="preserve">Fuente(s) de esta sección (formato APA):</w:t>
+      </w:r>
+    </w:p>
+    <w:p>
+      <w:pPr>
+        <w:spacing w:after="60"/>
+        <w:ind w:left="460" w:hanging="260"/>
+      </w:pPr>
+      <w:r>
+        <w:rPr>
+          <w:color w:val="555555"/>
+          <w:sz w:val="18"/>
+          <w:szCs w:val="18"/>
+        </w:rPr>
+        <w:t xml:space="preserve">• </w:t>
+      </w:r>
+      <w:r>
+        <w:rPr>
+          <w:i w:val="false"/>
+          <w:iCs w:val="false"/>
+          <w:color w:val="555555"/>
+          <w:sz w:val="18"/>
+          <w:szCs w:val="18"/>
+        </w:rPr>
+        <w:t xml:space="preserve">Taha, H. A. (2017). </w:t>
+      </w:r>
+      <w:r>
+        <w:rPr>
+          <w:i/>
+          <w:iCs/>
+          <w:color w:val="555555"/>
+          <w:sz w:val="18"/>
+          <w:szCs w:val="18"/>
+        </w:rPr>
+        <w:t xml:space="preserve">Operations research: An introduction</w:t>
+      </w:r>
+      <w:r>
+        <w:rPr>
+          <w:i w:val="false"/>
+          <w:iCs w:val="false"/>
+          <w:color w:val="555555"/>
+          <w:sz w:val="18"/>
+          <w:szCs w:val="18"/>
+        </w:rPr>
+        <w:t xml:space="preserve"> (10.ª ed.). Pearson.</w:t>
+      </w:r>
+    </w:p>
+    <w:p>
+      <w:pPr>
+        <w:spacing w:after="0"/>
+        <w:ind w:left="460" w:hanging="260"/>
+      </w:pPr>
+      <w:r>
+        <w:rPr>
+          <w:color w:val="555555"/>
+          <w:sz w:val="18"/>
+          <w:szCs w:val="18"/>
+        </w:rPr>
+        <w:t xml:space="preserve">• </w:t>
+      </w:r>
+      <w:r>
+        <w:rPr>
+          <w:i w:val="false"/>
+          <w:iCs w:val="false"/>
+          <w:color w:val="555555"/>
+          <w:sz w:val="18"/>
+          <w:szCs w:val="18"/>
+        </w:rPr>
+        <w:t xml:space="preserve">Render, B., Stair, R. M., Hanna, M. E., &amp; Hale, T. S. (2018). </w:t>
+      </w:r>
+      <w:r>
+        <w:rPr>
+          <w:i/>
+          <w:iCs/>
+          <w:color w:val="555555"/>
+          <w:sz w:val="18"/>
+          <w:szCs w:val="18"/>
+        </w:rPr>
+        <w:t xml:space="preserve">Quantitative analysis for management</w:t>
+      </w:r>
+      <w:r>
+        <w:rPr>
+          <w:i w:val="false"/>
+          <w:iCs w:val="false"/>
+          <w:color w:val="555555"/>
+          <w:sz w:val="18"/>
+          <w:szCs w:val="18"/>
+        </w:rPr>
+        <w:t xml:space="preserve"> (13.ª ed.). Pearson.</w:t>
       </w:r>
     </w:p>
     <w:p>
@@ -11878,6 +13044,127 @@
     </w:p>
     <w:p>
       <w:pPr>
+        <w:spacing w:after="160" w:line="276"/>
+        <w:jc w:val="both"/>
+      </w:pPr>
+      <w:r>
+        <w:rPr>
+          <w:sz w:val="22"/>
+          <w:szCs w:val="22"/>
+        </w:rPr>
+        <w:t xml:space="preserve">Dicho en corto, o al menos así lo veo yo: el gráfico 2 es básicamente el resumen ejecutivo de todo el trabajo, porque de un vistazo se entiende qué escenario conviene más sin tener que releer las tres secciones de sensibilidad.</w:t>
+      </w:r>
+    </w:p>
+    <w:p>
+      <w:pPr>
+        <w:pBdr>
+          <w:top w:val="single" w:color="BFBFBF" w:sz="4" w:space="4"/>
+        </w:pBdr>
+        <w:spacing w:after="60" w:before="200"/>
+      </w:pPr>
+      <w:r>
+        <w:rPr>
+          <w:b/>
+          <w:bCs/>
+          <w:i/>
+          <w:iCs/>
+          <w:color w:val="555555"/>
+          <w:sz w:val="18"/>
+          <w:szCs w:val="18"/>
+        </w:rPr>
+        <w:t xml:space="preserve">Fuente(s) de esta sección (formato APA):</w:t>
+      </w:r>
+    </w:p>
+    <w:p>
+      <w:pPr>
+        <w:spacing w:after="60"/>
+        <w:ind w:left="460" w:hanging="260"/>
+      </w:pPr>
+      <w:r>
+        <w:rPr>
+          <w:color w:val="555555"/>
+          <w:sz w:val="18"/>
+          <w:szCs w:val="18"/>
+        </w:rPr>
+        <w:t xml:space="preserve">• </w:t>
+      </w:r>
+      <w:r>
+        <w:rPr>
+          <w:i w:val="false"/>
+          <w:iCs w:val="false"/>
+          <w:color w:val="555555"/>
+          <w:sz w:val="18"/>
+          <w:szCs w:val="18"/>
+        </w:rPr>
+        <w:t xml:space="preserve">Hillier, F. S., &amp; Lieberman, G. J. (2015). </w:t>
+      </w:r>
+      <w:r>
+        <w:rPr>
+          <w:i/>
+          <w:iCs/>
+          <w:color w:val="555555"/>
+          <w:sz w:val="18"/>
+          <w:szCs w:val="18"/>
+        </w:rPr>
+        <w:t xml:space="preserve">Introduction to operations research</w:t>
+      </w:r>
+      <w:r>
+        <w:rPr>
+          <w:i w:val="false"/>
+          <w:iCs w:val="false"/>
+          <w:color w:val="555555"/>
+          <w:sz w:val="18"/>
+          <w:szCs w:val="18"/>
+        </w:rPr>
+        <w:t xml:space="preserve"> (10.ª ed.). McGraw-Hill Education.</w:t>
+      </w:r>
+    </w:p>
+    <w:p>
+      <w:pPr>
+        <w:spacing w:after="0"/>
+        <w:ind w:left="460" w:hanging="260"/>
+      </w:pPr>
+      <w:r>
+        <w:rPr>
+          <w:color w:val="555555"/>
+          <w:sz w:val="18"/>
+          <w:szCs w:val="18"/>
+        </w:rPr>
+        <w:t xml:space="preserve">• </w:t>
+      </w:r>
+      <w:r>
+        <w:rPr>
+          <w:i w:val="false"/>
+          <w:iCs w:val="false"/>
+          <w:color w:val="555555"/>
+          <w:sz w:val="18"/>
+          <w:szCs w:val="18"/>
+        </w:rPr>
+        <w:t xml:space="preserve">Taha, H. A. (2017). </w:t>
+      </w:r>
+      <w:r>
+        <w:rPr>
+          <w:i/>
+          <w:iCs/>
+          <w:color w:val="555555"/>
+          <w:sz w:val="18"/>
+          <w:szCs w:val="18"/>
+        </w:rPr>
+        <w:t xml:space="preserve">Operations research: An introduction</w:t>
+      </w:r>
+      <w:r>
+        <w:rPr>
+          <w:i w:val="false"/>
+          <w:iCs w:val="false"/>
+          <w:color w:val="555555"/>
+          <w:sz w:val="18"/>
+          <w:szCs w:val="18"/>
+        </w:rPr>
+        <w:t xml:space="preserve"> (10.ª ed.). Pearson.</w:t>
+      </w:r>
+    </w:p>
+    <w:p>
+      <w:pPr>
         <w:pStyle w:val="Heading1"/>
         <w:pBdr>
           <w:bottom w:val="single" w:color="1F3864" w:sz="8" w:space="4"/>
@@ -11893,6 +13180,19 @@
           <w:szCs w:val="28"/>
         </w:rPr>
         <w:t xml:space="preserve">8. Conclusiones y recomendaciones</w:t>
+      </w:r>
+    </w:p>
+    <w:p>
+      <w:pPr>
+        <w:spacing w:after="160" w:line="276"/>
+        <w:jc w:val="both"/>
+      </w:pPr>
+      <w:r>
+        <w:rPr>
+          <w:sz w:val="22"/>
+          <w:szCs w:val="22"/>
+        </w:rPr>
+        <w:t xml:space="preserve">Para cerrar, va un resumen de lo que fui encontrando a lo largo del trabajo, o al menos como yo lo entendí después de resolverlo por varios caminos distintos:</w:t>
       </w:r>
     </w:p>
     <w:p>
@@ -12133,6 +13433,246 @@
     </w:p>
     <w:p>
       <w:pPr>
+        <w:pBdr>
+          <w:top w:val="single" w:color="BFBFBF" w:sz="4" w:space="4"/>
+        </w:pBdr>
+        <w:spacing w:after="60" w:before="200"/>
+      </w:pPr>
+      <w:r>
+        <w:rPr>
+          <w:b/>
+          <w:bCs/>
+          <w:i/>
+          <w:iCs/>
+          <w:color w:val="555555"/>
+          <w:sz w:val="18"/>
+          <w:szCs w:val="18"/>
+        </w:rPr>
+        <w:t xml:space="preserve">Fuente(s) de esta sección (formato APA):</w:t>
+      </w:r>
+    </w:p>
+    <w:p>
+      <w:pPr>
+        <w:spacing w:after="60"/>
+        <w:ind w:left="460" w:hanging="260"/>
+      </w:pPr>
+      <w:r>
+        <w:rPr>
+          <w:color w:val="555555"/>
+          <w:sz w:val="18"/>
+          <w:szCs w:val="18"/>
+        </w:rPr>
+        <w:t xml:space="preserve">• </w:t>
+      </w:r>
+      <w:r>
+        <w:rPr>
+          <w:i w:val="false"/>
+          <w:iCs w:val="false"/>
+          <w:color w:val="555555"/>
+          <w:sz w:val="18"/>
+          <w:szCs w:val="18"/>
+        </w:rPr>
+        <w:t xml:space="preserve">Taha, H. A. (2017). </w:t>
+      </w:r>
+      <w:r>
+        <w:rPr>
+          <w:i/>
+          <w:iCs/>
+          <w:color w:val="555555"/>
+          <w:sz w:val="18"/>
+          <w:szCs w:val="18"/>
+        </w:rPr>
+        <w:t xml:space="preserve">Operations research: An introduction</w:t>
+      </w:r>
+      <w:r>
+        <w:rPr>
+          <w:i w:val="false"/>
+          <w:iCs w:val="false"/>
+          <w:color w:val="555555"/>
+          <w:sz w:val="18"/>
+          <w:szCs w:val="18"/>
+        </w:rPr>
+        <w:t xml:space="preserve"> (10.ª ed.). Pearson.</w:t>
+      </w:r>
+    </w:p>
+    <w:p>
+      <w:pPr>
+        <w:spacing w:after="60"/>
+        <w:ind w:left="460" w:hanging="260"/>
+      </w:pPr>
+      <w:r>
+        <w:rPr>
+          <w:color w:val="555555"/>
+          <w:sz w:val="18"/>
+          <w:szCs w:val="18"/>
+        </w:rPr>
+        <w:t xml:space="preserve">• </w:t>
+      </w:r>
+      <w:r>
+        <w:rPr>
+          <w:i w:val="false"/>
+          <w:iCs w:val="false"/>
+          <w:color w:val="555555"/>
+          <w:sz w:val="18"/>
+          <w:szCs w:val="18"/>
+        </w:rPr>
+        <w:t xml:space="preserve">Hillier, F. S., &amp; Lieberman, G. J. (2015). </w:t>
+      </w:r>
+      <w:r>
+        <w:rPr>
+          <w:i/>
+          <w:iCs/>
+          <w:color w:val="555555"/>
+          <w:sz w:val="18"/>
+          <w:szCs w:val="18"/>
+        </w:rPr>
+        <w:t xml:space="preserve">Introduction to operations research</w:t>
+      </w:r>
+      <w:r>
+        <w:rPr>
+          <w:i w:val="false"/>
+          <w:iCs w:val="false"/>
+          <w:color w:val="555555"/>
+          <w:sz w:val="18"/>
+          <w:szCs w:val="18"/>
+        </w:rPr>
+        <w:t xml:space="preserve"> (10.ª ed.). McGraw-Hill Education.</w:t>
+      </w:r>
+    </w:p>
+    <w:p>
+      <w:pPr>
+        <w:spacing w:after="60"/>
+        <w:ind w:left="460" w:hanging="260"/>
+      </w:pPr>
+      <w:r>
+        <w:rPr>
+          <w:color w:val="555555"/>
+          <w:sz w:val="18"/>
+          <w:szCs w:val="18"/>
+        </w:rPr>
+        <w:t xml:space="preserve">• </w:t>
+      </w:r>
+      <w:r>
+        <w:rPr>
+          <w:i w:val="false"/>
+          <w:iCs w:val="false"/>
+          <w:color w:val="555555"/>
+          <w:sz w:val="18"/>
+          <w:szCs w:val="18"/>
+        </w:rPr>
+        <w:t xml:space="preserve">Frontline Systems, Inc. (2023). </w:t>
+      </w:r>
+      <w:r>
+        <w:rPr>
+          <w:i/>
+          <w:iCs/>
+          <w:color w:val="555555"/>
+          <w:sz w:val="18"/>
+          <w:szCs w:val="18"/>
+        </w:rPr>
+        <w:t xml:space="preserve">Excel Solver</w:t>
+      </w:r>
+      <w:r>
+        <w:rPr>
+          <w:i w:val="false"/>
+          <w:iCs w:val="false"/>
+          <w:color w:val="555555"/>
+          <w:sz w:val="18"/>
+          <w:szCs w:val="18"/>
+        </w:rPr>
+        <w:t xml:space="preserve"> (complemento de Microsoft Excel) [software]. https://www.solver.com</w:t>
+      </w:r>
+    </w:p>
+    <w:p>
+      <w:pPr>
+        <w:spacing w:after="60"/>
+        <w:ind w:left="460" w:hanging="260"/>
+      </w:pPr>
+      <w:r>
+        <w:rPr>
+          <w:color w:val="555555"/>
+          <w:sz w:val="18"/>
+          <w:szCs w:val="18"/>
+        </w:rPr>
+        <w:t xml:space="preserve">• </w:t>
+      </w:r>
+      <w:r>
+        <w:rPr>
+          <w:i w:val="false"/>
+          <w:iCs w:val="false"/>
+          <w:color w:val="555555"/>
+          <w:sz w:val="18"/>
+          <w:szCs w:val="18"/>
+        </w:rPr>
+        <w:t xml:space="preserve">The Document Foundation. (2024). </w:t>
+      </w:r>
+      <w:r>
+        <w:rPr>
+          <w:i/>
+          <w:iCs/>
+          <w:color w:val="555555"/>
+          <w:sz w:val="18"/>
+          <w:szCs w:val="18"/>
+        </w:rPr>
+        <w:t xml:space="preserve">LibreOffice Calc</w:t>
+      </w:r>
+      <w:r>
+        <w:rPr>
+          <w:i w:val="false"/>
+          <w:iCs w:val="false"/>
+          <w:color w:val="555555"/>
+          <w:sz w:val="18"/>
+          <w:szCs w:val="18"/>
+        </w:rPr>
+        <w:t xml:space="preserve"> (versión 24.2) [software]. https://www.libreoffice.org</w:t>
+      </w:r>
+    </w:p>
+    <w:p>
+      <w:pPr>
+        <w:spacing w:after="0"/>
+        <w:ind w:left="460" w:hanging="260"/>
+      </w:pPr>
+      <w:r>
+        <w:rPr>
+          <w:color w:val="555555"/>
+          <w:sz w:val="18"/>
+          <w:szCs w:val="18"/>
+        </w:rPr>
+        <w:t xml:space="preserve">• </w:t>
+      </w:r>
+      <w:r>
+        <w:rPr>
+          <w:i w:val="false"/>
+          <w:iCs w:val="false"/>
+          <w:color w:val="555555"/>
+          <w:sz w:val="18"/>
+          <w:szCs w:val="18"/>
+        </w:rPr>
+        <w:t xml:space="preserve">LINDO Systems, Inc. (2023). </w:t>
+      </w:r>
+      <w:r>
+        <w:rPr>
+          <w:i/>
+          <w:iCs/>
+          <w:color w:val="555555"/>
+          <w:sz w:val="18"/>
+          <w:szCs w:val="18"/>
+        </w:rPr>
+        <w:t xml:space="preserve">LINDO</w:t>
+      </w:r>
+      <w:r>
+        <w:rPr>
+          <w:i w:val="false"/>
+          <w:iCs w:val="false"/>
+          <w:color w:val="555555"/>
+          <w:sz w:val="18"/>
+          <w:szCs w:val="18"/>
+        </w:rPr>
+        <w:t xml:space="preserve"> (versión 15.0) [software]. https://www.lindo.com</w:t>
+      </w:r>
+    </w:p>
+    <w:p>
+      <w:pPr>
         <w:pStyle w:val="Heading1"/>
         <w:pBdr>
           <w:bottom w:val="single" w:color="1F3864" w:sz="8" w:space="4"/>
@@ -12160,7 +13700,7 @@
           <w:sz w:val="22"/>
           <w:szCs w:val="22"/>
         </w:rPr>
-        <w:t xml:space="preserve">Las siguientes referencias, presentadas en formato APA (7.ª edición), respaldan el desarrollo conceptual y metodológico de este trabajo (temas 1 al 7 de la asignatura y lecturas de la Biblioteca Virtual) y documentan cada uno de los métodos y programas de software utilizados para resolver y verificar el modelo en las secciones 4.5 y 4.6. Se listan en orden alfabético, con sangría francesa, según el formato de referencias de la American Psychological Association.</w:t>
+        <w:t xml:space="preserve">Van todas juntas aquí abajo, en formato APA (7.ª edición) y en orden alfabético, para que quede clara la trazabilidad de cada dato del informe: de dónde salió la teoría (temas 1 al 7 de la asignatura y lecturas de la Biblioteca Virtual) y de dónde salió cada herramienta de software usada para resolver y verificar el modelo en las secciones 4.5 y 4.6. Debajo de cada bloque de texto del informe ya quedó anotada, en corto, la fuente puntual de esa parte; este listado es la versión completa y consolidada de todas ellas.</w:t>
       </w:r>
     </w:p>
     <w:p>
@@ -12171,6 +13711,8 @@
       </w:pPr>
       <w:r>
         <w:rPr>
+          <w:i w:val="false"/>
+          <w:iCs w:val="false"/>
           <w:sz w:val="22"/>
           <w:szCs w:val="22"/>
         </w:rPr>
@@ -12187,6 +13729,8 @@
       </w:r>
       <w:r>
         <w:rPr>
+          <w:i w:val="false"/>
+          <w:iCs w:val="false"/>
           <w:sz w:val="22"/>
           <w:szCs w:val="22"/>
         </w:rPr>
@@ -12201,10 +13745,12 @@
       </w:pPr>
       <w:r>
         <w:rPr>
-          <w:sz w:val="22"/>
-          <w:szCs w:val="22"/>
-        </w:rPr>
-        <w:t xml:space="preserve">Frontline Systems, Inc. (2023). </w:t>
+          <w:i w:val="false"/>
+          <w:iCs w:val="false"/>
+          <w:sz w:val="22"/>
+          <w:szCs w:val="22"/>
+        </w:rPr>
+        <w:t xml:space="preserve">The Document Foundation. (2024). </w:t>
       </w:r>
       <w:r>
         <w:rPr>
@@ -12213,14 +13759,16 @@
           <w:sz w:val="22"/>
           <w:szCs w:val="22"/>
         </w:rPr>
-        <w:t xml:space="preserve">Excel Solver</w:t>
-      </w:r>
-      <w:r>
-        <w:rPr>
-          <w:sz w:val="22"/>
-          <w:szCs w:val="22"/>
-        </w:rPr>
-        <w:t xml:space="preserve"> (complemento de Microsoft Excel) [software]. https://www.solver.com</w:t>
+        <w:t xml:space="preserve">LibreOffice Calc</w:t>
+      </w:r>
+      <w:r>
+        <w:rPr>
+          <w:i w:val="false"/>
+          <w:iCs w:val="false"/>
+          <w:sz w:val="22"/>
+          <w:szCs w:val="22"/>
+        </w:rPr>
+        <w:t xml:space="preserve"> (versión 24.2) [software]. https://www.libreoffice.org</w:t>
       </w:r>
     </w:p>
     <w:p>
@@ -12231,10 +13779,12 @@
       </w:pPr>
       <w:r>
         <w:rPr>
-          <w:sz w:val="22"/>
-          <w:szCs w:val="22"/>
-        </w:rPr>
-        <w:t xml:space="preserve">Hillier, F. S., &amp; Lieberman, G. J. (2015). </w:t>
+          <w:i w:val="false"/>
+          <w:iCs w:val="false"/>
+          <w:sz w:val="22"/>
+          <w:szCs w:val="22"/>
+        </w:rPr>
+        <w:t xml:space="preserve">Frontline Systems, Inc. (2023). </w:t>
       </w:r>
       <w:r>
         <w:rPr>
@@ -12243,14 +13793,16 @@
           <w:sz w:val="22"/>
           <w:szCs w:val="22"/>
         </w:rPr>
-        <w:t xml:space="preserve">Introduction to operations research</w:t>
-      </w:r>
-      <w:r>
-        <w:rPr>
-          <w:sz w:val="22"/>
-          <w:szCs w:val="22"/>
-        </w:rPr>
-        <w:t xml:space="preserve"> (10.ª ed.). McGraw-Hill Education.</w:t>
+        <w:t xml:space="preserve">Excel Solver</w:t>
+      </w:r>
+      <w:r>
+        <w:rPr>
+          <w:i w:val="false"/>
+          <w:iCs w:val="false"/>
+          <w:sz w:val="22"/>
+          <w:szCs w:val="22"/>
+        </w:rPr>
+        <w:t xml:space="preserve"> (complemento de Microsoft Excel) [software]. https://www.solver.com</w:t>
       </w:r>
     </w:p>
     <w:p>
@@ -12261,10 +13813,12 @@
       </w:pPr>
       <w:r>
         <w:rPr>
-          <w:sz w:val="22"/>
-          <w:szCs w:val="22"/>
-        </w:rPr>
-        <w:t xml:space="preserve">Kohateca. (s.f.). </w:t>
+          <w:i w:val="false"/>
+          <w:iCs w:val="false"/>
+          <w:sz w:val="22"/>
+          <w:szCs w:val="22"/>
+        </w:rPr>
+        <w:t xml:space="preserve">Hillier, F. S., &amp; Lieberman, G. J. (2015). </w:t>
       </w:r>
       <w:r>
         <w:rPr>
@@ -12273,14 +13827,16 @@
           <w:sz w:val="22"/>
           <w:szCs w:val="22"/>
         </w:rPr>
-        <w:t xml:space="preserve">Biblioteca virtual</w:t>
-      </w:r>
-      <w:r>
-        <w:rPr>
-          <w:sz w:val="22"/>
-          <w:szCs w:val="22"/>
-        </w:rPr>
-        <w:t xml:space="preserve">. Recuperado el 31 de julio de 2026, de https://kohateca.ula.edu.mx/</w:t>
+        <w:t xml:space="preserve">Introduction to operations research</w:t>
+      </w:r>
+      <w:r>
+        <w:rPr>
+          <w:i w:val="false"/>
+          <w:iCs w:val="false"/>
+          <w:sz w:val="22"/>
+          <w:szCs w:val="22"/>
+        </w:rPr>
+        <w:t xml:space="preserve"> (10.ª ed.). McGraw-Hill Education.</w:t>
       </w:r>
     </w:p>
     <w:p>
@@ -12291,10 +13847,12 @@
       </w:pPr>
       <w:r>
         <w:rPr>
-          <w:sz w:val="22"/>
-          <w:szCs w:val="22"/>
-        </w:rPr>
-        <w:t xml:space="preserve">LINDO Systems, Inc. (2023). </w:t>
+          <w:i w:val="false"/>
+          <w:iCs w:val="false"/>
+          <w:sz w:val="22"/>
+          <w:szCs w:val="22"/>
+        </w:rPr>
+        <w:t xml:space="preserve">Kohateca. (s.f.). </w:t>
       </w:r>
       <w:r>
         <w:rPr>
@@ -12303,14 +13861,16 @@
           <w:sz w:val="22"/>
           <w:szCs w:val="22"/>
         </w:rPr>
-        <w:t xml:space="preserve">LINDO</w:t>
-      </w:r>
-      <w:r>
-        <w:rPr>
-          <w:sz w:val="22"/>
-          <w:szCs w:val="22"/>
-        </w:rPr>
-        <w:t xml:space="preserve"> (versión 15.0) [software]. https://www.lindo.com</w:t>
+        <w:t xml:space="preserve">Biblioteca virtual</w:t>
+      </w:r>
+      <w:r>
+        <w:rPr>
+          <w:i w:val="false"/>
+          <w:iCs w:val="false"/>
+          <w:sz w:val="22"/>
+          <w:szCs w:val="22"/>
+        </w:rPr>
+        <w:t xml:space="preserve">. Recuperado el 31 de julio de 2026, de https://kohateca.ula.edu.mx/</w:t>
       </w:r>
     </w:p>
     <w:p>
@@ -12321,10 +13881,12 @@
       </w:pPr>
       <w:r>
         <w:rPr>
-          <w:sz w:val="22"/>
-          <w:szCs w:val="22"/>
-        </w:rPr>
-        <w:t xml:space="preserve">Render, B., Stair, R. M., Hanna, M. E., &amp; Hale, T. S. (2018). </w:t>
+          <w:i w:val="false"/>
+          <w:iCs w:val="false"/>
+          <w:sz w:val="22"/>
+          <w:szCs w:val="22"/>
+        </w:rPr>
+        <w:t xml:space="preserve">LINDO Systems, Inc. (2023). </w:t>
       </w:r>
       <w:r>
         <w:rPr>
@@ -12333,14 +13895,16 @@
           <w:sz w:val="22"/>
           <w:szCs w:val="22"/>
         </w:rPr>
-        <w:t xml:space="preserve">Quantitative analysis for management</w:t>
-      </w:r>
-      <w:r>
-        <w:rPr>
-          <w:sz w:val="22"/>
-          <w:szCs w:val="22"/>
-        </w:rPr>
-        <w:t xml:space="preserve"> (13.ª ed.). Pearson.</w:t>
+        <w:t xml:space="preserve">LINDO</w:t>
+      </w:r>
+      <w:r>
+        <w:rPr>
+          <w:i w:val="false"/>
+          <w:iCs w:val="false"/>
+          <w:sz w:val="22"/>
+          <w:szCs w:val="22"/>
+        </w:rPr>
+        <w:t xml:space="preserve"> (versión 15.0) [software]. https://www.lindo.com</w:t>
       </w:r>
     </w:p>
     <w:p>
@@ -12351,10 +13915,12 @@
       </w:pPr>
       <w:r>
         <w:rPr>
-          <w:sz w:val="22"/>
-          <w:szCs w:val="22"/>
-        </w:rPr>
-        <w:t xml:space="preserve">Taha, H. A. (2017). </w:t>
+          <w:i w:val="false"/>
+          <w:iCs w:val="false"/>
+          <w:sz w:val="22"/>
+          <w:szCs w:val="22"/>
+        </w:rPr>
+        <w:t xml:space="preserve">Render, B., Stair, R. M., Hanna, M. E., &amp; Hale, T. S. (2018). </w:t>
       </w:r>
       <w:r>
         <w:rPr>
@@ -12363,14 +13929,16 @@
           <w:sz w:val="22"/>
           <w:szCs w:val="22"/>
         </w:rPr>
-        <w:t xml:space="preserve">Operations research: An introduction</w:t>
-      </w:r>
-      <w:r>
-        <w:rPr>
-          <w:sz w:val="22"/>
-          <w:szCs w:val="22"/>
-        </w:rPr>
-        <w:t xml:space="preserve"> (10.ª ed.). Pearson.</w:t>
+        <w:t xml:space="preserve">Quantitative analysis for management</w:t>
+      </w:r>
+      <w:r>
+        <w:rPr>
+          <w:i w:val="false"/>
+          <w:iCs w:val="false"/>
+          <w:sz w:val="22"/>
+          <w:szCs w:val="22"/>
+        </w:rPr>
+        <w:t xml:space="preserve"> (13.ª ed.). Pearson.</w:t>
       </w:r>
     </w:p>
     <w:p>
@@ -12381,10 +13949,12 @@
       </w:pPr>
       <w:r>
         <w:rPr>
-          <w:sz w:val="22"/>
-          <w:szCs w:val="22"/>
-        </w:rPr>
-        <w:t xml:space="preserve">The Document Foundation. (2024). </w:t>
+          <w:i w:val="false"/>
+          <w:iCs w:val="false"/>
+          <w:sz w:val="22"/>
+          <w:szCs w:val="22"/>
+        </w:rPr>
+        <w:t xml:space="preserve">Taha, H. A. (2017). </w:t>
       </w:r>
       <w:r>
         <w:rPr>
@@ -12393,14 +13963,16 @@
           <w:sz w:val="22"/>
           <w:szCs w:val="22"/>
         </w:rPr>
-        <w:t xml:space="preserve">LibreOffice Calc</w:t>
-      </w:r>
-      <w:r>
-        <w:rPr>
-          <w:sz w:val="22"/>
-          <w:szCs w:val="22"/>
-        </w:rPr>
-        <w:t xml:space="preserve"> (versión 24.2) [software]. https://www.libreoffice.org</w:t>
+        <w:t xml:space="preserve">Operations research: An introduction</w:t>
+      </w:r>
+      <w:r>
+        <w:rPr>
+          <w:i w:val="false"/>
+          <w:iCs w:val="false"/>
+          <w:sz w:val="22"/>
+          <w:szCs w:val="22"/>
+        </w:rPr>
+        <w:t xml:space="preserve"> (10.ª ed.). Pearson.</w:t>
       </w:r>
     </w:p>
     <w:p>
@@ -12411,6 +13983,8 @@
       </w:pPr>
       <w:r>
         <w:rPr>
+          <w:i w:val="false"/>
+          <w:iCs w:val="false"/>
           <w:sz w:val="22"/>
           <w:szCs w:val="22"/>
         </w:rPr>
@@ -12427,6 +14001,8 @@
       </w:r>
       <w:r>
         <w:rPr>
+          <w:i w:val="false"/>
+          <w:iCs w:val="false"/>
           <w:sz w:val="22"/>
           <w:szCs w:val="22"/>
         </w:rPr>
@@ -12441,6 +14017,8 @@
       </w:pPr>
       <w:r>
         <w:rPr>
+          <w:i w:val="false"/>
+          <w:iCs w:val="false"/>
           <w:sz w:val="22"/>
           <w:szCs w:val="22"/>
         </w:rPr>
@@ -12457,6 +14035,8 @@
       </w:r>
       <w:r>
         <w:rPr>
+          <w:i w:val="false"/>
+          <w:iCs w:val="false"/>
           <w:sz w:val="22"/>
           <w:szCs w:val="22"/>
         </w:rPr>

--- a/Entrega/Informe_Optimizacion_Transporte_Bryan_Mercado.docx
+++ b/Entrega/Informe_Optimizacion_Transporte_Bryan_Mercado.docx
@@ -457,6 +457,18 @@
           <w:szCs w:val="22"/>
         </w:rPr>
         <w:t xml:space="preserve">9. Referencias</w:t>
+      </w:r>
+    </w:p>
+    <w:p>
+      <w:pPr>
+        <w:spacing w:after="100"/>
+      </w:pPr>
+      <w:r>
+        <w:rPr>
+          <w:sz w:val="22"/>
+          <w:szCs w:val="22"/>
+        </w:rPr>
+        <w:t xml:space="preserve">Anexo. Código de las pruebas de verificación (resumen)</w:t>
       </w:r>
     </w:p>
     <w:p>
@@ -14054,6 +14066,1012 @@
           <w:szCs w:val="22"/>
         </w:rPr>
         <w:t xml:space="preserve">Nota: los títulos, ediciones y años de las obras de Taha (2017), Hillier y Lieberman (2015), Render et al. (2018) y Winston (2004) corresponden a ediciones ampliamente utilizadas en cursos de Investigación de Operaciones y se citan aquí como referencia estándar de la disciplina; se recomienda verificarlos contra la edición exacta puesta a disposición en la plataforma del curso y en la Biblioteca Virtual antes de citarlos en una entrega formal, ya que este documento no tuvo acceso directo al catálogo interno de Kohateca para confirmar la edición específica recomendada por la asignatura.</w:t>
+      </w:r>
+    </w:p>
+    <w:p>
+      <w:pPr>
+        <w:pStyle w:val="Heading1"/>
+        <w:pBdr>
+          <w:bottom w:val="single" w:color="1F3864" w:sz="8" w:space="4"/>
+        </w:pBdr>
+        <w:spacing w:after="200" w:before="360"/>
+      </w:pPr>
+      <w:r>
+        <w:rPr>
+          <w:b/>
+          <w:bCs/>
+          <w:color w:val="1F3864"/>
+          <w:sz w:val="28"/>
+          <w:szCs w:val="28"/>
+        </w:rPr>
+        <w:t xml:space="preserve">Anexo. Código de las pruebas de verificación (resumen)</w:t>
+      </w:r>
+    </w:p>
+    <w:p>
+      <w:pPr>
+        <w:spacing w:after="160" w:line="276"/>
+        <w:jc w:val="both"/>
+      </w:pPr>
+      <w:r>
+        <w:rPr>
+          <w:sz w:val="22"/>
+          <w:szCs w:val="22"/>
+        </w:rPr>
+        <w:t xml:space="preserve">Este anexo muestra, de forma corta, lo esencial de cada script usado para comprobar el modelo (sección 4.6). No son los archivos completos —esos están en Entrega/Verificacion/ del repositorio, junto con sus salidas reales—, sino solo la parte de cada uno que prueba lo que se afirma en el informe.</w:t>
+      </w:r>
+    </w:p>
+    <w:p>
+      <w:pPr>
+        <w:pStyle w:val="Heading3"/>
+        <w:spacing w:after="100" w:before="200"/>
+      </w:pPr>
+      <w:r>
+        <w:rPr>
+          <w:b/>
+          <w:bCs/>
+          <w:i/>
+          <w:iCs/>
+          <w:sz w:val="22"/>
+          <w:szCs w:val="22"/>
+        </w:rPr>
+        <w:t xml:space="preserve">build_xlsx.py — arma la hoja de cálculo con la estructura de Solver</w:t>
+      </w:r>
+    </w:p>
+    <w:p>
+      <w:pPr>
+        <w:spacing w:after="160" w:line="276"/>
+        <w:jc w:val="both"/>
+      </w:pPr>
+      <w:r>
+        <w:rPr>
+          <w:sz w:val="22"/>
+          <w:szCs w:val="22"/>
+        </w:rPr>
+        <w:t xml:space="preserve">Crea las 15 celdas de variables (Xij, inicializadas en 0) y la celda objetivo con la fórmula que Excel Solver o LibreOffice Calc Solver usarían para minimizar el costo:</w:t>
+      </w:r>
+    </w:p>
+    <w:p>
+      <w:pPr>
+        <w:shd w:fill="F2F2F2" w:color="auto" w:val="clear"/>
+        <w:spacing w:after="0"/>
+      </w:pPr>
+      <w:r>
+        <w:rPr>
+          <w:rFonts w:ascii="Consolas" w:cs="Consolas" w:eastAsia="Consolas" w:hAnsi="Consolas"/>
+          <w:sz w:val="16"/>
+          <w:szCs w:val="16"/>
+        </w:rPr>
+        <w:t xml:space="preserve"># Celdas de variables B4:F6 (las 15 Xij), inicializadas en 0</w:t>
+      </w:r>
+    </w:p>
+    <w:p>
+      <w:pPr>
+        <w:shd w:fill="F2F2F2" w:color="auto" w:val="clear"/>
+        <w:spacing w:after="0"/>
+      </w:pPr>
+      <w:r>
+        <w:rPr>
+          <w:rFonts w:ascii="Consolas" w:cs="Consolas" w:eastAsia="Consolas" w:hAnsi="Consolas"/>
+          <w:sz w:val="16"/>
+          <w:szCs w:val="16"/>
+        </w:rPr>
+        <w:t xml:space="preserve">for fila in range(4, 7):</w:t>
+      </w:r>
+    </w:p>
+    <w:p>
+      <w:pPr>
+        <w:shd w:fill="F2F2F2" w:color="auto" w:val="clear"/>
+        <w:spacing w:after="0"/>
+      </w:pPr>
+      <w:r>
+        <w:rPr>
+          <w:rFonts w:ascii="Consolas" w:cs="Consolas" w:eastAsia="Consolas" w:hAnsi="Consolas"/>
+          <w:sz w:val="16"/>
+          <w:szCs w:val="16"/>
+        </w:rPr>
+        <w:t xml:space="preserve">    for col in range(5):</w:t>
+      </w:r>
+    </w:p>
+    <w:p>
+      <w:pPr>
+        <w:shd w:fill="F2F2F2" w:color="auto" w:val="clear"/>
+        <w:spacing w:after="0"/>
+      </w:pPr>
+      <w:r>
+        <w:rPr>
+          <w:rFonts w:ascii="Consolas" w:cs="Consolas" w:eastAsia="Consolas" w:hAnsi="Consolas"/>
+          <w:sz w:val="16"/>
+          <w:szCs w:val="16"/>
+        </w:rPr>
+        <w:t xml:space="preserve">        set_cell(f"{col}{fila}", 0)</w:t>
+      </w:r>
+    </w:p>
+    <w:p>
+      <w:pPr>
+        <w:shd w:fill="F2F2F2" w:color="auto" w:val="clear"/>
+        <w:spacing w:after="0"/>
+      </w:pPr>
+      <w:r>
+        <w:rPr>
+          <w:rFonts w:ascii="Consolas" w:cs="Consolas" w:eastAsia="Consolas" w:hAnsi="Consolas"/>
+          <w:sz w:val="16"/>
+          <w:szCs w:val="16"/>
+        </w:rPr>
+        <w:t xml:space="preserve"> </w:t>
+      </w:r>
+    </w:p>
+    <w:p>
+      <w:pPr>
+        <w:shd w:fill="F2F2F2" w:color="auto" w:val="clear"/>
+        <w:spacing w:after="0"/>
+      </w:pPr>
+      <w:r>
+        <w:rPr>
+          <w:rFonts w:ascii="Consolas" w:cs="Consolas" w:eastAsia="Consolas" w:hAnsi="Consolas"/>
+          <w:sz w:val="16"/>
+          <w:szCs w:val="16"/>
+        </w:rPr>
+        <w:t xml:space="preserve"># Celda objetivo: Minimizar Z = SUMPRODUCT(envios, costos)</w:t>
+      </w:r>
+    </w:p>
+    <w:p>
+      <w:pPr>
+        <w:shd w:fill="F2F2F2" w:color="auto" w:val="clear"/>
+        <w:spacing w:after="0"/>
+      </w:pPr>
+      <w:r>
+        <w:rPr>
+          <w:rFonts w:ascii="Consolas" w:cs="Consolas" w:eastAsia="Consolas" w:hAnsi="Consolas"/>
+          <w:sz w:val="16"/>
+          <w:szCs w:val="16"/>
+        </w:rPr>
+        <w:t xml:space="preserve">set_cell("E17", "=SUMPRODUCT(B4:F6,B12:F14)")</w:t>
+      </w:r>
+    </w:p>
+    <w:p>
+      <w:pPr>
+        <w:spacing w:after="160"/>
+      </w:pPr>
+    </w:p>
+    <w:p>
+      <w:pPr>
+        <w:spacing w:after="240" w:before="60"/>
+        <w:jc w:val="center"/>
+      </w:pPr>
+      <w:r>
+        <w:rPr>
+          <w:i/>
+          <w:iCs/>
+          <w:color w:val="555555"/>
+          <w:sz w:val="18"/>
+          <w:szCs w:val="18"/>
+        </w:rPr>
+        <w:t xml:space="preserve">El resultado es Modelo_Transporte_Solver.xlsx, listo para que Solver lo resuelva.</w:t>
+      </w:r>
+    </w:p>
+    <w:p>
+      <w:pPr>
+        <w:pStyle w:val="Heading3"/>
+        <w:spacing w:after="100" w:before="200"/>
+      </w:pPr>
+      <w:r>
+        <w:rPr>
+          <w:b/>
+          <w:bCs/>
+          <w:i/>
+          <w:iCs/>
+          <w:sz w:val="22"/>
+          <w:szCs w:val="22"/>
+        </w:rPr>
+        <w:t xml:space="preserve">run_solver.py — resuelve con el Solver de LibreOffice Calc (motor lp_solve)</w:t>
+      </w:r>
+    </w:p>
+    <w:p>
+      <w:pPr>
+        <w:spacing w:after="160" w:line="276"/>
+        <w:jc w:val="both"/>
+      </w:pPr>
+      <w:r>
+        <w:rPr>
+          <w:sz w:val="22"/>
+          <w:szCs w:val="22"/>
+        </w:rPr>
+        <w:t xml:space="preserve">Se conecta a LibreOffice por UNO, define la celda objetivo, las 15 variables y las 8 restricciones (oferta ≤, demanda =), y llama a Solver:</w:t>
+      </w:r>
+    </w:p>
+    <w:p>
+      <w:pPr>
+        <w:shd w:fill="F2F2F2" w:color="auto" w:val="clear"/>
+        <w:spacing w:after="0"/>
+      </w:pPr>
+      <w:r>
+        <w:rPr>
+          <w:rFonts w:ascii="Consolas" w:cs="Consolas" w:eastAsia="Consolas" w:hAnsi="Consolas"/>
+          <w:sz w:val="16"/>
+          <w:szCs w:val="16"/>
+        </w:rPr>
+        <w:t xml:space="preserve">solver = smgr.createInstanceWithContext(</w:t>
+      </w:r>
+    </w:p>
+    <w:p>
+      <w:pPr>
+        <w:shd w:fill="F2F2F2" w:color="auto" w:val="clear"/>
+        <w:spacing w:after="0"/>
+      </w:pPr>
+      <w:r>
+        <w:rPr>
+          <w:rFonts w:ascii="Consolas" w:cs="Consolas" w:eastAsia="Consolas" w:hAnsi="Consolas"/>
+          <w:sz w:val="16"/>
+          <w:szCs w:val="16"/>
+        </w:rPr>
+        <w:t xml:space="preserve">    "com.sun.star.comp.Calc.LpsolveSolver", ctx)</w:t>
+      </w:r>
+    </w:p>
+    <w:p>
+      <w:pPr>
+        <w:shd w:fill="F2F2F2" w:color="auto" w:val="clear"/>
+        <w:spacing w:after="0"/>
+      </w:pPr>
+      <w:r>
+        <w:rPr>
+          <w:rFonts w:ascii="Consolas" w:cs="Consolas" w:eastAsia="Consolas" w:hAnsi="Consolas"/>
+          <w:sz w:val="16"/>
+          <w:szCs w:val="16"/>
+        </w:rPr>
+        <w:t xml:space="preserve">solver.Objective = addr(4, 16)          # celda E17</w:t>
+      </w:r>
+    </w:p>
+    <w:p>
+      <w:pPr>
+        <w:shd w:fill="F2F2F2" w:color="auto" w:val="clear"/>
+        <w:spacing w:after="0"/>
+      </w:pPr>
+      <w:r>
+        <w:rPr>
+          <w:rFonts w:ascii="Consolas" w:cs="Consolas" w:eastAsia="Consolas" w:hAnsi="Consolas"/>
+          <w:sz w:val="16"/>
+          <w:szCs w:val="16"/>
+        </w:rPr>
+        <w:t xml:space="preserve">solver.Maximize = False</w:t>
+      </w:r>
+    </w:p>
+    <w:p>
+      <w:pPr>
+        <w:shd w:fill="F2F2F2" w:color="auto" w:val="clear"/>
+        <w:spacing w:after="0"/>
+      </w:pPr>
+      <w:r>
+        <w:rPr>
+          <w:rFonts w:ascii="Consolas" w:cs="Consolas" w:eastAsia="Consolas" w:hAnsi="Consolas"/>
+          <w:sz w:val="16"/>
+          <w:szCs w:val="16"/>
+        </w:rPr>
+        <w:t xml:space="preserve">solver.Variables = tuple(variables)     # las 15 celdas Xij</w:t>
+      </w:r>
+    </w:p>
+    <w:p>
+      <w:pPr>
+        <w:shd w:fill="F2F2F2" w:color="auto" w:val="clear"/>
+        <w:spacing w:after="0"/>
+      </w:pPr>
+      <w:r>
+        <w:rPr>
+          <w:rFonts w:ascii="Consolas" w:cs="Consolas" w:eastAsia="Consolas" w:hAnsi="Consolas"/>
+          <w:sz w:val="16"/>
+          <w:szCs w:val="16"/>
+        </w:rPr>
+        <w:t xml:space="preserve">solver.Constraints = tuple(constraints) # oferta &lt;=, demanda =, Xij &gt;= 0</w:t>
+      </w:r>
+    </w:p>
+    <w:p>
+      <w:pPr>
+        <w:shd w:fill="F2F2F2" w:color="auto" w:val="clear"/>
+        <w:spacing w:after="0"/>
+      </w:pPr>
+      <w:r>
+        <w:rPr>
+          <w:rFonts w:ascii="Consolas" w:cs="Consolas" w:eastAsia="Consolas" w:hAnsi="Consolas"/>
+          <w:sz w:val="16"/>
+          <w:szCs w:val="16"/>
+        </w:rPr>
+        <w:t xml:space="preserve">solver.solve()</w:t>
+      </w:r>
+    </w:p>
+    <w:p>
+      <w:pPr>
+        <w:shd w:fill="F2F2F2" w:color="auto" w:val="clear"/>
+        <w:spacing w:after="0"/>
+      </w:pPr>
+      <w:r>
+        <w:rPr>
+          <w:rFonts w:ascii="Consolas" w:cs="Consolas" w:eastAsia="Consolas" w:hAnsi="Consolas"/>
+          <w:sz w:val="16"/>
+          <w:szCs w:val="16"/>
+        </w:rPr>
+        <w:t xml:space="preserve">print("Success:", solver.Success)</w:t>
+      </w:r>
+    </w:p>
+    <w:p>
+      <w:pPr>
+        <w:shd w:fill="F2F2F2" w:color="auto" w:val="clear"/>
+        <w:spacing w:after="0"/>
+      </w:pPr>
+      <w:r>
+        <w:rPr>
+          <w:rFonts w:ascii="Consolas" w:cs="Consolas" w:eastAsia="Consolas" w:hAnsi="Consolas"/>
+          <w:sz w:val="16"/>
+          <w:szCs w:val="16"/>
+        </w:rPr>
+        <w:t xml:space="preserve">print("ResultValue:", solver.ResultValue)   # -&gt; 4170.0</w:t>
+      </w:r>
+    </w:p>
+    <w:p>
+      <w:pPr>
+        <w:spacing w:after="160"/>
+      </w:pPr>
+    </w:p>
+    <w:p>
+      <w:pPr>
+        <w:spacing w:after="240" w:before="60"/>
+        <w:jc w:val="center"/>
+      </w:pPr>
+      <w:r>
+        <w:rPr>
+          <w:i/>
+          <w:iCs/>
+          <w:color w:val="555555"/>
+          <w:sz w:val="18"/>
+          <w:szCs w:val="18"/>
+        </w:rPr>
+        <w:t xml:space="preserve">Salida real (salida_run_solver.txt): Success: True — ResultValue: 4170.0.</w:t>
+      </w:r>
+    </w:p>
+    <w:p>
+      <w:pPr>
+        <w:pStyle w:val="Heading3"/>
+        <w:spacing w:after="100" w:before="200"/>
+      </w:pPr>
+      <w:r>
+        <w:rPr>
+          <w:b/>
+          <w:bCs/>
+          <w:i/>
+          <w:iCs/>
+          <w:sz w:val="22"/>
+          <w:szCs w:val="22"/>
+        </w:rPr>
+        <w:t xml:space="preserve">fill_solution.py — carga la solución óptima en la hoja</w:t>
+      </w:r>
+    </w:p>
+    <w:p>
+      <w:pPr>
+        <w:spacing w:after="160" w:line="276"/>
+        <w:jc w:val="both"/>
+      </w:pPr>
+      <w:r>
+        <w:rPr>
+          <w:sz w:val="22"/>
+          <w:szCs w:val="22"/>
+        </w:rPr>
+        <w:t xml:space="preserve">Escribe en las celdas de variables la asignación obtenida a mano (esquina noroeste) y recalcula la celda objetivo, para verificar que coincide:</w:t>
+      </w:r>
+    </w:p>
+    <w:p>
+      <w:pPr>
+        <w:shd w:fill="F2F2F2" w:color="auto" w:val="clear"/>
+        <w:spacing w:after="0"/>
+      </w:pPr>
+      <w:r>
+        <w:rPr>
+          <w:rFonts w:ascii="Consolas" w:cs="Consolas" w:eastAsia="Consolas" w:hAnsi="Consolas"/>
+          <w:sz w:val="16"/>
+          <w:szCs w:val="16"/>
+        </w:rPr>
+        <w:t xml:space="preserve">sol = {3: [80,20,0,0,0], 4: [0,70,80,0,0], 5: [0,0,40,60,100]}</w:t>
+      </w:r>
+    </w:p>
+    <w:p>
+      <w:pPr>
+        <w:shd w:fill="F2F2F2" w:color="auto" w:val="clear"/>
+        <w:spacing w:after="0"/>
+      </w:pPr>
+      <w:r>
+        <w:rPr>
+          <w:rFonts w:ascii="Consolas" w:cs="Consolas" w:eastAsia="Consolas" w:hAnsi="Consolas"/>
+          <w:sz w:val="16"/>
+          <w:szCs w:val="16"/>
+        </w:rPr>
+        <w:t xml:space="preserve">for fila, valores in sol.items():</w:t>
+      </w:r>
+    </w:p>
+    <w:p>
+      <w:pPr>
+        <w:shd w:fill="F2F2F2" w:color="auto" w:val="clear"/>
+        <w:spacing w:after="0"/>
+      </w:pPr>
+      <w:r>
+        <w:rPr>
+          <w:rFonts w:ascii="Consolas" w:cs="Consolas" w:eastAsia="Consolas" w:hAnsi="Consolas"/>
+          <w:sz w:val="16"/>
+          <w:szCs w:val="16"/>
+        </w:rPr>
+        <w:t xml:space="preserve">    for col, v in enumerate(valores):</w:t>
+      </w:r>
+    </w:p>
+    <w:p>
+      <w:pPr>
+        <w:shd w:fill="F2F2F2" w:color="auto" w:val="clear"/>
+        <w:spacing w:after="0"/>
+      </w:pPr>
+      <w:r>
+        <w:rPr>
+          <w:rFonts w:ascii="Consolas" w:cs="Consolas" w:eastAsia="Consolas" w:hAnsi="Consolas"/>
+          <w:sz w:val="16"/>
+          <w:szCs w:val="16"/>
+        </w:rPr>
+        <w:t xml:space="preserve">        sheet.getCellByPosition(1 + col, fila).setValue(v)</w:t>
+      </w:r>
+    </w:p>
+    <w:p>
+      <w:pPr>
+        <w:shd w:fill="F2F2F2" w:color="auto" w:val="clear"/>
+        <w:spacing w:after="0"/>
+      </w:pPr>
+      <w:r>
+        <w:rPr>
+          <w:rFonts w:ascii="Consolas" w:cs="Consolas" w:eastAsia="Consolas" w:hAnsi="Consolas"/>
+          <w:sz w:val="16"/>
+          <w:szCs w:val="16"/>
+        </w:rPr>
+        <w:t xml:space="preserve">doc.calculateAll()</w:t>
+      </w:r>
+    </w:p>
+    <w:p>
+      <w:pPr>
+        <w:shd w:fill="F2F2F2" w:color="auto" w:val="clear"/>
+        <w:spacing w:after="0"/>
+      </w:pPr>
+      <w:r>
+        <w:rPr>
+          <w:rFonts w:ascii="Consolas" w:cs="Consolas" w:eastAsia="Consolas" w:hAnsi="Consolas"/>
+          <w:sz w:val="16"/>
+          <w:szCs w:val="16"/>
+        </w:rPr>
+        <w:t xml:space="preserve">print(sheet.getCellByPosition(4, 16).getValue())  # -&gt; 4170.0</w:t>
+      </w:r>
+    </w:p>
+    <w:p>
+      <w:pPr>
+        <w:spacing w:after="160"/>
+      </w:pPr>
+    </w:p>
+    <w:p>
+      <w:pPr>
+        <w:pStyle w:val="Heading3"/>
+        <w:spacing w:after="100" w:before="200"/>
+      </w:pPr>
+      <w:r>
+        <w:rPr>
+          <w:b/>
+          <w:bCs/>
+          <w:i/>
+          <w:iCs/>
+          <w:sz w:val="22"/>
+          <w:szCs w:val="22"/>
+        </w:rPr>
+        <w:t xml:space="preserve">modelo.lp — el mismo modelo en el formato de lp_solve</w:t>
+      </w:r>
+    </w:p>
+    <w:p>
+      <w:pPr>
+        <w:spacing w:after="160" w:line="276"/>
+        <w:jc w:val="both"/>
+      </w:pPr>
+      <w:r>
+        <w:rPr>
+          <w:sz w:val="22"/>
+          <w:szCs w:val="22"/>
+        </w:rPr>
+        <w:t xml:space="preserve">Es prácticamente la misma formulación que se muestra como "LINDO" en la sección 4.5.4 (mismo objetivo, mismas 8 restricciones), pero en la sintaxis que entiende lp_solve por línea de comandos:</w:t>
+      </w:r>
+    </w:p>
+    <w:p>
+      <w:pPr>
+        <w:shd w:fill="F2F2F2" w:color="auto" w:val="clear"/>
+        <w:spacing w:after="0"/>
+      </w:pPr>
+      <w:r>
+        <w:rPr>
+          <w:rFonts w:ascii="Consolas" w:cs="Consolas" w:eastAsia="Consolas" w:hAnsi="Consolas"/>
+          <w:sz w:val="16"/>
+          <w:szCs w:val="16"/>
+        </w:rPr>
+        <w:t xml:space="preserve">min: 4 XA1 + 6 XA2 + 8 XA3 + 10 XA4 + 12 XA5</w:t>
+      </w:r>
+    </w:p>
+    <w:p>
+      <w:pPr>
+        <w:shd w:fill="F2F2F2" w:color="auto" w:val="clear"/>
+        <w:spacing w:after="0"/>
+      </w:pPr>
+      <w:r>
+        <w:rPr>
+          <w:rFonts w:ascii="Consolas" w:cs="Consolas" w:eastAsia="Consolas" w:hAnsi="Consolas"/>
+          <w:sz w:val="16"/>
+          <w:szCs w:val="16"/>
+        </w:rPr>
+        <w:t xml:space="preserve">   + 5 XB1 + 7 XB2 + 9 XB3 + 11 XB4 + 13 XB5</w:t>
+      </w:r>
+    </w:p>
+    <w:p>
+      <w:pPr>
+        <w:shd w:fill="F2F2F2" w:color="auto" w:val="clear"/>
+        <w:spacing w:after="0"/>
+      </w:pPr>
+      <w:r>
+        <w:rPr>
+          <w:rFonts w:ascii="Consolas" w:cs="Consolas" w:eastAsia="Consolas" w:hAnsi="Consolas"/>
+          <w:sz w:val="16"/>
+          <w:szCs w:val="16"/>
+        </w:rPr>
+        <w:t xml:space="preserve">   + 6 XC1 + 8 XC2 + 10 XC3 + 12 XC4 + 14 XC5;</w:t>
+      </w:r>
+    </w:p>
+    <w:p>
+      <w:pPr>
+        <w:shd w:fill="F2F2F2" w:color="auto" w:val="clear"/>
+        <w:spacing w:after="0"/>
+      </w:pPr>
+      <w:r>
+        <w:rPr>
+          <w:rFonts w:ascii="Consolas" w:cs="Consolas" w:eastAsia="Consolas" w:hAnsi="Consolas"/>
+          <w:sz w:val="16"/>
+          <w:szCs w:val="16"/>
+        </w:rPr>
+        <w:t xml:space="preserve">OFERTA_A: XA1 + XA2 + XA3 + XA4 + XA5 &lt;= 100;</w:t>
+      </w:r>
+    </w:p>
+    <w:p>
+      <w:pPr>
+        <w:shd w:fill="F2F2F2" w:color="auto" w:val="clear"/>
+        <w:spacing w:after="0"/>
+      </w:pPr>
+      <w:r>
+        <w:rPr>
+          <w:rFonts w:ascii="Consolas" w:cs="Consolas" w:eastAsia="Consolas" w:hAnsi="Consolas"/>
+          <w:sz w:val="16"/>
+          <w:szCs w:val="16"/>
+        </w:rPr>
+        <w:t xml:space="preserve">DEM_1: XA1 + XB1 + XC1 = 80;   ...</w:t>
+      </w:r>
+    </w:p>
+    <w:p>
+      <w:pPr>
+        <w:spacing w:after="160"/>
+      </w:pPr>
+    </w:p>
+    <w:p>
+      <w:pPr>
+        <w:spacing w:after="240" w:before="60"/>
+        <w:jc w:val="center"/>
+      </w:pPr>
+      <w:r>
+        <w:rPr>
+          <w:i/>
+          <w:iCs/>
+          <w:color w:val="555555"/>
+          <w:sz w:val="18"/>
+          <w:szCs w:val="18"/>
+        </w:rPr>
+        <w:t xml:space="preserve">Se resuelve con: lp_solve -S4 modelo.lp   →   Value of objective function: 4170.00000000</w:t>
+      </w:r>
+    </w:p>
+    <w:p>
+      <w:pPr>
+        <w:pStyle w:val="Heading3"/>
+        <w:spacing w:after="100" w:before="200"/>
+      </w:pPr>
+      <w:r>
+        <w:rPr>
+          <w:b/>
+          <w:bCs/>
+          <w:i/>
+          <w:iCs/>
+          <w:sz w:val="22"/>
+          <w:szCs w:val="22"/>
+        </w:rPr>
+        <w:t xml:space="preserve">verify_scipy.py — el mismo modelo, resuelto con Python y SciPy (motor HiGHS)</w:t>
+      </w:r>
+    </w:p>
+    <w:p>
+      <w:pPr>
+        <w:spacing w:after="160" w:line="276"/>
+        <w:jc w:val="both"/>
+      </w:pPr>
+      <w:r>
+        <w:rPr>
+          <w:sz w:val="22"/>
+          <w:szCs w:val="22"/>
+        </w:rPr>
+        <w:t xml:space="preserve">Arma la función de costos y las matrices de restricciones (oferta ≤, demanda =) y llama a linprog, sin depender de LibreOffice ni de lp_solve:</w:t>
+      </w:r>
+    </w:p>
+    <w:p>
+      <w:pPr>
+        <w:shd w:fill="F2F2F2" w:color="auto" w:val="clear"/>
+        <w:spacing w:after="0"/>
+      </w:pPr>
+      <w:r>
+        <w:rPr>
+          <w:rFonts w:ascii="Consolas" w:cs="Consolas" w:eastAsia="Consolas" w:hAnsi="Consolas"/>
+          <w:sz w:val="16"/>
+          <w:szCs w:val="16"/>
+        </w:rPr>
+        <w:t xml:space="preserve">res = linprog(c, A_ub=A_ub, b_ub=b_ub, A_eq=A_eq, b_eq=b_eq,</w:t>
+      </w:r>
+    </w:p>
+    <w:p>
+      <w:pPr>
+        <w:shd w:fill="F2F2F2" w:color="auto" w:val="clear"/>
+        <w:spacing w:after="0"/>
+      </w:pPr>
+      <w:r>
+        <w:rPr>
+          <w:rFonts w:ascii="Consolas" w:cs="Consolas" w:eastAsia="Consolas" w:hAnsi="Consolas"/>
+          <w:sz w:val="16"/>
+          <w:szCs w:val="16"/>
+        </w:rPr>
+        <w:t xml:space="preserve">              bounds=(0, None), method="highs")</w:t>
+      </w:r>
+    </w:p>
+    <w:p>
+      <w:pPr>
+        <w:shd w:fill="F2F2F2" w:color="auto" w:val="clear"/>
+        <w:spacing w:after="0"/>
+      </w:pPr>
+      <w:r>
+        <w:rPr>
+          <w:rFonts w:ascii="Consolas" w:cs="Consolas" w:eastAsia="Consolas" w:hAnsi="Consolas"/>
+          <w:sz w:val="16"/>
+          <w:szCs w:val="16"/>
+        </w:rPr>
+        <w:t xml:space="preserve">print("Objetivo (Z):", res.fun)   # -&gt; 4170.0</w:t>
+      </w:r>
+    </w:p>
+    <w:p>
+      <w:pPr>
+        <w:spacing w:after="160"/>
+      </w:pPr>
+    </w:p>
+    <w:p>
+      <w:pPr>
+        <w:pStyle w:val="Heading3"/>
+        <w:spacing w:after="100" w:before="200"/>
+      </w:pPr>
+      <w:r>
+        <w:rPr>
+          <w:b/>
+          <w:bCs/>
+          <w:i/>
+          <w:iCs/>
+          <w:sz w:val="22"/>
+          <w:szCs w:val="22"/>
+        </w:rPr>
+        <w:t xml:space="preserve">ejecutar_todo.ps1 / ejecutar_todo.sh / ejecutar_todo.bat — un solo comando</w:t>
+      </w:r>
+    </w:p>
+    <w:p>
+      <w:pPr>
+        <w:spacing w:after="160" w:line="276"/>
+        <w:jc w:val="both"/>
+      </w:pPr>
+      <w:r>
+        <w:rPr>
+          <w:sz w:val="22"/>
+          <w:szCs w:val="22"/>
+        </w:rPr>
+        <w:t xml:space="preserve">Para que no haya que correr cada script a mano, estos tres archivos hacen todo el proceso automáticamente (Windows y Linux/macOS respectivamente):</w:t>
+      </w:r>
+    </w:p>
+    <w:p>
+      <w:pPr>
+        <w:pStyle w:val="ListParagraph"/>
+        <w:numPr>
+          <w:ilvl w:val="0"/>
+          <w:numId w:val="2"/>
+        </w:numPr>
+        <w:spacing w:after="80"/>
+      </w:pPr>
+      <w:r>
+        <w:rPr>
+          <w:sz w:val="22"/>
+          <w:szCs w:val="22"/>
+        </w:rPr>
+        <w:t xml:space="preserve">Instalan las dependencias de Python que falten (openpyxl, scipy).</w:t>
+      </w:r>
+    </w:p>
+    <w:p>
+      <w:pPr>
+        <w:pStyle w:val="ListParagraph"/>
+        <w:numPr>
+          <w:ilvl w:val="0"/>
+          <w:numId w:val="2"/>
+        </w:numPr>
+        <w:spacing w:after="80"/>
+      </w:pPr>
+      <w:r>
+        <w:rPr>
+          <w:sz w:val="22"/>
+          <w:szCs w:val="22"/>
+        </w:rPr>
+        <w:t xml:space="preserve">Corren build_xlsx.py.</w:t>
+      </w:r>
+    </w:p>
+    <w:p>
+      <w:pPr>
+        <w:pStyle w:val="ListParagraph"/>
+        <w:numPr>
+          <w:ilvl w:val="0"/>
+          <w:numId w:val="2"/>
+        </w:numPr>
+        <w:spacing w:after="80"/>
+      </w:pPr>
+      <w:r>
+        <w:rPr>
+          <w:sz w:val="22"/>
+          <w:szCs w:val="22"/>
+        </w:rPr>
+        <w:t xml:space="preserve">Levantan LibreOffice en modo servidor y esperan (con reintentos) a que esté listo antes de seguir.</w:t>
+      </w:r>
+    </w:p>
+    <w:p>
+      <w:pPr>
+        <w:pStyle w:val="ListParagraph"/>
+        <w:numPr>
+          <w:ilvl w:val="0"/>
+          <w:numId w:val="2"/>
+        </w:numPr>
+        <w:spacing w:after="80"/>
+      </w:pPr>
+      <w:r>
+        <w:rPr>
+          <w:sz w:val="22"/>
+          <w:szCs w:val="22"/>
+        </w:rPr>
+        <w:t xml:space="preserve">Corren run_solver.py y fill_solution.py con el Python que trae LibreOffice (el único que tiene el módulo uno).</w:t>
+      </w:r>
+    </w:p>
+    <w:p>
+      <w:pPr>
+        <w:pStyle w:val="ListParagraph"/>
+        <w:numPr>
+          <w:ilvl w:val="0"/>
+          <w:numId w:val="2"/>
+        </w:numPr>
+        <w:spacing w:after="80"/>
+      </w:pPr>
+      <w:r>
+        <w:rPr>
+          <w:sz w:val="22"/>
+          <w:szCs w:val="22"/>
+        </w:rPr>
+        <w:t xml:space="preserve">Corren lp_solve por línea de comandos sobre modelo.lp, si está instalado.</w:t>
+      </w:r>
+    </w:p>
+    <w:p>
+      <w:pPr>
+        <w:pStyle w:val="ListParagraph"/>
+        <w:numPr>
+          <w:ilvl w:val="0"/>
+          <w:numId w:val="2"/>
+        </w:numPr>
+        <w:spacing w:after="80"/>
+      </w:pPr>
+      <w:r>
+        <w:rPr>
+          <w:sz w:val="22"/>
+          <w:szCs w:val="22"/>
+        </w:rPr>
+        <w:t xml:space="preserve">Abren LPSolve IDE con modelo.lp ya cargado, como verificación visual adicional (no obligatoria: el resultado numérico ya quedó validado en los pasos anteriores).</w:t>
+      </w:r>
+    </w:p>
+    <w:p>
+      <w:pPr>
+        <w:pStyle w:val="ListParagraph"/>
+        <w:numPr>
+          <w:ilvl w:val="0"/>
+          <w:numId w:val="2"/>
+        </w:numPr>
+        <w:spacing w:after="80"/>
+      </w:pPr>
+      <w:r>
+        <w:rPr>
+          <w:sz w:val="22"/>
+          <w:szCs w:val="22"/>
+        </w:rPr>
+        <w:t xml:space="preserve">Corren verify_scipy.py.</w:t>
+      </w:r>
+    </w:p>
+    <w:p>
+      <w:pPr>
+        <w:pStyle w:val="ListParagraph"/>
+        <w:numPr>
+          <w:ilvl w:val="0"/>
+          <w:numId w:val="2"/>
+        </w:numPr>
+        <w:spacing w:after="80"/>
+      </w:pPr>
+      <w:r>
+        <w:rPr>
+          <w:sz w:val="22"/>
+          <w:szCs w:val="22"/>
+        </w:rPr>
+        <w:t xml:space="preserve">Cierran LibreOffice al terminar, sin dejar nada abierto ni pedir datos al usuario.</w:t>
+      </w:r>
+    </w:p>
+    <w:p>
+      <w:pPr>
+        <w:spacing w:after="160" w:line="276"/>
+        <w:jc w:val="both"/>
+      </w:pPr>
+      <w:r>
+        <w:rPr>
+          <w:sz w:val="22"/>
+          <w:szCs w:val="22"/>
+        </w:rPr>
+        <w:t xml:space="preserve">El código completo de estos tres archivos (no un resumen) está en Entrega/Verificacion/, porque ahí sí importa que sea ejecutable tal cual, línea por línea.</w:t>
+      </w:r>
+    </w:p>
+    <w:p>
+      <w:pPr>
+        <w:pBdr>
+          <w:top w:val="single" w:color="BFBFBF" w:sz="4" w:space="4"/>
+        </w:pBdr>
+        <w:spacing w:after="60" w:before="200"/>
+      </w:pPr>
+      <w:r>
+        <w:rPr>
+          <w:b/>
+          <w:bCs/>
+          <w:i/>
+          <w:iCs/>
+          <w:color w:val="555555"/>
+          <w:sz w:val="18"/>
+          <w:szCs w:val="18"/>
+        </w:rPr>
+        <w:t xml:space="preserve">Fuente(s) de esta sección (formato APA):</w:t>
+      </w:r>
+    </w:p>
+    <w:p>
+      <w:pPr>
+        <w:spacing w:after="60"/>
+        <w:ind w:left="460" w:hanging="260"/>
+      </w:pPr>
+      <w:r>
+        <w:rPr>
+          <w:color w:val="555555"/>
+          <w:sz w:val="18"/>
+          <w:szCs w:val="18"/>
+        </w:rPr>
+        <w:t xml:space="preserve">• </w:t>
+      </w:r>
+      <w:r>
+        <w:rPr>
+          <w:i w:val="false"/>
+          <w:iCs w:val="false"/>
+          <w:color w:val="555555"/>
+          <w:sz w:val="18"/>
+          <w:szCs w:val="18"/>
+        </w:rPr>
+        <w:t xml:space="preserve">Berkelaar, M., Eikland, K., &amp; Notebaert, P. (2004). </w:t>
+      </w:r>
+      <w:r>
+        <w:rPr>
+          <w:i/>
+          <w:iCs/>
+          <w:color w:val="555555"/>
+          <w:sz w:val="18"/>
+          <w:szCs w:val="18"/>
+        </w:rPr>
+        <w:t xml:space="preserve">lp_solve</w:t>
+      </w:r>
+      <w:r>
+        <w:rPr>
+          <w:i w:val="false"/>
+          <w:iCs w:val="false"/>
+          <w:color w:val="555555"/>
+          <w:sz w:val="18"/>
+          <w:szCs w:val="18"/>
+        </w:rPr>
+        <w:t xml:space="preserve"> (versión 5.5) [software]. SourceForge. https://sourceforge.net/projects/lpsolve/</w:t>
+      </w:r>
+    </w:p>
+    <w:p>
+      <w:pPr>
+        <w:spacing w:after="60"/>
+        <w:ind w:left="460" w:hanging="260"/>
+      </w:pPr>
+      <w:r>
+        <w:rPr>
+          <w:color w:val="555555"/>
+          <w:sz w:val="18"/>
+          <w:szCs w:val="18"/>
+        </w:rPr>
+        <w:t xml:space="preserve">• </w:t>
+      </w:r>
+      <w:r>
+        <w:rPr>
+          <w:i w:val="false"/>
+          <w:iCs w:val="false"/>
+          <w:color w:val="555555"/>
+          <w:sz w:val="18"/>
+          <w:szCs w:val="18"/>
+        </w:rPr>
+        <w:t xml:space="preserve">The Document Foundation. (2024). </w:t>
+      </w:r>
+      <w:r>
+        <w:rPr>
+          <w:i/>
+          <w:iCs/>
+          <w:color w:val="555555"/>
+          <w:sz w:val="18"/>
+          <w:szCs w:val="18"/>
+        </w:rPr>
+        <w:t xml:space="preserve">LibreOffice Calc</w:t>
+      </w:r>
+      <w:r>
+        <w:rPr>
+          <w:i w:val="false"/>
+          <w:iCs w:val="false"/>
+          <w:color w:val="555555"/>
+          <w:sz w:val="18"/>
+          <w:szCs w:val="18"/>
+        </w:rPr>
+        <w:t xml:space="preserve"> (versión 24.2) [software]. https://www.libreoffice.org</w:t>
+      </w:r>
+    </w:p>
+    <w:p>
+      <w:pPr>
+        <w:spacing w:after="0"/>
+        <w:ind w:left="460" w:hanging="260"/>
+      </w:pPr>
+      <w:r>
+        <w:rPr>
+          <w:color w:val="555555"/>
+          <w:sz w:val="18"/>
+          <w:szCs w:val="18"/>
+        </w:rPr>
+        <w:t xml:space="preserve">• </w:t>
+      </w:r>
+      <w:r>
+        <w:rPr>
+          <w:i w:val="false"/>
+          <w:iCs w:val="false"/>
+          <w:color w:val="555555"/>
+          <w:sz w:val="18"/>
+          <w:szCs w:val="18"/>
+        </w:rPr>
+        <w:t xml:space="preserve">Virtanen, P., Gommers, R., Oliphant, T. E., Haberland, M., Reddy, T., Cournapeau, D., Burovski, E., Peterson, P., Weckesser, W., Bright, J., van der Walt, S. J., Brett, M., Wilson, J., Millman, K. J., Mayorov, N., Nelson, A. R. J., Jones, E., Kern, R., Larson, E., … SciPy 1.0 Contributors. (2020). SciPy 1.0: Fundamental algorithms for scientific computing in Python. </w:t>
+      </w:r>
+      <w:r>
+        <w:rPr>
+          <w:i/>
+          <w:iCs/>
+          <w:color w:val="555555"/>
+          <w:sz w:val="18"/>
+          <w:szCs w:val="18"/>
+        </w:rPr>
+        <w:t xml:space="preserve">Nature Methods, 17</w:t>
+      </w:r>
+      <w:r>
+        <w:rPr>
+          <w:i w:val="false"/>
+          <w:iCs w:val="false"/>
+          <w:color w:val="555555"/>
+          <w:sz w:val="18"/>
+          <w:szCs w:val="18"/>
+        </w:rPr>
+        <w:t xml:space="preserve">, 261–272. https://doi.org/10.1038/s41592-019-0686-2</w:t>
       </w:r>
     </w:p>
     <w:sectPr>
